--- a/docs/manuscript_mcn_v2.docx
+++ b/docs/manuscript_mcn_v2.docx
@@ -235,7 +235,7 @@
         <w:t xml:space="preserve"> </w:t>
       </w:r>
       <w:r>
-        <w:t xml:space="preserve">baseline (rank correlation 0.39 against 0.32 on the biomarker concentration,</w:t>
+        <w:t xml:space="preserve">baseline (rank correlation 0.39 against 0.31 on the biomarker concentration,</w:t>
       </w:r>
       <w:r>
         <w:t xml:space="preserve"> </w:t>
@@ -259,7 +259,7 @@
         <w:t xml:space="preserve"> </w:t>
       </w:r>
       <w:r>
-        <w:t xml:space="preserve">country–outcome combinations at district level (17 positive) and 0.32 at</w:t>
+        <w:t xml:space="preserve">country–outcome combinations at district level (17 positive) and 0.31 at</w:t>
       </w:r>
       <w:r>
         <w:t xml:space="preserve"> </w:t>
@@ -271,7 +271,7 @@
         <w:t xml:space="preserve"> </w:t>
       </w:r>
       <w:r>
-        <w:t xml:space="preserve">percentiles are 0.08 and 0.15; an index built only from remotely sensed</w:t>
+        <w:t xml:space="preserve">percentiles are 0.08 and 0.16; an index built only from remotely sensed</w:t>
       </w:r>
       <w:r>
         <w:t xml:space="preserve"> </w:t>
@@ -283,7 +283,7 @@
         <w:t xml:space="preserve"> </w:t>
       </w:r>
       <w:r>
-        <w:t xml:space="preserve">0.45 (20 of 22). Absolute prevalence does not transport. Directing effort to</w:t>
+        <w:t xml:space="preserve">0.46 (20 of 22). Absolute prevalence does not transport. Directing effort to</w:t>
       </w:r>
       <w:r>
         <w:t xml:space="preserve"> </w:t>
@@ -331,7 +331,7 @@
         <w:t xml:space="preserve"> </w:t>
       </w:r>
       <w:r>
-        <w:t xml:space="preserve">ceiling being cluster effect; the model is at that ceiling in five of 24</w:t>
+        <w:t xml:space="preserve">ceiling being cluster effect; the model is at that ceiling in three of 24</w:t>
       </w:r>
       <w:r>
         <w:t xml:space="preserve"> </w:t>
@@ -3203,7 +3203,7 @@
         <w:t xml:space="preserve"> </w:t>
       </w:r>
       <w:r>
-        <w:t xml:space="preserve">473 columns in</w:t>
+        <w:t xml:space="preserve">471 columns in</w:t>
       </w:r>
       <w:r>
         <w:t xml:space="preserve"> </w:t>
@@ -4050,7 +4050,7 @@
                     <w:jc w:val="center"/>
                   </w:pPr>
                   <w:r>
-                    <w:t xml:space="preserve">Adult nutrition</w:t>
+                    <w:t xml:space="preserve">Water and sanitation</w:t>
                   </w:r>
                 </w:p>
               </w:tc>
@@ -4091,33 +4091,33 @@
                     <w:jc w:val="center"/>
                   </w:pPr>
                   <w:r>
-                    <w:t xml:space="preserve">Water and sanitation</w:t>
-                  </w:r>
-                </w:p>
-              </w:tc>
-              <w:tc>
-                <w:tcPr/>
-                <w:p>
-                  <w:pPr>
-                    <w:pStyle w:val="Compact"/>
-                    <w:jc w:val="right"/>
-                    <w:jc w:val="center"/>
-                  </w:pPr>
-                  <w:r>
-                    <w:t xml:space="preserve">9</w:t>
-                  </w:r>
-                </w:p>
-              </w:tc>
-              <w:tc>
-                <w:tcPr/>
-                <w:p>
-                  <w:pPr>
-                    <w:pStyle w:val="Compact"/>
-                    <w:jc w:val="left"/>
-                    <w:jc w:val="center"/>
-                  </w:pPr>
-                  <w:r>
-                    <w:t xml:space="preserve">DHS / MICS</w:t>
+                    <w:t xml:space="preserve">Helminth burden and control</w:t>
+                  </w:r>
+                </w:p>
+              </w:tc>
+              <w:tc>
+                <w:tcPr/>
+                <w:p>
+                  <w:pPr>
+                    <w:pStyle w:val="Compact"/>
+                    <w:jc w:val="right"/>
+                    <w:jc w:val="center"/>
+                  </w:pPr>
+                  <w:r>
+                    <w:t xml:space="preserve">8</w:t>
+                  </w:r>
+                </w:p>
+              </w:tc>
+              <w:tc>
+                <w:tcPr/>
+                <w:p>
+                  <w:pPr>
+                    <w:pStyle w:val="Compact"/>
+                    <w:jc w:val="left"/>
+                    <w:jc w:val="center"/>
+                  </w:pPr>
+                  <w:r>
+                    <w:t xml:space="preserve">ESPEN</w:t>
                   </w:r>
                 </w:p>
               </w:tc>
@@ -4132,7 +4132,7 @@
                     <w:jc w:val="center"/>
                   </w:pPr>
                   <w:r>
-                    <w:t xml:space="preserve">Helminth burden and control</w:t>
+                    <w:t xml:space="preserve">Livestock density</w:t>
                   </w:r>
                 </w:p>
               </w:tc>
@@ -4158,7 +4158,7 @@
                     <w:jc w:val="center"/>
                   </w:pPr>
                   <w:r>
-                    <w:t xml:space="preserve">ESPEN</w:t>
+                    <w:t xml:space="preserve">GLW4</w:t>
                   </w:r>
                 </w:p>
               </w:tc>
@@ -4173,33 +4173,33 @@
                     <w:jc w:val="center"/>
                   </w:pPr>
                   <w:r>
-                    <w:t xml:space="preserve">Livestock density</w:t>
-                  </w:r>
-                </w:p>
-              </w:tc>
-              <w:tc>
-                <w:tcPr/>
-                <w:p>
-                  <w:pPr>
-                    <w:pStyle w:val="Compact"/>
-                    <w:jc w:val="right"/>
-                    <w:jc w:val="center"/>
-                  </w:pPr>
-                  <w:r>
-                    <w:t xml:space="preserve">8</w:t>
-                  </w:r>
-                </w:p>
-              </w:tc>
-              <w:tc>
-                <w:tcPr/>
-                <w:p>
-                  <w:pPr>
-                    <w:pStyle w:val="Compact"/>
-                    <w:jc w:val="left"/>
-                    <w:jc w:val="center"/>
-                  </w:pPr>
-                  <w:r>
-                    <w:t xml:space="preserve">GLW4</w:t>
+                    <w:t xml:space="preserve">Adult nutrition</w:t>
+                  </w:r>
+                </w:p>
+              </w:tc>
+              <w:tc>
+                <w:tcPr/>
+                <w:p>
+                  <w:pPr>
+                    <w:pStyle w:val="Compact"/>
+                    <w:jc w:val="right"/>
+                    <w:jc w:val="center"/>
+                  </w:pPr>
+                  <w:r>
+                    <w:t xml:space="preserve">7</w:t>
+                  </w:r>
+                </w:p>
+              </w:tc>
+              <w:tc>
+                <w:tcPr/>
+                <w:p>
+                  <w:pPr>
+                    <w:pStyle w:val="Compact"/>
+                    <w:jc w:val="left"/>
+                    <w:jc w:val="center"/>
+                  </w:pPr>
+                  <w:r>
+                    <w:t xml:space="preserve">DHS / MICS</w:t>
                   </w:r>
                 </w:p>
               </w:tc>
@@ -5029,7 +5029,7 @@
         <w:t xml:space="preserve"> </w:t>
       </w:r>
       <w:r>
-        <w:t xml:space="preserve">0.32</w:t>
+        <w:t xml:space="preserve">0.31</w:t>
       </w:r>
       <w:r>
         <w:t xml:space="preserve"> </w:t>
@@ -5414,46 +5414,46 @@
                     <w:jc w:val="center"/>
                   </w:pPr>
                   <w:r>
-                    <w:t xml:space="preserve">Elastic net on all columns</w:t>
-                  </w:r>
-                </w:p>
-              </w:tc>
-              <w:tc>
-                <w:tcPr/>
-                <w:p>
-                  <w:pPr>
-                    <w:pStyle w:val="Compact"/>
-                    <w:jc w:val="right"/>
-                    <w:jc w:val="center"/>
-                  </w:pPr>
-                  <w:r>
-                    <w:t xml:space="preserve">0.32</w:t>
-                  </w:r>
-                </w:p>
-              </w:tc>
-              <w:tc>
-                <w:tcPr/>
-                <w:p>
-                  <w:pPr>
-                    <w:pStyle w:val="Compact"/>
-                    <w:jc w:val="right"/>
-                    <w:jc w:val="center"/>
-                  </w:pPr>
-                  <w:r>
-                    <w:t xml:space="preserve">15</w:t>
-                  </w:r>
-                </w:p>
-              </w:tc>
-              <w:tc>
-                <w:tcPr/>
-                <w:p>
-                  <w:pPr>
-                    <w:pStyle w:val="Compact"/>
-                    <w:jc w:val="right"/>
-                    <w:jc w:val="center"/>
-                  </w:pPr>
-                  <w:r>
-                    <w:t xml:space="preserve">0.12</w:t>
+                    <w:t xml:space="preserve">Elastic net on domain PCs</w:t>
+                  </w:r>
+                </w:p>
+              </w:tc>
+              <w:tc>
+                <w:tcPr/>
+                <w:p>
+                  <w:pPr>
+                    <w:pStyle w:val="Compact"/>
+                    <w:jc w:val="right"/>
+                    <w:jc w:val="center"/>
+                  </w:pPr>
+                  <w:r>
+                    <w:t xml:space="preserve">0.33</w:t>
+                  </w:r>
+                </w:p>
+              </w:tc>
+              <w:tc>
+                <w:tcPr/>
+                <w:p>
+                  <w:pPr>
+                    <w:pStyle w:val="Compact"/>
+                    <w:jc w:val="right"/>
+                    <w:jc w:val="center"/>
+                  </w:pPr>
+                  <w:r>
+                    <w:t xml:space="preserve">16</w:t>
+                  </w:r>
+                </w:p>
+              </w:tc>
+              <w:tc>
+                <w:tcPr/>
+                <w:p>
+                  <w:pPr>
+                    <w:pStyle w:val="Compact"/>
+                    <w:jc w:val="right"/>
+                    <w:jc w:val="center"/>
+                  </w:pPr>
+                  <w:r>
+                    <w:t xml:space="preserve">0.15</w:t>
                   </w:r>
                 </w:p>
               </w:tc>
@@ -5481,46 +5481,20 @@
                     <w:jc w:val="center"/>
                   </w:pPr>
                   <w:r>
-                    <w:t xml:space="preserve">Survey: jackknifed regional mean</w:t>
-                  </w:r>
-                </w:p>
-              </w:tc>
-              <w:tc>
-                <w:tcPr/>
-                <w:p>
-                  <w:pPr>
-                    <w:pStyle w:val="Compact"/>
-                    <w:jc w:val="right"/>
-                    <w:jc w:val="center"/>
-                  </w:pPr>
-                  <w:r>
-                    <w:t xml:space="preserve">0.32</w:t>
-                  </w:r>
-                </w:p>
-              </w:tc>
-              <w:tc>
-                <w:tcPr/>
-                <w:p>
-                  <w:pPr>
-                    <w:pStyle w:val="Compact"/>
-                    <w:jc w:val="right"/>
-                    <w:jc w:val="center"/>
-                  </w:pPr>
-                  <w:r>
-                    <w:t xml:space="preserve">17</w:t>
-                  </w:r>
-                </w:p>
-              </w:tc>
-              <w:tc>
-                <w:tcPr/>
-                <w:p>
-                  <w:pPr>
-                    <w:pStyle w:val="Compact"/>
-                    <w:jc w:val="right"/>
-                    <w:jc w:val="center"/>
-                  </w:pPr>
-                  <w:r>
-                    <w:t xml:space="preserve">0.19</w:t>
+                    <w:t xml:space="preserve">Elastic net on all columns</w:t>
+                  </w:r>
+                </w:p>
+              </w:tc>
+              <w:tc>
+                <w:tcPr/>
+                <w:p>
+                  <w:pPr>
+                    <w:pStyle w:val="Compact"/>
+                    <w:jc w:val="right"/>
+                    <w:jc w:val="center"/>
+                  </w:pPr>
+                  <w:r>
+                    <w:t xml:space="preserve">0.33</w:t>
                   </w:r>
                 </w:p>
               </w:tc>
@@ -5534,6 +5508,32 @@
                   </w:pPr>
                   <w:r>
                     <w:t xml:space="preserve">15</w:t>
+                  </w:r>
+                </w:p>
+              </w:tc>
+              <w:tc>
+                <w:tcPr/>
+                <w:p>
+                  <w:pPr>
+                    <w:pStyle w:val="Compact"/>
+                    <w:jc w:val="right"/>
+                    <w:jc w:val="center"/>
+                  </w:pPr>
+                  <w:r>
+                    <w:t xml:space="preserve">0.12</w:t>
+                  </w:r>
+                </w:p>
+              </w:tc>
+              <w:tc>
+                <w:tcPr/>
+                <w:p>
+                  <w:pPr>
+                    <w:pStyle w:val="Compact"/>
+                    <w:jc w:val="right"/>
+                    <w:jc w:val="center"/>
+                  </w:pPr>
+                  <w:r>
+                    <w:t xml:space="preserve">12</w:t>
                   </w:r>
                 </w:p>
               </w:tc>
@@ -5548,20 +5548,46 @@
                     <w:jc w:val="center"/>
                   </w:pPr>
                   <w:r>
-                    <w:t xml:space="preserve">Elastic net on domain PCs</w:t>
-                  </w:r>
-                </w:p>
-              </w:tc>
-              <w:tc>
-                <w:tcPr/>
-                <w:p>
-                  <w:pPr>
-                    <w:pStyle w:val="Compact"/>
-                    <w:jc w:val="right"/>
-                    <w:jc w:val="center"/>
-                  </w:pPr>
-                  <w:r>
-                    <w:t xml:space="preserve">0.32</w:t>
+                    <w:t xml:space="preserve">Survey: jackknifed regional mean</w:t>
+                  </w:r>
+                </w:p>
+              </w:tc>
+              <w:tc>
+                <w:tcPr/>
+                <w:p>
+                  <w:pPr>
+                    <w:pStyle w:val="Compact"/>
+                    <w:jc w:val="right"/>
+                    <w:jc w:val="center"/>
+                  </w:pPr>
+                  <w:r>
+                    <w:t xml:space="preserve">0.31</w:t>
+                  </w:r>
+                </w:p>
+              </w:tc>
+              <w:tc>
+                <w:tcPr/>
+                <w:p>
+                  <w:pPr>
+                    <w:pStyle w:val="Compact"/>
+                    <w:jc w:val="right"/>
+                    <w:jc w:val="center"/>
+                  </w:pPr>
+                  <w:r>
+                    <w:t xml:space="preserve">17</w:t>
+                  </w:r>
+                </w:p>
+              </w:tc>
+              <w:tc>
+                <w:tcPr/>
+                <w:p>
+                  <w:pPr>
+                    <w:pStyle w:val="Compact"/>
+                    <w:jc w:val="right"/>
+                    <w:jc w:val="center"/>
+                  </w:pPr>
+                  <w:r>
+                    <w:t xml:space="preserve">0.19</w:t>
                   </w:r>
                 </w:p>
               </w:tc>
@@ -5575,32 +5601,6 @@
                   </w:pPr>
                   <w:r>
                     <w:t xml:space="preserve">15</w:t>
-                  </w:r>
-                </w:p>
-              </w:tc>
-              <w:tc>
-                <w:tcPr/>
-                <w:p>
-                  <w:pPr>
-                    <w:pStyle w:val="Compact"/>
-                    <w:jc w:val="right"/>
-                    <w:jc w:val="center"/>
-                  </w:pPr>
-                  <w:r>
-                    <w:t xml:space="preserve">0.15</w:t>
-                  </w:r>
-                </w:p>
-              </w:tc>
-              <w:tc>
-                <w:tcPr/>
-                <w:p>
-                  <w:pPr>
-                    <w:pStyle w:val="Compact"/>
-                    <w:jc w:val="right"/>
-                    <w:jc w:val="center"/>
-                  </w:pPr>
-                  <w:r>
-                    <w:t xml:space="preserve">12</w:t>
                   </w:r>
                 </w:p>
               </w:tc>
@@ -5944,7 +5944,7 @@
                     <w:jc w:val="center"/>
                   </w:pPr>
                   <w:r>
-                    <w:t xml:space="preserve">0.39</w:t>
+                    <w:t xml:space="preserve">0.40</w:t>
                   </w:r>
                 </w:p>
               </w:tc>
@@ -5998,7 +5998,7 @@
                     <w:jc w:val="center"/>
                   </w:pPr>
                   <w:r>
-                    <w:t xml:space="preserve">Spatial smoother only</w:t>
+                    <w:t xml:space="preserve">Zero-tuning domain index</w:t>
                   </w:r>
                 </w:p>
               </w:tc>
@@ -6024,33 +6024,33 @@
                     <w:jc w:val="center"/>
                   </w:pPr>
                   <w:r>
-                    <w:t xml:space="preserve">17</w:t>
-                  </w:r>
-                </w:p>
-              </w:tc>
-              <w:tc>
-                <w:tcPr/>
-                <w:p>
-                  <w:pPr>
-                    <w:pStyle w:val="Compact"/>
-                    <w:jc w:val="right"/>
-                    <w:jc w:val="center"/>
-                  </w:pPr>
-                  <w:r>
-                    <w:t xml:space="preserve">0.26</w:t>
-                  </w:r>
-                </w:p>
-              </w:tc>
-              <w:tc>
-                <w:tcPr/>
-                <w:p>
-                  <w:pPr>
-                    <w:pStyle w:val="Compact"/>
-                    <w:jc w:val="right"/>
-                    <w:jc w:val="center"/>
-                  </w:pPr>
-                  <w:r>
                     <w:t xml:space="preserve">16</w:t>
+                  </w:r>
+                </w:p>
+              </w:tc>
+              <w:tc>
+                <w:tcPr/>
+                <w:p>
+                  <w:pPr>
+                    <w:pStyle w:val="Compact"/>
+                    <w:jc w:val="right"/>
+                    <w:jc w:val="center"/>
+                  </w:pPr>
+                  <w:r>
+                    <w:t xml:space="preserve">0.28</w:t>
+                  </w:r>
+                </w:p>
+              </w:tc>
+              <w:tc>
+                <w:tcPr/>
+                <w:p>
+                  <w:pPr>
+                    <w:pStyle w:val="Compact"/>
+                    <w:jc w:val="right"/>
+                    <w:jc w:val="center"/>
+                  </w:pPr>
+                  <w:r>
+                    <w:t xml:space="preserve">15</w:t>
                   </w:r>
                 </w:p>
               </w:tc>
@@ -6065,20 +6065,46 @@
                     <w:jc w:val="center"/>
                   </w:pPr>
                   <w:r>
-                    <w:t xml:space="preserve">Zero-tuning domain index</w:t>
-                  </w:r>
-                </w:p>
-              </w:tc>
-              <w:tc>
-                <w:tcPr/>
-                <w:p>
-                  <w:pPr>
-                    <w:pStyle w:val="Compact"/>
-                    <w:jc w:val="right"/>
-                    <w:jc w:val="center"/>
-                  </w:pPr>
-                  <w:r>
-                    <w:t xml:space="preserve">0.37</w:t>
+                    <w:t xml:space="preserve">Spatial smoother only</w:t>
+                  </w:r>
+                </w:p>
+              </w:tc>
+              <w:tc>
+                <w:tcPr/>
+                <w:p>
+                  <w:pPr>
+                    <w:pStyle w:val="Compact"/>
+                    <w:jc w:val="right"/>
+                    <w:jc w:val="center"/>
+                  </w:pPr>
+                  <w:r>
+                    <w:t xml:space="preserve">0.38</w:t>
+                  </w:r>
+                </w:p>
+              </w:tc>
+              <w:tc>
+                <w:tcPr/>
+                <w:p>
+                  <w:pPr>
+                    <w:pStyle w:val="Compact"/>
+                    <w:jc w:val="right"/>
+                    <w:jc w:val="center"/>
+                  </w:pPr>
+                  <w:r>
+                    <w:t xml:space="preserve">17</w:t>
+                  </w:r>
+                </w:p>
+              </w:tc>
+              <w:tc>
+                <w:tcPr/>
+                <w:p>
+                  <w:pPr>
+                    <w:pStyle w:val="Compact"/>
+                    <w:jc w:val="right"/>
+                    <w:jc w:val="center"/>
+                  </w:pPr>
+                  <w:r>
+                    <w:t xml:space="preserve">0.26</w:t>
                   </w:r>
                 </w:p>
               </w:tc>
@@ -6092,32 +6118,6 @@
                   </w:pPr>
                   <w:r>
                     <w:t xml:space="preserve">16</w:t>
-                  </w:r>
-                </w:p>
-              </w:tc>
-              <w:tc>
-                <w:tcPr/>
-                <w:p>
-                  <w:pPr>
-                    <w:pStyle w:val="Compact"/>
-                    <w:jc w:val="right"/>
-                    <w:jc w:val="center"/>
-                  </w:pPr>
-                  <w:r>
-                    <w:t xml:space="preserve">0.28</w:t>
-                  </w:r>
-                </w:p>
-              </w:tc>
-              <w:tc>
-                <w:tcPr/>
-                <w:p>
-                  <w:pPr>
-                    <w:pStyle w:val="Compact"/>
-                    <w:jc w:val="right"/>
-                    <w:jc w:val="center"/>
-                  </w:pPr>
-                  <w:r>
-                    <w:t xml:space="preserve">15</w:t>
                   </w:r>
                 </w:p>
               </w:tc>
@@ -6145,20 +6145,20 @@
                     <w:jc w:val="center"/>
                   </w:pPr>
                   <w:r>
-                    <w:t xml:space="preserve">0.24</w:t>
-                  </w:r>
-                </w:p>
-              </w:tc>
-              <w:tc>
-                <w:tcPr/>
-                <w:p>
-                  <w:pPr>
-                    <w:pStyle w:val="Compact"/>
-                    <w:jc w:val="right"/>
-                    <w:jc w:val="center"/>
-                  </w:pPr>
-                  <w:r>
-                    <w:t xml:space="preserve">15</w:t>
+                    <w:t xml:space="preserve">0.27</w:t>
+                  </w:r>
+                </w:p>
+              </w:tc>
+              <w:tc>
+                <w:tcPr/>
+                <w:p>
+                  <w:pPr>
+                    <w:pStyle w:val="Compact"/>
+                    <w:jc w:val="right"/>
+                    <w:jc w:val="center"/>
+                  </w:pPr>
+                  <w:r>
+                    <w:t xml:space="preserve">16</w:t>
                   </w:r>
                 </w:p>
               </w:tc>
@@ -6397,7 +6397,7 @@
         <w:t xml:space="preserve"> </w:t>
       </w:r>
       <w:r>
-        <w:t xml:space="preserve">0.32;</w:t>
+        <w:t xml:space="preserve">0.31;</w:t>
       </w:r>
       <w:r>
         <w:t xml:space="preserve"> </w:t>
@@ -6409,7 +6409,7 @@
         <w:t xml:space="preserve"> </w:t>
       </w:r>
       <w:r>
-        <w:t xml:space="preserve">0.08 and 0.15.</w:t>
+        <w:t xml:space="preserve">0.08 and 0.16.</w:t>
       </w:r>
       <w:r>
         <w:t xml:space="preserve"> </w:t>
@@ -6421,7 +6421,7 @@
         <w:t xml:space="preserve"> </w:t>
       </w:r>
       <w:r>
-        <w:t xml:space="preserve">both tiers, 0.37 at district level (positive in all 22) and 0.45 at the</w:t>
+        <w:t xml:space="preserve">both tiers, 0.37 at district level (positive in all 22) and 0.46 at the</w:t>
       </w:r>
       <w:r>
         <w:t xml:space="preserve"> </w:t>
@@ -6676,6 +6676,19 @@
                     <w:jc w:val="center"/>
                   </w:pPr>
                   <w:r>
+                    <w:t xml:space="preserve">0.31</w:t>
+                  </w:r>
+                </w:p>
+              </w:tc>
+              <w:tc>
+                <w:tcPr/>
+                <w:p>
+                  <w:pPr>
+                    <w:pStyle w:val="Compact"/>
+                    <w:jc w:val="right"/>
+                    <w:jc w:val="center"/>
+                  </w:pPr>
+                  <w:r>
                     <w:t xml:space="preserve">0.32</w:t>
                   </w:r>
                 </w:p>
@@ -6689,20 +6702,7 @@
                     <w:jc w:val="center"/>
                   </w:pPr>
                   <w:r>
-                    <w:t xml:space="preserve">0.33</w:t>
-                  </w:r>
-                </w:p>
-              </w:tc>
-              <w:tc>
-                <w:tcPr/>
-                <w:p>
-                  <w:pPr>
-                    <w:pStyle w:val="Compact"/>
-                    <w:jc w:val="right"/>
-                    <w:jc w:val="center"/>
-                  </w:pPr>
-                  <w:r>
-                    <w:t xml:space="preserve">0.45</w:t>
+                    <w:t xml:space="preserve">0.46</w:t>
                   </w:r>
                 </w:p>
               </w:tc>
@@ -6728,7 +6728,7 @@
                     <w:jc w:val="center"/>
                   </w:pPr>
                   <w:r>
-                    <w:t xml:space="preserve">0.15</w:t>
+                    <w:t xml:space="preserve">0.16</w:t>
                   </w:r>
                 </w:p>
               </w:tc>
@@ -6923,20 +6923,20 @@
                     <w:jc w:val="center"/>
                   </w:pPr>
                   <w:r>
-                    <w:t xml:space="preserve">0.021</w:t>
-                  </w:r>
-                </w:p>
-              </w:tc>
-              <w:tc>
-                <w:tcPr/>
-                <w:p>
-                  <w:pPr>
-                    <w:pStyle w:val="Compact"/>
-                    <w:jc w:val="right"/>
-                    <w:jc w:val="center"/>
-                  </w:pPr>
-                  <w:r>
-                    <w:t xml:space="preserve">0.318</w:t>
+                    <w:t xml:space="preserve">0.025</w:t>
+                  </w:r>
+                </w:p>
+              </w:tc>
+              <w:tc>
+                <w:tcPr/>
+                <w:p>
+                  <w:pPr>
+                    <w:pStyle w:val="Compact"/>
+                    <w:jc w:val="right"/>
+                    <w:jc w:val="center"/>
+                  </w:pPr>
+                  <w:r>
+                    <w:t xml:space="preserve">0.328</w:t>
                   </w:r>
                 </w:p>
               </w:tc>
@@ -6951,33 +6951,33 @@
                     <w:jc w:val="center"/>
                   </w:pPr>
                   <w:r>
-                    <w:t xml:space="preserve">Livestock density</w:t>
-                  </w:r>
-                </w:p>
-              </w:tc>
-              <w:tc>
-                <w:tcPr/>
-                <w:p>
-                  <w:pPr>
-                    <w:pStyle w:val="Compact"/>
-                    <w:jc w:val="right"/>
-                    <w:jc w:val="center"/>
-                  </w:pPr>
-                  <w:r>
-                    <w:t xml:space="preserve">0.012</w:t>
-                  </w:r>
-                </w:p>
-              </w:tc>
-              <w:tc>
-                <w:tcPr/>
-                <w:p>
-                  <w:pPr>
-                    <w:pStyle w:val="Compact"/>
-                    <w:jc w:val="right"/>
-                    <w:jc w:val="center"/>
-                  </w:pPr>
-                  <w:r>
-                    <w:t xml:space="preserve">0.226</w:t>
+                    <w:t xml:space="preserve">Climate and weather</w:t>
+                  </w:r>
+                </w:p>
+              </w:tc>
+              <w:tc>
+                <w:tcPr/>
+                <w:p>
+                  <w:pPr>
+                    <w:pStyle w:val="Compact"/>
+                    <w:jc w:val="right"/>
+                    <w:jc w:val="center"/>
+                  </w:pPr>
+                  <w:r>
+                    <w:t xml:space="preserve">0.014</w:t>
+                  </w:r>
+                </w:p>
+              </w:tc>
+              <w:tc>
+                <w:tcPr/>
+                <w:p>
+                  <w:pPr>
+                    <w:pStyle w:val="Compact"/>
+                    <w:jc w:val="right"/>
+                    <w:jc w:val="center"/>
+                  </w:pPr>
+                  <w:r>
+                    <w:t xml:space="preserve">0.354</w:t>
                   </w:r>
                 </w:p>
               </w:tc>
@@ -7005,20 +7005,20 @@
                     <w:jc w:val="center"/>
                   </w:pPr>
                   <w:r>
-                    <w:t xml:space="preserve">0.011</w:t>
-                  </w:r>
-                </w:p>
-              </w:tc>
-              <w:tc>
-                <w:tcPr/>
-                <w:p>
-                  <w:pPr>
-                    <w:pStyle w:val="Compact"/>
-                    <w:jc w:val="right"/>
-                    <w:jc w:val="center"/>
-                  </w:pPr>
-                  <w:r>
-                    <w:t xml:space="preserve">0.279</w:t>
+                    <w:t xml:space="preserve">0.012</w:t>
+                  </w:r>
+                </w:p>
+              </w:tc>
+              <w:tc>
+                <w:tcPr/>
+                <w:p>
+                  <w:pPr>
+                    <w:pStyle w:val="Compact"/>
+                    <w:jc w:val="right"/>
+                    <w:jc w:val="center"/>
+                  </w:pPr>
+                  <w:r>
+                    <w:t xml:space="preserve">0.291</w:t>
                   </w:r>
                 </w:p>
               </w:tc>
@@ -7033,33 +7033,33 @@
                     <w:jc w:val="center"/>
                   </w:pPr>
                   <w:r>
-                    <w:t xml:space="preserve">Climate and weather</w:t>
-                  </w:r>
-                </w:p>
-              </w:tc>
-              <w:tc>
-                <w:tcPr/>
-                <w:p>
-                  <w:pPr>
-                    <w:pStyle w:val="Compact"/>
-                    <w:jc w:val="right"/>
-                    <w:jc w:val="center"/>
-                  </w:pPr>
-                  <w:r>
-                    <w:t xml:space="preserve">0.010</w:t>
-                  </w:r>
-                </w:p>
-              </w:tc>
-              <w:tc>
-                <w:tcPr/>
-                <w:p>
-                  <w:pPr>
-                    <w:pStyle w:val="Compact"/>
-                    <w:jc w:val="right"/>
-                    <w:jc w:val="center"/>
-                  </w:pPr>
-                  <w:r>
-                    <w:t xml:space="preserve">0.351</w:t>
+                    <w:t xml:space="preserve">Livestock density</w:t>
+                  </w:r>
+                </w:p>
+              </w:tc>
+              <w:tc>
+                <w:tcPr/>
+                <w:p>
+                  <w:pPr>
+                    <w:pStyle w:val="Compact"/>
+                    <w:jc w:val="right"/>
+                    <w:jc w:val="center"/>
+                  </w:pPr>
+                  <w:r>
+                    <w:t xml:space="preserve">0.009</w:t>
+                  </w:r>
+                </w:p>
+              </w:tc>
+              <w:tc>
+                <w:tcPr/>
+                <w:p>
+                  <w:pPr>
+                    <w:pStyle w:val="Compact"/>
+                    <w:jc w:val="right"/>
+                    <w:jc w:val="center"/>
+                  </w:pPr>
+                  <w:r>
+                    <w:t xml:space="preserve">0.238</w:t>
                   </w:r>
                 </w:p>
               </w:tc>
@@ -7074,33 +7074,33 @@
                     <w:jc w:val="center"/>
                   </w:pPr>
                   <w:r>
-                    <w:t xml:space="preserve">Nutrition status (MODELLED SURFACE)</w:t>
-                  </w:r>
-                </w:p>
-              </w:tc>
-              <w:tc>
-                <w:tcPr/>
-                <w:p>
-                  <w:pPr>
-                    <w:pStyle w:val="Compact"/>
-                    <w:jc w:val="right"/>
-                    <w:jc w:val="center"/>
-                  </w:pPr>
-                  <w:r>
-                    <w:t xml:space="preserve">0.005</w:t>
-                  </w:r>
-                </w:p>
-              </w:tc>
-              <w:tc>
-                <w:tcPr/>
-                <w:p>
-                  <w:pPr>
-                    <w:pStyle w:val="Compact"/>
-                    <w:jc w:val="right"/>
-                    <w:jc w:val="center"/>
-                  </w:pPr>
-                  <w:r>
-                    <w:t xml:space="preserve">0.215</w:t>
+                    <w:t xml:space="preserve">Malaria incidence and treatment</w:t>
+                  </w:r>
+                </w:p>
+              </w:tc>
+              <w:tc>
+                <w:tcPr/>
+                <w:p>
+                  <w:pPr>
+                    <w:pStyle w:val="Compact"/>
+                    <w:jc w:val="right"/>
+                    <w:jc w:val="center"/>
+                  </w:pPr>
+                  <w:r>
+                    <w:t xml:space="preserve">0.007</w:t>
+                  </w:r>
+                </w:p>
+              </w:tc>
+              <w:tc>
+                <w:tcPr/>
+                <w:p>
+                  <w:pPr>
+                    <w:pStyle w:val="Compact"/>
+                    <w:jc w:val="right"/>
+                    <w:jc w:val="center"/>
+                  </w:pPr>
+                  <w:r>
+                    <w:t xml:space="preserve">0.139</w:t>
                   </w:r>
                 </w:p>
               </w:tc>
@@ -7128,20 +7128,20 @@
                     <w:jc w:val="center"/>
                   </w:pPr>
                   <w:r>
-                    <w:t xml:space="preserve">0.003</w:t>
-                  </w:r>
-                </w:p>
-              </w:tc>
-              <w:tc>
-                <w:tcPr/>
-                <w:p>
-                  <w:pPr>
-                    <w:pStyle w:val="Compact"/>
-                    <w:jc w:val="right"/>
-                    <w:jc w:val="center"/>
-                  </w:pPr>
-                  <w:r>
-                    <w:t xml:space="preserve">-0.086</w:t>
+                    <w:t xml:space="preserve">0.005</w:t>
+                  </w:r>
+                </w:p>
+              </w:tc>
+              <w:tc>
+                <w:tcPr/>
+                <w:p>
+                  <w:pPr>
+                    <w:pStyle w:val="Compact"/>
+                    <w:jc w:val="right"/>
+                    <w:jc w:val="center"/>
+                  </w:pPr>
+                  <w:r>
+                    <w:t xml:space="preserve">-0.072</w:t>
                   </w:r>
                 </w:p>
               </w:tc>
@@ -7156,33 +7156,33 @@
                     <w:jc w:val="center"/>
                   </w:pPr>
                   <w:r>
-                    <w:t xml:space="preserve">Malaria</w:t>
-                  </w:r>
-                </w:p>
-              </w:tc>
-              <w:tc>
-                <w:tcPr/>
-                <w:p>
-                  <w:pPr>
-                    <w:pStyle w:val="Compact"/>
-                    <w:jc w:val="right"/>
-                    <w:jc w:val="center"/>
-                  </w:pPr>
-                  <w:r>
-                    <w:t xml:space="preserve">0.003</w:t>
-                  </w:r>
-                </w:p>
-              </w:tc>
-              <w:tc>
-                <w:tcPr/>
-                <w:p>
-                  <w:pPr>
-                    <w:pStyle w:val="Compact"/>
-                    <w:jc w:val="right"/>
-                    <w:jc w:val="center"/>
-                  </w:pPr>
-                  <w:r>
-                    <w:t xml:space="preserve">0.010</w:t>
+                    <w:t xml:space="preserve">Nutrition status (MODELLED SURFACE)</w:t>
+                  </w:r>
+                </w:p>
+              </w:tc>
+              <w:tc>
+                <w:tcPr/>
+                <w:p>
+                  <w:pPr>
+                    <w:pStyle w:val="Compact"/>
+                    <w:jc w:val="right"/>
+                    <w:jc w:val="center"/>
+                  </w:pPr>
+                  <w:r>
+                    <w:t xml:space="preserve">0.005</w:t>
+                  </w:r>
+                </w:p>
+              </w:tc>
+              <w:tc>
+                <w:tcPr/>
+                <w:p>
+                  <w:pPr>
+                    <w:pStyle w:val="Compact"/>
+                    <w:jc w:val="right"/>
+                    <w:jc w:val="center"/>
+                  </w:pPr>
+                  <w:r>
+                    <w:t xml:space="preserve">0.219</w:t>
                   </w:r>
                 </w:p>
               </w:tc>
@@ -7197,33 +7197,33 @@
                     <w:jc w:val="center"/>
                   </w:pPr>
                   <w:r>
-                    <w:t xml:space="preserve">Adult nutrition</w:t>
-                  </w:r>
-                </w:p>
-              </w:tc>
-              <w:tc>
-                <w:tcPr/>
-                <w:p>
-                  <w:pPr>
-                    <w:pStyle w:val="Compact"/>
-                    <w:jc w:val="right"/>
-                    <w:jc w:val="center"/>
-                  </w:pPr>
-                  <w:r>
-                    <w:t xml:space="preserve">0.000</w:t>
-                  </w:r>
-                </w:p>
-              </w:tc>
-              <w:tc>
-                <w:tcPr/>
-                <w:p>
-                  <w:pPr>
-                    <w:pStyle w:val="Compact"/>
-                    <w:jc w:val="right"/>
-                    <w:jc w:val="center"/>
-                  </w:pPr>
-                  <w:r>
-                    <w:t xml:space="preserve">0.120</w:t>
+                    <w:t xml:space="preserve">Dietary diversity</w:t>
+                  </w:r>
+                </w:p>
+              </w:tc>
+              <w:tc>
+                <w:tcPr/>
+                <w:p>
+                  <w:pPr>
+                    <w:pStyle w:val="Compact"/>
+                    <w:jc w:val="right"/>
+                    <w:jc w:val="center"/>
+                  </w:pPr>
+                  <w:r>
+                    <w:t xml:space="preserve">0.004</w:t>
+                  </w:r>
+                </w:p>
+              </w:tc>
+              <w:tc>
+                <w:tcPr/>
+                <w:p>
+                  <w:pPr>
+                    <w:pStyle w:val="Compact"/>
+                    <w:jc w:val="right"/>
+                    <w:jc w:val="center"/>
+                  </w:pPr>
+                  <w:r>
+                    <w:t xml:space="preserve">0.043</w:t>
                   </w:r>
                 </w:p>
               </w:tc>
@@ -7238,33 +7238,33 @@
                     <w:jc w:val="center"/>
                   </w:pPr>
                   <w:r>
-                    <w:t xml:space="preserve">Food prices and supply</w:t>
-                  </w:r>
-                </w:p>
-              </w:tc>
-              <w:tc>
-                <w:tcPr/>
-                <w:p>
-                  <w:pPr>
-                    <w:pStyle w:val="Compact"/>
-                    <w:jc w:val="right"/>
-                    <w:jc w:val="center"/>
-                  </w:pPr>
-                  <w:r>
-                    <w:t xml:space="preserve">0.000</w:t>
-                  </w:r>
-                </w:p>
-              </w:tc>
-              <w:tc>
-                <w:tcPr/>
-                <w:p>
-                  <w:pPr>
-                    <w:pStyle w:val="Compact"/>
-                    <w:jc w:val="right"/>
-                    <w:jc w:val="center"/>
-                  </w:pPr>
-                  <w:r>
-                    <w:t xml:space="preserve">-0.024</w:t>
+                    <w:t xml:space="preserve">Malaria</w:t>
+                  </w:r>
+                </w:p>
+              </w:tc>
+              <w:tc>
+                <w:tcPr/>
+                <w:p>
+                  <w:pPr>
+                    <w:pStyle w:val="Compact"/>
+                    <w:jc w:val="right"/>
+                    <w:jc w:val="center"/>
+                  </w:pPr>
+                  <w:r>
+                    <w:t xml:space="preserve">0.002</w:t>
+                  </w:r>
+                </w:p>
+              </w:tc>
+              <w:tc>
+                <w:tcPr/>
+                <w:p>
+                  <w:pPr>
+                    <w:pStyle w:val="Compact"/>
+                    <w:jc w:val="right"/>
+                    <w:jc w:val="center"/>
+                  </w:pPr>
+                  <w:r>
+                    <w:t xml:space="preserve">0.014</w:t>
                   </w:r>
                 </w:p>
               </w:tc>
@@ -7279,7 +7279,7 @@
                     <w:jc w:val="center"/>
                   </w:pPr>
                   <w:r>
-                    <w:t xml:space="preserve">Malaria incidence and treatment</w:t>
+                    <w:t xml:space="preserve">Education, employment, SES</w:t>
                   </w:r>
                 </w:p>
               </w:tc>
@@ -7305,7 +7305,7 @@
                     <w:jc w:val="center"/>
                   </w:pPr>
                   <w:r>
-                    <w:t xml:space="preserve">0.129</w:t>
+                    <w:t xml:space="preserve">0.180</w:t>
                   </w:r>
                 </w:p>
               </w:tc>
@@ -7630,7 +7630,7 @@
                     <w:jc w:val="center"/>
                   </w:pPr>
                   <w:r>
-                    <w:t xml:space="preserve">1.22</w:t>
+                    <w:t xml:space="preserve">1.23</w:t>
                   </w:r>
                 </w:p>
               </w:tc>
@@ -7738,7 +7738,7 @@
                     <w:jc w:val="center"/>
                   </w:pPr>
                   <w:r>
-                    <w:t xml:space="preserve">1.11</w:t>
+                    <w:t xml:space="preserve">1.12</w:t>
                   </w:r>
                 </w:p>
               </w:tc>
@@ -8507,7 +8507,7 @@
         <w:t xml:space="preserve"> </w:t>
       </w:r>
       <w:r>
-        <w:t xml:space="preserve">below 0.30, and the model already reaches the ceiling in five cells. Child</w:t>
+        <w:t xml:space="preserve">below 0.30, and the model already reaches the ceiling in three cells. Child</w:t>
       </w:r>
       <w:r>
         <w:t xml:space="preserve"> </w:t>
@@ -8707,7 +8707,7 @@
                     <w:jc w:val="center"/>
                   </w:pPr>
                   <w:r>
-                    <w:t xml:space="preserve">0.57</w:t>
+                    <w:t xml:space="preserve">0.58</w:t>
                   </w:r>
                 </w:p>
               </w:tc>
@@ -8841,7 +8841,7 @@
                     <w:jc w:val="center"/>
                   </w:pPr>
                   <w:r>
-                    <w:t xml:space="preserve">0.12</w:t>
+                    <w:t xml:space="preserve">0.14</w:t>
                   </w:r>
                 </w:p>
               </w:tc>
@@ -9658,10 +9658,10 @@
               <w:tblLook w:firstRow="1" w:lastRow="0" w:firstColumn="0" w:lastColumn="0" w:noHBand="0" w:noVBand="0" w:val="0020"/>
             </w:tblPr>
             <w:tblGrid>
-              <w:gridCol w:w="1320"/>
-              <w:gridCol w:w="2036"/>
-              <w:gridCol w:w="2941"/>
-              <w:gridCol w:w="1621"/>
+              <w:gridCol w:w="1349"/>
+              <w:gridCol w:w="1917"/>
+              <w:gridCol w:w="3125"/>
+              <w:gridCol w:w="1527"/>
             </w:tblGrid>
             <w:tr>
               <w:trPr>
@@ -9918,7 +9918,7 @@
                     <w:jc w:val="center"/>
                   </w:pPr>
                   <w:r>
-                    <w:t xml:space="preserve">0.32 over 22 cells, 17 positive; three countries only before</w:t>
+                    <w:t xml:space="preserve">0.31 over 22 cells, 17 positive; three countries only before</w:t>
                   </w:r>
                 </w:p>
               </w:tc>
@@ -9972,7 +9972,7 @@
                     <w:jc w:val="center"/>
                   </w:pPr>
                   <w:r>
-                    <w:t xml:space="preserve">0.27 zero-tuning index, 17 of 22; 0.27 penalised, 20 of 22</w:t>
+                    <w:t xml:space="preserve">0.27 zero-tuning index, 17 of 22; 0.29 penalised, 20 of 22</w:t>
                   </w:r>
                 </w:p>
               </w:tc>
@@ -10364,6 +10364,114 @@
                   </w:pPr>
                   <w:r>
                     <w:t xml:space="preserve">Per-country cell count</w:t>
+                  </w:r>
+                </w:p>
+              </w:tc>
+            </w:tr>
+            <w:tr>
+              <w:tc>
+                <w:tcPr/>
+                <w:p>
+                  <w:pPr>
+                    <w:pStyle w:val="Compact"/>
+                    <w:jc w:val="left"/>
+                    <w:jc w:val="center"/>
+                  </w:pPr>
+                  <w:r>
+                    <w:t xml:space="preserve">DHS anaemia prevalence as a predictor</w:t>
+                  </w:r>
+                </w:p>
+              </w:tc>
+              <w:tc>
+                <w:tcPr/>
+                <w:p>
+                  <w:pPr>
+                    <w:pStyle w:val="Compact"/>
+                    <w:jc w:val="left"/>
+                    <w:jc w:val="center"/>
+                  </w:pPr>
+                  <w:r>
+                    <w:t xml:space="preserve">In the vocabulary, all four countries</w:t>
+                  </w:r>
+                </w:p>
+              </w:tc>
+              <w:tc>
+                <w:tcPr/>
+                <w:p>
+                  <w:pPr>
+                    <w:pStyle w:val="Compact"/>
+                    <w:jc w:val="left"/>
+                    <w:jc w:val="center"/>
+                  </w:pPr>
+                  <w:r>
+                    <w:t xml:space="preserve">Removed; iron transport moved by at most 0.04 in one cell, the index by 0.00</w:t>
+                  </w:r>
+                </w:p>
+              </w:tc>
+              <w:tc>
+                <w:tcPr/>
+                <w:p>
+                  <w:pPr>
+                    <w:pStyle w:val="Compact"/>
+                    <w:jc w:val="left"/>
+                    <w:jc w:val="center"/>
+                  </w:pPr>
+                  <w:r>
+                    <w:t xml:space="preserve">Per-column leakage audit (AU-01)</w:t>
+                  </w:r>
+                </w:p>
+              </w:tc>
+            </w:tr>
+            <w:tr>
+              <w:tc>
+                <w:tcPr/>
+                <w:p>
+                  <w:pPr>
+                    <w:pStyle w:val="Compact"/>
+                    <w:jc w:val="left"/>
+                    <w:jc w:val="center"/>
+                  </w:pPr>
+                  <w:r>
+                    <w:t xml:space="preserve">Vitamin A level target</w:t>
+                  </w:r>
+                </w:p>
+              </w:tc>
+              <w:tc>
+                <w:tcPr/>
+                <w:p>
+                  <w:pPr>
+                    <w:pStyle w:val="Compact"/>
+                    <w:jc w:val="left"/>
+                    <w:jc w:val="center"/>
+                  </w:pPr>
+                  <w:r>
+                    <w:t xml:space="preserve">Each survey’s own adjusted RBP (raw in Malawi)</w:t>
+                  </w:r>
+                </w:p>
+              </w:tc>
+              <w:tc>
+                <w:tcPr/>
+                <w:p>
+                  <w:pPr>
+                    <w:pStyle w:val="Compact"/>
+                    <w:jc w:val="left"/>
+                    <w:jc w:val="center"/>
+                  </w:pPr>
+                  <w:r>
+                    <w:t xml:space="preserve">Same BRINDA-adjusted RBP as the prevalence; Malawi child vitamin A level +0.05 to +0.07</w:t>
+                  </w:r>
+                </w:p>
+              </w:tc>
+              <w:tc>
+                <w:tcPr/>
+                <w:p>
+                  <w:pPr>
+                    <w:pStyle w:val="Compact"/>
+                    <w:jc w:val="left"/>
+                    <w:jc w:val="center"/>
+                  </w:pPr>
+                  <w:r>
+                    <w:t xml:space="preserve">Audit of target construction (AU-01)</w:t>
                   </w:r>
                 </w:p>
               </w:tc>
@@ -15869,20 +15977,20 @@
                     <w:jc w:val="center"/>
                   </w:pPr>
                   <w:r>
-                    <w:t xml:space="preserve">0.72</w:t>
-                  </w:r>
-                </w:p>
-              </w:tc>
-              <w:tc>
-                <w:tcPr/>
-                <w:p>
-                  <w:pPr>
-                    <w:pStyle w:val="Compact"/>
-                    <w:jc w:val="right"/>
-                    <w:jc w:val="center"/>
-                  </w:pPr>
-                  <w:r>
-                    <w:t xml:space="preserve">0.59</w:t>
+                    <w:t xml:space="preserve">0.66</w:t>
+                  </w:r>
+                </w:p>
+              </w:tc>
+              <w:tc>
+                <w:tcPr/>
+                <w:p>
+                  <w:pPr>
+                    <w:pStyle w:val="Compact"/>
+                    <w:jc w:val="right"/>
+                    <w:jc w:val="center"/>
+                  </w:pPr>
+                  <w:r>
+                    <w:t xml:space="preserve">0.58</w:t>
                   </w:r>
                 </w:p>
               </w:tc>
@@ -15923,20 +16031,20 @@
                     <w:jc w:val="center"/>
                   </w:pPr>
                   <w:r>
-                    <w:t xml:space="preserve">0.41</w:t>
-                  </w:r>
-                </w:p>
-              </w:tc>
-              <w:tc>
-                <w:tcPr/>
-                <w:p>
-                  <w:pPr>
-                    <w:pStyle w:val="Compact"/>
-                    <w:jc w:val="right"/>
-                    <w:jc w:val="center"/>
-                  </w:pPr>
-                  <w:r>
-                    <w:t xml:space="preserve">0.36</w:t>
+                    <w:t xml:space="preserve">0.37</w:t>
+                  </w:r>
+                </w:p>
+              </w:tc>
+              <w:tc>
+                <w:tcPr/>
+                <w:p>
+                  <w:pPr>
+                    <w:pStyle w:val="Compact"/>
+                    <w:jc w:val="right"/>
+                    <w:jc w:val="center"/>
+                  </w:pPr>
+                  <w:r>
+                    <w:t xml:space="preserve">0.33</w:t>
                   </w:r>
                 </w:p>
               </w:tc>
@@ -15977,20 +16085,20 @@
                     <w:jc w:val="center"/>
                   </w:pPr>
                   <w:r>
-                    <w:t xml:space="preserve">0.75</w:t>
-                  </w:r>
-                </w:p>
-              </w:tc>
-              <w:tc>
-                <w:tcPr/>
-                <w:p>
-                  <w:pPr>
-                    <w:pStyle w:val="Compact"/>
-                    <w:jc w:val="right"/>
-                    <w:jc w:val="center"/>
-                  </w:pPr>
-                  <w:r>
-                    <w:t xml:space="preserve">0.46</w:t>
+                    <w:t xml:space="preserve">0.76</w:t>
+                  </w:r>
+                </w:p>
+              </w:tc>
+              <w:tc>
+                <w:tcPr/>
+                <w:p>
+                  <w:pPr>
+                    <w:pStyle w:val="Compact"/>
+                    <w:jc w:val="right"/>
+                    <w:jc w:val="center"/>
+                  </w:pPr>
+                  <w:r>
+                    <w:t xml:space="preserve">0.44</w:t>
                   </w:r>
                 </w:p>
               </w:tc>
@@ -16031,7 +16139,7 @@
                     <w:jc w:val="center"/>
                   </w:pPr>
                   <w:r>
-                    <w:t xml:space="preserve">0.52</w:t>
+                    <w:t xml:space="preserve">0.51</w:t>
                   </w:r>
                 </w:p>
               </w:tc>
@@ -16085,7 +16193,7 @@
                     <w:jc w:val="center"/>
                   </w:pPr>
                   <w:r>
-                    <w:t xml:space="preserve">0.36</w:t>
+                    <w:t xml:space="preserve">0.40</w:t>
                   </w:r>
                 </w:p>
               </w:tc>
@@ -16206,7 +16314,7 @@
                     <w:jc w:val="center"/>
                   </w:pPr>
                   <w:r>
-                    <w:t xml:space="preserve">0.00</w:t>
+                    <w:t xml:space="preserve">0.01</w:t>
                   </w:r>
                 </w:p>
               </w:tc>
@@ -16301,7 +16409,7 @@
                     <w:jc w:val="center"/>
                   </w:pPr>
                   <w:r>
-                    <w:t xml:space="preserve">0.33</w:t>
+                    <w:t xml:space="preserve">0.31</w:t>
                   </w:r>
                 </w:p>
               </w:tc>
@@ -16409,7 +16517,7 @@
                     <w:jc w:val="center"/>
                   </w:pPr>
                   <w:r>
-                    <w:t xml:space="preserve">0.18</w:t>
+                    <w:t xml:space="preserve">0.20</w:t>
                   </w:r>
                 </w:p>
               </w:tc>
@@ -16463,7 +16571,7 @@
                     <w:jc w:val="center"/>
                   </w:pPr>
                   <w:r>
-                    <w:t xml:space="preserve">0.43</w:t>
+                    <w:t xml:space="preserve">0.44</w:t>
                   </w:r>
                 </w:p>
               </w:tc>
@@ -16517,20 +16625,20 @@
                     <w:jc w:val="center"/>
                   </w:pPr>
                   <w:r>
-                    <w:t xml:space="preserve">-0.07</w:t>
-                  </w:r>
-                </w:p>
-              </w:tc>
-              <w:tc>
-                <w:tcPr/>
-                <w:p>
-                  <w:pPr>
-                    <w:pStyle w:val="Compact"/>
-                    <w:jc w:val="right"/>
-                    <w:jc w:val="center"/>
-                  </w:pPr>
-                  <w:r>
-                    <w:t xml:space="preserve">-0.01</w:t>
+                    <w:t xml:space="preserve">-0.09</w:t>
+                  </w:r>
+                </w:p>
+              </w:tc>
+              <w:tc>
+                <w:tcPr/>
+                <w:p>
+                  <w:pPr>
+                    <w:pStyle w:val="Compact"/>
+                    <w:jc w:val="right"/>
+                    <w:jc w:val="center"/>
+                  </w:pPr>
+                  <w:r>
+                    <w:t xml:space="preserve">-0.02</w:t>
                   </w:r>
                 </w:p>
               </w:tc>
@@ -16733,20 +16841,20 @@
                     <w:jc w:val="center"/>
                   </w:pPr>
                   <w:r>
-                    <w:t xml:space="preserve">0.07</w:t>
-                  </w:r>
-                </w:p>
-              </w:tc>
-              <w:tc>
-                <w:tcPr/>
-                <w:p>
-                  <w:pPr>
-                    <w:pStyle w:val="Compact"/>
-                    <w:jc w:val="right"/>
-                    <w:jc w:val="center"/>
-                  </w:pPr>
-                  <w:r>
-                    <w:t xml:space="preserve">-0.18</w:t>
+                    <w:t xml:space="preserve">0.05</w:t>
+                  </w:r>
+                </w:p>
+              </w:tc>
+              <w:tc>
+                <w:tcPr/>
+                <w:p>
+                  <w:pPr>
+                    <w:pStyle w:val="Compact"/>
+                    <w:jc w:val="right"/>
+                    <w:jc w:val="center"/>
+                  </w:pPr>
+                  <w:r>
+                    <w:t xml:space="preserve">-0.20</w:t>
                   </w:r>
                 </w:p>
               </w:tc>
@@ -16841,20 +16949,20 @@
                     <w:jc w:val="center"/>
                   </w:pPr>
                   <w:r>
-                    <w:t xml:space="preserve">0.08</w:t>
-                  </w:r>
-                </w:p>
-              </w:tc>
-              <w:tc>
-                <w:tcPr/>
-                <w:p>
-                  <w:pPr>
-                    <w:pStyle w:val="Compact"/>
-                    <w:jc w:val="right"/>
-                    <w:jc w:val="center"/>
-                  </w:pPr>
-                  <w:r>
-                    <w:t xml:space="preserve">0.09</w:t>
+                    <w:t xml:space="preserve">0.14</w:t>
+                  </w:r>
+                </w:p>
+              </w:tc>
+              <w:tc>
+                <w:tcPr/>
+                <w:p>
+                  <w:pPr>
+                    <w:pStyle w:val="Compact"/>
+                    <w:jc w:val="right"/>
+                    <w:jc w:val="center"/>
+                  </w:pPr>
+                  <w:r>
+                    <w:t xml:space="preserve">0.10</w:t>
                   </w:r>
                 </w:p>
               </w:tc>
@@ -16895,20 +17003,20 @@
                     <w:jc w:val="center"/>
                   </w:pPr>
                   <w:r>
-                    <w:t xml:space="preserve">-0.03</w:t>
-                  </w:r>
-                </w:p>
-              </w:tc>
-              <w:tc>
-                <w:tcPr/>
-                <w:p>
-                  <w:pPr>
-                    <w:pStyle w:val="Compact"/>
-                    <w:jc w:val="right"/>
-                    <w:jc w:val="center"/>
-                  </w:pPr>
-                  <w:r>
-                    <w:t xml:space="preserve">-0.08</w:t>
+                    <w:t xml:space="preserve">-0.05</w:t>
+                  </w:r>
+                </w:p>
+              </w:tc>
+              <w:tc>
+                <w:tcPr/>
+                <w:p>
+                  <w:pPr>
+                    <w:pStyle w:val="Compact"/>
+                    <w:jc w:val="right"/>
+                    <w:jc w:val="center"/>
+                  </w:pPr>
+                  <w:r>
+                    <w:t xml:space="preserve">-0.06</w:t>
                   </w:r>
                 </w:p>
               </w:tc>
@@ -16949,20 +17057,20 @@
                     <w:jc w:val="center"/>
                   </w:pPr>
                   <w:r>
-                    <w:t xml:space="preserve">-0.12</w:t>
-                  </w:r>
-                </w:p>
-              </w:tc>
-              <w:tc>
-                <w:tcPr/>
-                <w:p>
-                  <w:pPr>
-                    <w:pStyle w:val="Compact"/>
-                    <w:jc w:val="right"/>
-                    <w:jc w:val="center"/>
-                  </w:pPr>
-                  <w:r>
-                    <w:t xml:space="preserve">-0.08</w:t>
+                    <w:t xml:space="preserve">-0.11</w:t>
+                  </w:r>
+                </w:p>
+              </w:tc>
+              <w:tc>
+                <w:tcPr/>
+                <w:p>
+                  <w:pPr>
+                    <w:pStyle w:val="Compact"/>
+                    <w:jc w:val="right"/>
+                    <w:jc w:val="center"/>
+                  </w:pPr>
+                  <w:r>
+                    <w:t xml:space="preserve">-0.06</w:t>
                   </w:r>
                 </w:p>
               </w:tc>

--- a/docs/manuscript_mcn_v2.docx
+++ b/docs/manuscript_mcn_v2.docx
@@ -133,7 +133,7 @@
         <w:t xml:space="preserve"> </w:t>
       </w:r>
       <w:r>
-        <w:t xml:space="preserve">country–outcome cells on 206 districts. Districts were linked to 473</w:t>
+        <w:t xml:space="preserve">country–outcome cells on 206 districts. Districts were linked to 460</w:t>
       </w:r>
       <w:r>
         <w:t xml:space="preserve"> </w:t>
@@ -3203,7 +3203,7 @@
         <w:t xml:space="preserve"> </w:t>
       </w:r>
       <w:r>
-        <w:t xml:space="preserve">471 columns in</w:t>
+        <w:t xml:space="preserve">460 columns in</w:t>
       </w:r>
       <w:r>
         <w:t xml:space="preserve"> </w:t>
@@ -3640,6 +3640,211 @@
                     <w:jc w:val="center"/>
                   </w:pPr>
                   <w:r>
+                    <w:t xml:space="preserve">Food prices and supply</w:t>
+                  </w:r>
+                </w:p>
+              </w:tc>
+              <w:tc>
+                <w:tcPr/>
+                <w:p>
+                  <w:pPr>
+                    <w:pStyle w:val="Compact"/>
+                    <w:jc w:val="right"/>
+                    <w:jc w:val="center"/>
+                  </w:pPr>
+                  <w:r>
+                    <w:t xml:space="preserve">21</w:t>
+                  </w:r>
+                </w:p>
+              </w:tc>
+              <w:tc>
+                <w:tcPr/>
+                <w:p>
+                  <w:pPr>
+                    <w:pStyle w:val="Compact"/>
+                    <w:jc w:val="left"/>
+                    <w:jc w:val="center"/>
+                  </w:pPr>
+                  <w:r>
+                    <w:t xml:space="preserve">FAOSTAT, WFP</w:t>
+                  </w:r>
+                </w:p>
+              </w:tc>
+            </w:tr>
+            <w:tr>
+              <w:tc>
+                <w:tcPr/>
+                <w:p>
+                  <w:pPr>
+                    <w:pStyle w:val="Compact"/>
+                    <w:jc w:val="left"/>
+                    <w:jc w:val="center"/>
+                  </w:pPr>
+                  <w:r>
+                    <w:t xml:space="preserve">Household assets and characteristics</w:t>
+                  </w:r>
+                </w:p>
+              </w:tc>
+              <w:tc>
+                <w:tcPr/>
+                <w:p>
+                  <w:pPr>
+                    <w:pStyle w:val="Compact"/>
+                    <w:jc w:val="right"/>
+                    <w:jc w:val="center"/>
+                  </w:pPr>
+                  <w:r>
+                    <w:t xml:space="preserve">21</w:t>
+                  </w:r>
+                </w:p>
+              </w:tc>
+              <w:tc>
+                <w:tcPr/>
+                <w:p>
+                  <w:pPr>
+                    <w:pStyle w:val="Compact"/>
+                    <w:jc w:val="left"/>
+                    <w:jc w:val="center"/>
+                  </w:pPr>
+                  <w:r>
+                    <w:t xml:space="preserve">DHS / MICS, WorldPop / GHS / RWI</w:t>
+                  </w:r>
+                </w:p>
+              </w:tc>
+            </w:tr>
+            <w:tr>
+              <w:tc>
+                <w:tcPr/>
+                <w:p>
+                  <w:pPr>
+                    <w:pStyle w:val="Compact"/>
+                    <w:jc w:val="left"/>
+                    <w:jc w:val="center"/>
+                  </w:pPr>
+                  <w:r>
+                    <w:t xml:space="preserve">Ecosystem productivity/greenness</w:t>
+                  </w:r>
+                </w:p>
+              </w:tc>
+              <w:tc>
+                <w:tcPr/>
+                <w:p>
+                  <w:pPr>
+                    <w:pStyle w:val="Compact"/>
+                    <w:jc w:val="right"/>
+                    <w:jc w:val="center"/>
+                  </w:pPr>
+                  <w:r>
+                    <w:t xml:space="preserve">16</w:t>
+                  </w:r>
+                </w:p>
+              </w:tc>
+              <w:tc>
+                <w:tcPr/>
+                <w:p>
+                  <w:pPr>
+                    <w:pStyle w:val="Compact"/>
+                    <w:jc w:val="left"/>
+                    <w:jc w:val="center"/>
+                  </w:pPr>
+                  <w:r>
+                    <w:t xml:space="preserve">Earth Engine</w:t>
+                  </w:r>
+                </w:p>
+              </w:tc>
+            </w:tr>
+            <w:tr>
+              <w:tc>
+                <w:tcPr/>
+                <w:p>
+                  <w:pPr>
+                    <w:pStyle w:val="Compact"/>
+                    <w:jc w:val="left"/>
+                    <w:jc w:val="center"/>
+                  </w:pPr>
+                  <w:r>
+                    <w:t xml:space="preserve">Built environment</w:t>
+                  </w:r>
+                </w:p>
+              </w:tc>
+              <w:tc>
+                <w:tcPr/>
+                <w:p>
+                  <w:pPr>
+                    <w:pStyle w:val="Compact"/>
+                    <w:jc w:val="right"/>
+                    <w:jc w:val="center"/>
+                  </w:pPr>
+                  <w:r>
+                    <w:t xml:space="preserve">13</w:t>
+                  </w:r>
+                </w:p>
+              </w:tc>
+              <w:tc>
+                <w:tcPr/>
+                <w:p>
+                  <w:pPr>
+                    <w:pStyle w:val="Compact"/>
+                    <w:jc w:val="left"/>
+                    <w:jc w:val="center"/>
+                  </w:pPr>
+                  <w:r>
+                    <w:t xml:space="preserve">DHS / MICS, Earth Engine</w:t>
+                  </w:r>
+                </w:p>
+              </w:tc>
+            </w:tr>
+            <w:tr>
+              <w:tc>
+                <w:tcPr/>
+                <w:p>
+                  <w:pPr>
+                    <w:pStyle w:val="Compact"/>
+                    <w:jc w:val="left"/>
+                    <w:jc w:val="center"/>
+                  </w:pPr>
+                  <w:r>
+                    <w:t xml:space="preserve">Education, employment, SES</w:t>
+                  </w:r>
+                </w:p>
+              </w:tc>
+              <w:tc>
+                <w:tcPr/>
+                <w:p>
+                  <w:pPr>
+                    <w:pStyle w:val="Compact"/>
+                    <w:jc w:val="right"/>
+                    <w:jc w:val="center"/>
+                  </w:pPr>
+                  <w:r>
+                    <w:t xml:space="preserve">12</w:t>
+                  </w:r>
+                </w:p>
+              </w:tc>
+              <w:tc>
+                <w:tcPr/>
+                <w:p>
+                  <w:pPr>
+                    <w:pStyle w:val="Compact"/>
+                    <w:jc w:val="left"/>
+                    <w:jc w:val="center"/>
+                  </w:pPr>
+                  <w:r>
+                    <w:t xml:space="preserve">DHS / MICS, WorldPop / GHS / RWI</w:t>
+                  </w:r>
+                </w:p>
+              </w:tc>
+            </w:tr>
+            <w:tr>
+              <w:tc>
+                <w:tcPr/>
+                <w:p>
+                  <w:pPr>
+                    <w:pStyle w:val="Compact"/>
+                    <w:jc w:val="left"/>
+                    <w:jc w:val="center"/>
+                  </w:pPr>
+                  <w:r>
                     <w:t xml:space="preserve">Malaria incidence and treatment</w:t>
                   </w:r>
                 </w:p>
@@ -3653,7 +3858,7 @@
                     <w:jc w:val="center"/>
                   </w:pPr>
                   <w:r>
-                    <w:t xml:space="preserve">23</w:t>
+                    <w:t xml:space="preserve">12</w:t>
                   </w:r>
                 </w:p>
               </w:tc>
@@ -3667,211 +3872,6 @@
                   </w:pPr>
                   <w:r>
                     <w:t xml:space="preserve">Malaria Atlas</w:t>
-                  </w:r>
-                </w:p>
-              </w:tc>
-            </w:tr>
-            <w:tr>
-              <w:tc>
-                <w:tcPr/>
-                <w:p>
-                  <w:pPr>
-                    <w:pStyle w:val="Compact"/>
-                    <w:jc w:val="left"/>
-                    <w:jc w:val="center"/>
-                  </w:pPr>
-                  <w:r>
-                    <w:t xml:space="preserve">Food prices and supply</w:t>
-                  </w:r>
-                </w:p>
-              </w:tc>
-              <w:tc>
-                <w:tcPr/>
-                <w:p>
-                  <w:pPr>
-                    <w:pStyle w:val="Compact"/>
-                    <w:jc w:val="right"/>
-                    <w:jc w:val="center"/>
-                  </w:pPr>
-                  <w:r>
-                    <w:t xml:space="preserve">21</w:t>
-                  </w:r>
-                </w:p>
-              </w:tc>
-              <w:tc>
-                <w:tcPr/>
-                <w:p>
-                  <w:pPr>
-                    <w:pStyle w:val="Compact"/>
-                    <w:jc w:val="left"/>
-                    <w:jc w:val="center"/>
-                  </w:pPr>
-                  <w:r>
-                    <w:t xml:space="preserve">FAOSTAT, WFP</w:t>
-                  </w:r>
-                </w:p>
-              </w:tc>
-            </w:tr>
-            <w:tr>
-              <w:tc>
-                <w:tcPr/>
-                <w:p>
-                  <w:pPr>
-                    <w:pStyle w:val="Compact"/>
-                    <w:jc w:val="left"/>
-                    <w:jc w:val="center"/>
-                  </w:pPr>
-                  <w:r>
-                    <w:t xml:space="preserve">Household assets and characteristics</w:t>
-                  </w:r>
-                </w:p>
-              </w:tc>
-              <w:tc>
-                <w:tcPr/>
-                <w:p>
-                  <w:pPr>
-                    <w:pStyle w:val="Compact"/>
-                    <w:jc w:val="right"/>
-                    <w:jc w:val="center"/>
-                  </w:pPr>
-                  <w:r>
-                    <w:t xml:space="preserve">21</w:t>
-                  </w:r>
-                </w:p>
-              </w:tc>
-              <w:tc>
-                <w:tcPr/>
-                <w:p>
-                  <w:pPr>
-                    <w:pStyle w:val="Compact"/>
-                    <w:jc w:val="left"/>
-                    <w:jc w:val="center"/>
-                  </w:pPr>
-                  <w:r>
-                    <w:t xml:space="preserve">DHS / MICS, WorldPop / GHS / RWI</w:t>
-                  </w:r>
-                </w:p>
-              </w:tc>
-            </w:tr>
-            <w:tr>
-              <w:tc>
-                <w:tcPr/>
-                <w:p>
-                  <w:pPr>
-                    <w:pStyle w:val="Compact"/>
-                    <w:jc w:val="left"/>
-                    <w:jc w:val="center"/>
-                  </w:pPr>
-                  <w:r>
-                    <w:t xml:space="preserve">Ecosystem productivity/greenness</w:t>
-                  </w:r>
-                </w:p>
-              </w:tc>
-              <w:tc>
-                <w:tcPr/>
-                <w:p>
-                  <w:pPr>
-                    <w:pStyle w:val="Compact"/>
-                    <w:jc w:val="right"/>
-                    <w:jc w:val="center"/>
-                  </w:pPr>
-                  <w:r>
-                    <w:t xml:space="preserve">16</w:t>
-                  </w:r>
-                </w:p>
-              </w:tc>
-              <w:tc>
-                <w:tcPr/>
-                <w:p>
-                  <w:pPr>
-                    <w:pStyle w:val="Compact"/>
-                    <w:jc w:val="left"/>
-                    <w:jc w:val="center"/>
-                  </w:pPr>
-                  <w:r>
-                    <w:t xml:space="preserve">Earth Engine</w:t>
-                  </w:r>
-                </w:p>
-              </w:tc>
-            </w:tr>
-            <w:tr>
-              <w:tc>
-                <w:tcPr/>
-                <w:p>
-                  <w:pPr>
-                    <w:pStyle w:val="Compact"/>
-                    <w:jc w:val="left"/>
-                    <w:jc w:val="center"/>
-                  </w:pPr>
-                  <w:r>
-                    <w:t xml:space="preserve">Built environment</w:t>
-                  </w:r>
-                </w:p>
-              </w:tc>
-              <w:tc>
-                <w:tcPr/>
-                <w:p>
-                  <w:pPr>
-                    <w:pStyle w:val="Compact"/>
-                    <w:jc w:val="right"/>
-                    <w:jc w:val="center"/>
-                  </w:pPr>
-                  <w:r>
-                    <w:t xml:space="preserve">13</w:t>
-                  </w:r>
-                </w:p>
-              </w:tc>
-              <w:tc>
-                <w:tcPr/>
-                <w:p>
-                  <w:pPr>
-                    <w:pStyle w:val="Compact"/>
-                    <w:jc w:val="left"/>
-                    <w:jc w:val="center"/>
-                  </w:pPr>
-                  <w:r>
-                    <w:t xml:space="preserve">DHS / MICS, Earth Engine</w:t>
-                  </w:r>
-                </w:p>
-              </w:tc>
-            </w:tr>
-            <w:tr>
-              <w:tc>
-                <w:tcPr/>
-                <w:p>
-                  <w:pPr>
-                    <w:pStyle w:val="Compact"/>
-                    <w:jc w:val="left"/>
-                    <w:jc w:val="center"/>
-                  </w:pPr>
-                  <w:r>
-                    <w:t xml:space="preserve">Education, employment, SES</w:t>
-                  </w:r>
-                </w:p>
-              </w:tc>
-              <w:tc>
-                <w:tcPr/>
-                <w:p>
-                  <w:pPr>
-                    <w:pStyle w:val="Compact"/>
-                    <w:jc w:val="right"/>
-                    <w:jc w:val="center"/>
-                  </w:pPr>
-                  <w:r>
-                    <w:t xml:space="preserve">12</w:t>
-                  </w:r>
-                </w:p>
-              </w:tc>
-              <w:tc>
-                <w:tcPr/>
-                <w:p>
-                  <w:pPr>
-                    <w:pStyle w:val="Compact"/>
-                    <w:jc w:val="left"/>
-                    <w:jc w:val="center"/>
-                  </w:pPr>
-                  <w:r>
-                    <w:t xml:space="preserve">DHS / MICS, WorldPop / GHS / RWI</w:t>
                   </w:r>
                 </w:p>
               </w:tc>
@@ -5017,7 +5017,7 @@
         <w:t xml:space="preserve"> </w:t>
       </w:r>
       <w:r>
-        <w:t xml:space="preserve">0.39</w:t>
+        <w:t xml:space="preserve">0.40</w:t>
       </w:r>
       <w:r>
         <w:t xml:space="preserve"> </w:t>
@@ -5041,7 +5041,7 @@
         <w:t xml:space="preserve"> </w:t>
       </w:r>
       <w:r>
-        <w:t xml:space="preserve">0.29</w:t>
+        <w:t xml:space="preserve">0.30</w:t>
       </w:r>
       <w:r>
         <w:t xml:space="preserve"> </w:t>
@@ -5252,6 +5252,140 @@
                     <w:jc w:val="center"/>
                   </w:pPr>
                   <w:r>
+                    <w:t xml:space="preserve">0.26</w:t>
+                  </w:r>
+                </w:p>
+              </w:tc>
+              <w:tc>
+                <w:tcPr/>
+                <w:p>
+                  <w:pPr>
+                    <w:pStyle w:val="Compact"/>
+                    <w:jc w:val="right"/>
+                    <w:jc w:val="center"/>
+                  </w:pPr>
+                  <w:r>
+                    <w:t xml:space="preserve">16</w:t>
+                  </w:r>
+                </w:p>
+              </w:tc>
+            </w:tr>
+            <w:tr>
+              <w:tc>
+                <w:tcPr/>
+                <w:p>
+                  <w:pPr>
+                    <w:pStyle w:val="Compact"/>
+                    <w:jc w:val="left"/>
+                    <w:jc w:val="center"/>
+                  </w:pPr>
+                  <w:r>
+                    <w:t xml:space="preserve">Zero-tuning domain index</w:t>
+                  </w:r>
+                </w:p>
+              </w:tc>
+              <w:tc>
+                <w:tcPr/>
+                <w:p>
+                  <w:pPr>
+                    <w:pStyle w:val="Compact"/>
+                    <w:jc w:val="right"/>
+                    <w:jc w:val="center"/>
+                  </w:pPr>
+                  <w:r>
+                    <w:t xml:space="preserve">0.40</w:t>
+                  </w:r>
+                </w:p>
+              </w:tc>
+              <w:tc>
+                <w:tcPr/>
+                <w:p>
+                  <w:pPr>
+                    <w:pStyle w:val="Compact"/>
+                    <w:jc w:val="right"/>
+                    <w:jc w:val="center"/>
+                  </w:pPr>
+                  <w:r>
+                    <w:t xml:space="preserve">16</w:t>
+                  </w:r>
+                </w:p>
+              </w:tc>
+              <w:tc>
+                <w:tcPr/>
+                <w:p>
+                  <w:pPr>
+                    <w:pStyle w:val="Compact"/>
+                    <w:jc w:val="right"/>
+                    <w:jc w:val="center"/>
+                  </w:pPr>
+                  <w:r>
+                    <w:t xml:space="preserve">0.30</w:t>
+                  </w:r>
+                </w:p>
+              </w:tc>
+              <w:tc>
+                <w:tcPr/>
+                <w:p>
+                  <w:pPr>
+                    <w:pStyle w:val="Compact"/>
+                    <w:jc w:val="right"/>
+                    <w:jc w:val="center"/>
+                  </w:pPr>
+                  <w:r>
+                    <w:t xml:space="preserve">16</w:t>
+                  </w:r>
+                </w:p>
+              </w:tc>
+            </w:tr>
+            <w:tr>
+              <w:tc>
+                <w:tcPr/>
+                <w:p>
+                  <w:pPr>
+                    <w:pStyle w:val="Compact"/>
+                    <w:jc w:val="left"/>
+                    <w:jc w:val="center"/>
+                  </w:pPr>
+                  <w:r>
+                    <w:t xml:space="preserve">Spatial smoother only</w:t>
+                  </w:r>
+                </w:p>
+              </w:tc>
+              <w:tc>
+                <w:tcPr/>
+                <w:p>
+                  <w:pPr>
+                    <w:pStyle w:val="Compact"/>
+                    <w:jc w:val="right"/>
+                    <w:jc w:val="center"/>
+                  </w:pPr>
+                  <w:r>
+                    <w:t xml:space="preserve">0.39</w:t>
+                  </w:r>
+                </w:p>
+              </w:tc>
+              <w:tc>
+                <w:tcPr/>
+                <w:p>
+                  <w:pPr>
+                    <w:pStyle w:val="Compact"/>
+                    <w:jc w:val="right"/>
+                    <w:jc w:val="center"/>
+                  </w:pPr>
+                  <w:r>
+                    <w:t xml:space="preserve">17</w:t>
+                  </w:r>
+                </w:p>
+              </w:tc>
+              <w:tc>
+                <w:tcPr/>
+                <w:p>
+                  <w:pPr>
+                    <w:pStyle w:val="Compact"/>
+                    <w:jc w:val="right"/>
+                    <w:jc w:val="center"/>
+                  </w:pPr>
+                  <w:r>
                     <w:t xml:space="preserve">0.27</w:t>
                   </w:r>
                 </w:p>
@@ -5280,20 +5414,20 @@
                     <w:jc w:val="center"/>
                   </w:pPr>
                   <w:r>
-                    <w:t xml:space="preserve">Zero-tuning domain index</w:t>
-                  </w:r>
-                </w:p>
-              </w:tc>
-              <w:tc>
-                <w:tcPr/>
-                <w:p>
-                  <w:pPr>
-                    <w:pStyle w:val="Compact"/>
-                    <w:jc w:val="right"/>
-                    <w:jc w:val="center"/>
-                  </w:pPr>
-                  <w:r>
-                    <w:t xml:space="preserve">0.39</w:t>
+                    <w:t xml:space="preserve">Elastic net on domain PCs</w:t>
+                  </w:r>
+                </w:p>
+              </w:tc>
+              <w:tc>
+                <w:tcPr/>
+                <w:p>
+                  <w:pPr>
+                    <w:pStyle w:val="Compact"/>
+                    <w:jc w:val="right"/>
+                    <w:jc w:val="center"/>
+                  </w:pPr>
+                  <w:r>
+                    <w:t xml:space="preserve">0.32</w:t>
                   </w:r>
                 </w:p>
               </w:tc>
@@ -5319,141 +5453,7 @@
                     <w:jc w:val="center"/>
                   </w:pPr>
                   <w:r>
-                    <w:t xml:space="preserve">0.29</w:t>
-                  </w:r>
-                </w:p>
-              </w:tc>
-              <w:tc>
-                <w:tcPr/>
-                <w:p>
-                  <w:pPr>
-                    <w:pStyle w:val="Compact"/>
-                    <w:jc w:val="right"/>
-                    <w:jc w:val="center"/>
-                  </w:pPr>
-                  <w:r>
-                    <w:t xml:space="preserve">15</w:t>
-                  </w:r>
-                </w:p>
-              </w:tc>
-            </w:tr>
-            <w:tr>
-              <w:tc>
-                <w:tcPr/>
-                <w:p>
-                  <w:pPr>
-                    <w:pStyle w:val="Compact"/>
-                    <w:jc w:val="left"/>
-                    <w:jc w:val="center"/>
-                  </w:pPr>
-                  <w:r>
-                    <w:t xml:space="preserve">Spatial smoother only</w:t>
-                  </w:r>
-                </w:p>
-              </w:tc>
-              <w:tc>
-                <w:tcPr/>
-                <w:p>
-                  <w:pPr>
-                    <w:pStyle w:val="Compact"/>
-                    <w:jc w:val="right"/>
-                    <w:jc w:val="center"/>
-                  </w:pPr>
-                  <w:r>
-                    <w:t xml:space="preserve">0.39</w:t>
-                  </w:r>
-                </w:p>
-              </w:tc>
-              <w:tc>
-                <w:tcPr/>
-                <w:p>
-                  <w:pPr>
-                    <w:pStyle w:val="Compact"/>
-                    <w:jc w:val="right"/>
-                    <w:jc w:val="center"/>
-                  </w:pPr>
-                  <w:r>
-                    <w:t xml:space="preserve">17</w:t>
-                  </w:r>
-                </w:p>
-              </w:tc>
-              <w:tc>
-                <w:tcPr/>
-                <w:p>
-                  <w:pPr>
-                    <w:pStyle w:val="Compact"/>
-                    <w:jc w:val="right"/>
-                    <w:jc w:val="center"/>
-                  </w:pPr>
-                  <w:r>
-                    <w:t xml:space="preserve">0.27</w:t>
-                  </w:r>
-                </w:p>
-              </w:tc>
-              <w:tc>
-                <w:tcPr/>
-                <w:p>
-                  <w:pPr>
-                    <w:pStyle w:val="Compact"/>
-                    <w:jc w:val="right"/>
-                    <w:jc w:val="center"/>
-                  </w:pPr>
-                  <w:r>
-                    <w:t xml:space="preserve">16</w:t>
-                  </w:r>
-                </w:p>
-              </w:tc>
-            </w:tr>
-            <w:tr>
-              <w:tc>
-                <w:tcPr/>
-                <w:p>
-                  <w:pPr>
-                    <w:pStyle w:val="Compact"/>
-                    <w:jc w:val="left"/>
-                    <w:jc w:val="center"/>
-                  </w:pPr>
-                  <w:r>
-                    <w:t xml:space="preserve">Elastic net on domain PCs</w:t>
-                  </w:r>
-                </w:p>
-              </w:tc>
-              <w:tc>
-                <w:tcPr/>
-                <w:p>
-                  <w:pPr>
-                    <w:pStyle w:val="Compact"/>
-                    <w:jc w:val="right"/>
-                    <w:jc w:val="center"/>
-                  </w:pPr>
-                  <w:r>
-                    <w:t xml:space="preserve">0.33</w:t>
-                  </w:r>
-                </w:p>
-              </w:tc>
-              <w:tc>
-                <w:tcPr/>
-                <w:p>
-                  <w:pPr>
-                    <w:pStyle w:val="Compact"/>
-                    <w:jc w:val="right"/>
-                    <w:jc w:val="center"/>
-                  </w:pPr>
-                  <w:r>
-                    <w:t xml:space="preserve">16</w:t>
-                  </w:r>
-                </w:p>
-              </w:tc>
-              <w:tc>
-                <w:tcPr/>
-                <w:p>
-                  <w:pPr>
-                    <w:pStyle w:val="Compact"/>
-                    <w:jc w:val="right"/>
-                    <w:jc w:val="center"/>
-                  </w:pPr>
-                  <w:r>
-                    <w:t xml:space="preserve">0.15</w:t>
+                    <w:t xml:space="preserve">0.16</w:t>
                   </w:r>
                 </w:p>
               </w:tc>
@@ -5494,7 +5494,7 @@
                     <w:jc w:val="center"/>
                   </w:pPr>
                   <w:r>
-                    <w:t xml:space="preserve">0.33</w:t>
+                    <w:t xml:space="preserve">0.32</w:t>
                   </w:r>
                 </w:p>
               </w:tc>
@@ -5695,7 +5695,7 @@
         <w:t xml:space="preserve"> </w:t>
       </w:r>
       <w:r>
-        <w:t xml:space="preserve">(0.29</w:t>
+        <w:t xml:space="preserve">(0.30</w:t>
       </w:r>
       <w:r>
         <w:t xml:space="preserve"> </w:t>
@@ -6171,20 +6171,20 @@
                     <w:jc w:val="center"/>
                   </w:pPr>
                   <w:r>
-                    <w:t xml:space="preserve">0.06</w:t>
-                  </w:r>
-                </w:p>
-              </w:tc>
-              <w:tc>
-                <w:tcPr/>
-                <w:p>
-                  <w:pPr>
-                    <w:pStyle w:val="Compact"/>
-                    <w:jc w:val="right"/>
-                    <w:jc w:val="center"/>
-                  </w:pPr>
-                  <w:r>
-                    <w:t xml:space="preserve">10</w:t>
+                    <w:t xml:space="preserve">0.08</w:t>
+                  </w:r>
+                </w:p>
+              </w:tc>
+              <w:tc>
+                <w:tcPr/>
+                <w:p>
+                  <w:pPr>
+                    <w:pStyle w:val="Compact"/>
+                    <w:jc w:val="right"/>
+                    <w:jc w:val="center"/>
+                  </w:pPr>
+                  <w:r>
+                    <w:t xml:space="preserve">11</w:t>
                   </w:r>
                 </w:p>
               </w:tc>
@@ -6212,7 +6212,7 @@
                     <w:jc w:val="center"/>
                   </w:pPr>
                   <w:r>
-                    <w:t xml:space="preserve">0.22</w:t>
+                    <w:t xml:space="preserve">0.23</w:t>
                   </w:r>
                 </w:p>
               </w:tc>
@@ -6238,7 +6238,7 @@
                     <w:jc w:val="center"/>
                   </w:pPr>
                   <w:r>
-                    <w:t xml:space="preserve">-0.07</w:t>
+                    <w:t xml:space="preserve">-0.08</w:t>
                   </w:r>
                 </w:p>
               </w:tc>
@@ -6445,7 +6445,13 @@
         <w:t xml:space="preserve"> </w:t>
       </w:r>
       <w:r>
-        <w:t xml:space="preserve">domains inside the training fold recovers about 0.04 of its margin.</w:t>
+        <w:t xml:space="preserve">domains inside the training fold recovers none of its margin (median</w:t>
+      </w:r>
+      <w:r>
+        <w:t xml:space="preserve"> </w:t>
+      </w:r>
+      <w:r>
+        <w:t xml:space="preserve">difference from the full index -0.01, better in 11 of 22 cells).</w:t>
       </w:r>
     </w:p>
     <w:tbl>
@@ -6689,7 +6695,7 @@
                     <w:jc w:val="center"/>
                   </w:pPr>
                   <w:r>
-                    <w:t xml:space="preserve">0.32</w:t>
+                    <w:t xml:space="preserve">0.36</w:t>
                   </w:r>
                 </w:p>
               </w:tc>
@@ -6923,7 +6929,7 @@
                     <w:jc w:val="center"/>
                   </w:pPr>
                   <w:r>
-                    <w:t xml:space="preserve">0.025</w:t>
+                    <w:t xml:space="preserve">0.021</w:t>
                   </w:r>
                 </w:p>
               </w:tc>
@@ -7005,7 +7011,7 @@
                     <w:jc w:val="center"/>
                   </w:pPr>
                   <w:r>
-                    <w:t xml:space="preserve">0.012</w:t>
+                    <w:t xml:space="preserve">0.010</w:t>
                   </w:r>
                 </w:p>
               </w:tc>
@@ -7033,6 +7039,47 @@
                     <w:jc w:val="center"/>
                   </w:pPr>
                   <w:r>
+                    <w:t xml:space="preserve">Malaria incidence and treatment</w:t>
+                  </w:r>
+                </w:p>
+              </w:tc>
+              <w:tc>
+                <w:tcPr/>
+                <w:p>
+                  <w:pPr>
+                    <w:pStyle w:val="Compact"/>
+                    <w:jc w:val="right"/>
+                    <w:jc w:val="center"/>
+                  </w:pPr>
+                  <w:r>
+                    <w:t xml:space="preserve">0.010</w:t>
+                  </w:r>
+                </w:p>
+              </w:tc>
+              <w:tc>
+                <w:tcPr/>
+                <w:p>
+                  <w:pPr>
+                    <w:pStyle w:val="Compact"/>
+                    <w:jc w:val="right"/>
+                    <w:jc w:val="center"/>
+                  </w:pPr>
+                  <w:r>
+                    <w:t xml:space="preserve">0.152</w:t>
+                  </w:r>
+                </w:p>
+              </w:tc>
+            </w:tr>
+            <w:tr>
+              <w:tc>
+                <w:tcPr/>
+                <w:p>
+                  <w:pPr>
+                    <w:pStyle w:val="Compact"/>
+                    <w:jc w:val="left"/>
+                    <w:jc w:val="center"/>
+                  </w:pPr>
+                  <w:r>
                     <w:t xml:space="preserve">Livestock density</w:t>
                   </w:r>
                 </w:p>
@@ -7046,7 +7093,7 @@
                     <w:jc w:val="center"/>
                   </w:pPr>
                   <w:r>
-                    <w:t xml:space="preserve">0.009</w:t>
+                    <w:t xml:space="preserve">0.007</w:t>
                   </w:r>
                 </w:p>
               </w:tc>
@@ -7074,33 +7121,74 @@
                     <w:jc w:val="center"/>
                   </w:pPr>
                   <w:r>
-                    <w:t xml:space="preserve">Malaria incidence and treatment</w:t>
-                  </w:r>
-                </w:p>
-              </w:tc>
-              <w:tc>
-                <w:tcPr/>
-                <w:p>
-                  <w:pPr>
-                    <w:pStyle w:val="Compact"/>
-                    <w:jc w:val="right"/>
-                    <w:jc w:val="center"/>
-                  </w:pPr>
-                  <w:r>
-                    <w:t xml:space="preserve">0.007</w:t>
-                  </w:r>
-                </w:p>
-              </w:tc>
-              <w:tc>
-                <w:tcPr/>
-                <w:p>
-                  <w:pPr>
-                    <w:pStyle w:val="Compact"/>
-                    <w:jc w:val="right"/>
-                    <w:jc w:val="center"/>
-                  </w:pPr>
-                  <w:r>
-                    <w:t xml:space="preserve">0.139</w:t>
+                    <w:t xml:space="preserve">Nutrition status (MODELLED SURFACE)</w:t>
+                  </w:r>
+                </w:p>
+              </w:tc>
+              <w:tc>
+                <w:tcPr/>
+                <w:p>
+                  <w:pPr>
+                    <w:pStyle w:val="Compact"/>
+                    <w:jc w:val="right"/>
+                    <w:jc w:val="center"/>
+                  </w:pPr>
+                  <w:r>
+                    <w:t xml:space="preserve">0.005</w:t>
+                  </w:r>
+                </w:p>
+              </w:tc>
+              <w:tc>
+                <w:tcPr/>
+                <w:p>
+                  <w:pPr>
+                    <w:pStyle w:val="Compact"/>
+                    <w:jc w:val="right"/>
+                    <w:jc w:val="center"/>
+                  </w:pPr>
+                  <w:r>
+                    <w:t xml:space="preserve">0.219</w:t>
+                  </w:r>
+                </w:p>
+              </w:tc>
+            </w:tr>
+            <w:tr>
+              <w:tc>
+                <w:tcPr/>
+                <w:p>
+                  <w:pPr>
+                    <w:pStyle w:val="Compact"/>
+                    <w:jc w:val="left"/>
+                    <w:jc w:val="center"/>
+                  </w:pPr>
+                  <w:r>
+                    <w:t xml:space="preserve">Adult nutrition</w:t>
+                  </w:r>
+                </w:p>
+              </w:tc>
+              <w:tc>
+                <w:tcPr/>
+                <w:p>
+                  <w:pPr>
+                    <w:pStyle w:val="Compact"/>
+                    <w:jc w:val="right"/>
+                    <w:jc w:val="center"/>
+                  </w:pPr>
+                  <w:r>
+                    <w:t xml:space="preserve">-0.001</w:t>
+                  </w:r>
+                </w:p>
+              </w:tc>
+              <w:tc>
+                <w:tcPr/>
+                <w:p>
+                  <w:pPr>
+                    <w:pStyle w:val="Compact"/>
+                    <w:jc w:val="right"/>
+                    <w:jc w:val="center"/>
+                  </w:pPr>
+                  <w:r>
+                    <w:t xml:space="preserve">0.088</w:t>
                   </w:r>
                 </w:p>
               </w:tc>
@@ -7128,7 +7216,7 @@
                     <w:jc w:val="center"/>
                   </w:pPr>
                   <w:r>
-                    <w:t xml:space="preserve">0.005</w:t>
+                    <w:t xml:space="preserve">-0.001</w:t>
                   </w:r>
                 </w:p>
               </w:tc>
@@ -7156,156 +7244,74 @@
                     <w:jc w:val="center"/>
                   </w:pPr>
                   <w:r>
-                    <w:t xml:space="preserve">Nutrition status (MODELLED SURFACE)</w:t>
-                  </w:r>
-                </w:p>
-              </w:tc>
-              <w:tc>
-                <w:tcPr/>
-                <w:p>
-                  <w:pPr>
-                    <w:pStyle w:val="Compact"/>
-                    <w:jc w:val="right"/>
-                    <w:jc w:val="center"/>
-                  </w:pPr>
-                  <w:r>
-                    <w:t xml:space="preserve">0.005</w:t>
-                  </w:r>
-                </w:p>
-              </w:tc>
-              <w:tc>
-                <w:tcPr/>
-                <w:p>
-                  <w:pPr>
-                    <w:pStyle w:val="Compact"/>
-                    <w:jc w:val="right"/>
-                    <w:jc w:val="center"/>
-                  </w:pPr>
-                  <w:r>
-                    <w:t xml:space="preserve">0.219</w:t>
-                  </w:r>
-                </w:p>
-              </w:tc>
-            </w:tr>
-            <w:tr>
-              <w:tc>
-                <w:tcPr/>
-                <w:p>
-                  <w:pPr>
-                    <w:pStyle w:val="Compact"/>
-                    <w:jc w:val="left"/>
-                    <w:jc w:val="center"/>
-                  </w:pPr>
-                  <w:r>
-                    <w:t xml:space="preserve">Dietary diversity</w:t>
-                  </w:r>
-                </w:p>
-              </w:tc>
-              <w:tc>
-                <w:tcPr/>
-                <w:p>
-                  <w:pPr>
-                    <w:pStyle w:val="Compact"/>
-                    <w:jc w:val="right"/>
-                    <w:jc w:val="center"/>
-                  </w:pPr>
-                  <w:r>
-                    <w:t xml:space="preserve">0.004</w:t>
-                  </w:r>
-                </w:p>
-              </w:tc>
-              <w:tc>
-                <w:tcPr/>
-                <w:p>
-                  <w:pPr>
-                    <w:pStyle w:val="Compact"/>
-                    <w:jc w:val="right"/>
-                    <w:jc w:val="center"/>
-                  </w:pPr>
-                  <w:r>
-                    <w:t xml:space="preserve">0.043</w:t>
-                  </w:r>
-                </w:p>
-              </w:tc>
-            </w:tr>
-            <w:tr>
-              <w:tc>
-                <w:tcPr/>
-                <w:p>
-                  <w:pPr>
-                    <w:pStyle w:val="Compact"/>
-                    <w:jc w:val="left"/>
-                    <w:jc w:val="center"/>
-                  </w:pPr>
-                  <w:r>
-                    <w:t xml:space="preserve">Malaria</w:t>
-                  </w:r>
-                </w:p>
-              </w:tc>
-              <w:tc>
-                <w:tcPr/>
-                <w:p>
-                  <w:pPr>
-                    <w:pStyle w:val="Compact"/>
-                    <w:jc w:val="right"/>
-                    <w:jc w:val="center"/>
-                  </w:pPr>
-                  <w:r>
-                    <w:t xml:space="preserve">0.002</w:t>
-                  </w:r>
-                </w:p>
-              </w:tc>
-              <w:tc>
-                <w:tcPr/>
-                <w:p>
-                  <w:pPr>
-                    <w:pStyle w:val="Compact"/>
-                    <w:jc w:val="right"/>
-                    <w:jc w:val="center"/>
-                  </w:pPr>
-                  <w:r>
-                    <w:t xml:space="preserve">0.014</w:t>
-                  </w:r>
-                </w:p>
-              </w:tc>
-            </w:tr>
-            <w:tr>
-              <w:tc>
-                <w:tcPr/>
-                <w:p>
-                  <w:pPr>
-                    <w:pStyle w:val="Compact"/>
-                    <w:jc w:val="left"/>
-                    <w:jc w:val="center"/>
-                  </w:pPr>
-                  <w:r>
-                    <w:t xml:space="preserve">Education, employment, SES</w:t>
-                  </w:r>
-                </w:p>
-              </w:tc>
-              <w:tc>
-                <w:tcPr/>
-                <w:p>
-                  <w:pPr>
-                    <w:pStyle w:val="Compact"/>
-                    <w:jc w:val="right"/>
-                    <w:jc w:val="center"/>
-                  </w:pPr>
-                  <w:r>
-                    <w:t xml:space="preserve">0.000</w:t>
-                  </w:r>
-                </w:p>
-              </w:tc>
-              <w:tc>
-                <w:tcPr/>
-                <w:p>
-                  <w:pPr>
-                    <w:pStyle w:val="Compact"/>
-                    <w:jc w:val="right"/>
-                    <w:jc w:val="center"/>
-                  </w:pPr>
-                  <w:r>
-                    <w:t xml:space="preserve">0.180</w:t>
+                    <w:t xml:space="preserve">Satellite embedding</w:t>
+                  </w:r>
+                </w:p>
+              </w:tc>
+              <w:tc>
+                <w:tcPr/>
+                <w:p>
+                  <w:pPr>
+                    <w:pStyle w:val="Compact"/>
+                    <w:jc w:val="right"/>
+                    <w:jc w:val="center"/>
+                  </w:pPr>
+                  <w:r>
+                    <w:t xml:space="preserve">-0.001</w:t>
+                  </w:r>
+                </w:p>
+              </w:tc>
+              <w:tc>
+                <w:tcPr/>
+                <w:p>
+                  <w:pPr>
+                    <w:pStyle w:val="Compact"/>
+                    <w:jc w:val="right"/>
+                    <w:jc w:val="center"/>
+                  </w:pPr>
+                  <w:r>
+                    <w:t xml:space="preserve">0.206</w:t>
+                  </w:r>
+                </w:p>
+              </w:tc>
+            </w:tr>
+            <w:tr>
+              <w:tc>
+                <w:tcPr/>
+                <w:p>
+                  <w:pPr>
+                    <w:pStyle w:val="Compact"/>
+                    <w:jc w:val="left"/>
+                    <w:jc w:val="center"/>
+                  </w:pPr>
+                  <w:r>
+                    <w:t xml:space="preserve">Food prices and supply</w:t>
+                  </w:r>
+                </w:p>
+              </w:tc>
+              <w:tc>
+                <w:tcPr/>
+                <w:p>
+                  <w:pPr>
+                    <w:pStyle w:val="Compact"/>
+                    <w:jc w:val="right"/>
+                    <w:jc w:val="center"/>
+                  </w:pPr>
+                  <w:r>
+                    <w:t xml:space="preserve">-0.003</w:t>
+                  </w:r>
+                </w:p>
+              </w:tc>
+              <w:tc>
+                <w:tcPr/>
+                <w:p>
+                  <w:pPr>
+                    <w:pStyle w:val="Compact"/>
+                    <w:jc w:val="right"/>
+                    <w:jc w:val="center"/>
+                  </w:pPr>
+                  <w:r>
+                    <w:t xml:space="preserve">-0.050</w:t>
                   </w:r>
                 </w:p>
               </w:tc>
@@ -7751,7 +7757,7 @@
                     <w:jc w:val="center"/>
                   </w:pPr>
                   <w:r>
-                    <w:t xml:space="preserve">9</w:t>
+                    <w:t xml:space="preserve">8</w:t>
                   </w:r>
                 </w:p>
               </w:tc>
@@ -9005,25 +9011,31 @@
         <w:t xml:space="preserve"> </w:t>
       </w:r>
       <w:r>
-        <w:t xml:space="preserve">not been surveyed. Livestock density alone matches the full vocabulary at</w:t>
-      </w:r>
-      <w:r>
-        <w:t xml:space="preserve"> </w:t>
-      </w:r>
-      <w:r>
-        <w:t xml:space="preserve">district transport on the concentration target, and enters the ablation as</w:t>
-      </w:r>
-      <w:r>
-        <w:t xml:space="preserve"> </w:t>
-      </w:r>
-      <w:r>
-        <w:t xml:space="preserve">the second load-bearing domain; the vocabulary is saturated, and the two</w:t>
-      </w:r>
-      <w:r>
-        <w:t xml:space="preserve"> </w:t>
-      </w:r>
-      <w:r>
-        <w:t xml:space="preserve">remotely sensed domains carry it.</w:t>
+        <w:t xml:space="preserve">not been surveyed. Livestock density alone reaches 0.24 against 0.27 for the</w:t>
+      </w:r>
+      <w:r>
+        <w:t xml:space="preserve"> </w:t>
+      </w:r>
+      <w:r>
+        <w:t xml:space="preserve">full vocabulary at district transport on the concentration target, and enters</w:t>
+      </w:r>
+      <w:r>
+        <w:t xml:space="preserve"> </w:t>
+      </w:r>
+      <w:r>
+        <w:t xml:space="preserve">the ablation among the load-bearing domains (+0.007, behind soil, climate,</w:t>
+      </w:r>
+      <w:r>
+        <w:t xml:space="preserve"> </w:t>
+      </w:r>
+      <w:r>
+        <w:t xml:space="preserve">agriculture and the survey-year malaria block); the vocabulary is saturated,</w:t>
+      </w:r>
+      <w:r>
+        <w:t xml:space="preserve"> </w:t>
+      </w:r>
+      <w:r>
+        <w:t xml:space="preserve">and the two remotely sensed domains carry it.</w:t>
       </w:r>
     </w:p>
     <w:tbl>
@@ -9614,13 +9626,19 @@
         <w:t xml:space="preserve"> </w:t>
       </w:r>
       <w:r>
-        <w:t xml:space="preserve">against them, and two were data-handling defects found only because the</w:t>
-      </w:r>
-      <w:r>
-        <w:t xml:space="preserve"> </w:t>
-      </w:r>
-      <w:r>
-        <w:t xml:space="preserve">protocol made a dropped country or a mis-filed domain visible.</w:t>
+        <w:t xml:space="preserve">against them, and the remaining rows are data-handling defects found only</w:t>
+      </w:r>
+      <w:r>
+        <w:t xml:space="preserve"> </w:t>
+      </w:r>
+      <w:r>
+        <w:t xml:space="preserve">because the protocol, and the audit it prompted, made a dropped country, a</w:t>
+      </w:r>
+      <w:r>
+        <w:t xml:space="preserve"> </w:t>
+      </w:r>
+      <w:r>
+        <w:t xml:space="preserve">mis-filed domain, a leaked column or a mis-scaled unit visible.</w:t>
       </w:r>
     </w:p>
     <w:tbl>
@@ -9658,10 +9676,10 @@
               <w:tblLook w:firstRow="1" w:lastRow="0" w:firstColumn="0" w:lastColumn="0" w:noHBand="0" w:noVBand="0" w:val="0020"/>
             </w:tblPr>
             <w:tblGrid>
-              <w:gridCol w:w="1349"/>
-              <w:gridCol w:w="1917"/>
-              <w:gridCol w:w="3125"/>
-              <w:gridCol w:w="1527"/>
+              <w:gridCol w:w="898"/>
+              <w:gridCol w:w="2482"/>
+              <w:gridCol w:w="3522"/>
+              <w:gridCol w:w="1016"/>
             </w:tblGrid>
             <w:tr>
               <w:trPr>
@@ -9972,7 +9990,7 @@
                     <w:jc w:val="center"/>
                   </w:pPr>
                   <w:r>
-                    <w:t xml:space="preserve">0.27 zero-tuning index, 17 of 22; 0.29 penalised, 20 of 22</w:t>
+                    <w:t xml:space="preserve">0.27 zero-tuning index, 17 of 22; 0.27 penalised, 20 of 22</w:t>
                   </w:r>
                 </w:p>
               </w:tc>
@@ -10472,6 +10490,114 @@
                   </w:pPr>
                   <w:r>
                     <w:t xml:space="preserve">Audit of target construction (AU-01)</w:t>
+                  </w:r>
+                </w:p>
+              </w:tc>
+            </w:tr>
+            <w:tr>
+              <w:tc>
+                <w:tcPr/>
+                <w:p>
+                  <w:pPr>
+                    <w:pStyle w:val="Compact"/>
+                    <w:jc w:val="left"/>
+                    <w:jc w:val="center"/>
+                  </w:pPr>
+                  <w:r>
+                    <w:t xml:space="preserve">Population density</w:t>
+                  </w:r>
+                </w:p>
+              </w:tc>
+              <w:tc>
+                <w:tcPr/>
+                <w:p>
+                  <w:pPr>
+                    <w:pStyle w:val="Compact"/>
+                    <w:jc w:val="left"/>
+                    <w:jc w:val="center"/>
+                  </w:pPr>
+                  <w:r>
+                    <w:t xml:space="preserve">log of the district population count</w:t>
+                  </w:r>
+                </w:p>
+              </w:tc>
+              <w:tc>
+                <w:tcPr/>
+                <w:p>
+                  <w:pPr>
+                    <w:pStyle w:val="Compact"/>
+                    <w:jc w:val="left"/>
+                    <w:jc w:val="center"/>
+                  </w:pPr>
+                  <w:r>
+                    <w:t xml:space="preserve">Population per km2; the old column ranked districts by area as much as by crowding (rank correlation 0.16 in Malawi)</w:t>
+                  </w:r>
+                </w:p>
+              </w:tc>
+              <w:tc>
+                <w:tcPr/>
+                <w:p>
+                  <w:pPr>
+                    <w:pStyle w:val="Compact"/>
+                    <w:jc w:val="left"/>
+                    <w:jc w:val="center"/>
+                  </w:pPr>
+                  <w:r>
+                    <w:t xml:space="preserve">Unit check against known densities (AU-01)</w:t>
+                  </w:r>
+                </w:p>
+              </w:tc>
+            </w:tr>
+            <w:tr>
+              <w:tc>
+                <w:tcPr/>
+                <w:p>
+                  <w:pPr>
+                    <w:pStyle w:val="Compact"/>
+                    <w:jc w:val="left"/>
+                    <w:jc w:val="center"/>
+                  </w:pPr>
+                  <w:r>
+                    <w:t xml:space="preserve">Malaria Atlas vintage</w:t>
+                  </w:r>
+                </w:p>
+              </w:tc>
+              <w:tc>
+                <w:tcPr/>
+                <w:p>
+                  <w:pPr>
+                    <w:pStyle w:val="Compact"/>
+                    <w:jc w:val="left"/>
+                    <w:jc w:val="center"/>
+                  </w:pPr>
+                  <w:r>
+                    <w:t xml:space="preserve">Rasters at each product’s release date, 4-12 years after the surveys; three releases as separate columns</w:t>
+                  </w:r>
+                </w:p>
+              </w:tc>
+              <w:tc>
+                <w:tcPr/>
+                <w:p>
+                  <w:pPr>
+                    <w:pStyle w:val="Compact"/>
+                    <w:jc w:val="left"/>
+                    <w:jc w:val="center"/>
+                  </w:pPr>
+                  <w:r>
+                    <w:t xml:space="preserve">Nine products at the survey year from one release (471 to 460 predictors); malaria joins the load-bearing domains (+0.010); district index unchanged</w:t>
+                  </w:r>
+                </w:p>
+              </w:tc>
+              <w:tc>
+                <w:tcPr/>
+                <w:p>
+                  <w:pPr>
+                    <w:pStyle w:val="Compact"/>
+                    <w:jc w:val="left"/>
+                    <w:jc w:val="center"/>
+                  </w:pPr>
+                  <w:r>
+                    <w:t xml:space="preserve">Vintage audit (AU-01)</w:t>
                   </w:r>
                 </w:p>
               </w:tc>
@@ -15923,7 +16049,7 @@
                     <w:jc w:val="center"/>
                   </w:pPr>
                   <w:r>
-                    <w:t xml:space="preserve">0.50</w:t>
+                    <w:t xml:space="preserve">0.54</w:t>
                   </w:r>
                 </w:p>
               </w:tc>
@@ -15990,22 +16116,346 @@
                     <w:jc w:val="center"/>
                   </w:pPr>
                   <w:r>
+                    <w:t xml:space="preserve">0.56</w:t>
+                  </w:r>
+                </w:p>
+              </w:tc>
+            </w:tr>
+            <w:tr>
+              <w:tc>
+                <w:tcPr/>
+                <w:p>
+                  <w:pPr>
+                    <w:pStyle w:val="Compact"/>
+                    <w:jc w:val="left"/>
+                    <w:jc w:val="center"/>
+                  </w:pPr>
+                  <w:r>
+                    <w:t xml:space="preserve">Gambia</w:t>
+                  </w:r>
+                </w:p>
+              </w:tc>
+              <w:tc>
+                <w:tcPr/>
+                <w:p>
+                  <w:pPr>
+                    <w:pStyle w:val="Compact"/>
+                    <w:jc w:val="left"/>
+                    <w:jc w:val="center"/>
+                  </w:pPr>
+                  <w:r>
+                    <w:t xml:space="preserve">Women’s iron</w:t>
+                  </w:r>
+                </w:p>
+              </w:tc>
+              <w:tc>
+                <w:tcPr/>
+                <w:p>
+                  <w:pPr>
+                    <w:pStyle w:val="Compact"/>
+                    <w:jc w:val="right"/>
+                    <w:jc w:val="center"/>
+                  </w:pPr>
+                  <w:r>
+                    <w:t xml:space="preserve">0.38</w:t>
+                  </w:r>
+                </w:p>
+              </w:tc>
+              <w:tc>
+                <w:tcPr/>
+                <w:p>
+                  <w:pPr>
+                    <w:pStyle w:val="Compact"/>
+                    <w:jc w:val="right"/>
+                    <w:jc w:val="center"/>
+                  </w:pPr>
+                  <w:r>
+                    <w:t xml:space="preserve">0.38</w:t>
+                  </w:r>
+                </w:p>
+              </w:tc>
+            </w:tr>
+            <w:tr>
+              <w:tc>
+                <w:tcPr/>
+                <w:p>
+                  <w:pPr>
+                    <w:pStyle w:val="Compact"/>
+                    <w:jc w:val="left"/>
+                    <w:jc w:val="center"/>
+                  </w:pPr>
+                  <w:r>
+                    <w:t xml:space="preserve">Gambia</w:t>
+                  </w:r>
+                </w:p>
+              </w:tc>
+              <w:tc>
+                <w:tcPr/>
+                <w:p>
+                  <w:pPr>
+                    <w:pStyle w:val="Compact"/>
+                    <w:jc w:val="left"/>
+                    <w:jc w:val="center"/>
+                  </w:pPr>
+                  <w:r>
+                    <w:t xml:space="preserve">Women’s vitamin A</w:t>
+                  </w:r>
+                </w:p>
+              </w:tc>
+              <w:tc>
+                <w:tcPr/>
+                <w:p>
+                  <w:pPr>
+                    <w:pStyle w:val="Compact"/>
+                    <w:jc w:val="right"/>
+                    <w:jc w:val="center"/>
+                  </w:pPr>
+                  <w:r>
+                    <w:t xml:space="preserve">0.77</w:t>
+                  </w:r>
+                </w:p>
+              </w:tc>
+              <w:tc>
+                <w:tcPr/>
+                <w:p>
+                  <w:pPr>
+                    <w:pStyle w:val="Compact"/>
+                    <w:jc w:val="right"/>
+                    <w:jc w:val="center"/>
+                  </w:pPr>
+                  <w:r>
+                    <w:t xml:space="preserve">0.45</w:t>
+                  </w:r>
+                </w:p>
+              </w:tc>
+            </w:tr>
+            <w:tr>
+              <w:tc>
+                <w:tcPr/>
+                <w:p>
+                  <w:pPr>
+                    <w:pStyle w:val="Compact"/>
+                    <w:jc w:val="left"/>
+                    <w:jc w:val="center"/>
+                  </w:pPr>
+                  <w:r>
+                    <w:t xml:space="preserve">Ghana</w:t>
+                  </w:r>
+                </w:p>
+              </w:tc>
+              <w:tc>
+                <w:tcPr/>
+                <w:p>
+                  <w:pPr>
+                    <w:pStyle w:val="Compact"/>
+                    <w:jc w:val="left"/>
+                    <w:jc w:val="center"/>
+                  </w:pPr>
+                  <w:r>
+                    <w:t xml:space="preserve">Child iron</w:t>
+                  </w:r>
+                </w:p>
+              </w:tc>
+              <w:tc>
+                <w:tcPr/>
+                <w:p>
+                  <w:pPr>
+                    <w:pStyle w:val="Compact"/>
+                    <w:jc w:val="right"/>
+                    <w:jc w:val="center"/>
+                  </w:pPr>
+                  <w:r>
+                    <w:t xml:space="preserve">0.52</w:t>
+                  </w:r>
+                </w:p>
+              </w:tc>
+              <w:tc>
+                <w:tcPr/>
+                <w:p>
+                  <w:pPr>
+                    <w:pStyle w:val="Compact"/>
+                    <w:jc w:val="right"/>
+                    <w:jc w:val="center"/>
+                  </w:pPr>
+                  <w:r>
+                    <w:t xml:space="preserve">0.54</w:t>
+                  </w:r>
+                </w:p>
+              </w:tc>
+            </w:tr>
+            <w:tr>
+              <w:tc>
+                <w:tcPr/>
+                <w:p>
+                  <w:pPr>
+                    <w:pStyle w:val="Compact"/>
+                    <w:jc w:val="left"/>
+                    <w:jc w:val="center"/>
+                  </w:pPr>
+                  <w:r>
+                    <w:t xml:space="preserve">Ghana</w:t>
+                  </w:r>
+                </w:p>
+              </w:tc>
+              <w:tc>
+                <w:tcPr/>
+                <w:p>
+                  <w:pPr>
+                    <w:pStyle w:val="Compact"/>
+                    <w:jc w:val="left"/>
+                    <w:jc w:val="center"/>
+                  </w:pPr>
+                  <w:r>
+                    <w:t xml:space="preserve">Child vitamin A</w:t>
+                  </w:r>
+                </w:p>
+              </w:tc>
+              <w:tc>
+                <w:tcPr/>
+                <w:p>
+                  <w:pPr>
+                    <w:pStyle w:val="Compact"/>
+                    <w:jc w:val="right"/>
+                    <w:jc w:val="center"/>
+                  </w:pPr>
+                  <w:r>
+                    <w:t xml:space="preserve">0.40</w:t>
+                  </w:r>
+                </w:p>
+              </w:tc>
+              <w:tc>
+                <w:tcPr/>
+                <w:p>
+                  <w:pPr>
+                    <w:pStyle w:val="Compact"/>
+                    <w:jc w:val="right"/>
+                    <w:jc w:val="center"/>
+                  </w:pPr>
+                  <w:r>
+                    <w:t xml:space="preserve">0.35</w:t>
+                  </w:r>
+                </w:p>
+              </w:tc>
+            </w:tr>
+            <w:tr>
+              <w:tc>
+                <w:tcPr/>
+                <w:p>
+                  <w:pPr>
+                    <w:pStyle w:val="Compact"/>
+                    <w:jc w:val="left"/>
+                    <w:jc w:val="center"/>
+                  </w:pPr>
+                  <w:r>
+                    <w:t xml:space="preserve">Ghana</w:t>
+                  </w:r>
+                </w:p>
+              </w:tc>
+              <w:tc>
+                <w:tcPr/>
+                <w:p>
+                  <w:pPr>
+                    <w:pStyle w:val="Compact"/>
+                    <w:jc w:val="left"/>
+                    <w:jc w:val="center"/>
+                  </w:pPr>
+                  <w:r>
+                    <w:t xml:space="preserve">Women’s B12</w:t>
+                  </w:r>
+                </w:p>
+              </w:tc>
+              <w:tc>
+                <w:tcPr/>
+                <w:p>
+                  <w:pPr>
+                    <w:pStyle w:val="Compact"/>
+                    <w:jc w:val="right"/>
+                    <w:jc w:val="center"/>
+                  </w:pPr>
+                  <w:r>
                     <w:t xml:space="preserve">0.58</w:t>
                   </w:r>
                 </w:p>
               </w:tc>
-            </w:tr>
-            <w:tr>
-              <w:tc>
-                <w:tcPr/>
-                <w:p>
-                  <w:pPr>
-                    <w:pStyle w:val="Compact"/>
-                    <w:jc w:val="left"/>
-                    <w:jc w:val="center"/>
-                  </w:pPr>
-                  <w:r>
-                    <w:t xml:space="preserve">Gambia</w:t>
+              <w:tc>
+                <w:tcPr/>
+                <w:p>
+                  <w:pPr>
+                    <w:pStyle w:val="Compact"/>
+                    <w:jc w:val="right"/>
+                    <w:jc w:val="center"/>
+                  </w:pPr>
+                  <w:r>
+                    <w:t xml:space="preserve">0.16</w:t>
+                  </w:r>
+                </w:p>
+              </w:tc>
+            </w:tr>
+            <w:tr>
+              <w:tc>
+                <w:tcPr/>
+                <w:p>
+                  <w:pPr>
+                    <w:pStyle w:val="Compact"/>
+                    <w:jc w:val="left"/>
+                    <w:jc w:val="center"/>
+                  </w:pPr>
+                  <w:r>
+                    <w:t xml:space="preserve">Ghana</w:t>
+                  </w:r>
+                </w:p>
+              </w:tc>
+              <w:tc>
+                <w:tcPr/>
+                <w:p>
+                  <w:pPr>
+                    <w:pStyle w:val="Compact"/>
+                    <w:jc w:val="left"/>
+                    <w:jc w:val="center"/>
+                  </w:pPr>
+                  <w:r>
+                    <w:t xml:space="preserve">Women’s folate</w:t>
+                  </w:r>
+                </w:p>
+              </w:tc>
+              <w:tc>
+                <w:tcPr/>
+                <w:p>
+                  <w:pPr>
+                    <w:pStyle w:val="Compact"/>
+                    <w:jc w:val="right"/>
+                    <w:jc w:val="center"/>
+                  </w:pPr>
+                  <w:r>
+                    <w:t xml:space="preserve">-0.12</w:t>
+                  </w:r>
+                </w:p>
+              </w:tc>
+              <w:tc>
+                <w:tcPr/>
+                <w:p>
+                  <w:pPr>
+                    <w:pStyle w:val="Compact"/>
+                    <w:jc w:val="right"/>
+                    <w:jc w:val="center"/>
+                  </w:pPr>
+                  <w:r>
+                    <w:t xml:space="preserve">-0.02</w:t>
+                  </w:r>
+                </w:p>
+              </w:tc>
+            </w:tr>
+            <w:tr>
+              <w:tc>
+                <w:tcPr/>
+                <w:p>
+                  <w:pPr>
+                    <w:pStyle w:val="Compact"/>
+                    <w:jc w:val="left"/>
+                    <w:jc w:val="center"/>
+                  </w:pPr>
+                  <w:r>
+                    <w:t xml:space="preserve">Ghana</w:t>
                   </w:r>
                 </w:p>
               </w:tc>
@@ -16031,7 +16481,7 @@
                     <w:jc w:val="center"/>
                   </w:pPr>
                   <w:r>
-                    <w:t xml:space="preserve">0.37</w:t>
+                    <w:t xml:space="preserve">0.29</w:t>
                   </w:r>
                 </w:p>
               </w:tc>
@@ -16059,7 +16509,7 @@
                     <w:jc w:val="center"/>
                   </w:pPr>
                   <w:r>
-                    <w:t xml:space="preserve">Gambia</w:t>
+                    <w:t xml:space="preserve">Ghana</w:t>
                   </w:r>
                 </w:p>
               </w:tc>
@@ -16085,35 +16535,35 @@
                     <w:jc w:val="center"/>
                   </w:pPr>
                   <w:r>
-                    <w:t xml:space="preserve">0.76</w:t>
-                  </w:r>
-                </w:p>
-              </w:tc>
-              <w:tc>
-                <w:tcPr/>
-                <w:p>
-                  <w:pPr>
-                    <w:pStyle w:val="Compact"/>
-                    <w:jc w:val="right"/>
-                    <w:jc w:val="center"/>
-                  </w:pPr>
-                  <w:r>
-                    <w:t xml:space="preserve">0.44</w:t>
-                  </w:r>
-                </w:p>
-              </w:tc>
-            </w:tr>
-            <w:tr>
-              <w:tc>
-                <w:tcPr/>
-                <w:p>
-                  <w:pPr>
-                    <w:pStyle w:val="Compact"/>
-                    <w:jc w:val="left"/>
-                    <w:jc w:val="center"/>
-                  </w:pPr>
-                  <w:r>
-                    <w:t xml:space="preserve">Ghana</w:t>
+                    <w:t xml:space="preserve">0.34</w:t>
+                  </w:r>
+                </w:p>
+              </w:tc>
+              <w:tc>
+                <w:tcPr/>
+                <w:p>
+                  <w:pPr>
+                    <w:pStyle w:val="Compact"/>
+                    <w:jc w:val="right"/>
+                    <w:jc w:val="center"/>
+                  </w:pPr>
+                  <w:r>
+                    <w:t xml:space="preserve">0.26</w:t>
+                  </w:r>
+                </w:p>
+              </w:tc>
+            </w:tr>
+            <w:tr>
+              <w:tc>
+                <w:tcPr/>
+                <w:p>
+                  <w:pPr>
+                    <w:pStyle w:val="Compact"/>
+                    <w:jc w:val="left"/>
+                    <w:jc w:val="center"/>
+                  </w:pPr>
+                  <w:r>
+                    <w:t xml:space="preserve">Malawi</w:t>
                   </w:r>
                 </w:p>
               </w:tc>
@@ -16139,35 +16589,35 @@
                     <w:jc w:val="center"/>
                   </w:pPr>
                   <w:r>
-                    <w:t xml:space="preserve">0.51</w:t>
-                  </w:r>
-                </w:p>
-              </w:tc>
-              <w:tc>
-                <w:tcPr/>
-                <w:p>
-                  <w:pPr>
-                    <w:pStyle w:val="Compact"/>
-                    <w:jc w:val="right"/>
-                    <w:jc w:val="center"/>
-                  </w:pPr>
-                  <w:r>
-                    <w:t xml:space="preserve">0.54</w:t>
-                  </w:r>
-                </w:p>
-              </w:tc>
-            </w:tr>
-            <w:tr>
-              <w:tc>
-                <w:tcPr/>
-                <w:p>
-                  <w:pPr>
-                    <w:pStyle w:val="Compact"/>
-                    <w:jc w:val="left"/>
-                    <w:jc w:val="center"/>
-                  </w:pPr>
-                  <w:r>
-                    <w:t xml:space="preserve">Ghana</w:t>
+                    <w:t xml:space="preserve">-0.06</w:t>
+                  </w:r>
+                </w:p>
+              </w:tc>
+              <w:tc>
+                <w:tcPr/>
+                <w:p>
+                  <w:pPr>
+                    <w:pStyle w:val="Compact"/>
+                    <w:jc w:val="right"/>
+                    <w:jc w:val="center"/>
+                  </w:pPr>
+                  <w:r>
+                    <w:t xml:space="preserve">-0.13</w:t>
+                  </w:r>
+                </w:p>
+              </w:tc>
+            </w:tr>
+            <w:tr>
+              <w:tc>
+                <w:tcPr/>
+                <w:p>
+                  <w:pPr>
+                    <w:pStyle w:val="Compact"/>
+                    <w:jc w:val="left"/>
+                    <w:jc w:val="center"/>
+                  </w:pPr>
+                  <w:r>
+                    <w:t xml:space="preserve">Malawi</w:t>
                   </w:r>
                 </w:p>
               </w:tc>
@@ -16193,35 +16643,35 @@
                     <w:jc w:val="center"/>
                   </w:pPr>
                   <w:r>
-                    <w:t xml:space="preserve">0.40</w:t>
-                  </w:r>
-                </w:p>
-              </w:tc>
-              <w:tc>
-                <w:tcPr/>
-                <w:p>
-                  <w:pPr>
-                    <w:pStyle w:val="Compact"/>
-                    <w:jc w:val="right"/>
-                    <w:jc w:val="center"/>
-                  </w:pPr>
-                  <w:r>
-                    <w:t xml:space="preserve">0.35</w:t>
-                  </w:r>
-                </w:p>
-              </w:tc>
-            </w:tr>
-            <w:tr>
-              <w:tc>
-                <w:tcPr/>
-                <w:p>
-                  <w:pPr>
-                    <w:pStyle w:val="Compact"/>
-                    <w:jc w:val="left"/>
-                    <w:jc w:val="center"/>
-                  </w:pPr>
-                  <w:r>
-                    <w:t xml:space="preserve">Ghana</w:t>
+                    <w:t xml:space="preserve">0.20</w:t>
+                  </w:r>
+                </w:p>
+              </w:tc>
+              <w:tc>
+                <w:tcPr/>
+                <w:p>
+                  <w:pPr>
+                    <w:pStyle w:val="Compact"/>
+                    <w:jc w:val="right"/>
+                    <w:jc w:val="center"/>
+                  </w:pPr>
+                  <w:r>
+                    <w:t xml:space="preserve">0.20</w:t>
+                  </w:r>
+                </w:p>
+              </w:tc>
+            </w:tr>
+            <w:tr>
+              <w:tc>
+                <w:tcPr/>
+                <w:p>
+                  <w:pPr>
+                    <w:pStyle w:val="Compact"/>
+                    <w:jc w:val="left"/>
+                    <w:jc w:val="center"/>
+                  </w:pPr>
+                  <w:r>
+                    <w:t xml:space="preserve">Malawi</w:t>
                   </w:r>
                 </w:p>
               </w:tc>
@@ -16247,35 +16697,35 @@
                     <w:jc w:val="center"/>
                   </w:pPr>
                   <w:r>
-                    <w:t xml:space="preserve">0.59</w:t>
-                  </w:r>
-                </w:p>
-              </w:tc>
-              <w:tc>
-                <w:tcPr/>
-                <w:p>
-                  <w:pPr>
-                    <w:pStyle w:val="Compact"/>
-                    <w:jc w:val="right"/>
-                    <w:jc w:val="center"/>
-                  </w:pPr>
-                  <w:r>
-                    <w:t xml:space="preserve">0.19</w:t>
-                  </w:r>
-                </w:p>
-              </w:tc>
-            </w:tr>
-            <w:tr>
-              <w:tc>
-                <w:tcPr/>
-                <w:p>
-                  <w:pPr>
-                    <w:pStyle w:val="Compact"/>
-                    <w:jc w:val="left"/>
-                    <w:jc w:val="center"/>
-                  </w:pPr>
-                  <w:r>
-                    <w:t xml:space="preserve">Ghana</w:t>
+                    <w:t xml:space="preserve">0.45</w:t>
+                  </w:r>
+                </w:p>
+              </w:tc>
+              <w:tc>
+                <w:tcPr/>
+                <w:p>
+                  <w:pPr>
+                    <w:pStyle w:val="Compact"/>
+                    <w:jc w:val="right"/>
+                    <w:jc w:val="center"/>
+                  </w:pPr>
+                  <w:r>
+                    <w:t xml:space="preserve">0.29</w:t>
+                  </w:r>
+                </w:p>
+              </w:tc>
+            </w:tr>
+            <w:tr>
+              <w:tc>
+                <w:tcPr/>
+                <w:p>
+                  <w:pPr>
+                    <w:pStyle w:val="Compact"/>
+                    <w:jc w:val="left"/>
+                    <w:jc w:val="center"/>
+                  </w:pPr>
+                  <w:r>
+                    <w:t xml:space="preserve">Malawi</w:t>
                   </w:r>
                 </w:p>
               </w:tc>
@@ -16301,6 +16751,438 @@
                     <w:jc w:val="center"/>
                   </w:pPr>
                   <w:r>
+                    <w:t xml:space="preserve">-0.12</w:t>
+                  </w:r>
+                </w:p>
+              </w:tc>
+              <w:tc>
+                <w:tcPr/>
+                <w:p>
+                  <w:pPr>
+                    <w:pStyle w:val="Compact"/>
+                    <w:jc w:val="right"/>
+                    <w:jc w:val="center"/>
+                  </w:pPr>
+                  <w:r>
+                    <w:t xml:space="preserve">-0.06</w:t>
+                  </w:r>
+                </w:p>
+              </w:tc>
+            </w:tr>
+            <w:tr>
+              <w:tc>
+                <w:tcPr/>
+                <w:p>
+                  <w:pPr>
+                    <w:pStyle w:val="Compact"/>
+                    <w:jc w:val="left"/>
+                    <w:jc w:val="center"/>
+                  </w:pPr>
+                  <w:r>
+                    <w:t xml:space="preserve">Malawi</w:t>
+                  </w:r>
+                </w:p>
+              </w:tc>
+              <w:tc>
+                <w:tcPr/>
+                <w:p>
+                  <w:pPr>
+                    <w:pStyle w:val="Compact"/>
+                    <w:jc w:val="left"/>
+                    <w:jc w:val="center"/>
+                  </w:pPr>
+                  <w:r>
+                    <w:t xml:space="preserve">Women’s iron</w:t>
+                  </w:r>
+                </w:p>
+              </w:tc>
+              <w:tc>
+                <w:tcPr/>
+                <w:p>
+                  <w:pPr>
+                    <w:pStyle w:val="Compact"/>
+                    <w:jc w:val="right"/>
+                    <w:jc w:val="center"/>
+                  </w:pPr>
+                  <w:r>
+                    <w:t xml:space="preserve">0.29</w:t>
+                  </w:r>
+                </w:p>
+              </w:tc>
+              <w:tc>
+                <w:tcPr/>
+                <w:p>
+                  <w:pPr>
+                    <w:pStyle w:val="Compact"/>
+                    <w:jc w:val="right"/>
+                    <w:jc w:val="center"/>
+                  </w:pPr>
+                  <w:r>
+                    <w:t xml:space="preserve">0.15</w:t>
+                  </w:r>
+                </w:p>
+              </w:tc>
+            </w:tr>
+            <w:tr>
+              <w:tc>
+                <w:tcPr/>
+                <w:p>
+                  <w:pPr>
+                    <w:pStyle w:val="Compact"/>
+                    <w:jc w:val="left"/>
+                    <w:jc w:val="center"/>
+                  </w:pPr>
+                  <w:r>
+                    <w:t xml:space="preserve">Malawi</w:t>
+                  </w:r>
+                </w:p>
+              </w:tc>
+              <w:tc>
+                <w:tcPr/>
+                <w:p>
+                  <w:pPr>
+                    <w:pStyle w:val="Compact"/>
+                    <w:jc w:val="left"/>
+                    <w:jc w:val="center"/>
+                  </w:pPr>
+                  <w:r>
+                    <w:t xml:space="preserve">Women’s vitamin A</w:t>
+                  </w:r>
+                </w:p>
+              </w:tc>
+              <w:tc>
+                <w:tcPr/>
+                <w:p>
+                  <w:pPr>
+                    <w:pStyle w:val="Compact"/>
+                    <w:jc w:val="right"/>
+                    <w:jc w:val="center"/>
+                  </w:pPr>
+                  <w:r>
+                    <w:t xml:space="preserve">0.22</w:t>
+                  </w:r>
+                </w:p>
+              </w:tc>
+              <w:tc>
+                <w:tcPr/>
+                <w:p>
+                  <w:pPr>
+                    <w:pStyle w:val="Compact"/>
+                    <w:jc w:val="right"/>
+                    <w:jc w:val="center"/>
+                  </w:pPr>
+                  <w:r>
+                    <w:t xml:space="preserve">0.07</w:t>
+                  </w:r>
+                </w:p>
+              </w:tc>
+            </w:tr>
+            <w:tr>
+              <w:tc>
+                <w:tcPr/>
+                <w:p>
+                  <w:pPr>
+                    <w:pStyle w:val="Compact"/>
+                    <w:jc w:val="left"/>
+                    <w:jc w:val="center"/>
+                  </w:pPr>
+                  <w:r>
+                    <w:t xml:space="preserve">SierraLeone</w:t>
+                  </w:r>
+                </w:p>
+              </w:tc>
+              <w:tc>
+                <w:tcPr/>
+                <w:p>
+                  <w:pPr>
+                    <w:pStyle w:val="Compact"/>
+                    <w:jc w:val="left"/>
+                    <w:jc w:val="center"/>
+                  </w:pPr>
+                  <w:r>
+                    <w:t xml:space="preserve">Child iron</w:t>
+                  </w:r>
+                </w:p>
+              </w:tc>
+              <w:tc>
+                <w:tcPr/>
+                <w:p>
+                  <w:pPr>
+                    <w:pStyle w:val="Compact"/>
+                    <w:jc w:val="right"/>
+                    <w:jc w:val="center"/>
+                  </w:pPr>
+                  <w:r>
+                    <w:t xml:space="preserve">0.27</w:t>
+                  </w:r>
+                </w:p>
+              </w:tc>
+              <w:tc>
+                <w:tcPr/>
+                <w:p>
+                  <w:pPr>
+                    <w:pStyle w:val="Compact"/>
+                    <w:jc w:val="right"/>
+                    <w:jc w:val="center"/>
+                  </w:pPr>
+                  <w:r>
+                    <w:t xml:space="preserve">0.30</w:t>
+                  </w:r>
+                </w:p>
+              </w:tc>
+            </w:tr>
+            <w:tr>
+              <w:tc>
+                <w:tcPr/>
+                <w:p>
+                  <w:pPr>
+                    <w:pStyle w:val="Compact"/>
+                    <w:jc w:val="left"/>
+                    <w:jc w:val="center"/>
+                  </w:pPr>
+                  <w:r>
+                    <w:t xml:space="preserve">SierraLeone</w:t>
+                  </w:r>
+                </w:p>
+              </w:tc>
+              <w:tc>
+                <w:tcPr/>
+                <w:p>
+                  <w:pPr>
+                    <w:pStyle w:val="Compact"/>
+                    <w:jc w:val="left"/>
+                    <w:jc w:val="center"/>
+                  </w:pPr>
+                  <w:r>
+                    <w:t xml:space="preserve">Child vitamin A</w:t>
+                  </w:r>
+                </w:p>
+              </w:tc>
+              <w:tc>
+                <w:tcPr/>
+                <w:p>
+                  <w:pPr>
+                    <w:pStyle w:val="Compact"/>
+                    <w:jc w:val="right"/>
+                    <w:jc w:val="center"/>
+                  </w:pPr>
+                  <w:r>
+                    <w:t xml:space="preserve">0.05</w:t>
+                  </w:r>
+                </w:p>
+              </w:tc>
+              <w:tc>
+                <w:tcPr/>
+                <w:p>
+                  <w:pPr>
+                    <w:pStyle w:val="Compact"/>
+                    <w:jc w:val="right"/>
+                    <w:jc w:val="center"/>
+                  </w:pPr>
+                  <w:r>
+                    <w:t xml:space="preserve">-0.20</w:t>
+                  </w:r>
+                </w:p>
+              </w:tc>
+            </w:tr>
+            <w:tr>
+              <w:tc>
+                <w:tcPr/>
+                <w:p>
+                  <w:pPr>
+                    <w:pStyle w:val="Compact"/>
+                    <w:jc w:val="left"/>
+                    <w:jc w:val="center"/>
+                  </w:pPr>
+                  <w:r>
+                    <w:t xml:space="preserve">SierraLeone</w:t>
+                  </w:r>
+                </w:p>
+              </w:tc>
+              <w:tc>
+                <w:tcPr/>
+                <w:p>
+                  <w:pPr>
+                    <w:pStyle w:val="Compact"/>
+                    <w:jc w:val="left"/>
+                    <w:jc w:val="center"/>
+                  </w:pPr>
+                  <w:r>
+                    <w:t xml:space="preserve">Women’s B12</w:t>
+                  </w:r>
+                </w:p>
+              </w:tc>
+              <w:tc>
+                <w:tcPr/>
+                <w:p>
+                  <w:pPr>
+                    <w:pStyle w:val="Compact"/>
+                    <w:jc w:val="right"/>
+                    <w:jc w:val="center"/>
+                  </w:pPr>
+                  <w:r>
+                    <w:t xml:space="preserve">0.43</w:t>
+                  </w:r>
+                </w:p>
+              </w:tc>
+              <w:tc>
+                <w:tcPr/>
+                <w:p>
+                  <w:pPr>
+                    <w:pStyle w:val="Compact"/>
+                    <w:jc w:val="right"/>
+                    <w:jc w:val="center"/>
+                  </w:pPr>
+                  <w:r>
+                    <w:t xml:space="preserve">-0.28</w:t>
+                  </w:r>
+                </w:p>
+              </w:tc>
+            </w:tr>
+            <w:tr>
+              <w:tc>
+                <w:tcPr/>
+                <w:p>
+                  <w:pPr>
+                    <w:pStyle w:val="Compact"/>
+                    <w:jc w:val="left"/>
+                    <w:jc w:val="center"/>
+                  </w:pPr>
+                  <w:r>
+                    <w:t xml:space="preserve">SierraLeone</w:t>
+                  </w:r>
+                </w:p>
+              </w:tc>
+              <w:tc>
+                <w:tcPr/>
+                <w:p>
+                  <w:pPr>
+                    <w:pStyle w:val="Compact"/>
+                    <w:jc w:val="left"/>
+                    <w:jc w:val="center"/>
+                  </w:pPr>
+                  <w:r>
+                    <w:t xml:space="preserve">Women’s folate</w:t>
+                  </w:r>
+                </w:p>
+              </w:tc>
+              <w:tc>
+                <w:tcPr/>
+                <w:p>
+                  <w:pPr>
+                    <w:pStyle w:val="Compact"/>
+                    <w:jc w:val="right"/>
+                    <w:jc w:val="center"/>
+                  </w:pPr>
+                  <w:r>
+                    <w:t xml:space="preserve">0.03</w:t>
+                  </w:r>
+                </w:p>
+              </w:tc>
+              <w:tc>
+                <w:tcPr/>
+                <w:p>
+                  <w:pPr>
+                    <w:pStyle w:val="Compact"/>
+                    <w:jc w:val="right"/>
+                    <w:jc w:val="center"/>
+                  </w:pPr>
+                  <w:r>
+                    <w:t xml:space="preserve">0.05</w:t>
+                  </w:r>
+                </w:p>
+              </w:tc>
+            </w:tr>
+            <w:tr>
+              <w:tc>
+                <w:tcPr/>
+                <w:p>
+                  <w:pPr>
+                    <w:pStyle w:val="Compact"/>
+                    <w:jc w:val="left"/>
+                    <w:jc w:val="center"/>
+                  </w:pPr>
+                  <w:r>
+                    <w:t xml:space="preserve">SierraLeone</w:t>
+                  </w:r>
+                </w:p>
+              </w:tc>
+              <w:tc>
+                <w:tcPr/>
+                <w:p>
+                  <w:pPr>
+                    <w:pStyle w:val="Compact"/>
+                    <w:jc w:val="left"/>
+                    <w:jc w:val="center"/>
+                  </w:pPr>
+                  <w:r>
+                    <w:t xml:space="preserve">Women’s iron</w:t>
+                  </w:r>
+                </w:p>
+              </w:tc>
+              <w:tc>
+                <w:tcPr/>
+                <w:p>
+                  <w:pPr>
+                    <w:pStyle w:val="Compact"/>
+                    <w:jc w:val="right"/>
+                    <w:jc w:val="center"/>
+                  </w:pPr>
+                  <w:r>
+                    <w:t xml:space="preserve">-0.02</w:t>
+                  </w:r>
+                </w:p>
+              </w:tc>
+              <w:tc>
+                <w:tcPr/>
+                <w:p>
+                  <w:pPr>
+                    <w:pStyle w:val="Compact"/>
+                    <w:jc w:val="right"/>
+                    <w:jc w:val="center"/>
+                  </w:pPr>
+                  <w:r>
+                    <w:t xml:space="preserve">0.00</w:t>
+                  </w:r>
+                </w:p>
+              </w:tc>
+            </w:tr>
+            <w:tr>
+              <w:tc>
+                <w:tcPr/>
+                <w:p>
+                  <w:pPr>
+                    <w:pStyle w:val="Compact"/>
+                    <w:jc w:val="left"/>
+                    <w:jc w:val="center"/>
+                  </w:pPr>
+                  <w:r>
+                    <w:t xml:space="preserve">SierraLeone</w:t>
+                  </w:r>
+                </w:p>
+              </w:tc>
+              <w:tc>
+                <w:tcPr/>
+                <w:p>
+                  <w:pPr>
+                    <w:pStyle w:val="Compact"/>
+                    <w:jc w:val="left"/>
+                    <w:jc w:val="center"/>
+                  </w:pPr>
+                  <w:r>
+                    <w:t xml:space="preserve">Women’s vitamin A</w:t>
+                  </w:r>
+                </w:p>
+              </w:tc>
+              <w:tc>
+                <w:tcPr/>
+                <w:p>
+                  <w:pPr>
+                    <w:pStyle w:val="Compact"/>
+                    <w:jc w:val="right"/>
+                    <w:jc w:val="center"/>
+                  </w:pPr>
+                  <w:r>
                     <w:t xml:space="preserve">-0.11</w:t>
                   </w:r>
                 </w:p>
@@ -16314,763 +17196,7 @@
                     <w:jc w:val="center"/>
                   </w:pPr>
                   <w:r>
-                    <w:t xml:space="preserve">0.01</w:t>
-                  </w:r>
-                </w:p>
-              </w:tc>
-            </w:tr>
-            <w:tr>
-              <w:tc>
-                <w:tcPr/>
-                <w:p>
-                  <w:pPr>
-                    <w:pStyle w:val="Compact"/>
-                    <w:jc w:val="left"/>
-                    <w:jc w:val="center"/>
-                  </w:pPr>
-                  <w:r>
-                    <w:t xml:space="preserve">Ghana</w:t>
-                  </w:r>
-                </w:p>
-              </w:tc>
-              <w:tc>
-                <w:tcPr/>
-                <w:p>
-                  <w:pPr>
-                    <w:pStyle w:val="Compact"/>
-                    <w:jc w:val="left"/>
-                    <w:jc w:val="center"/>
-                  </w:pPr>
-                  <w:r>
-                    <w:t xml:space="preserve">Women’s iron</w:t>
-                  </w:r>
-                </w:p>
-              </w:tc>
-              <w:tc>
-                <w:tcPr/>
-                <w:p>
-                  <w:pPr>
-                    <w:pStyle w:val="Compact"/>
-                    <w:jc w:val="right"/>
-                    <w:jc w:val="center"/>
-                  </w:pPr>
-                  <w:r>
-                    <w:t xml:space="preserve">0.26</w:t>
-                  </w:r>
-                </w:p>
-              </w:tc>
-              <w:tc>
-                <w:tcPr/>
-                <w:p>
-                  <w:pPr>
-                    <w:pStyle w:val="Compact"/>
-                    <w:jc w:val="right"/>
-                    <w:jc w:val="center"/>
-                  </w:pPr>
-                  <w:r>
-                    <w:t xml:space="preserve">0.31</w:t>
-                  </w:r>
-                </w:p>
-              </w:tc>
-            </w:tr>
-            <w:tr>
-              <w:tc>
-                <w:tcPr/>
-                <w:p>
-                  <w:pPr>
-                    <w:pStyle w:val="Compact"/>
-                    <w:jc w:val="left"/>
-                    <w:jc w:val="center"/>
-                  </w:pPr>
-                  <w:r>
-                    <w:t xml:space="preserve">Ghana</w:t>
-                  </w:r>
-                </w:p>
-              </w:tc>
-              <w:tc>
-                <w:tcPr/>
-                <w:p>
-                  <w:pPr>
-                    <w:pStyle w:val="Compact"/>
-                    <w:jc w:val="left"/>
-                    <w:jc w:val="center"/>
-                  </w:pPr>
-                  <w:r>
-                    <w:t xml:space="preserve">Women’s vitamin A</w:t>
-                  </w:r>
-                </w:p>
-              </w:tc>
-              <w:tc>
-                <w:tcPr/>
-                <w:p>
-                  <w:pPr>
-                    <w:pStyle w:val="Compact"/>
-                    <w:jc w:val="right"/>
-                    <w:jc w:val="center"/>
-                  </w:pPr>
-                  <w:r>
-                    <w:t xml:space="preserve">0.31</w:t>
-                  </w:r>
-                </w:p>
-              </w:tc>
-              <w:tc>
-                <w:tcPr/>
-                <w:p>
-                  <w:pPr>
-                    <w:pStyle w:val="Compact"/>
-                    <w:jc w:val="right"/>
-                    <w:jc w:val="center"/>
-                  </w:pPr>
-                  <w:r>
-                    <w:t xml:space="preserve">0.26</w:t>
-                  </w:r>
-                </w:p>
-              </w:tc>
-            </w:tr>
-            <w:tr>
-              <w:tc>
-                <w:tcPr/>
-                <w:p>
-                  <w:pPr>
-                    <w:pStyle w:val="Compact"/>
-                    <w:jc w:val="left"/>
-                    <w:jc w:val="center"/>
-                  </w:pPr>
-                  <w:r>
-                    <w:t xml:space="preserve">Malawi</w:t>
-                  </w:r>
-                </w:p>
-              </w:tc>
-              <w:tc>
-                <w:tcPr/>
-                <w:p>
-                  <w:pPr>
-                    <w:pStyle w:val="Compact"/>
-                    <w:jc w:val="left"/>
-                    <w:jc w:val="center"/>
-                  </w:pPr>
-                  <w:r>
-                    <w:t xml:space="preserve">Child iron</w:t>
-                  </w:r>
-                </w:p>
-              </w:tc>
-              <w:tc>
-                <w:tcPr/>
-                <w:p>
-                  <w:pPr>
-                    <w:pStyle w:val="Compact"/>
-                    <w:jc w:val="right"/>
-                    <w:jc w:val="center"/>
-                  </w:pPr>
-                  <w:r>
-                    <w:t xml:space="preserve">-0.06</w:t>
-                  </w:r>
-                </w:p>
-              </w:tc>
-              <w:tc>
-                <w:tcPr/>
-                <w:p>
-                  <w:pPr>
-                    <w:pStyle w:val="Compact"/>
-                    <w:jc w:val="right"/>
-                    <w:jc w:val="center"/>
-                  </w:pPr>
-                  <w:r>
-                    <w:t xml:space="preserve">-0.14</w:t>
-                  </w:r>
-                </w:p>
-              </w:tc>
-            </w:tr>
-            <w:tr>
-              <w:tc>
-                <w:tcPr/>
-                <w:p>
-                  <w:pPr>
-                    <w:pStyle w:val="Compact"/>
-                    <w:jc w:val="left"/>
-                    <w:jc w:val="center"/>
-                  </w:pPr>
-                  <w:r>
-                    <w:t xml:space="preserve">Malawi</w:t>
-                  </w:r>
-                </w:p>
-              </w:tc>
-              <w:tc>
-                <w:tcPr/>
-                <w:p>
-                  <w:pPr>
-                    <w:pStyle w:val="Compact"/>
-                    <w:jc w:val="left"/>
-                    <w:jc w:val="center"/>
-                  </w:pPr>
-                  <w:r>
-                    <w:t xml:space="preserve">Child vitamin A</w:t>
-                  </w:r>
-                </w:p>
-              </w:tc>
-              <w:tc>
-                <w:tcPr/>
-                <w:p>
-                  <w:pPr>
-                    <w:pStyle w:val="Compact"/>
-                    <w:jc w:val="right"/>
-                    <w:jc w:val="center"/>
-                  </w:pPr>
-                  <w:r>
-                    <w:t xml:space="preserve">0.20</w:t>
-                  </w:r>
-                </w:p>
-              </w:tc>
-              <w:tc>
-                <w:tcPr/>
-                <w:p>
-                  <w:pPr>
-                    <w:pStyle w:val="Compact"/>
-                    <w:jc w:val="right"/>
-                    <w:jc w:val="center"/>
-                  </w:pPr>
-                  <w:r>
-                    <w:t xml:space="preserve">0.20</w:t>
-                  </w:r>
-                </w:p>
-              </w:tc>
-            </w:tr>
-            <w:tr>
-              <w:tc>
-                <w:tcPr/>
-                <w:p>
-                  <w:pPr>
-                    <w:pStyle w:val="Compact"/>
-                    <w:jc w:val="left"/>
-                    <w:jc w:val="center"/>
-                  </w:pPr>
-                  <w:r>
-                    <w:t xml:space="preserve">Malawi</w:t>
-                  </w:r>
-                </w:p>
-              </w:tc>
-              <w:tc>
-                <w:tcPr/>
-                <w:p>
-                  <w:pPr>
-                    <w:pStyle w:val="Compact"/>
-                    <w:jc w:val="left"/>
-                    <w:jc w:val="center"/>
-                  </w:pPr>
-                  <w:r>
-                    <w:t xml:space="preserve">Women’s B12</w:t>
-                  </w:r>
-                </w:p>
-              </w:tc>
-              <w:tc>
-                <w:tcPr/>
-                <w:p>
-                  <w:pPr>
-                    <w:pStyle w:val="Compact"/>
-                    <w:jc w:val="right"/>
-                    <w:jc w:val="center"/>
-                  </w:pPr>
-                  <w:r>
-                    <w:t xml:space="preserve">0.44</w:t>
-                  </w:r>
-                </w:p>
-              </w:tc>
-              <w:tc>
-                <w:tcPr/>
-                <w:p>
-                  <w:pPr>
-                    <w:pStyle w:val="Compact"/>
-                    <w:jc w:val="right"/>
-                    <w:jc w:val="center"/>
-                  </w:pPr>
-                  <w:r>
-                    <w:t xml:space="preserve">0.30</w:t>
-                  </w:r>
-                </w:p>
-              </w:tc>
-            </w:tr>
-            <w:tr>
-              <w:tc>
-                <w:tcPr/>
-                <w:p>
-                  <w:pPr>
-                    <w:pStyle w:val="Compact"/>
-                    <w:jc w:val="left"/>
-                    <w:jc w:val="center"/>
-                  </w:pPr>
-                  <w:r>
-                    <w:t xml:space="preserve">Malawi</w:t>
-                  </w:r>
-                </w:p>
-              </w:tc>
-              <w:tc>
-                <w:tcPr/>
-                <w:p>
-                  <w:pPr>
-                    <w:pStyle w:val="Compact"/>
-                    <w:jc w:val="left"/>
-                    <w:jc w:val="center"/>
-                  </w:pPr>
-                  <w:r>
-                    <w:t xml:space="preserve">Women’s folate</w:t>
-                  </w:r>
-                </w:p>
-              </w:tc>
-              <w:tc>
-                <w:tcPr/>
-                <w:p>
-                  <w:pPr>
-                    <w:pStyle w:val="Compact"/>
-                    <w:jc w:val="right"/>
-                    <w:jc w:val="center"/>
-                  </w:pPr>
-                  <w:r>
-                    <w:t xml:space="preserve">-0.09</w:t>
-                  </w:r>
-                </w:p>
-              </w:tc>
-              <w:tc>
-                <w:tcPr/>
-                <w:p>
-                  <w:pPr>
-                    <w:pStyle w:val="Compact"/>
-                    <w:jc w:val="right"/>
-                    <w:jc w:val="center"/>
-                  </w:pPr>
-                  <w:r>
-                    <w:t xml:space="preserve">-0.02</w:t>
-                  </w:r>
-                </w:p>
-              </w:tc>
-            </w:tr>
-            <w:tr>
-              <w:tc>
-                <w:tcPr/>
-                <w:p>
-                  <w:pPr>
-                    <w:pStyle w:val="Compact"/>
-                    <w:jc w:val="left"/>
-                    <w:jc w:val="center"/>
-                  </w:pPr>
-                  <w:r>
-                    <w:t xml:space="preserve">Malawi</w:t>
-                  </w:r>
-                </w:p>
-              </w:tc>
-              <w:tc>
-                <w:tcPr/>
-                <w:p>
-                  <w:pPr>
-                    <w:pStyle w:val="Compact"/>
-                    <w:jc w:val="left"/>
-                    <w:jc w:val="center"/>
-                  </w:pPr>
-                  <w:r>
-                    <w:t xml:space="preserve">Women’s iron</w:t>
-                  </w:r>
-                </w:p>
-              </w:tc>
-              <w:tc>
-                <w:tcPr/>
-                <w:p>
-                  <w:pPr>
-                    <w:pStyle w:val="Compact"/>
-                    <w:jc w:val="right"/>
-                    <w:jc w:val="center"/>
-                  </w:pPr>
-                  <w:r>
-                    <w:t xml:space="preserve">0.27</w:t>
-                  </w:r>
-                </w:p>
-              </w:tc>
-              <w:tc>
-                <w:tcPr/>
-                <w:p>
-                  <w:pPr>
-                    <w:pStyle w:val="Compact"/>
-                    <w:jc w:val="right"/>
-                    <w:jc w:val="center"/>
-                  </w:pPr>
-                  <w:r>
-                    <w:t xml:space="preserve">0.14</w:t>
-                  </w:r>
-                </w:p>
-              </w:tc>
-            </w:tr>
-            <w:tr>
-              <w:tc>
-                <w:tcPr/>
-                <w:p>
-                  <w:pPr>
-                    <w:pStyle w:val="Compact"/>
-                    <w:jc w:val="left"/>
-                    <w:jc w:val="center"/>
-                  </w:pPr>
-                  <w:r>
-                    <w:t xml:space="preserve">Malawi</w:t>
-                  </w:r>
-                </w:p>
-              </w:tc>
-              <w:tc>
-                <w:tcPr/>
-                <w:p>
-                  <w:pPr>
-                    <w:pStyle w:val="Compact"/>
-                    <w:jc w:val="left"/>
-                    <w:jc w:val="center"/>
-                  </w:pPr>
-                  <w:r>
-                    <w:t xml:space="preserve">Women’s vitamin A</w:t>
-                  </w:r>
-                </w:p>
-              </w:tc>
-              <w:tc>
-                <w:tcPr/>
-                <w:p>
-                  <w:pPr>
-                    <w:pStyle w:val="Compact"/>
-                    <w:jc w:val="right"/>
-                    <w:jc w:val="center"/>
-                  </w:pPr>
-                  <w:r>
-                    <w:t xml:space="preserve">0.21</w:t>
-                  </w:r>
-                </w:p>
-              </w:tc>
-              <w:tc>
-                <w:tcPr/>
-                <w:p>
-                  <w:pPr>
-                    <w:pStyle w:val="Compact"/>
-                    <w:jc w:val="right"/>
-                    <w:jc w:val="center"/>
-                  </w:pPr>
-                  <w:r>
-                    <w:t xml:space="preserve">0.08</w:t>
-                  </w:r>
-                </w:p>
-              </w:tc>
-            </w:tr>
-            <w:tr>
-              <w:tc>
-                <w:tcPr/>
-                <w:p>
-                  <w:pPr>
-                    <w:pStyle w:val="Compact"/>
-                    <w:jc w:val="left"/>
-                    <w:jc w:val="center"/>
-                  </w:pPr>
-                  <w:r>
-                    <w:t xml:space="preserve">SierraLeone</w:t>
-                  </w:r>
-                </w:p>
-              </w:tc>
-              <w:tc>
-                <w:tcPr/>
-                <w:p>
-                  <w:pPr>
-                    <w:pStyle w:val="Compact"/>
-                    <w:jc w:val="left"/>
-                    <w:jc w:val="center"/>
-                  </w:pPr>
-                  <w:r>
-                    <w:t xml:space="preserve">Child iron</w:t>
-                  </w:r>
-                </w:p>
-              </w:tc>
-              <w:tc>
-                <w:tcPr/>
-                <w:p>
-                  <w:pPr>
-                    <w:pStyle w:val="Compact"/>
-                    <w:jc w:val="right"/>
-                    <w:jc w:val="center"/>
-                  </w:pPr>
-                  <w:r>
-                    <w:t xml:space="preserve">0.25</w:t>
-                  </w:r>
-                </w:p>
-              </w:tc>
-              <w:tc>
-                <w:tcPr/>
-                <w:p>
-                  <w:pPr>
-                    <w:pStyle w:val="Compact"/>
-                    <w:jc w:val="right"/>
-                    <w:jc w:val="center"/>
-                  </w:pPr>
-                  <w:r>
-                    <w:t xml:space="preserve">0.31</w:t>
-                  </w:r>
-                </w:p>
-              </w:tc>
-            </w:tr>
-            <w:tr>
-              <w:tc>
-                <w:tcPr/>
-                <w:p>
-                  <w:pPr>
-                    <w:pStyle w:val="Compact"/>
-                    <w:jc w:val="left"/>
-                    <w:jc w:val="center"/>
-                  </w:pPr>
-                  <w:r>
-                    <w:t xml:space="preserve">SierraLeone</w:t>
-                  </w:r>
-                </w:p>
-              </w:tc>
-              <w:tc>
-                <w:tcPr/>
-                <w:p>
-                  <w:pPr>
-                    <w:pStyle w:val="Compact"/>
-                    <w:jc w:val="left"/>
-                    <w:jc w:val="center"/>
-                  </w:pPr>
-                  <w:r>
-                    <w:t xml:space="preserve">Child vitamin A</w:t>
-                  </w:r>
-                </w:p>
-              </w:tc>
-              <w:tc>
-                <w:tcPr/>
-                <w:p>
-                  <w:pPr>
-                    <w:pStyle w:val="Compact"/>
-                    <w:jc w:val="right"/>
-                    <w:jc w:val="center"/>
-                  </w:pPr>
-                  <w:r>
-                    <w:t xml:space="preserve">0.05</w:t>
-                  </w:r>
-                </w:p>
-              </w:tc>
-              <w:tc>
-                <w:tcPr/>
-                <w:p>
-                  <w:pPr>
-                    <w:pStyle w:val="Compact"/>
-                    <w:jc w:val="right"/>
-                    <w:jc w:val="center"/>
-                  </w:pPr>
-                  <w:r>
-                    <w:t xml:space="preserve">-0.20</w:t>
-                  </w:r>
-                </w:p>
-              </w:tc>
-            </w:tr>
-            <w:tr>
-              <w:tc>
-                <w:tcPr/>
-                <w:p>
-                  <w:pPr>
-                    <w:pStyle w:val="Compact"/>
-                    <w:jc w:val="left"/>
-                    <w:jc w:val="center"/>
-                  </w:pPr>
-                  <w:r>
-                    <w:t xml:space="preserve">SierraLeone</w:t>
-                  </w:r>
-                </w:p>
-              </w:tc>
-              <w:tc>
-                <w:tcPr/>
-                <w:p>
-                  <w:pPr>
-                    <w:pStyle w:val="Compact"/>
-                    <w:jc w:val="left"/>
-                    <w:jc w:val="center"/>
-                  </w:pPr>
-                  <w:r>
-                    <w:t xml:space="preserve">Women’s B12</w:t>
-                  </w:r>
-                </w:p>
-              </w:tc>
-              <w:tc>
-                <w:tcPr/>
-                <w:p>
-                  <w:pPr>
-                    <w:pStyle w:val="Compact"/>
-                    <w:jc w:val="right"/>
-                    <w:jc w:val="center"/>
-                  </w:pPr>
-                  <w:r>
-                    <w:t xml:space="preserve">0.43</w:t>
-                  </w:r>
-                </w:p>
-              </w:tc>
-              <w:tc>
-                <w:tcPr/>
-                <w:p>
-                  <w:pPr>
-                    <w:pStyle w:val="Compact"/>
-                    <w:jc w:val="right"/>
-                    <w:jc w:val="center"/>
-                  </w:pPr>
-                  <w:r>
-                    <w:t xml:space="preserve">-0.28</w:t>
-                  </w:r>
-                </w:p>
-              </w:tc>
-            </w:tr>
-            <w:tr>
-              <w:tc>
-                <w:tcPr/>
-                <w:p>
-                  <w:pPr>
-                    <w:pStyle w:val="Compact"/>
-                    <w:jc w:val="left"/>
-                    <w:jc w:val="center"/>
-                  </w:pPr>
-                  <w:r>
-                    <w:t xml:space="preserve">SierraLeone</w:t>
-                  </w:r>
-                </w:p>
-              </w:tc>
-              <w:tc>
-                <w:tcPr/>
-                <w:p>
-                  <w:pPr>
-                    <w:pStyle w:val="Compact"/>
-                    <w:jc w:val="left"/>
-                    <w:jc w:val="center"/>
-                  </w:pPr>
-                  <w:r>
-                    <w:t xml:space="preserve">Women’s folate</w:t>
-                  </w:r>
-                </w:p>
-              </w:tc>
-              <w:tc>
-                <w:tcPr/>
-                <w:p>
-                  <w:pPr>
-                    <w:pStyle w:val="Compact"/>
-                    <w:jc w:val="right"/>
-                    <w:jc w:val="center"/>
-                  </w:pPr>
-                  <w:r>
-                    <w:t xml:space="preserve">0.14</w:t>
-                  </w:r>
-                </w:p>
-              </w:tc>
-              <w:tc>
-                <w:tcPr/>
-                <w:p>
-                  <w:pPr>
-                    <w:pStyle w:val="Compact"/>
-                    <w:jc w:val="right"/>
-                    <w:jc w:val="center"/>
-                  </w:pPr>
-                  <w:r>
-                    <w:t xml:space="preserve">0.10</w:t>
-                  </w:r>
-                </w:p>
-              </w:tc>
-            </w:tr>
-            <w:tr>
-              <w:tc>
-                <w:tcPr/>
-                <w:p>
-                  <w:pPr>
-                    <w:pStyle w:val="Compact"/>
-                    <w:jc w:val="left"/>
-                    <w:jc w:val="center"/>
-                  </w:pPr>
-                  <w:r>
-                    <w:t xml:space="preserve">SierraLeone</w:t>
-                  </w:r>
-                </w:p>
-              </w:tc>
-              <w:tc>
-                <w:tcPr/>
-                <w:p>
-                  <w:pPr>
-                    <w:pStyle w:val="Compact"/>
-                    <w:jc w:val="left"/>
-                    <w:jc w:val="center"/>
-                  </w:pPr>
-                  <w:r>
-                    <w:t xml:space="preserve">Women’s iron</w:t>
-                  </w:r>
-                </w:p>
-              </w:tc>
-              <w:tc>
-                <w:tcPr/>
-                <w:p>
-                  <w:pPr>
-                    <w:pStyle w:val="Compact"/>
-                    <w:jc w:val="right"/>
-                    <w:jc w:val="center"/>
-                  </w:pPr>
-                  <w:r>
-                    <w:t xml:space="preserve">-0.05</w:t>
-                  </w:r>
-                </w:p>
-              </w:tc>
-              <w:tc>
-                <w:tcPr/>
-                <w:p>
-                  <w:pPr>
-                    <w:pStyle w:val="Compact"/>
-                    <w:jc w:val="right"/>
-                    <w:jc w:val="center"/>
-                  </w:pPr>
-                  <w:r>
-                    <w:t xml:space="preserve">-0.06</w:t>
-                  </w:r>
-                </w:p>
-              </w:tc>
-            </w:tr>
-            <w:tr>
-              <w:tc>
-                <w:tcPr/>
-                <w:p>
-                  <w:pPr>
-                    <w:pStyle w:val="Compact"/>
-                    <w:jc w:val="left"/>
-                    <w:jc w:val="center"/>
-                  </w:pPr>
-                  <w:r>
-                    <w:t xml:space="preserve">SierraLeone</w:t>
-                  </w:r>
-                </w:p>
-              </w:tc>
-              <w:tc>
-                <w:tcPr/>
-                <w:p>
-                  <w:pPr>
-                    <w:pStyle w:val="Compact"/>
-                    <w:jc w:val="left"/>
-                    <w:jc w:val="center"/>
-                  </w:pPr>
-                  <w:r>
-                    <w:t xml:space="preserve">Women’s vitamin A</w:t>
-                  </w:r>
-                </w:p>
-              </w:tc>
-              <w:tc>
-                <w:tcPr/>
-                <w:p>
-                  <w:pPr>
-                    <w:pStyle w:val="Compact"/>
-                    <w:jc w:val="right"/>
-                    <w:jc w:val="center"/>
-                  </w:pPr>
-                  <w:r>
-                    <w:t xml:space="preserve">-0.11</w:t>
-                  </w:r>
-                </w:p>
-              </w:tc>
-              <w:tc>
-                <w:tcPr/>
-                <w:p>
-                  <w:pPr>
-                    <w:pStyle w:val="Compact"/>
-                    <w:jc w:val="right"/>
-                    <w:jc w:val="center"/>
-                  </w:pPr>
-                  <w:r>
-                    <w:t xml:space="preserve">-0.06</w:t>
+                    <w:t xml:space="preserve">-0.10</w:t>
                   </w:r>
                 </w:p>
               </w:tc>

--- a/docs/manuscript_mcn_v2.docx
+++ b/docs/manuscript_mcn_v2.docx
@@ -133,7 +133,7 @@
         <w:t xml:space="preserve"> </w:t>
       </w:r>
       <w:r>
-        <w:t xml:space="preserve">country–outcome cells on 206 districts. Districts were linked to 460</w:t>
+        <w:t xml:space="preserve">country–outcome cells on 206 districts. Districts were linked to 454</w:t>
       </w:r>
       <w:r>
         <w:t xml:space="preserve"> </w:t>
@@ -283,7 +283,7 @@
         <w:t xml:space="preserve"> </w:t>
       </w:r>
       <w:r>
-        <w:t xml:space="preserve">0.46 (20 of 22). Absolute prevalence does not transport. Directing effort to</w:t>
+        <w:t xml:space="preserve">0.45 (20 of 22). Absolute prevalence does not transport. Directing effort to</w:t>
       </w:r>
       <w:r>
         <w:t xml:space="preserve"> </w:t>
@@ -1001,7 +1001,19 @@
         <w:t xml:space="preserve"> </w:t>
       </w:r>
       <w:r>
-        <w:t xml:space="preserve">fieldwork window. Outcomes are deficiency indicators for children aged 6–59</w:t>
+        <w:t xml:space="preserve">fieldwork window; each survey’s matching year is the calendar year of the</w:t>
+      </w:r>
+      <w:r>
+        <w:t xml:space="preserve"> </w:t>
+      </w:r>
+      <w:r>
+        <w:t xml:space="preserve">respondent-weighted median interview date (2018, 2017, 2013 and 2016), held in</w:t>
+      </w:r>
+      <w:r>
+        <w:t xml:space="preserve"> </w:t>
+      </w:r>
+      <w:r>
+        <w:t xml:space="preserve">one table that every extractor reads. Outcomes are deficiency indicators for children aged 6–59</w:t>
       </w:r>
       <w:r>
         <w:t xml:space="preserve"> </w:t>
@@ -3203,7 +3215,7 @@
         <w:t xml:space="preserve"> </w:t>
       </w:r>
       <w:r>
-        <w:t xml:space="preserve">460 columns in</w:t>
+        <w:t xml:space="preserve">454 columns in</w:t>
       </w:r>
       <w:r>
         <w:t xml:space="preserve"> </w:t>
@@ -3292,13 +3304,43 @@
         <w:t xml:space="preserve"> </w:t>
       </w:r>
       <w:r>
-        <w:t xml:space="preserve">nearest each biomarker survey, with every biomarker-adjacent indicator removed</w:t>
-      </w:r>
-      <w:r>
-        <w:t xml:space="preserve"> </w:t>
-      </w:r>
-      <w:r>
-        <w:t xml:space="preserve">as leakage.</w:t>
+        <w:t xml:space="preserve">nearest each biomarker survey. Any survey-derived indicator that names a</w:t>
+      </w:r>
+      <w:r>
+        <w:t xml:space="preserve"> </w:t>
+      </w:r>
+      <w:r>
+        <w:t xml:space="preserve">target nutrient or its biomarker (anaemia, haemoglobin, ferritin, retinol,</w:t>
+      </w:r>
+      <w:r>
+        <w:t xml:space="preserve"> </w:t>
+      </w:r>
+      <w:r>
+        <w:t xml:space="preserve">iron, vitamin A, zinc, folate, B12, iodine), whatever its spelling, is removed</w:t>
+      </w:r>
+      <w:r>
+        <w:t xml:space="preserve"> </w:t>
+      </w:r>
+      <w:r>
+        <w:t xml:space="preserve">as leakage: such indicators are the outcome’s own biomarker, or intakes and</w:t>
+      </w:r>
+      <w:r>
+        <w:t xml:space="preserve"> </w:t>
+      </w:r>
+      <w:r>
+        <w:t xml:space="preserve">interventions targeted by measured deficiency, from the same survey as the</w:t>
+      </w:r>
+      <w:r>
+        <w:t xml:space="preserve"> </w:t>
+      </w:r>
+      <w:r>
+        <w:t xml:space="preserve">outcome. The rule is enforced when the vocabulary is built and again when each</w:t>
+      </w:r>
+      <w:r>
+        <w:t xml:space="preserve"> </w:t>
+      </w:r>
+      <w:r>
+        <w:t xml:space="preserve">model’s design matrix is assembled.</w:t>
       </w:r>
     </w:p>
     <w:tbl>
@@ -3448,7 +3490,7 @@
                     <w:jc w:val="center"/>
                   </w:pPr>
                   <w:r>
-                    <w:t xml:space="preserve">60</w:t>
+                    <w:t xml:space="preserve">59</w:t>
                   </w:r>
                 </w:p>
               </w:tc>
@@ -3886,7 +3928,7 @@
                     <w:jc w:val="center"/>
                   </w:pPr>
                   <w:r>
-                    <w:t xml:space="preserve">Dietary diversity</w:t>
+                    <w:t xml:space="preserve">Ruralness, population density, built environment</w:t>
                   </w:r>
                 </w:p>
               </w:tc>
@@ -3912,7 +3954,7 @@
                     <w:jc w:val="center"/>
                   </w:pPr>
                   <w:r>
-                    <w:t xml:space="preserve">DHS / MICS</w:t>
+                    <w:t xml:space="preserve">Earth Engine, WorldPop / GHS / RWI</w:t>
                   </w:r>
                 </w:p>
               </w:tc>
@@ -3927,33 +3969,33 @@
                     <w:jc w:val="center"/>
                   </w:pPr>
                   <w:r>
-                    <w:t xml:space="preserve">Ruralness, population density, built environment</w:t>
-                  </w:r>
-                </w:p>
-              </w:tc>
-              <w:tc>
-                <w:tcPr/>
-                <w:p>
-                  <w:pPr>
-                    <w:pStyle w:val="Compact"/>
-                    <w:jc w:val="right"/>
-                    <w:jc w:val="center"/>
-                  </w:pPr>
-                  <w:r>
-                    <w:t xml:space="preserve">11</w:t>
-                  </w:r>
-                </w:p>
-              </w:tc>
-              <w:tc>
-                <w:tcPr/>
-                <w:p>
-                  <w:pPr>
-                    <w:pStyle w:val="Compact"/>
-                    <w:jc w:val="left"/>
-                    <w:jc w:val="center"/>
-                  </w:pPr>
-                  <w:r>
-                    <w:t xml:space="preserve">Earth Engine, WorldPop / GHS / RWI</w:t>
+                    <w:t xml:space="preserve">Dietary diversity</w:t>
+                  </w:r>
+                </w:p>
+              </w:tc>
+              <w:tc>
+                <w:tcPr/>
+                <w:p>
+                  <w:pPr>
+                    <w:pStyle w:val="Compact"/>
+                    <w:jc w:val="right"/>
+                    <w:jc w:val="center"/>
+                  </w:pPr>
+                  <w:r>
+                    <w:t xml:space="preserve">10</w:t>
+                  </w:r>
+                </w:p>
+              </w:tc>
+              <w:tc>
+                <w:tcPr/>
+                <w:p>
+                  <w:pPr>
+                    <w:pStyle w:val="Compact"/>
+                    <w:jc w:val="left"/>
+                    <w:jc w:val="center"/>
+                  </w:pPr>
+                  <w:r>
+                    <w:t xml:space="preserve">DHS / MICS</w:t>
                   </w:r>
                 </w:p>
               </w:tc>
@@ -4214,7 +4256,7 @@
                     <w:jc w:val="center"/>
                   </w:pPr>
                   <w:r>
-                    <w:t xml:space="preserve">Food fortification and supplementation</w:t>
+                    <w:t xml:space="preserve">Healthcare access</w:t>
                   </w:r>
                 </w:p>
               </w:tc>
@@ -4240,7 +4282,7 @@
                     <w:jc w:val="center"/>
                   </w:pPr>
                   <w:r>
-                    <w:t xml:space="preserve">DHS / MICS, GFDx</w:t>
+                    <w:t xml:space="preserve">DHS / MICS</w:t>
                   </w:r>
                 </w:p>
               </w:tc>
@@ -4255,33 +4297,33 @@
                     <w:jc w:val="center"/>
                   </w:pPr>
                   <w:r>
-                    <w:t xml:space="preserve">Healthcare access</w:t>
-                  </w:r>
-                </w:p>
-              </w:tc>
-              <w:tc>
-                <w:tcPr/>
-                <w:p>
-                  <w:pPr>
-                    <w:pStyle w:val="Compact"/>
-                    <w:jc w:val="right"/>
-                    <w:jc w:val="center"/>
-                  </w:pPr>
-                  <w:r>
-                    <w:t xml:space="preserve">7</w:t>
-                  </w:r>
-                </w:p>
-              </w:tc>
-              <w:tc>
-                <w:tcPr/>
-                <w:p>
-                  <w:pPr>
-                    <w:pStyle w:val="Compact"/>
-                    <w:jc w:val="left"/>
-                    <w:jc w:val="center"/>
-                  </w:pPr>
-                  <w:r>
-                    <w:t xml:space="preserve">DHS / MICS</w:t>
+                    <w:t xml:space="preserve">Water and coast proximity</w:t>
+                  </w:r>
+                </w:p>
+              </w:tc>
+              <w:tc>
+                <w:tcPr/>
+                <w:p>
+                  <w:pPr>
+                    <w:pStyle w:val="Compact"/>
+                    <w:jc w:val="right"/>
+                    <w:jc w:val="center"/>
+                  </w:pPr>
+                  <w:r>
+                    <w:t xml:space="preserve">6</w:t>
+                  </w:r>
+                </w:p>
+              </w:tc>
+              <w:tc>
+                <w:tcPr/>
+                <w:p>
+                  <w:pPr>
+                    <w:pStyle w:val="Compact"/>
+                    <w:jc w:val="left"/>
+                    <w:jc w:val="center"/>
+                  </w:pPr>
+                  <w:r>
+                    <w:t xml:space="preserve">Earth Engine</w:t>
                   </w:r>
                 </w:p>
               </w:tc>
@@ -4296,33 +4338,33 @@
                     <w:jc w:val="center"/>
                   </w:pPr>
                   <w:r>
-                    <w:t xml:space="preserve">Water and coast proximity</w:t>
-                  </w:r>
-                </w:p>
-              </w:tc>
-              <w:tc>
-                <w:tcPr/>
-                <w:p>
-                  <w:pPr>
-                    <w:pStyle w:val="Compact"/>
-                    <w:jc w:val="right"/>
-                    <w:jc w:val="center"/>
-                  </w:pPr>
-                  <w:r>
-                    <w:t xml:space="preserve">6</w:t>
-                  </w:r>
-                </w:p>
-              </w:tc>
-              <w:tc>
-                <w:tcPr/>
-                <w:p>
-                  <w:pPr>
-                    <w:pStyle w:val="Compact"/>
-                    <w:jc w:val="left"/>
-                    <w:jc w:val="center"/>
-                  </w:pPr>
-                  <w:r>
-                    <w:t xml:space="preserve">Earth Engine</w:t>
+                    <w:t xml:space="preserve">Food fortification and supplementation</w:t>
+                  </w:r>
+                </w:p>
+              </w:tc>
+              <w:tc>
+                <w:tcPr/>
+                <w:p>
+                  <w:pPr>
+                    <w:pStyle w:val="Compact"/>
+                    <w:jc w:val="right"/>
+                    <w:jc w:val="center"/>
+                  </w:pPr>
+                  <w:r>
+                    <w:t xml:space="preserve">3</w:t>
+                  </w:r>
+                </w:p>
+              </w:tc>
+              <w:tc>
+                <w:tcPr/>
+                <w:p>
+                  <w:pPr>
+                    <w:pStyle w:val="Compact"/>
+                    <w:jc w:val="left"/>
+                    <w:jc w:val="center"/>
+                  </w:pPr>
+                  <w:r>
+                    <w:t xml:space="preserve">DHS / MICS, GFDx</w:t>
                   </w:r>
                 </w:p>
               </w:tc>
@@ -4812,12 +4854,33 @@
         <w:t xml:space="preserve"> </w:t>
       </w:r>
       <w:r>
-        <w:t xml:space="preserve">sample size, Kish’s</w:t>
+        <w:t xml:space="preserve">sample size. The design effect is measured at the national level for each</w:t>
+      </w:r>
+      <w:r>
+        <w:t xml:space="preserve"> </w:t>
+      </w:r>
+      <w:r>
+        <w:t xml:space="preserve">country and outcome (median 2.4; the conventional 1.5 understates it) and</w:t>
+      </w:r>
+      <w:r>
+        <w:t xml:space="preserve"> </w:t>
+      </w:r>
+      <w:r>
+        <w:t xml:space="preserve">split into a weighting part,</w:t>
       </w:r>
       <w:r>
         <w:t xml:space="preserve"> </w:t>
       </w:r>
       <m:oMath>
+        <m:r>
+          <m:t>n</m:t>
+        </m:r>
+        <m:r>
+          <m:rPr>
+            <m:sty m:val="p"/>
+          </m:rPr>
+          <m:t>/</m:t>
+        </m:r>
         <m:sSub>
           <m:e>
             <m:r>
@@ -4830,28 +4893,129 @@
                 <m:nor/>
                 <m:sty m:val="p"/>
               </m:rPr>
-              <m:t>eff</m:t>
+              <m:t>Kish</m:t>
             </m:r>
           </m:sub>
         </m:sSub>
       </m:oMath>
       <w:r>
-        <w:t xml:space="preserve"> </w:t>
-      </w:r>
-      <w:r>
-        <w:t xml:space="preserve">divided by a design effect measured at the</w:t>
-      </w:r>
-      <w:r>
-        <w:t xml:space="preserve"> </w:t>
-      </w:r>
-      <w:r>
-        <w:t xml:space="preserve">national level for each country and outcome (median 2.4; the conventional 1.5</w:t>
-      </w:r>
-      <w:r>
-        <w:t xml:space="preserve"> </w:t>
-      </w:r>
-      <w:r>
-        <w:t xml:space="preserve">understates it). Predictors are rank-normalised within country before pooling,</w:t>
+        <w:t xml:space="preserve">, and a clustering part,</w:t>
+      </w:r>
+      <w:r>
+        <w:t xml:space="preserve"> </w:t>
+      </w:r>
+      <m:oMath>
+        <m:r>
+          <m:t>1</m:t>
+        </m:r>
+        <m:r>
+          <m:rPr>
+            <m:sty m:val="p"/>
+          </m:rPr>
+          <m:t>+</m:t>
+        </m:r>
+        <m:d>
+          <m:dPr>
+            <m:begChr m:val="("/>
+            <m:endChr m:val=")"/>
+            <m:sepChr m:val=""/>
+            <m:grow/>
+          </m:dPr>
+          <m:e>
+            <m:r>
+              <m:t>b</m:t>
+            </m:r>
+            <m:r>
+              <m:rPr>
+                <m:sty m:val="p"/>
+              </m:rPr>
+              <m:t>−</m:t>
+            </m:r>
+            <m:r>
+              <m:t>1</m:t>
+            </m:r>
+          </m:e>
+        </m:d>
+        <m:r>
+          <m:t>ρ</m:t>
+        </m:r>
+      </m:oMath>
+      <w:r>
+        <w:t xml:space="preserve"> </w:t>
+      </w:r>
+      <w:r>
+        <w:t xml:space="preserve">with</w:t>
+      </w:r>
+      <w:r>
+        <w:t xml:space="preserve"> </w:t>
+      </w:r>
+      <m:oMath>
+        <m:r>
+          <m:t>b</m:t>
+        </m:r>
+      </m:oMath>
+      <w:r>
+        <w:t xml:space="preserve"> </w:t>
+      </w:r>
+      <w:r>
+        <w:t xml:space="preserve">the mean respondents per cluster; the implied</w:t>
+      </w:r>
+      <w:r>
+        <w:t xml:space="preserve"> </w:t>
+      </w:r>
+      <w:r>
+        <w:t xml:space="preserve">intra-cluster correlation</w:t>
+      </w:r>
+      <w:r>
+        <w:t xml:space="preserve"> </w:t>
+      </w:r>
+      <m:oMath>
+        <m:r>
+          <m:t>ρ</m:t>
+        </m:r>
+      </m:oMath>
+      <w:r>
+        <w:t xml:space="preserve"> </w:t>
+      </w:r>
+      <w:r>
+        <w:t xml:space="preserve">(0 to 0.21) then transfers to each district,</w:t>
+      </w:r>
+      <w:r>
+        <w:t xml:space="preserve"> </w:t>
+      </w:r>
+      <w:r>
+        <w:t xml:space="preserve">whose own Kish</w:t>
+      </w:r>
+      <w:r>
+        <w:t xml:space="preserve"> </w:t>
+      </w:r>
+      <m:oMath>
+        <m:r>
+          <m:t>n</m:t>
+        </m:r>
+      </m:oMath>
+      <w:r>
+        <w:t xml:space="preserve"> </w:t>
+      </w:r>
+      <w:r>
+        <w:t xml:space="preserve">and cluster count give its effective</w:t>
+      </w:r>
+      <w:r>
+        <w:t xml:space="preserve"> </w:t>
+      </w:r>
+      <m:oMath>
+        <m:r>
+          <m:t>n</m:t>
+        </m:r>
+      </m:oMath>
+      <w:r>
+        <w:t xml:space="preserve">, so a district of</w:t>
+      </w:r>
+      <w:r>
+        <w:t xml:space="preserve"> </w:t>
+      </w:r>
+      <w:r>
+        <w:t xml:space="preserve">three small clusters is no longer charged the national mean take. Predictors are rank-normalised within country before pooling,</w:t>
       </w:r>
       <w:r>
         <w:t xml:space="preserve"> </w:t>
@@ -5213,7 +5377,7 @@
                     <w:jc w:val="center"/>
                   </w:pPr>
                   <w:r>
-                    <w:t xml:space="preserve">Spatial smoother + covariates</w:t>
+                    <w:t xml:space="preserve">Zero-tuning domain index</w:t>
                   </w:r>
                 </w:p>
               </w:tc>
@@ -5239,20 +5403,20 @@
                     <w:jc w:val="center"/>
                   </w:pPr>
                   <w:r>
-                    <w:t xml:space="preserve">17</w:t>
-                  </w:r>
-                </w:p>
-              </w:tc>
-              <w:tc>
-                <w:tcPr/>
-                <w:p>
-                  <w:pPr>
-                    <w:pStyle w:val="Compact"/>
-                    <w:jc w:val="right"/>
-                    <w:jc w:val="center"/>
-                  </w:pPr>
-                  <w:r>
-                    <w:t xml:space="preserve">0.26</w:t>
+                    <w:t xml:space="preserve">16</w:t>
+                  </w:r>
+                </w:p>
+              </w:tc>
+              <w:tc>
+                <w:tcPr/>
+                <w:p>
+                  <w:pPr>
+                    <w:pStyle w:val="Compact"/>
+                    <w:jc w:val="right"/>
+                    <w:jc w:val="center"/>
+                  </w:pPr>
+                  <w:r>
+                    <w:t xml:space="preserve">0.30</w:t>
                   </w:r>
                 </w:p>
               </w:tc>
@@ -5280,7 +5444,7 @@
                     <w:jc w:val="center"/>
                   </w:pPr>
                   <w:r>
-                    <w:t xml:space="preserve">Zero-tuning domain index</w:t>
+                    <w:t xml:space="preserve">Spatial smoother + covariates</w:t>
                   </w:r>
                 </w:p>
               </w:tc>
@@ -5306,20 +5470,20 @@
                     <w:jc w:val="center"/>
                   </w:pPr>
                   <w:r>
-                    <w:t xml:space="preserve">16</w:t>
-                  </w:r>
-                </w:p>
-              </w:tc>
-              <w:tc>
-                <w:tcPr/>
-                <w:p>
-                  <w:pPr>
-                    <w:pStyle w:val="Compact"/>
-                    <w:jc w:val="right"/>
-                    <w:jc w:val="center"/>
-                  </w:pPr>
-                  <w:r>
-                    <w:t xml:space="preserve">0.30</w:t>
+                    <w:t xml:space="preserve">17</w:t>
+                  </w:r>
+                </w:p>
+              </w:tc>
+              <w:tc>
+                <w:tcPr/>
+                <w:p>
+                  <w:pPr>
+                    <w:pStyle w:val="Compact"/>
+                    <w:jc w:val="right"/>
+                    <w:jc w:val="center"/>
+                  </w:pPr>
+                  <w:r>
+                    <w:t xml:space="preserve">0.26</w:t>
                   </w:r>
                 </w:p>
               </w:tc>
@@ -5427,7 +5591,7 @@
                     <w:jc w:val="center"/>
                   </w:pPr>
                   <w:r>
-                    <w:t xml:space="preserve">0.32</w:t>
+                    <w:t xml:space="preserve">0.33</w:t>
                   </w:r>
                 </w:p>
               </w:tc>
@@ -5453,7 +5617,7 @@
                     <w:jc w:val="center"/>
                   </w:pPr>
                   <w:r>
-                    <w:t xml:space="preserve">0.16</w:t>
+                    <w:t xml:space="preserve">0.15</w:t>
                   </w:r>
                 </w:p>
               </w:tc>
@@ -5494,7 +5658,7 @@
                     <w:jc w:val="center"/>
                   </w:pPr>
                   <w:r>
-                    <w:t xml:space="preserve">0.32</w:t>
+                    <w:t xml:space="preserve">0.33</w:t>
                   </w:r>
                 </w:p>
               </w:tc>
@@ -5970,7 +6134,7 @@
                     <w:jc w:val="center"/>
                   </w:pPr>
                   <w:r>
-                    <w:t xml:space="preserve">0.25</w:t>
+                    <w:t xml:space="preserve">0.26</w:t>
                   </w:r>
                 </w:p>
               </w:tc>
@@ -6145,7 +6309,7 @@
                     <w:jc w:val="center"/>
                   </w:pPr>
                   <w:r>
-                    <w:t xml:space="preserve">0.27</w:t>
+                    <w:t xml:space="preserve">0.28</w:t>
                   </w:r>
                 </w:p>
               </w:tc>
@@ -6171,20 +6335,20 @@
                     <w:jc w:val="center"/>
                   </w:pPr>
                   <w:r>
-                    <w:t xml:space="preserve">0.08</w:t>
-                  </w:r>
-                </w:p>
-              </w:tc>
-              <w:tc>
-                <w:tcPr/>
-                <w:p>
-                  <w:pPr>
-                    <w:pStyle w:val="Compact"/>
-                    <w:jc w:val="right"/>
-                    <w:jc w:val="center"/>
-                  </w:pPr>
-                  <w:r>
-                    <w:t xml:space="preserve">11</w:t>
+                    <w:t xml:space="preserve">0.07</w:t>
+                  </w:r>
+                </w:p>
+              </w:tc>
+              <w:tc>
+                <w:tcPr/>
+                <w:p>
+                  <w:pPr>
+                    <w:pStyle w:val="Compact"/>
+                    <w:jc w:val="right"/>
+                    <w:jc w:val="center"/>
+                  </w:pPr>
+                  <w:r>
+                    <w:t xml:space="preserve">9</w:t>
                   </w:r>
                 </w:p>
               </w:tc>
@@ -6212,7 +6376,7 @@
                     <w:jc w:val="center"/>
                   </w:pPr>
                   <w:r>
-                    <w:t xml:space="preserve">0.23</w:t>
+                    <w:t xml:space="preserve">0.24</w:t>
                   </w:r>
                 </w:p>
               </w:tc>
@@ -6238,7 +6402,7 @@
                     <w:jc w:val="center"/>
                   </w:pPr>
                   <w:r>
-                    <w:t xml:space="preserve">-0.08</w:t>
+                    <w:t xml:space="preserve">-0.06</w:t>
                   </w:r>
                 </w:p>
               </w:tc>
@@ -6373,7 +6537,7 @@
         <w:t xml:space="preserve"> </w:t>
       </w:r>
       <w:r>
-        <w:t xml:space="preserve">0.27</w:t>
+        <w:t xml:space="preserve">0.28</w:t>
       </w:r>
       <w:r>
         <w:t xml:space="preserve"> </w:t>
@@ -6397,7 +6561,7 @@
         <w:t xml:space="preserve"> </w:t>
       </w:r>
       <w:r>
-        <w:t xml:space="preserve">0.31;</w:t>
+        <w:t xml:space="preserve">0.30;</w:t>
       </w:r>
       <w:r>
         <w:t xml:space="preserve"> </w:t>
@@ -6451,7 +6615,7 @@
         <w:t xml:space="preserve"> </w:t>
       </w:r>
       <w:r>
-        <w:t xml:space="preserve">difference from the full index -0.01, better in 11 of 22 cells).</w:t>
+        <w:t xml:space="preserve">difference from the full index -0.05, better in 10 of 22 cells).</w:t>
       </w:r>
     </w:p>
     <w:tbl>
@@ -6602,20 +6766,20 @@
                     <w:jc w:val="center"/>
                   </w:pPr>
                   <w:r>
-                    <w:t xml:space="preserve">0.27</w:t>
-                  </w:r>
-                </w:p>
-              </w:tc>
-              <w:tc>
-                <w:tcPr/>
-                <w:p>
-                  <w:pPr>
-                    <w:pStyle w:val="Compact"/>
-                    <w:jc w:val="right"/>
-                    <w:jc w:val="center"/>
-                  </w:pPr>
-                  <w:r>
-                    <w:t xml:space="preserve">0.18</w:t>
+                    <w:t xml:space="preserve">0.28</w:t>
+                  </w:r>
+                </w:p>
+              </w:tc>
+              <w:tc>
+                <w:tcPr/>
+                <w:p>
+                  <w:pPr>
+                    <w:pStyle w:val="Compact"/>
+                    <w:jc w:val="right"/>
+                    <w:jc w:val="center"/>
+                  </w:pPr>
+                  <w:r>
+                    <w:t xml:space="preserve">0.19</w:t>
                   </w:r>
                 </w:p>
               </w:tc>
@@ -6682,46 +6846,46 @@
                     <w:jc w:val="center"/>
                   </w:pPr>
                   <w:r>
-                    <w:t xml:space="preserve">0.31</w:t>
-                  </w:r>
-                </w:p>
-              </w:tc>
-              <w:tc>
-                <w:tcPr/>
-                <w:p>
-                  <w:pPr>
-                    <w:pStyle w:val="Compact"/>
-                    <w:jc w:val="right"/>
-                    <w:jc w:val="center"/>
-                  </w:pPr>
-                  <w:r>
-                    <w:t xml:space="preserve">0.36</w:t>
-                  </w:r>
-                </w:p>
-              </w:tc>
-              <w:tc>
-                <w:tcPr/>
-                <w:p>
-                  <w:pPr>
-                    <w:pStyle w:val="Compact"/>
-                    <w:jc w:val="right"/>
-                    <w:jc w:val="center"/>
-                  </w:pPr>
-                  <w:r>
-                    <w:t xml:space="preserve">0.46</w:t>
-                  </w:r>
-                </w:p>
-              </w:tc>
-              <w:tc>
-                <w:tcPr/>
-                <w:p>
-                  <w:pPr>
-                    <w:pStyle w:val="Compact"/>
-                    <w:jc w:val="right"/>
-                    <w:jc w:val="center"/>
-                  </w:pPr>
-                  <w:r>
-                    <w:t xml:space="preserve">0.38</w:t>
+                    <w:t xml:space="preserve">0.30</w:t>
+                  </w:r>
+                </w:p>
+              </w:tc>
+              <w:tc>
+                <w:tcPr/>
+                <w:p>
+                  <w:pPr>
+                    <w:pStyle w:val="Compact"/>
+                    <w:jc w:val="right"/>
+                    <w:jc w:val="center"/>
+                  </w:pPr>
+                  <w:r>
+                    <w:t xml:space="preserve">0.33</w:t>
+                  </w:r>
+                </w:p>
+              </w:tc>
+              <w:tc>
+                <w:tcPr/>
+                <w:p>
+                  <w:pPr>
+                    <w:pStyle w:val="Compact"/>
+                    <w:jc w:val="right"/>
+                    <w:jc w:val="center"/>
+                  </w:pPr>
+                  <w:r>
+                    <w:t xml:space="preserve">0.45</w:t>
+                  </w:r>
+                </w:p>
+              </w:tc>
+              <w:tc>
+                <w:tcPr/>
+                <w:p>
+                  <w:pPr>
+                    <w:pStyle w:val="Compact"/>
+                    <w:jc w:val="right"/>
+                    <w:jc w:val="center"/>
+                  </w:pPr>
+                  <w:r>
+                    <w:t xml:space="preserve">0.37</w:t>
                   </w:r>
                 </w:p>
               </w:tc>
@@ -6929,7 +7093,7 @@
                     <w:jc w:val="center"/>
                   </w:pPr>
                   <w:r>
-                    <w:t xml:space="preserve">0.021</w:t>
+                    <w:t xml:space="preserve">0.025</w:t>
                   </w:r>
                 </w:p>
               </w:tc>
@@ -6970,7 +7134,7 @@
                     <w:jc w:val="center"/>
                   </w:pPr>
                   <w:r>
-                    <w:t xml:space="preserve">0.014</w:t>
+                    <w:t xml:space="preserve">0.016</w:t>
                   </w:r>
                 </w:p>
               </w:tc>
@@ -7065,7 +7229,7 @@
                     <w:jc w:val="center"/>
                   </w:pPr>
                   <w:r>
-                    <w:t xml:space="preserve">0.152</w:t>
+                    <w:t xml:space="preserve">0.036</w:t>
                   </w:r>
                 </w:p>
               </w:tc>
@@ -7080,33 +7244,33 @@
                     <w:jc w:val="center"/>
                   </w:pPr>
                   <w:r>
-                    <w:t xml:space="preserve">Livestock density</w:t>
-                  </w:r>
-                </w:p>
-              </w:tc>
-              <w:tc>
-                <w:tcPr/>
-                <w:p>
-                  <w:pPr>
-                    <w:pStyle w:val="Compact"/>
-                    <w:jc w:val="right"/>
-                    <w:jc w:val="center"/>
-                  </w:pPr>
-                  <w:r>
-                    <w:t xml:space="preserve">0.007</w:t>
-                  </w:r>
-                </w:p>
-              </w:tc>
-              <w:tc>
-                <w:tcPr/>
-                <w:p>
-                  <w:pPr>
-                    <w:pStyle w:val="Compact"/>
-                    <w:jc w:val="right"/>
-                    <w:jc w:val="center"/>
-                  </w:pPr>
-                  <w:r>
-                    <w:t xml:space="preserve">0.238</w:t>
+                    <w:t xml:space="preserve">Nutrition status (MODELLED SURFACE)</w:t>
+                  </w:r>
+                </w:p>
+              </w:tc>
+              <w:tc>
+                <w:tcPr/>
+                <w:p>
+                  <w:pPr>
+                    <w:pStyle w:val="Compact"/>
+                    <w:jc w:val="right"/>
+                    <w:jc w:val="center"/>
+                  </w:pPr>
+                  <w:r>
+                    <w:t xml:space="preserve">0.008</w:t>
+                  </w:r>
+                </w:p>
+              </w:tc>
+              <w:tc>
+                <w:tcPr/>
+                <w:p>
+                  <w:pPr>
+                    <w:pStyle w:val="Compact"/>
+                    <w:jc w:val="right"/>
+                    <w:jc w:val="center"/>
+                  </w:pPr>
+                  <w:r>
+                    <w:t xml:space="preserve">0.223</w:t>
                   </w:r>
                 </w:p>
               </w:tc>
@@ -7121,33 +7285,33 @@
                     <w:jc w:val="center"/>
                   </w:pPr>
                   <w:r>
-                    <w:t xml:space="preserve">Nutrition status (MODELLED SURFACE)</w:t>
-                  </w:r>
-                </w:p>
-              </w:tc>
-              <w:tc>
-                <w:tcPr/>
-                <w:p>
-                  <w:pPr>
-                    <w:pStyle w:val="Compact"/>
-                    <w:jc w:val="right"/>
-                    <w:jc w:val="center"/>
-                  </w:pPr>
-                  <w:r>
-                    <w:t xml:space="preserve">0.005</w:t>
-                  </w:r>
-                </w:p>
-              </w:tc>
-              <w:tc>
-                <w:tcPr/>
-                <w:p>
-                  <w:pPr>
-                    <w:pStyle w:val="Compact"/>
-                    <w:jc w:val="right"/>
-                    <w:jc w:val="center"/>
-                  </w:pPr>
-                  <w:r>
-                    <w:t xml:space="preserve">0.219</w:t>
+                    <w:t xml:space="preserve">Livestock density</w:t>
+                  </w:r>
+                </w:p>
+              </w:tc>
+              <w:tc>
+                <w:tcPr/>
+                <w:p>
+                  <w:pPr>
+                    <w:pStyle w:val="Compact"/>
+                    <w:jc w:val="right"/>
+                    <w:jc w:val="center"/>
+                  </w:pPr>
+                  <w:r>
+                    <w:t xml:space="preserve">0.006</w:t>
+                  </w:r>
+                </w:p>
+              </w:tc>
+              <w:tc>
+                <w:tcPr/>
+                <w:p>
+                  <w:pPr>
+                    <w:pStyle w:val="Compact"/>
+                    <w:jc w:val="right"/>
+                    <w:jc w:val="center"/>
+                  </w:pPr>
+                  <w:r>
+                    <w:t xml:space="preserve">0.238</w:t>
                   </w:r>
                 </w:p>
               </w:tc>
@@ -7162,33 +7326,33 @@
                     <w:jc w:val="center"/>
                   </w:pPr>
                   <w:r>
-                    <w:t xml:space="preserve">Adult nutrition</w:t>
-                  </w:r>
-                </w:p>
-              </w:tc>
-              <w:tc>
-                <w:tcPr/>
-                <w:p>
-                  <w:pPr>
-                    <w:pStyle w:val="Compact"/>
-                    <w:jc w:val="right"/>
-                    <w:jc w:val="center"/>
-                  </w:pPr>
-                  <w:r>
-                    <w:t xml:space="preserve">-0.001</w:t>
-                  </w:r>
-                </w:p>
-              </w:tc>
-              <w:tc>
-                <w:tcPr/>
-                <w:p>
-                  <w:pPr>
-                    <w:pStyle w:val="Compact"/>
-                    <w:jc w:val="right"/>
-                    <w:jc w:val="center"/>
-                  </w:pPr>
-                  <w:r>
-                    <w:t xml:space="preserve">0.088</w:t>
+                    <w:t xml:space="preserve">Food fortification and supplementation</w:t>
+                  </w:r>
+                </w:p>
+              </w:tc>
+              <w:tc>
+                <w:tcPr/>
+                <w:p>
+                  <w:pPr>
+                    <w:pStyle w:val="Compact"/>
+                    <w:jc w:val="right"/>
+                    <w:jc w:val="center"/>
+                  </w:pPr>
+                  <w:r>
+                    <w:t xml:space="preserve">0.002</w:t>
+                  </w:r>
+                </w:p>
+              </w:tc>
+              <w:tc>
+                <w:tcPr/>
+                <w:p>
+                  <w:pPr>
+                    <w:pStyle w:val="Compact"/>
+                    <w:jc w:val="right"/>
+                    <w:jc w:val="center"/>
+                  </w:pPr>
+                  <w:r>
+                    <w:t xml:space="preserve">-0.008</w:t>
                   </w:r>
                 </w:p>
               </w:tc>
@@ -7216,20 +7380,20 @@
                     <w:jc w:val="center"/>
                   </w:pPr>
                   <w:r>
-                    <w:t xml:space="preserve">-0.001</w:t>
-                  </w:r>
-                </w:p>
-              </w:tc>
-              <w:tc>
-                <w:tcPr/>
-                <w:p>
-                  <w:pPr>
-                    <w:pStyle w:val="Compact"/>
-                    <w:jc w:val="right"/>
-                    <w:jc w:val="center"/>
-                  </w:pPr>
-                  <w:r>
-                    <w:t xml:space="preserve">-0.072</w:t>
+                    <w:t xml:space="preserve">0.001</w:t>
+                  </w:r>
+                </w:p>
+              </w:tc>
+              <w:tc>
+                <w:tcPr/>
+                <w:p>
+                  <w:pPr>
+                    <w:pStyle w:val="Compact"/>
+                    <w:jc w:val="right"/>
+                    <w:jc w:val="center"/>
+                  </w:pPr>
+                  <w:r>
+                    <w:t xml:space="preserve">-0.037</w:t>
                   </w:r>
                 </w:p>
               </w:tc>
@@ -7244,33 +7408,33 @@
                     <w:jc w:val="center"/>
                   </w:pPr>
                   <w:r>
-                    <w:t xml:space="preserve">Satellite embedding</w:t>
-                  </w:r>
-                </w:p>
-              </w:tc>
-              <w:tc>
-                <w:tcPr/>
-                <w:p>
-                  <w:pPr>
-                    <w:pStyle w:val="Compact"/>
-                    <w:jc w:val="right"/>
-                    <w:jc w:val="center"/>
-                  </w:pPr>
-                  <w:r>
-                    <w:t xml:space="preserve">-0.001</w:t>
-                  </w:r>
-                </w:p>
-              </w:tc>
-              <w:tc>
-                <w:tcPr/>
-                <w:p>
-                  <w:pPr>
-                    <w:pStyle w:val="Compact"/>
-                    <w:jc w:val="right"/>
-                    <w:jc w:val="center"/>
-                  </w:pPr>
-                  <w:r>
-                    <w:t xml:space="preserve">0.206</w:t>
+                    <w:t xml:space="preserve">Malaria</w:t>
+                  </w:r>
+                </w:p>
+              </w:tc>
+              <w:tc>
+                <w:tcPr/>
+                <w:p>
+                  <w:pPr>
+                    <w:pStyle w:val="Compact"/>
+                    <w:jc w:val="right"/>
+                    <w:jc w:val="center"/>
+                  </w:pPr>
+                  <w:r>
+                    <w:t xml:space="preserve">0.001</w:t>
+                  </w:r>
+                </w:p>
+              </w:tc>
+              <w:tc>
+                <w:tcPr/>
+                <w:p>
+                  <w:pPr>
+                    <w:pStyle w:val="Compact"/>
+                    <w:jc w:val="right"/>
+                    <w:jc w:val="center"/>
+                  </w:pPr>
+                  <w:r>
+                    <w:t xml:space="preserve">0.014</w:t>
                   </w:r>
                 </w:p>
               </w:tc>
@@ -7285,33 +7449,33 @@
                     <w:jc w:val="center"/>
                   </w:pPr>
                   <w:r>
-                    <w:t xml:space="preserve">Food prices and supply</w:t>
-                  </w:r>
-                </w:p>
-              </w:tc>
-              <w:tc>
-                <w:tcPr/>
-                <w:p>
-                  <w:pPr>
-                    <w:pStyle w:val="Compact"/>
-                    <w:jc w:val="right"/>
-                    <w:jc w:val="center"/>
-                  </w:pPr>
-                  <w:r>
-                    <w:t xml:space="preserve">-0.003</w:t>
-                  </w:r>
-                </w:p>
-              </w:tc>
-              <w:tc>
-                <w:tcPr/>
-                <w:p>
-                  <w:pPr>
-                    <w:pStyle w:val="Compact"/>
-                    <w:jc w:val="right"/>
-                    <w:jc w:val="center"/>
-                  </w:pPr>
-                  <w:r>
-                    <w:t xml:space="preserve">-0.050</w:t>
+                    <w:t xml:space="preserve">Satellite embedding</w:t>
+                  </w:r>
+                </w:p>
+              </w:tc>
+              <w:tc>
+                <w:tcPr/>
+                <w:p>
+                  <w:pPr>
+                    <w:pStyle w:val="Compact"/>
+                    <w:jc w:val="right"/>
+                    <w:jc w:val="center"/>
+                  </w:pPr>
+                  <w:r>
+                    <w:t xml:space="preserve">0.001</w:t>
+                  </w:r>
+                </w:p>
+              </w:tc>
+              <w:tc>
+                <w:tcPr/>
+                <w:p>
+                  <w:pPr>
+                    <w:pStyle w:val="Compact"/>
+                    <w:jc w:val="right"/>
+                    <w:jc w:val="center"/>
+                  </w:pPr>
+                  <w:r>
+                    <w:t xml:space="preserve">0.206</w:t>
                   </w:r>
                 </w:p>
               </w:tc>
@@ -7636,7 +7800,7 @@
                     <w:jc w:val="center"/>
                   </w:pPr>
                   <w:r>
-                    <w:t xml:space="preserve">1.23</w:t>
+                    <w:t xml:space="preserve">1.22</w:t>
                   </w:r>
                 </w:p>
               </w:tc>
@@ -8115,46 +8279,46 @@
                     <w:jc w:val="center"/>
                   </w:pPr>
                   <w:r>
-                    <w:t xml:space="preserve">10.5</w:t>
-                  </w:r>
-                </w:p>
-              </w:tc>
-              <w:tc>
-                <w:tcPr/>
-                <w:p>
-                  <w:pPr>
-                    <w:pStyle w:val="Compact"/>
-                    <w:jc w:val="right"/>
-                    <w:jc w:val="center"/>
-                  </w:pPr>
-                  <w:r>
-                    <w:t xml:space="preserve">12.1</w:t>
-                  </w:r>
-                </w:p>
-              </w:tc>
-              <w:tc>
-                <w:tcPr/>
-                <w:p>
-                  <w:pPr>
-                    <w:pStyle w:val="Compact"/>
-                    <w:jc w:val="right"/>
-                    <w:jc w:val="center"/>
-                  </w:pPr>
-                  <w:r>
-                    <w:t xml:space="preserve">18.8</w:t>
-                  </w:r>
-                </w:p>
-              </w:tc>
-              <w:tc>
-                <w:tcPr/>
-                <w:p>
-                  <w:pPr>
-                    <w:pStyle w:val="Compact"/>
-                    <w:jc w:val="right"/>
-                    <w:jc w:val="center"/>
-                  </w:pPr>
-                  <w:r>
-                    <w:t xml:space="preserve">11.8</w:t>
+                    <w:t xml:space="preserve">10.0</w:t>
+                  </w:r>
+                </w:p>
+              </w:tc>
+              <w:tc>
+                <w:tcPr/>
+                <w:p>
+                  <w:pPr>
+                    <w:pStyle w:val="Compact"/>
+                    <w:jc w:val="right"/>
+                    <w:jc w:val="center"/>
+                  </w:pPr>
+                  <w:r>
+                    <w:t xml:space="preserve">11.9</w:t>
+                  </w:r>
+                </w:p>
+              </w:tc>
+              <w:tc>
+                <w:tcPr/>
+                <w:p>
+                  <w:pPr>
+                    <w:pStyle w:val="Compact"/>
+                    <w:jc w:val="right"/>
+                    <w:jc w:val="center"/>
+                  </w:pPr>
+                  <w:r>
+                    <w:t xml:space="preserve">18.4</w:t>
+                  </w:r>
+                </w:p>
+              </w:tc>
+              <w:tc>
+                <w:tcPr/>
+                <w:p>
+                  <w:pPr>
+                    <w:pStyle w:val="Compact"/>
+                    <w:jc w:val="right"/>
+                    <w:jc w:val="center"/>
+                  </w:pPr>
+                  <w:r>
+                    <w:t xml:space="preserve">11.6</w:t>
                   </w:r>
                 </w:p>
               </w:tc>
@@ -8182,6 +8346,19 @@
                     <w:jc w:val="center"/>
                   </w:pPr>
                   <w:r>
+                    <w:t xml:space="preserve">9.2</w:t>
+                  </w:r>
+                </w:p>
+              </w:tc>
+              <w:tc>
+                <w:tcPr/>
+                <w:p>
+                  <w:pPr>
+                    <w:pStyle w:val="Compact"/>
+                    <w:jc w:val="right"/>
+                    <w:jc w:val="center"/>
+                  </w:pPr>
+                  <w:r>
                     <w:t xml:space="preserve">9.3</w:t>
                   </w:r>
                 </w:p>
@@ -8195,33 +8372,20 @@
                     <w:jc w:val="center"/>
                   </w:pPr>
                   <w:r>
-                    <w:t xml:space="preserve">9.4</w:t>
-                  </w:r>
-                </w:p>
-              </w:tc>
-              <w:tc>
-                <w:tcPr/>
-                <w:p>
-                  <w:pPr>
-                    <w:pStyle w:val="Compact"/>
-                    <w:jc w:val="right"/>
-                    <w:jc w:val="center"/>
-                  </w:pPr>
-                  <w:r>
-                    <w:t xml:space="preserve">13.0</w:t>
-                  </w:r>
-                </w:p>
-              </w:tc>
-              <w:tc>
-                <w:tcPr/>
-                <w:p>
-                  <w:pPr>
-                    <w:pStyle w:val="Compact"/>
-                    <w:jc w:val="right"/>
-                    <w:jc w:val="center"/>
-                  </w:pPr>
-                  <w:r>
-                    <w:t xml:space="preserve">9.2</w:t>
+                    <w:t xml:space="preserve">12.3</w:t>
+                  </w:r>
+                </w:p>
+              </w:tc>
+              <w:tc>
+                <w:tcPr/>
+                <w:p>
+                  <w:pPr>
+                    <w:pStyle w:val="Compact"/>
+                    <w:jc w:val="right"/>
+                    <w:jc w:val="center"/>
+                  </w:pPr>
+                  <w:r>
+                    <w:t xml:space="preserve">8.9</w:t>
                   </w:r>
                 </w:p>
               </w:tc>
@@ -8249,46 +8413,46 @@
                     <w:jc w:val="center"/>
                   </w:pPr>
                   <w:r>
-                    <w:t xml:space="preserve">9.2</w:t>
-                  </w:r>
-                </w:p>
-              </w:tc>
-              <w:tc>
-                <w:tcPr/>
-                <w:p>
-                  <w:pPr>
-                    <w:pStyle w:val="Compact"/>
-                    <w:jc w:val="right"/>
-                    <w:jc w:val="center"/>
-                  </w:pPr>
-                  <w:r>
-                    <w:t xml:space="preserve">8.4</w:t>
-                  </w:r>
-                </w:p>
-              </w:tc>
-              <w:tc>
-                <w:tcPr/>
-                <w:p>
-                  <w:pPr>
-                    <w:pStyle w:val="Compact"/>
-                    <w:jc w:val="right"/>
-                    <w:jc w:val="center"/>
-                  </w:pPr>
-                  <w:r>
-                    <w:t xml:space="preserve">10.1</w:t>
-                  </w:r>
-                </w:p>
-              </w:tc>
-              <w:tc>
-                <w:tcPr/>
-                <w:p>
-                  <w:pPr>
-                    <w:pStyle w:val="Compact"/>
-                    <w:jc w:val="right"/>
-                    <w:jc w:val="center"/>
-                  </w:pPr>
-                  <w:r>
-                    <w:t xml:space="preserve">7.8</w:t>
+                    <w:t xml:space="preserve">9.1</w:t>
+                  </w:r>
+                </w:p>
+              </w:tc>
+              <w:tc>
+                <w:tcPr/>
+                <w:p>
+                  <w:pPr>
+                    <w:pStyle w:val="Compact"/>
+                    <w:jc w:val="right"/>
+                    <w:jc w:val="center"/>
+                  </w:pPr>
+                  <w:r>
+                    <w:t xml:space="preserve">8.2</w:t>
+                  </w:r>
+                </w:p>
+              </w:tc>
+              <w:tc>
+                <w:tcPr/>
+                <w:p>
+                  <w:pPr>
+                    <w:pStyle w:val="Compact"/>
+                    <w:jc w:val="right"/>
+                    <w:jc w:val="center"/>
+                  </w:pPr>
+                  <w:r>
+                    <w:t xml:space="preserve">9.7</w:t>
+                  </w:r>
+                </w:p>
+              </w:tc>
+              <w:tc>
+                <w:tcPr/>
+                <w:p>
+                  <w:pPr>
+                    <w:pStyle w:val="Compact"/>
+                    <w:jc w:val="right"/>
+                    <w:jc w:val="center"/>
+                  </w:pPr>
+                  <w:r>
+                    <w:t xml:space="preserve">7.7</w:t>
                   </w:r>
                 </w:p>
               </w:tc>
@@ -8316,46 +8480,46 @@
                     <w:jc w:val="center"/>
                   </w:pPr>
                   <w:r>
-                    <w:t xml:space="preserve">8.7</w:t>
-                  </w:r>
-                </w:p>
-              </w:tc>
-              <w:tc>
-                <w:tcPr/>
-                <w:p>
-                  <w:pPr>
-                    <w:pStyle w:val="Compact"/>
-                    <w:jc w:val="right"/>
-                    <w:jc w:val="center"/>
-                  </w:pPr>
-                  <w:r>
-                    <w:t xml:space="preserve">7.6</w:t>
-                  </w:r>
-                </w:p>
-              </w:tc>
-              <w:tc>
-                <w:tcPr/>
-                <w:p>
-                  <w:pPr>
-                    <w:pStyle w:val="Compact"/>
-                    <w:jc w:val="right"/>
-                    <w:jc w:val="center"/>
-                  </w:pPr>
-                  <w:r>
-                    <w:t xml:space="preserve">7.6</w:t>
-                  </w:r>
-                </w:p>
-              </w:tc>
-              <w:tc>
-                <w:tcPr/>
-                <w:p>
-                  <w:pPr>
-                    <w:pStyle w:val="Compact"/>
-                    <w:jc w:val="right"/>
-                    <w:jc w:val="center"/>
-                  </w:pPr>
-                  <w:r>
-                    <w:t xml:space="preserve">7.1</w:t>
+                    <w:t xml:space="preserve">8.6</w:t>
+                  </w:r>
+                </w:p>
+              </w:tc>
+              <w:tc>
+                <w:tcPr/>
+                <w:p>
+                  <w:pPr>
+                    <w:pStyle w:val="Compact"/>
+                    <w:jc w:val="right"/>
+                    <w:jc w:val="center"/>
+                  </w:pPr>
+                  <w:r>
+                    <w:t xml:space="preserve">7.4</w:t>
+                  </w:r>
+                </w:p>
+              </w:tc>
+              <w:tc>
+                <w:tcPr/>
+                <w:p>
+                  <w:pPr>
+                    <w:pStyle w:val="Compact"/>
+                    <w:jc w:val="right"/>
+                    <w:jc w:val="center"/>
+                  </w:pPr>
+                  <w:r>
+                    <w:t xml:space="preserve">7.3</w:t>
+                  </w:r>
+                </w:p>
+              </w:tc>
+              <w:tc>
+                <w:tcPr/>
+                <w:p>
+                  <w:pPr>
+                    <w:pStyle w:val="Compact"/>
+                    <w:jc w:val="right"/>
+                    <w:jc w:val="center"/>
+                  </w:pPr>
+                  <w:r>
+                    <w:t xml:space="preserve">6.9</w:t>
                   </w:r>
                 </w:p>
               </w:tc>
@@ -8396,33 +8560,33 @@
                     <w:jc w:val="center"/>
                   </w:pPr>
                   <w:r>
-                    <w:t xml:space="preserve">7.2</w:t>
-                  </w:r>
-                </w:p>
-              </w:tc>
-              <w:tc>
-                <w:tcPr/>
-                <w:p>
-                  <w:pPr>
-                    <w:pStyle w:val="Compact"/>
-                    <w:jc w:val="right"/>
-                    <w:jc w:val="center"/>
-                  </w:pPr>
-                  <w:r>
-                    <w:t xml:space="preserve">5.2</w:t>
-                  </w:r>
-                </w:p>
-              </w:tc>
-              <w:tc>
-                <w:tcPr/>
-                <w:p>
-                  <w:pPr>
-                    <w:pStyle w:val="Compact"/>
-                    <w:jc w:val="right"/>
-                    <w:jc w:val="center"/>
-                  </w:pPr>
-                  <w:r>
-                    <w:t xml:space="preserve">6.4</w:t>
+                    <w:t xml:space="preserve">6.9</w:t>
+                  </w:r>
+                </w:p>
+              </w:tc>
+              <w:tc>
+                <w:tcPr/>
+                <w:p>
+                  <w:pPr>
+                    <w:pStyle w:val="Compact"/>
+                    <w:jc w:val="right"/>
+                    <w:jc w:val="center"/>
+                  </w:pPr>
+                  <w:r>
+                    <w:t xml:space="preserve">4.8</w:t>
+                  </w:r>
+                </w:p>
+              </w:tc>
+              <w:tc>
+                <w:tcPr/>
+                <w:p>
+                  <w:pPr>
+                    <w:pStyle w:val="Compact"/>
+                    <w:jc w:val="right"/>
+                    <w:jc w:val="center"/>
+                  </w:pPr>
+                  <w:r>
+                    <w:t xml:space="preserve">6.2</w:t>
                   </w:r>
                 </w:p>
               </w:tc>
@@ -9676,10 +9840,10 @@
               <w:tblLook w:firstRow="1" w:lastRow="0" w:firstColumn="0" w:lastColumn="0" w:noHBand="0" w:noVBand="0" w:val="0020"/>
             </w:tblPr>
             <w:tblGrid>
-              <w:gridCol w:w="898"/>
-              <w:gridCol w:w="2482"/>
-              <w:gridCol w:w="3522"/>
-              <w:gridCol w:w="1016"/>
+              <w:gridCol w:w="895"/>
+              <w:gridCol w:w="2475"/>
+              <w:gridCol w:w="3535"/>
+              <w:gridCol w:w="1013"/>
             </w:tblGrid>
             <w:tr>
               <w:trPr>
@@ -10598,6 +10762,168 @@
                   </w:pPr>
                   <w:r>
                     <w:t xml:space="preserve">Vintage audit (AU-01)</w:t>
+                  </w:r>
+                </w:p>
+              </w:tc>
+            </w:tr>
+            <w:tr>
+              <w:tc>
+                <w:tcPr/>
+                <w:p>
+                  <w:pPr>
+                    <w:pStyle w:val="Compact"/>
+                    <w:jc w:val="left"/>
+                    <w:jc w:val="center"/>
+                  </w:pPr>
+                  <w:r>
+                    <w:t xml:space="preserve">District weight</w:t>
+                  </w:r>
+                </w:p>
+              </w:tc>
+              <w:tc>
+                <w:tcPr/>
+                <w:p>
+                  <w:pPr>
+                    <w:pStyle w:val="Compact"/>
+                    <w:jc w:val="left"/>
+                    <w:jc w:val="center"/>
+                  </w:pPr>
+                  <w:r>
+                    <w:t xml:space="preserve">Every district divided by the national design effect</w:t>
+                  </w:r>
+                </w:p>
+              </w:tc>
+              <w:tc>
+                <w:tcPr/>
+                <w:p>
+                  <w:pPr>
+                    <w:pStyle w:val="Compact"/>
+                    <w:jc w:val="left"/>
+                    <w:jc w:val="center"/>
+                  </w:pPr>
+                  <w:r>
+                    <w:t xml:space="preserve">Own cluster count and Kish n; single-cluster districts gain most (x1.5); the index, scored without weights, does not move; penalised fit 0.27 to 0.28</w:t>
+                  </w:r>
+                </w:p>
+              </w:tc>
+              <w:tc>
+                <w:tcPr/>
+                <w:p>
+                  <w:pPr>
+                    <w:pStyle w:val="Compact"/>
+                    <w:jc w:val="left"/>
+                    <w:jc w:val="center"/>
+                  </w:pPr>
+                  <w:r>
+                    <w:t xml:space="preserve">Design-effect decomposition (AU-01)</w:t>
+                  </w:r>
+                </w:p>
+              </w:tc>
+            </w:tr>
+            <w:tr>
+              <w:tc>
+                <w:tcPr/>
+                <w:p>
+                  <w:pPr>
+                    <w:pStyle w:val="Compact"/>
+                    <w:jc w:val="left"/>
+                    <w:jc w:val="center"/>
+                  </w:pPr>
+                  <w:r>
+                    <w:t xml:space="preserve">Nutrient-named survey indicators</w:t>
+                  </w:r>
+                </w:p>
+              </w:tc>
+              <w:tc>
+                <w:tcPr/>
+                <w:p>
+                  <w:pPr>
+                    <w:pStyle w:val="Compact"/>
+                    <w:jc w:val="left"/>
+                    <w:jc w:val="center"/>
+                  </w:pPr>
+                  <w:r>
+                    <w:t xml:space="preserve">Excluded one spelling at a time; three constructs still in under other names</w:t>
+                  </w:r>
+                </w:p>
+              </w:tc>
+              <w:tc>
+                <w:tcPr/>
+                <w:p>
+                  <w:pPr>
+                    <w:pStyle w:val="Compact"/>
+                    <w:jc w:val="left"/>
+                    <w:jc w:val="center"/>
+                  </w:pPr>
+                  <w:r>
+                    <w:t xml:space="preserve">Class rule on nutrient names, enforced at build and fit time; six columns out (460 to 454); district index 0.27 to 0.28</w:t>
+                  </w:r>
+                </w:p>
+              </w:tc>
+              <w:tc>
+                <w:tcPr/>
+                <w:p>
+                  <w:pPr>
+                    <w:pStyle w:val="Compact"/>
+                    <w:jc w:val="left"/>
+                    <w:jc w:val="center"/>
+                  </w:pPr>
+                  <w:r>
+                    <w:t xml:space="preserve">Leakage policy (AU-01)</w:t>
+                  </w:r>
+                </w:p>
+              </w:tc>
+            </w:tr>
+            <w:tr>
+              <w:tc>
+                <w:tcPr/>
+                <w:p>
+                  <w:pPr>
+                    <w:pStyle w:val="Compact"/>
+                    <w:jc w:val="left"/>
+                    <w:jc w:val="center"/>
+                  </w:pPr>
+                  <w:r>
+                    <w:t xml:space="preserve">Survey year</w:t>
+                  </w:r>
+                </w:p>
+              </w:tc>
+              <w:tc>
+                <w:tcPr/>
+                <w:p>
+                  <w:pPr>
+                    <w:pStyle w:val="Compact"/>
+                    <w:jc w:val="left"/>
+                    <w:jc w:val="center"/>
+                  </w:pPr>
+                  <w:r>
+                    <w:t xml:space="preserve">Each extractor carried its own table (Malawi 2015, The Gambia 2020 or 2021 in places)</w:t>
+                  </w:r>
+                </w:p>
+              </w:tc>
+              <w:tc>
+                <w:tcPr/>
+                <w:p>
+                  <w:pPr>
+                    <w:pStyle w:val="Compact"/>
+                    <w:jc w:val="left"/>
+                    <w:jc w:val="center"/>
+                  </w:pPr>
+                  <w:r>
+                    <w:t xml:space="preserve">One table from the interview dates (Malawi 2016); regional full index 0.30 / 0.34, climate + soil 0.45</w:t>
+                  </w:r>
+                </w:p>
+              </w:tc>
+              <w:tc>
+                <w:tcPr/>
+                <w:p>
+                  <w:pPr>
+                    <w:pStyle w:val="Compact"/>
+                    <w:jc w:val="left"/>
+                    <w:jc w:val="center"/>
+                  </w:pPr>
+                  <w:r>
+                    <w:t xml:space="preserve">Survey-year table (AU-01)</w:t>
                   </w:r>
                 </w:p>
               </w:tc>
@@ -15886,7 +16212,19 @@
         <w:t xml:space="preserve"> </w:t>
       </w:r>
       <w:r>
-        <w:t xml:space="preserve">January–April 2018). Remaining gaps are source gaps: the fortification</w:t>
+        <w:t xml:space="preserve">January–April 2018) and Malawi’s as 2015 in the protocol scripts against 2016</w:t>
+      </w:r>
+      <w:r>
+        <w:t xml:space="preserve"> </w:t>
+      </w:r>
+      <w:r>
+        <w:t xml:space="preserve">in the configuration, both closed by one survey-year table that every</w:t>
+      </w:r>
+      <w:r>
+        <w:t xml:space="preserve"> </w:t>
+      </w:r>
+      <w:r>
+        <w:t xml:space="preserve">extractor now reads. Remaining gaps are source gaps: the fortification</w:t>
       </w:r>
       <w:r>
         <w:t xml:space="preserve"> </w:t>
@@ -16049,20 +16387,20 @@
                     <w:jc w:val="center"/>
                   </w:pPr>
                   <w:r>
-                    <w:t xml:space="preserve">0.54</w:t>
-                  </w:r>
-                </w:p>
-              </w:tc>
-              <w:tc>
-                <w:tcPr/>
-                <w:p>
-                  <w:pPr>
-                    <w:pStyle w:val="Compact"/>
-                    <w:jc w:val="right"/>
-                    <w:jc w:val="center"/>
-                  </w:pPr>
-                  <w:r>
-                    <w:t xml:space="preserve">0.59</w:t>
+                    <w:t xml:space="preserve">0.53</w:t>
+                  </w:r>
+                </w:p>
+              </w:tc>
+              <w:tc>
+                <w:tcPr/>
+                <w:p>
+                  <w:pPr>
+                    <w:pStyle w:val="Compact"/>
+                    <w:jc w:val="right"/>
+                    <w:jc w:val="center"/>
+                  </w:pPr>
+                  <w:r>
+                    <w:t xml:space="preserve">0.58</w:t>
                   </w:r>
                 </w:p>
               </w:tc>
@@ -16103,7 +16441,7 @@
                     <w:jc w:val="center"/>
                   </w:pPr>
                   <w:r>
-                    <w:t xml:space="preserve">0.66</w:t>
+                    <w:t xml:space="preserve">0.68</w:t>
                   </w:r>
                 </w:p>
               </w:tc>
@@ -16157,20 +16495,20 @@
                     <w:jc w:val="center"/>
                   </w:pPr>
                   <w:r>
-                    <w:t xml:space="preserve">0.38</w:t>
-                  </w:r>
-                </w:p>
-              </w:tc>
-              <w:tc>
-                <w:tcPr/>
-                <w:p>
-                  <w:pPr>
-                    <w:pStyle w:val="Compact"/>
-                    <w:jc w:val="right"/>
-                    <w:jc w:val="center"/>
-                  </w:pPr>
-                  <w:r>
-                    <w:t xml:space="preserve">0.38</w:t>
+                    <w:t xml:space="preserve">0.41</w:t>
+                  </w:r>
+                </w:p>
+              </w:tc>
+              <w:tc>
+                <w:tcPr/>
+                <w:p>
+                  <w:pPr>
+                    <w:pStyle w:val="Compact"/>
+                    <w:jc w:val="right"/>
+                    <w:jc w:val="center"/>
+                  </w:pPr>
+                  <w:r>
+                    <w:t xml:space="preserve">0.40</w:t>
                   </w:r>
                 </w:p>
               </w:tc>
@@ -16224,7 +16562,7 @@
                     <w:jc w:val="center"/>
                   </w:pPr>
                   <w:r>
-                    <w:t xml:space="preserve">0.45</w:t>
+                    <w:t xml:space="preserve">0.46</w:t>
                   </w:r>
                 </w:p>
               </w:tc>
@@ -16265,7 +16603,7 @@
                     <w:jc w:val="center"/>
                   </w:pPr>
                   <w:r>
-                    <w:t xml:space="preserve">0.52</w:t>
+                    <w:t xml:space="preserve">0.53</w:t>
                   </w:r>
                 </w:p>
               </w:tc>
@@ -16332,7 +16670,7 @@
                     <w:jc w:val="center"/>
                   </w:pPr>
                   <w:r>
-                    <w:t xml:space="preserve">0.35</w:t>
+                    <w:t xml:space="preserve">0.36</w:t>
                   </w:r>
                 </w:p>
               </w:tc>
@@ -16373,20 +16711,20 @@
                     <w:jc w:val="center"/>
                   </w:pPr>
                   <w:r>
-                    <w:t xml:space="preserve">0.58</w:t>
-                  </w:r>
-                </w:p>
-              </w:tc>
-              <w:tc>
-                <w:tcPr/>
-                <w:p>
-                  <w:pPr>
-                    <w:pStyle w:val="Compact"/>
-                    <w:jc w:val="right"/>
-                    <w:jc w:val="center"/>
-                  </w:pPr>
-                  <w:r>
-                    <w:t xml:space="preserve">0.16</w:t>
+                    <w:t xml:space="preserve">0.60</w:t>
+                  </w:r>
+                </w:p>
+              </w:tc>
+              <w:tc>
+                <w:tcPr/>
+                <w:p>
+                  <w:pPr>
+                    <w:pStyle w:val="Compact"/>
+                    <w:jc w:val="right"/>
+                    <w:jc w:val="center"/>
+                  </w:pPr>
+                  <w:r>
+                    <w:t xml:space="preserve">0.18</w:t>
                   </w:r>
                 </w:p>
               </w:tc>
@@ -16427,7 +16765,7 @@
                     <w:jc w:val="center"/>
                   </w:pPr>
                   <w:r>
-                    <w:t xml:space="preserve">-0.12</w:t>
+                    <w:t xml:space="preserve">-0.10</w:t>
                   </w:r>
                 </w:p>
               </w:tc>
@@ -16481,7 +16819,7 @@
                     <w:jc w:val="center"/>
                   </w:pPr>
                   <w:r>
-                    <w:t xml:space="preserve">0.29</w:t>
+                    <w:t xml:space="preserve">0.28</w:t>
                   </w:r>
                 </w:p>
               </w:tc>
@@ -16535,20 +16873,20 @@
                     <w:jc w:val="center"/>
                   </w:pPr>
                   <w:r>
-                    <w:t xml:space="preserve">0.34</w:t>
-                  </w:r>
-                </w:p>
-              </w:tc>
-              <w:tc>
-                <w:tcPr/>
-                <w:p>
-                  <w:pPr>
-                    <w:pStyle w:val="Compact"/>
-                    <w:jc w:val="right"/>
-                    <w:jc w:val="center"/>
-                  </w:pPr>
-                  <w:r>
-                    <w:t xml:space="preserve">0.26</w:t>
+                    <w:t xml:space="preserve">0.33</w:t>
+                  </w:r>
+                </w:p>
+              </w:tc>
+              <w:tc>
+                <w:tcPr/>
+                <w:p>
+                  <w:pPr>
+                    <w:pStyle w:val="Compact"/>
+                    <w:jc w:val="right"/>
+                    <w:jc w:val="center"/>
+                  </w:pPr>
+                  <w:r>
+                    <w:t xml:space="preserve">0.25</w:t>
                   </w:r>
                 </w:p>
               </w:tc>
@@ -16589,20 +16927,20 @@
                     <w:jc w:val="center"/>
                   </w:pPr>
                   <w:r>
-                    <w:t xml:space="preserve">-0.06</w:t>
-                  </w:r>
-                </w:p>
-              </w:tc>
-              <w:tc>
-                <w:tcPr/>
-                <w:p>
-                  <w:pPr>
-                    <w:pStyle w:val="Compact"/>
-                    <w:jc w:val="right"/>
-                    <w:jc w:val="center"/>
-                  </w:pPr>
-                  <w:r>
-                    <w:t xml:space="preserve">-0.13</w:t>
+                    <w:t xml:space="preserve">-0.05</w:t>
+                  </w:r>
+                </w:p>
+              </w:tc>
+              <w:tc>
+                <w:tcPr/>
+                <w:p>
+                  <w:pPr>
+                    <w:pStyle w:val="Compact"/>
+                    <w:jc w:val="right"/>
+                    <w:jc w:val="center"/>
+                  </w:pPr>
+                  <w:r>
+                    <w:t xml:space="preserve">-0.14</w:t>
                   </w:r>
                 </w:p>
               </w:tc>
@@ -16643,20 +16981,20 @@
                     <w:jc w:val="center"/>
                   </w:pPr>
                   <w:r>
-                    <w:t xml:space="preserve">0.20</w:t>
-                  </w:r>
-                </w:p>
-              </w:tc>
-              <w:tc>
-                <w:tcPr/>
-                <w:p>
-                  <w:pPr>
-                    <w:pStyle w:val="Compact"/>
-                    <w:jc w:val="right"/>
-                    <w:jc w:val="center"/>
-                  </w:pPr>
-                  <w:r>
-                    <w:t xml:space="preserve">0.20</w:t>
+                    <w:t xml:space="preserve">0.21</w:t>
+                  </w:r>
+                </w:p>
+              </w:tc>
+              <w:tc>
+                <w:tcPr/>
+                <w:p>
+                  <w:pPr>
+                    <w:pStyle w:val="Compact"/>
+                    <w:jc w:val="right"/>
+                    <w:jc w:val="center"/>
+                  </w:pPr>
+                  <w:r>
+                    <w:t xml:space="preserve">0.22</w:t>
                   </w:r>
                 </w:p>
               </w:tc>
@@ -16697,20 +17035,20 @@
                     <w:jc w:val="center"/>
                   </w:pPr>
                   <w:r>
-                    <w:t xml:space="preserve">0.45</w:t>
-                  </w:r>
-                </w:p>
-              </w:tc>
-              <w:tc>
-                <w:tcPr/>
-                <w:p>
-                  <w:pPr>
-                    <w:pStyle w:val="Compact"/>
-                    <w:jc w:val="right"/>
-                    <w:jc w:val="center"/>
-                  </w:pPr>
-                  <w:r>
-                    <w:t xml:space="preserve">0.29</w:t>
+                    <w:t xml:space="preserve">0.44</w:t>
+                  </w:r>
+                </w:p>
+              </w:tc>
+              <w:tc>
+                <w:tcPr/>
+                <w:p>
+                  <w:pPr>
+                    <w:pStyle w:val="Compact"/>
+                    <w:jc w:val="right"/>
+                    <w:jc w:val="center"/>
+                  </w:pPr>
+                  <w:r>
+                    <w:t xml:space="preserve">0.28</w:t>
                   </w:r>
                 </w:p>
               </w:tc>
@@ -16751,20 +17089,20 @@
                     <w:jc w:val="center"/>
                   </w:pPr>
                   <w:r>
-                    <w:t xml:space="preserve">-0.12</w:t>
-                  </w:r>
-                </w:p>
-              </w:tc>
-              <w:tc>
-                <w:tcPr/>
-                <w:p>
-                  <w:pPr>
-                    <w:pStyle w:val="Compact"/>
-                    <w:jc w:val="right"/>
-                    <w:jc w:val="center"/>
-                  </w:pPr>
-                  <w:r>
-                    <w:t xml:space="preserve">-0.06</w:t>
+                    <w:t xml:space="preserve">-0.09</w:t>
+                  </w:r>
+                </w:p>
+              </w:tc>
+              <w:tc>
+                <w:tcPr/>
+                <w:p>
+                  <w:pPr>
+                    <w:pStyle w:val="Compact"/>
+                    <w:jc w:val="right"/>
+                    <w:jc w:val="center"/>
+                  </w:pPr>
+                  <w:r>
+                    <w:t xml:space="preserve">-0.04</w:t>
                   </w:r>
                 </w:p>
               </w:tc>
@@ -16805,20 +17143,20 @@
                     <w:jc w:val="center"/>
                   </w:pPr>
                   <w:r>
-                    <w:t xml:space="preserve">0.29</w:t>
-                  </w:r>
-                </w:p>
-              </w:tc>
-              <w:tc>
-                <w:tcPr/>
-                <w:p>
-                  <w:pPr>
-                    <w:pStyle w:val="Compact"/>
-                    <w:jc w:val="right"/>
-                    <w:jc w:val="center"/>
-                  </w:pPr>
-                  <w:r>
-                    <w:t xml:space="preserve">0.15</w:t>
+                    <w:t xml:space="preserve">0.27</w:t>
+                  </w:r>
+                </w:p>
+              </w:tc>
+              <w:tc>
+                <w:tcPr/>
+                <w:p>
+                  <w:pPr>
+                    <w:pStyle w:val="Compact"/>
+                    <w:jc w:val="right"/>
+                    <w:jc w:val="center"/>
+                  </w:pPr>
+                  <w:r>
+                    <w:t xml:space="preserve">0.16</w:t>
                   </w:r>
                 </w:p>
               </w:tc>
@@ -16859,20 +17197,20 @@
                     <w:jc w:val="center"/>
                   </w:pPr>
                   <w:r>
-                    <w:t xml:space="preserve">0.22</w:t>
-                  </w:r>
-                </w:p>
-              </w:tc>
-              <w:tc>
-                <w:tcPr/>
-                <w:p>
-                  <w:pPr>
-                    <w:pStyle w:val="Compact"/>
-                    <w:jc w:val="right"/>
-                    <w:jc w:val="center"/>
-                  </w:pPr>
-                  <w:r>
-                    <w:t xml:space="preserve">0.07</w:t>
+                    <w:t xml:space="preserve">0.21</w:t>
+                  </w:r>
+                </w:p>
+              </w:tc>
+              <w:tc>
+                <w:tcPr/>
+                <w:p>
+                  <w:pPr>
+                    <w:pStyle w:val="Compact"/>
+                    <w:jc w:val="right"/>
+                    <w:jc w:val="center"/>
+                  </w:pPr>
+                  <w:r>
+                    <w:t xml:space="preserve">0.09</w:t>
                   </w:r>
                 </w:p>
               </w:tc>
@@ -16926,7 +17264,7 @@
                     <w:jc w:val="center"/>
                   </w:pPr>
                   <w:r>
-                    <w:t xml:space="preserve">0.30</w:t>
+                    <w:t xml:space="preserve">0.38</w:t>
                   </w:r>
                 </w:p>
               </w:tc>
@@ -16967,7 +17305,7 @@
                     <w:jc w:val="center"/>
                   </w:pPr>
                   <w:r>
-                    <w:t xml:space="preserve">0.05</w:t>
+                    <w:t xml:space="preserve">0.07</w:t>
                   </w:r>
                 </w:p>
               </w:tc>
@@ -17034,7 +17372,7 @@
                     <w:jc w:val="center"/>
                   </w:pPr>
                   <w:r>
-                    <w:t xml:space="preserve">-0.28</w:t>
+                    <w:t xml:space="preserve">-0.23</w:t>
                   </w:r>
                 </w:p>
               </w:tc>
@@ -17088,7 +17426,7 @@
                     <w:jc w:val="center"/>
                   </w:pPr>
                   <w:r>
-                    <w:t xml:space="preserve">0.05</w:t>
+                    <w:t xml:space="preserve">0.04</w:t>
                   </w:r>
                 </w:p>
               </w:tc>
@@ -17142,7 +17480,7 @@
                     <w:jc w:val="center"/>
                   </w:pPr>
                   <w:r>
-                    <w:t xml:space="preserve">0.00</w:t>
+                    <w:t xml:space="preserve">-0.03</w:t>
                   </w:r>
                 </w:p>
               </w:tc>
@@ -17196,7 +17534,7 @@
                     <w:jc w:val="center"/>
                   </w:pPr>
                   <w:r>
-                    <w:t xml:space="preserve">-0.10</w:t>
+                    <w:t xml:space="preserve">-0.07</w:t>
                   </w:r>
                 </w:p>
               </w:tc>

--- a/docs/manuscript_mcn_v2.docx
+++ b/docs/manuscript_mcn_v2.docx
@@ -23,7 +23,7 @@
         <w:pStyle w:val="Date"/>
       </w:pPr>
       <w:r>
-        <w:t xml:space="preserve">2026-09-07</w:t>
+        <w:t xml:space="preserve">2026-09-08</w:t>
       </w:r>
     </w:p>
     <w:p>
@@ -1052,7 +1052,49 @@
         <w:t xml:space="preserve">(Namaste et al. 2017; World Health Organization 2011)</w:t>
       </w:r>
       <w:r>
-        <w:t xml:space="preserve">. Two targets are</w:t>
+        <w:t xml:space="preserve">. All four surveys</w:t>
+      </w:r>
+      <w:r>
+        <w:t xml:space="preserve"> </w:t>
+      </w:r>
+      <w:r>
+        <w:t xml:space="preserve">measured retinol-binding protein on the same laboratory’s ELISA, but each</w:t>
+      </w:r>
+      <w:r>
+        <w:t xml:space="preserve"> </w:t>
+      </w:r>
+      <w:r>
+        <w:t xml:space="preserve">calibrated it to serum retinol on its own subsample of 14 to 300 specimens</w:t>
+      </w:r>
+      <w:r>
+        <w:t xml:space="preserve"> </w:t>
+      </w:r>
+      <w:r>
+        <w:t xml:space="preserve">and obtained a different line, so that 0.70 µmol/L of RBP corresponds to</w:t>
+      </w:r>
+      <w:r>
+        <w:t xml:space="preserve"> </w:t>
+      </w:r>
+      <w:r>
+        <w:t xml:space="preserve">0.61 to 0.91 µmol/L of retinol across the four; the adjusted RBP is</w:t>
+      </w:r>
+      <w:r>
+        <w:t xml:space="preserve"> </w:t>
+      </w:r>
+      <w:r>
+        <w:t xml:space="preserve">therefore converted to retinol-equivalents with each survey’s published</w:t>
+      </w:r>
+      <w:r>
+        <w:t xml:space="preserve"> </w:t>
+      </w:r>
+      <w:r>
+        <w:t xml:space="preserve">regression before the 0.70 µmol/L threshold is applied. Malawi’s vitamin</w:t>
+      </w:r>
+      <w:r>
+        <w:t xml:space="preserve"> </w:t>
+      </w:r>
+      <w:r>
+        <w:t xml:space="preserve">B12, reported in pg/mL, is converted to pmol/L before its threshold. Two targets are</w:t>
       </w:r>
       <w:r>
         <w:t xml:space="preserve"> </w:t>
@@ -1692,7 +1734,7 @@
                     <w:jc w:val="center"/>
                   </w:pPr>
                   <w:r>
-                    <w:t xml:space="preserve">15.2</w:t>
+                    <w:t xml:space="preserve">28.0</w:t>
                   </w:r>
                 </w:p>
               </w:tc>
@@ -2012,7 +2054,7 @@
                     <w:jc w:val="center"/>
                   </w:pPr>
                   <w:r>
-                    <w:t xml:space="preserve">1.7</w:t>
+                    <w:t xml:space="preserve">3.1</w:t>
                   </w:r>
                 </w:p>
               </w:tc>
@@ -2172,7 +2214,7 @@
                     <w:jc w:val="center"/>
                   </w:pPr>
                   <w:r>
-                    <w:t xml:space="preserve">9.2</w:t>
+                    <w:t xml:space="preserve">0.4</w:t>
                   </w:r>
                 </w:p>
               </w:tc>
@@ -2332,7 +2374,7 @@
                     <w:jc w:val="center"/>
                   </w:pPr>
                   <w:r>
-                    <w:t xml:space="preserve">2.8</w:t>
+                    <w:t xml:space="preserve">10.9</w:t>
                   </w:r>
                 </w:p>
               </w:tc>
@@ -2572,7 +2614,7 @@
                     <w:jc w:val="center"/>
                   </w:pPr>
                   <w:r>
-                    <w:t xml:space="preserve">1.3</w:t>
+                    <w:t xml:space="preserve">0.2</w:t>
                   </w:r>
                 </w:p>
               </w:tc>
@@ -2812,7 +2854,7 @@
                     <w:jc w:val="center"/>
                   </w:pPr>
                   <w:r>
-                    <w:t xml:space="preserve">12.2</w:t>
+                    <w:t xml:space="preserve">6.7</w:t>
                   </w:r>
                 </w:p>
               </w:tc>
@@ -3132,7 +3174,7 @@
                     <w:jc w:val="center"/>
                   </w:pPr>
                   <w:r>
-                    <w:t xml:space="preserve">1.5</w:t>
+                    <w:t xml:space="preserve">1.1</w:t>
                   </w:r>
                 </w:p>
               </w:tc>
@@ -5205,7 +5247,7 @@
         <w:t xml:space="preserve"> </w:t>
       </w:r>
       <w:r>
-        <w:t xml:space="preserve">0.30</w:t>
+        <w:t xml:space="preserve">0.29</w:t>
       </w:r>
       <w:r>
         <w:t xml:space="preserve"> </w:t>
@@ -5217,7 +5259,7 @@
         <w:t xml:space="preserve"> </w:t>
       </w:r>
       <w:r>
-        <w:t xml:space="preserve">0.19</w:t>
+        <w:t xml:space="preserve">0.22</w:t>
       </w:r>
       <w:r>
         <w:t xml:space="preserve"> </w:t>
@@ -5377,6 +5419,73 @@
                     <w:jc w:val="center"/>
                   </w:pPr>
                   <w:r>
+                    <w:t xml:space="preserve">Spatial smoother + covariates</w:t>
+                  </w:r>
+                </w:p>
+              </w:tc>
+              <w:tc>
+                <w:tcPr/>
+                <w:p>
+                  <w:pPr>
+                    <w:pStyle w:val="Compact"/>
+                    <w:jc w:val="right"/>
+                    <w:jc w:val="center"/>
+                  </w:pPr>
+                  <w:r>
+                    <w:t xml:space="preserve">0.40</w:t>
+                  </w:r>
+                </w:p>
+              </w:tc>
+              <w:tc>
+                <w:tcPr/>
+                <w:p>
+                  <w:pPr>
+                    <w:pStyle w:val="Compact"/>
+                    <w:jc w:val="right"/>
+                    <w:jc w:val="center"/>
+                  </w:pPr>
+                  <w:r>
+                    <w:t xml:space="preserve">17</w:t>
+                  </w:r>
+                </w:p>
+              </w:tc>
+              <w:tc>
+                <w:tcPr/>
+                <w:p>
+                  <w:pPr>
+                    <w:pStyle w:val="Compact"/>
+                    <w:jc w:val="right"/>
+                    <w:jc w:val="center"/>
+                  </w:pPr>
+                  <w:r>
+                    <w:t xml:space="preserve">0.25</w:t>
+                  </w:r>
+                </w:p>
+              </w:tc>
+              <w:tc>
+                <w:tcPr/>
+                <w:p>
+                  <w:pPr>
+                    <w:pStyle w:val="Compact"/>
+                    <w:jc w:val="right"/>
+                    <w:jc w:val="center"/>
+                  </w:pPr>
+                  <w:r>
+                    <w:t xml:space="preserve">14</w:t>
+                  </w:r>
+                </w:p>
+              </w:tc>
+            </w:tr>
+            <w:tr>
+              <w:tc>
+                <w:tcPr/>
+                <w:p>
+                  <w:pPr>
+                    <w:pStyle w:val="Compact"/>
+                    <w:jc w:val="left"/>
+                    <w:jc w:val="center"/>
+                  </w:pPr>
+                  <w:r>
                     <w:t xml:space="preserve">Zero-tuning domain index</w:t>
                   </w:r>
                 </w:p>
@@ -5416,7 +5525,115 @@
                     <w:jc w:val="center"/>
                   </w:pPr>
                   <w:r>
-                    <w:t xml:space="preserve">0.30</w:t>
+                    <w:t xml:space="preserve">0.29</w:t>
+                  </w:r>
+                </w:p>
+              </w:tc>
+              <w:tc>
+                <w:tcPr/>
+                <w:p>
+                  <w:pPr>
+                    <w:pStyle w:val="Compact"/>
+                    <w:jc w:val="right"/>
+                    <w:jc w:val="center"/>
+                  </w:pPr>
+                  <w:r>
+                    <w:t xml:space="preserve">15</w:t>
+                  </w:r>
+                </w:p>
+              </w:tc>
+            </w:tr>
+            <w:tr>
+              <w:tc>
+                <w:tcPr/>
+                <w:p>
+                  <w:pPr>
+                    <w:pStyle w:val="Compact"/>
+                    <w:jc w:val="left"/>
+                    <w:jc w:val="center"/>
+                  </w:pPr>
+                  <w:r>
+                    <w:t xml:space="preserve">Spatial smoother only</w:t>
+                  </w:r>
+                </w:p>
+              </w:tc>
+              <w:tc>
+                <w:tcPr/>
+                <w:p>
+                  <w:pPr>
+                    <w:pStyle w:val="Compact"/>
+                    <w:jc w:val="right"/>
+                    <w:jc w:val="center"/>
+                  </w:pPr>
+                  <w:r>
+                    <w:t xml:space="preserve">0.39</w:t>
+                  </w:r>
+                </w:p>
+              </w:tc>
+              <w:tc>
+                <w:tcPr/>
+                <w:p>
+                  <w:pPr>
+                    <w:pStyle w:val="Compact"/>
+                    <w:jc w:val="right"/>
+                    <w:jc w:val="center"/>
+                  </w:pPr>
+                  <w:r>
+                    <w:t xml:space="preserve">17</w:t>
+                  </w:r>
+                </w:p>
+              </w:tc>
+              <w:tc>
+                <w:tcPr/>
+                <w:p>
+                  <w:pPr>
+                    <w:pStyle w:val="Compact"/>
+                    <w:jc w:val="right"/>
+                    <w:jc w:val="center"/>
+                  </w:pPr>
+                  <w:r>
+                    <w:t xml:space="preserve">0.26</w:t>
+                  </w:r>
+                </w:p>
+              </w:tc>
+              <w:tc>
+                <w:tcPr/>
+                <w:p>
+                  <w:pPr>
+                    <w:pStyle w:val="Compact"/>
+                    <w:jc w:val="right"/>
+                    <w:jc w:val="center"/>
+                  </w:pPr>
+                  <w:r>
+                    <w:t xml:space="preserve">14</w:t>
+                  </w:r>
+                </w:p>
+              </w:tc>
+            </w:tr>
+            <w:tr>
+              <w:tc>
+                <w:tcPr/>
+                <w:p>
+                  <w:pPr>
+                    <w:pStyle w:val="Compact"/>
+                    <w:jc w:val="left"/>
+                    <w:jc w:val="center"/>
+                  </w:pPr>
+                  <w:r>
+                    <w:t xml:space="preserve">Elastic net on domain PCs</w:t>
+                  </w:r>
+                </w:p>
+              </w:tc>
+              <w:tc>
+                <w:tcPr/>
+                <w:p>
+                  <w:pPr>
+                    <w:pStyle w:val="Compact"/>
+                    <w:jc w:val="right"/>
+                    <w:jc w:val="center"/>
+                  </w:pPr>
+                  <w:r>
+                    <w:t xml:space="preserve">0.33</w:t>
                   </w:r>
                 </w:p>
               </w:tc>
@@ -5433,31 +5650,124 @@
                   </w:r>
                 </w:p>
               </w:tc>
-            </w:tr>
-            <w:tr>
-              <w:tc>
-                <w:tcPr/>
-                <w:p>
-                  <w:pPr>
-                    <w:pStyle w:val="Compact"/>
-                    <w:jc w:val="left"/>
-                    <w:jc w:val="center"/>
-                  </w:pPr>
-                  <w:r>
-                    <w:t xml:space="preserve">Spatial smoother + covariates</w:t>
-                  </w:r>
-                </w:p>
-              </w:tc>
-              <w:tc>
-                <w:tcPr/>
-                <w:p>
-                  <w:pPr>
-                    <w:pStyle w:val="Compact"/>
-                    <w:jc w:val="right"/>
-                    <w:jc w:val="center"/>
-                  </w:pPr>
-                  <w:r>
-                    <w:t xml:space="preserve">0.40</w:t>
+              <w:tc>
+                <w:tcPr/>
+                <w:p>
+                  <w:pPr>
+                    <w:pStyle w:val="Compact"/>
+                    <w:jc w:val="right"/>
+                    <w:jc w:val="center"/>
+                  </w:pPr>
+                  <w:r>
+                    <w:t xml:space="preserve">0.15</w:t>
+                  </w:r>
+                </w:p>
+              </w:tc>
+              <w:tc>
+                <w:tcPr/>
+                <w:p>
+                  <w:pPr>
+                    <w:pStyle w:val="Compact"/>
+                    <w:jc w:val="right"/>
+                    <w:jc w:val="center"/>
+                  </w:pPr>
+                  <w:r>
+                    <w:t xml:space="preserve">11</w:t>
+                  </w:r>
+                </w:p>
+              </w:tc>
+            </w:tr>
+            <w:tr>
+              <w:tc>
+                <w:tcPr/>
+                <w:p>
+                  <w:pPr>
+                    <w:pStyle w:val="Compact"/>
+                    <w:jc w:val="left"/>
+                    <w:jc w:val="center"/>
+                  </w:pPr>
+                  <w:r>
+                    <w:t xml:space="preserve">Elastic net on all columns</w:t>
+                  </w:r>
+                </w:p>
+              </w:tc>
+              <w:tc>
+                <w:tcPr/>
+                <w:p>
+                  <w:pPr>
+                    <w:pStyle w:val="Compact"/>
+                    <w:jc w:val="right"/>
+                    <w:jc w:val="center"/>
+                  </w:pPr>
+                  <w:r>
+                    <w:t xml:space="preserve">0.33</w:t>
+                  </w:r>
+                </w:p>
+              </w:tc>
+              <w:tc>
+                <w:tcPr/>
+                <w:p>
+                  <w:pPr>
+                    <w:pStyle w:val="Compact"/>
+                    <w:jc w:val="right"/>
+                    <w:jc w:val="center"/>
+                  </w:pPr>
+                  <w:r>
+                    <w:t xml:space="preserve">15</w:t>
+                  </w:r>
+                </w:p>
+              </w:tc>
+              <w:tc>
+                <w:tcPr/>
+                <w:p>
+                  <w:pPr>
+                    <w:pStyle w:val="Compact"/>
+                    <w:jc w:val="right"/>
+                    <w:jc w:val="center"/>
+                  </w:pPr>
+                  <w:r>
+                    <w:t xml:space="preserve">0.15</w:t>
+                  </w:r>
+                </w:p>
+              </w:tc>
+              <w:tc>
+                <w:tcPr/>
+                <w:p>
+                  <w:pPr>
+                    <w:pStyle w:val="Compact"/>
+                    <w:jc w:val="right"/>
+                    <w:jc w:val="center"/>
+                  </w:pPr>
+                  <w:r>
+                    <w:t xml:space="preserve">12</w:t>
+                  </w:r>
+                </w:p>
+              </w:tc>
+            </w:tr>
+            <w:tr>
+              <w:tc>
+                <w:tcPr/>
+                <w:p>
+                  <w:pPr>
+                    <w:pStyle w:val="Compact"/>
+                    <w:jc w:val="left"/>
+                    <w:jc w:val="center"/>
+                  </w:pPr>
+                  <w:r>
+                    <w:t xml:space="preserve">Survey: jackknifed regional mean</w:t>
+                  </w:r>
+                </w:p>
+              </w:tc>
+              <w:tc>
+                <w:tcPr/>
+                <w:p>
+                  <w:pPr>
+                    <w:pStyle w:val="Compact"/>
+                    <w:jc w:val="right"/>
+                    <w:jc w:val="center"/>
+                  </w:pPr>
+                  <w:r>
+                    <w:t xml:space="preserve">0.31</w:t>
                   </w:r>
                 </w:p>
               </w:tc>
@@ -5483,275 +5793,7 @@
                     <w:jc w:val="center"/>
                   </w:pPr>
                   <w:r>
-                    <w:t xml:space="preserve">0.26</w:t>
-                  </w:r>
-                </w:p>
-              </w:tc>
-              <w:tc>
-                <w:tcPr/>
-                <w:p>
-                  <w:pPr>
-                    <w:pStyle w:val="Compact"/>
-                    <w:jc w:val="right"/>
-                    <w:jc w:val="center"/>
-                  </w:pPr>
-                  <w:r>
-                    <w:t xml:space="preserve">16</w:t>
-                  </w:r>
-                </w:p>
-              </w:tc>
-            </w:tr>
-            <w:tr>
-              <w:tc>
-                <w:tcPr/>
-                <w:p>
-                  <w:pPr>
-                    <w:pStyle w:val="Compact"/>
-                    <w:jc w:val="left"/>
-                    <w:jc w:val="center"/>
-                  </w:pPr>
-                  <w:r>
-                    <w:t xml:space="preserve">Spatial smoother only</w:t>
-                  </w:r>
-                </w:p>
-              </w:tc>
-              <w:tc>
-                <w:tcPr/>
-                <w:p>
-                  <w:pPr>
-                    <w:pStyle w:val="Compact"/>
-                    <w:jc w:val="right"/>
-                    <w:jc w:val="center"/>
-                  </w:pPr>
-                  <w:r>
-                    <w:t xml:space="preserve">0.39</w:t>
-                  </w:r>
-                </w:p>
-              </w:tc>
-              <w:tc>
-                <w:tcPr/>
-                <w:p>
-                  <w:pPr>
-                    <w:pStyle w:val="Compact"/>
-                    <w:jc w:val="right"/>
-                    <w:jc w:val="center"/>
-                  </w:pPr>
-                  <w:r>
-                    <w:t xml:space="preserve">17</w:t>
-                  </w:r>
-                </w:p>
-              </w:tc>
-              <w:tc>
-                <w:tcPr/>
-                <w:p>
-                  <w:pPr>
-                    <w:pStyle w:val="Compact"/>
-                    <w:jc w:val="right"/>
-                    <w:jc w:val="center"/>
-                  </w:pPr>
-                  <w:r>
-                    <w:t xml:space="preserve">0.27</w:t>
-                  </w:r>
-                </w:p>
-              </w:tc>
-              <w:tc>
-                <w:tcPr/>
-                <w:p>
-                  <w:pPr>
-                    <w:pStyle w:val="Compact"/>
-                    <w:jc w:val="right"/>
-                    <w:jc w:val="center"/>
-                  </w:pPr>
-                  <w:r>
-                    <w:t xml:space="preserve">16</w:t>
-                  </w:r>
-                </w:p>
-              </w:tc>
-            </w:tr>
-            <w:tr>
-              <w:tc>
-                <w:tcPr/>
-                <w:p>
-                  <w:pPr>
-                    <w:pStyle w:val="Compact"/>
-                    <w:jc w:val="left"/>
-                    <w:jc w:val="center"/>
-                  </w:pPr>
-                  <w:r>
-                    <w:t xml:space="preserve">Elastic net on domain PCs</w:t>
-                  </w:r>
-                </w:p>
-              </w:tc>
-              <w:tc>
-                <w:tcPr/>
-                <w:p>
-                  <w:pPr>
-                    <w:pStyle w:val="Compact"/>
-                    <w:jc w:val="right"/>
-                    <w:jc w:val="center"/>
-                  </w:pPr>
-                  <w:r>
-                    <w:t xml:space="preserve">0.33</w:t>
-                  </w:r>
-                </w:p>
-              </w:tc>
-              <w:tc>
-                <w:tcPr/>
-                <w:p>
-                  <w:pPr>
-                    <w:pStyle w:val="Compact"/>
-                    <w:jc w:val="right"/>
-                    <w:jc w:val="center"/>
-                  </w:pPr>
-                  <w:r>
-                    <w:t xml:space="preserve">16</w:t>
-                  </w:r>
-                </w:p>
-              </w:tc>
-              <w:tc>
-                <w:tcPr/>
-                <w:p>
-                  <w:pPr>
-                    <w:pStyle w:val="Compact"/>
-                    <w:jc w:val="right"/>
-                    <w:jc w:val="center"/>
-                  </w:pPr>
-                  <w:r>
-                    <w:t xml:space="preserve">0.15</w:t>
-                  </w:r>
-                </w:p>
-              </w:tc>
-              <w:tc>
-                <w:tcPr/>
-                <w:p>
-                  <w:pPr>
-                    <w:pStyle w:val="Compact"/>
-                    <w:jc w:val="right"/>
-                    <w:jc w:val="center"/>
-                  </w:pPr>
-                  <w:r>
-                    <w:t xml:space="preserve">12</w:t>
-                  </w:r>
-                </w:p>
-              </w:tc>
-            </w:tr>
-            <w:tr>
-              <w:tc>
-                <w:tcPr/>
-                <w:p>
-                  <w:pPr>
-                    <w:pStyle w:val="Compact"/>
-                    <w:jc w:val="left"/>
-                    <w:jc w:val="center"/>
-                  </w:pPr>
-                  <w:r>
-                    <w:t xml:space="preserve">Elastic net on all columns</w:t>
-                  </w:r>
-                </w:p>
-              </w:tc>
-              <w:tc>
-                <w:tcPr/>
-                <w:p>
-                  <w:pPr>
-                    <w:pStyle w:val="Compact"/>
-                    <w:jc w:val="right"/>
-                    <w:jc w:val="center"/>
-                  </w:pPr>
-                  <w:r>
-                    <w:t xml:space="preserve">0.33</w:t>
-                  </w:r>
-                </w:p>
-              </w:tc>
-              <w:tc>
-                <w:tcPr/>
-                <w:p>
-                  <w:pPr>
-                    <w:pStyle w:val="Compact"/>
-                    <w:jc w:val="right"/>
-                    <w:jc w:val="center"/>
-                  </w:pPr>
-                  <w:r>
-                    <w:t xml:space="preserve">15</w:t>
-                  </w:r>
-                </w:p>
-              </w:tc>
-              <w:tc>
-                <w:tcPr/>
-                <w:p>
-                  <w:pPr>
-                    <w:pStyle w:val="Compact"/>
-                    <w:jc w:val="right"/>
-                    <w:jc w:val="center"/>
-                  </w:pPr>
-                  <w:r>
-                    <w:t xml:space="preserve">0.12</w:t>
-                  </w:r>
-                </w:p>
-              </w:tc>
-              <w:tc>
-                <w:tcPr/>
-                <w:p>
-                  <w:pPr>
-                    <w:pStyle w:val="Compact"/>
-                    <w:jc w:val="right"/>
-                    <w:jc w:val="center"/>
-                  </w:pPr>
-                  <w:r>
-                    <w:t xml:space="preserve">12</w:t>
-                  </w:r>
-                </w:p>
-              </w:tc>
-            </w:tr>
-            <w:tr>
-              <w:tc>
-                <w:tcPr/>
-                <w:p>
-                  <w:pPr>
-                    <w:pStyle w:val="Compact"/>
-                    <w:jc w:val="left"/>
-                    <w:jc w:val="center"/>
-                  </w:pPr>
-                  <w:r>
-                    <w:t xml:space="preserve">Survey: jackknifed regional mean</w:t>
-                  </w:r>
-                </w:p>
-              </w:tc>
-              <w:tc>
-                <w:tcPr/>
-                <w:p>
-                  <w:pPr>
-                    <w:pStyle w:val="Compact"/>
-                    <w:jc w:val="right"/>
-                    <w:jc w:val="center"/>
-                  </w:pPr>
-                  <w:r>
-                    <w:t xml:space="preserve">0.31</w:t>
-                  </w:r>
-                </w:p>
-              </w:tc>
-              <w:tc>
-                <w:tcPr/>
-                <w:p>
-                  <w:pPr>
-                    <w:pStyle w:val="Compact"/>
-                    <w:jc w:val="right"/>
-                    <w:jc w:val="center"/>
-                  </w:pPr>
-                  <w:r>
-                    <w:t xml:space="preserve">17</w:t>
-                  </w:r>
-                </w:p>
-              </w:tc>
-              <w:tc>
-                <w:tcPr/>
-                <w:p>
-                  <w:pPr>
-                    <w:pStyle w:val="Compact"/>
-                    <w:jc w:val="right"/>
-                    <w:jc w:val="center"/>
-                  </w:pPr>
-                  <w:r>
-                    <w:t xml:space="preserve">0.19</w:t>
+                    <w:t xml:space="preserve">0.22</w:t>
                   </w:r>
                 </w:p>
               </w:tc>
@@ -5859,7 +5901,7 @@
         <w:t xml:space="preserve"> </w:t>
       </w:r>
       <w:r>
-        <w:t xml:space="preserve">(0.30</w:t>
+        <w:t xml:space="preserve">(0.29</w:t>
       </w:r>
       <w:r>
         <w:t xml:space="preserve"> </w:t>
@@ -5871,7 +5913,7 @@
         <w:t xml:space="preserve"> </w:t>
       </w:r>
       <w:r>
-        <w:t xml:space="preserve">0.12</w:t>
+        <w:t xml:space="preserve">0.15</w:t>
       </w:r>
       <w:r>
         <w:t xml:space="preserve"> </w:t>
@@ -6134,7 +6176,48 @@
                     <w:jc w:val="center"/>
                   </w:pPr>
                   <w:r>
-                    <w:t xml:space="preserve">0.26</w:t>
+                    <w:t xml:space="preserve">0.23</w:t>
+                  </w:r>
+                </w:p>
+              </w:tc>
+              <w:tc>
+                <w:tcPr/>
+                <w:p>
+                  <w:pPr>
+                    <w:pStyle w:val="Compact"/>
+                    <w:jc w:val="right"/>
+                    <w:jc w:val="center"/>
+                  </w:pPr>
+                  <w:r>
+                    <w:t xml:space="preserve">14</w:t>
+                  </w:r>
+                </w:p>
+              </w:tc>
+            </w:tr>
+            <w:tr>
+              <w:tc>
+                <w:tcPr/>
+                <w:p>
+                  <w:pPr>
+                    <w:pStyle w:val="Compact"/>
+                    <w:jc w:val="left"/>
+                    <w:jc w:val="center"/>
+                  </w:pPr>
+                  <w:r>
+                    <w:t xml:space="preserve">Zero-tuning domain index</w:t>
+                  </w:r>
+                </w:p>
+              </w:tc>
+              <w:tc>
+                <w:tcPr/>
+                <w:p>
+                  <w:pPr>
+                    <w:pStyle w:val="Compact"/>
+                    <w:jc w:val="right"/>
+                    <w:jc w:val="center"/>
+                  </w:pPr>
+                  <w:r>
+                    <w:t xml:space="preserve">0.38</w:t>
                   </w:r>
                 </w:p>
               </w:tc>
@@ -6151,18 +6234,44 @@
                   </w:r>
                 </w:p>
               </w:tc>
-            </w:tr>
-            <w:tr>
-              <w:tc>
-                <w:tcPr/>
-                <w:p>
-                  <w:pPr>
-                    <w:pStyle w:val="Compact"/>
-                    <w:jc w:val="left"/>
-                    <w:jc w:val="center"/>
-                  </w:pPr>
-                  <w:r>
-                    <w:t xml:space="preserve">Zero-tuning domain index</w:t>
+              <w:tc>
+                <w:tcPr/>
+                <w:p>
+                  <w:pPr>
+                    <w:pStyle w:val="Compact"/>
+                    <w:jc w:val="right"/>
+                    <w:jc w:val="center"/>
+                  </w:pPr>
+                  <w:r>
+                    <w:t xml:space="preserve">0.27</w:t>
+                  </w:r>
+                </w:p>
+              </w:tc>
+              <w:tc>
+                <w:tcPr/>
+                <w:p>
+                  <w:pPr>
+                    <w:pStyle w:val="Compact"/>
+                    <w:jc w:val="right"/>
+                    <w:jc w:val="center"/>
+                  </w:pPr>
+                  <w:r>
+                    <w:t xml:space="preserve">15</w:t>
+                  </w:r>
+                </w:p>
+              </w:tc>
+            </w:tr>
+            <w:tr>
+              <w:tc>
+                <w:tcPr/>
+                <w:p>
+                  <w:pPr>
+                    <w:pStyle w:val="Compact"/>
+                    <w:jc w:val="left"/>
+                    <w:jc w:val="center"/>
+                  </w:pPr>
+                  <w:r>
+                    <w:t xml:space="preserve">Spatial smoother only</w:t>
                   </w:r>
                 </w:p>
               </w:tc>
@@ -6188,6 +6297,73 @@
                     <w:jc w:val="center"/>
                   </w:pPr>
                   <w:r>
+                    <w:t xml:space="preserve">17</w:t>
+                  </w:r>
+                </w:p>
+              </w:tc>
+              <w:tc>
+                <w:tcPr/>
+                <w:p>
+                  <w:pPr>
+                    <w:pStyle w:val="Compact"/>
+                    <w:jc w:val="right"/>
+                    <w:jc w:val="center"/>
+                  </w:pPr>
+                  <w:r>
+                    <w:t xml:space="preserve">0.23</w:t>
+                  </w:r>
+                </w:p>
+              </w:tc>
+              <w:tc>
+                <w:tcPr/>
+                <w:p>
+                  <w:pPr>
+                    <w:pStyle w:val="Compact"/>
+                    <w:jc w:val="right"/>
+                    <w:jc w:val="center"/>
+                  </w:pPr>
+                  <w:r>
+                    <w:t xml:space="preserve">14</w:t>
+                  </w:r>
+                </w:p>
+              </w:tc>
+            </w:tr>
+            <w:tr>
+              <w:tc>
+                <w:tcPr/>
+                <w:p>
+                  <w:pPr>
+                    <w:pStyle w:val="Compact"/>
+                    <w:jc w:val="left"/>
+                    <w:jc w:val="center"/>
+                  </w:pPr>
+                  <w:r>
+                    <w:t xml:space="preserve">Elastic net on domain PCs</w:t>
+                  </w:r>
+                </w:p>
+              </w:tc>
+              <w:tc>
+                <w:tcPr/>
+                <w:p>
+                  <w:pPr>
+                    <w:pStyle w:val="Compact"/>
+                    <w:jc w:val="right"/>
+                    <w:jc w:val="center"/>
+                  </w:pPr>
+                  <w:r>
+                    <w:t xml:space="preserve">0.27</w:t>
+                  </w:r>
+                </w:p>
+              </w:tc>
+              <w:tc>
+                <w:tcPr/>
+                <w:p>
+                  <w:pPr>
+                    <w:pStyle w:val="Compact"/>
+                    <w:jc w:val="right"/>
+                    <w:jc w:val="center"/>
+                  </w:pPr>
+                  <w:r>
                     <w:t xml:space="preserve">16</w:t>
                   </w:r>
                 </w:p>
@@ -6201,7 +6377,48 @@
                     <w:jc w:val="center"/>
                   </w:pPr>
                   <w:r>
-                    <w:t xml:space="preserve">0.28</w:t>
+                    <w:t xml:space="preserve">0.06</w:t>
+                  </w:r>
+                </w:p>
+              </w:tc>
+              <w:tc>
+                <w:tcPr/>
+                <w:p>
+                  <w:pPr>
+                    <w:pStyle w:val="Compact"/>
+                    <w:jc w:val="right"/>
+                    <w:jc w:val="center"/>
+                  </w:pPr>
+                  <w:r>
+                    <w:t xml:space="preserve">9</w:t>
+                  </w:r>
+                </w:p>
+              </w:tc>
+            </w:tr>
+            <w:tr>
+              <w:tc>
+                <w:tcPr/>
+                <w:p>
+                  <w:pPr>
+                    <w:pStyle w:val="Compact"/>
+                    <w:jc w:val="left"/>
+                    <w:jc w:val="center"/>
+                  </w:pPr>
+                  <w:r>
+                    <w:t xml:space="preserve">Elastic net on all columns</w:t>
+                  </w:r>
+                </w:p>
+              </w:tc>
+              <w:tc>
+                <w:tcPr/>
+                <w:p>
+                  <w:pPr>
+                    <w:pStyle w:val="Compact"/>
+                    <w:jc w:val="right"/>
+                    <w:jc w:val="center"/>
+                  </w:pPr>
+                  <w:r>
+                    <w:t xml:space="preserve">0.25</w:t>
                   </w:r>
                 </w:p>
               </w:tc>
@@ -6218,191 +6435,16 @@
                   </w:r>
                 </w:p>
               </w:tc>
-            </w:tr>
-            <w:tr>
-              <w:tc>
-                <w:tcPr/>
-                <w:p>
-                  <w:pPr>
-                    <w:pStyle w:val="Compact"/>
-                    <w:jc w:val="left"/>
-                    <w:jc w:val="center"/>
-                  </w:pPr>
-                  <w:r>
-                    <w:t xml:space="preserve">Spatial smoother only</w:t>
-                  </w:r>
-                </w:p>
-              </w:tc>
-              <w:tc>
-                <w:tcPr/>
-                <w:p>
-                  <w:pPr>
-                    <w:pStyle w:val="Compact"/>
-                    <w:jc w:val="right"/>
-                    <w:jc w:val="center"/>
-                  </w:pPr>
-                  <w:r>
-                    <w:t xml:space="preserve">0.38</w:t>
-                  </w:r>
-                </w:p>
-              </w:tc>
-              <w:tc>
-                <w:tcPr/>
-                <w:p>
-                  <w:pPr>
-                    <w:pStyle w:val="Compact"/>
-                    <w:jc w:val="right"/>
-                    <w:jc w:val="center"/>
-                  </w:pPr>
-                  <w:r>
-                    <w:t xml:space="preserve">17</w:t>
-                  </w:r>
-                </w:p>
-              </w:tc>
-              <w:tc>
-                <w:tcPr/>
-                <w:p>
-                  <w:pPr>
-                    <w:pStyle w:val="Compact"/>
-                    <w:jc w:val="right"/>
-                    <w:jc w:val="center"/>
-                  </w:pPr>
-                  <w:r>
-                    <w:t xml:space="preserve">0.26</w:t>
-                  </w:r>
-                </w:p>
-              </w:tc>
-              <w:tc>
-                <w:tcPr/>
-                <w:p>
-                  <w:pPr>
-                    <w:pStyle w:val="Compact"/>
-                    <w:jc w:val="right"/>
-                    <w:jc w:val="center"/>
-                  </w:pPr>
-                  <w:r>
-                    <w:t xml:space="preserve">16</w:t>
-                  </w:r>
-                </w:p>
-              </w:tc>
-            </w:tr>
-            <w:tr>
-              <w:tc>
-                <w:tcPr/>
-                <w:p>
-                  <w:pPr>
-                    <w:pStyle w:val="Compact"/>
-                    <w:jc w:val="left"/>
-                    <w:jc w:val="center"/>
-                  </w:pPr>
-                  <w:r>
-                    <w:t xml:space="preserve">Elastic net on domain PCs</w:t>
-                  </w:r>
-                </w:p>
-              </w:tc>
-              <w:tc>
-                <w:tcPr/>
-                <w:p>
-                  <w:pPr>
-                    <w:pStyle w:val="Compact"/>
-                    <w:jc w:val="right"/>
-                    <w:jc w:val="center"/>
-                  </w:pPr>
-                  <w:r>
-                    <w:t xml:space="preserve">0.28</w:t>
-                  </w:r>
-                </w:p>
-              </w:tc>
-              <w:tc>
-                <w:tcPr/>
-                <w:p>
-                  <w:pPr>
-                    <w:pStyle w:val="Compact"/>
-                    <w:jc w:val="right"/>
-                    <w:jc w:val="center"/>
-                  </w:pPr>
-                  <w:r>
-                    <w:t xml:space="preserve">16</w:t>
-                  </w:r>
-                </w:p>
-              </w:tc>
-              <w:tc>
-                <w:tcPr/>
-                <w:p>
-                  <w:pPr>
-                    <w:pStyle w:val="Compact"/>
-                    <w:jc w:val="right"/>
-                    <w:jc w:val="center"/>
-                  </w:pPr>
-                  <w:r>
-                    <w:t xml:space="preserve">0.07</w:t>
-                  </w:r>
-                </w:p>
-              </w:tc>
-              <w:tc>
-                <w:tcPr/>
-                <w:p>
-                  <w:pPr>
-                    <w:pStyle w:val="Compact"/>
-                    <w:jc w:val="right"/>
-                    <w:jc w:val="center"/>
-                  </w:pPr>
-                  <w:r>
-                    <w:t xml:space="preserve">9</w:t>
-                  </w:r>
-                </w:p>
-              </w:tc>
-            </w:tr>
-            <w:tr>
-              <w:tc>
-                <w:tcPr/>
-                <w:p>
-                  <w:pPr>
-                    <w:pStyle w:val="Compact"/>
-                    <w:jc w:val="left"/>
-                    <w:jc w:val="center"/>
-                  </w:pPr>
-                  <w:r>
-                    <w:t xml:space="preserve">Elastic net on all columns</w:t>
-                  </w:r>
-                </w:p>
-              </w:tc>
-              <w:tc>
-                <w:tcPr/>
-                <w:p>
-                  <w:pPr>
-                    <w:pStyle w:val="Compact"/>
-                    <w:jc w:val="right"/>
-                    <w:jc w:val="center"/>
-                  </w:pPr>
-                  <w:r>
-                    <w:t xml:space="preserve">0.24</w:t>
-                  </w:r>
-                </w:p>
-              </w:tc>
-              <w:tc>
-                <w:tcPr/>
-                <w:p>
-                  <w:pPr>
-                    <w:pStyle w:val="Compact"/>
-                    <w:jc w:val="right"/>
-                    <w:jc w:val="center"/>
-                  </w:pPr>
-                  <w:r>
-                    <w:t xml:space="preserve">15</w:t>
-                  </w:r>
-                </w:p>
-              </w:tc>
-              <w:tc>
-                <w:tcPr/>
-                <w:p>
-                  <w:pPr>
-                    <w:pStyle w:val="Compact"/>
-                    <w:jc w:val="right"/>
-                    <w:jc w:val="center"/>
-                  </w:pPr>
-                  <w:r>
-                    <w:t xml:space="preserve">-0.06</w:t>
+              <w:tc>
+                <w:tcPr/>
+                <w:p>
+                  <w:pPr>
+                    <w:pStyle w:val="Compact"/>
+                    <w:jc w:val="right"/>
+                    <w:jc w:val="center"/>
+                  </w:pPr>
+                  <w:r>
+                    <w:t xml:space="preserve">-0.05</w:t>
                   </w:r>
                 </w:p>
               </w:tc>
@@ -6469,7 +6511,7 @@
                     <w:jc w:val="center"/>
                   </w:pPr>
                   <w:r>
-                    <w:t xml:space="preserve">-0.55</w:t>
+                    <w:t xml:space="preserve">-0.54</w:t>
                   </w:r>
                 </w:p>
               </w:tc>
@@ -6615,7 +6657,7 @@
         <w:t xml:space="preserve"> </w:t>
       </w:r>
       <w:r>
-        <w:t xml:space="preserve">difference from the full index -0.05, better in 10 of 22 cells).</w:t>
+        <w:t xml:space="preserve">difference from the full index -0.02, better in 11 of 22 cells).</w:t>
       </w:r>
     </w:p>
     <w:tbl>
@@ -6779,7 +6821,7 @@
                     <w:jc w:val="center"/>
                   </w:pPr>
                   <w:r>
-                    <w:t xml:space="preserve">0.19</w:t>
+                    <w:t xml:space="preserve">0.21</w:t>
                   </w:r>
                 </w:p>
               </w:tc>
@@ -6805,87 +6847,87 @@
                     <w:jc w:val="center"/>
                   </w:pPr>
                   <w:r>
+                    <w:t xml:space="preserve">0.24</w:t>
+                  </w:r>
+                </w:p>
+              </w:tc>
+              <w:tc>
+                <w:tcPr/>
+                <w:p>
+                  <w:pPr>
+                    <w:pStyle w:val="Compact"/>
+                    <w:jc w:val="right"/>
+                    <w:jc w:val="center"/>
+                  </w:pPr>
+                  <w:r>
+                    <w:t xml:space="preserve">0.08</w:t>
+                  </w:r>
+                </w:p>
+              </w:tc>
+            </w:tr>
+            <w:tr>
+              <w:tc>
+                <w:tcPr/>
+                <w:p>
+                  <w:pPr>
+                    <w:pStyle w:val="Compact"/>
+                    <w:jc w:val="left"/>
+                    <w:jc w:val="center"/>
+                  </w:pPr>
+                  <w:r>
+                    <w:t xml:space="preserve">Regional (Admin-1)</w:t>
+                  </w:r>
+                </w:p>
+              </w:tc>
+              <w:tc>
+                <w:tcPr/>
+                <w:p>
+                  <w:pPr>
+                    <w:pStyle w:val="Compact"/>
+                    <w:jc w:val="right"/>
+                    <w:jc w:val="center"/>
+                  </w:pPr>
+                  <w:r>
+                    <w:t xml:space="preserve">0.30</w:t>
+                  </w:r>
+                </w:p>
+              </w:tc>
+              <w:tc>
+                <w:tcPr/>
+                <w:p>
+                  <w:pPr>
+                    <w:pStyle w:val="Compact"/>
+                    <w:jc w:val="right"/>
+                    <w:jc w:val="center"/>
+                  </w:pPr>
+                  <w:r>
+                    <w:t xml:space="preserve">0.25</w:t>
+                  </w:r>
+                </w:p>
+              </w:tc>
+              <w:tc>
+                <w:tcPr/>
+                <w:p>
+                  <w:pPr>
+                    <w:pStyle w:val="Compact"/>
+                    <w:jc w:val="right"/>
+                    <w:jc w:val="center"/>
+                  </w:pPr>
+                  <w:r>
+                    <w:t xml:space="preserve">0.45</w:t>
+                  </w:r>
+                </w:p>
+              </w:tc>
+              <w:tc>
+                <w:tcPr/>
+                <w:p>
+                  <w:pPr>
+                    <w:pStyle w:val="Compact"/>
+                    <w:jc w:val="right"/>
+                    <w:jc w:val="center"/>
+                  </w:pPr>
+                  <w:r>
                     <w:t xml:space="preserve">0.27</w:t>
-                  </w:r>
-                </w:p>
-              </w:tc>
-              <w:tc>
-                <w:tcPr/>
-                <w:p>
-                  <w:pPr>
-                    <w:pStyle w:val="Compact"/>
-                    <w:jc w:val="right"/>
-                    <w:jc w:val="center"/>
-                  </w:pPr>
-                  <w:r>
-                    <w:t xml:space="preserve">0.08</w:t>
-                  </w:r>
-                </w:p>
-              </w:tc>
-            </w:tr>
-            <w:tr>
-              <w:tc>
-                <w:tcPr/>
-                <w:p>
-                  <w:pPr>
-                    <w:pStyle w:val="Compact"/>
-                    <w:jc w:val="left"/>
-                    <w:jc w:val="center"/>
-                  </w:pPr>
-                  <w:r>
-                    <w:t xml:space="preserve">Regional (Admin-1)</w:t>
-                  </w:r>
-                </w:p>
-              </w:tc>
-              <w:tc>
-                <w:tcPr/>
-                <w:p>
-                  <w:pPr>
-                    <w:pStyle w:val="Compact"/>
-                    <w:jc w:val="right"/>
-                    <w:jc w:val="center"/>
-                  </w:pPr>
-                  <w:r>
-                    <w:t xml:space="preserve">0.30</w:t>
-                  </w:r>
-                </w:p>
-              </w:tc>
-              <w:tc>
-                <w:tcPr/>
-                <w:p>
-                  <w:pPr>
-                    <w:pStyle w:val="Compact"/>
-                    <w:jc w:val="right"/>
-                    <w:jc w:val="center"/>
-                  </w:pPr>
-                  <w:r>
-                    <w:t xml:space="preserve">0.33</w:t>
-                  </w:r>
-                </w:p>
-              </w:tc>
-              <w:tc>
-                <w:tcPr/>
-                <w:p>
-                  <w:pPr>
-                    <w:pStyle w:val="Compact"/>
-                    <w:jc w:val="right"/>
-                    <w:jc w:val="center"/>
-                  </w:pPr>
-                  <w:r>
-                    <w:t xml:space="preserve">0.45</w:t>
-                  </w:r>
-                </w:p>
-              </w:tc>
-              <w:tc>
-                <w:tcPr/>
-                <w:p>
-                  <w:pPr>
-                    <w:pStyle w:val="Compact"/>
-                    <w:jc w:val="right"/>
-                    <w:jc w:val="center"/>
-                  </w:pPr>
-                  <w:r>
-                    <w:t xml:space="preserve">0.37</w:t>
                   </w:r>
                 </w:p>
               </w:tc>
@@ -7093,20 +7135,20 @@
                     <w:jc w:val="center"/>
                   </w:pPr>
                   <w:r>
-                    <w:t xml:space="preserve">0.025</w:t>
-                  </w:r>
-                </w:p>
-              </w:tc>
-              <w:tc>
-                <w:tcPr/>
-                <w:p>
-                  <w:pPr>
-                    <w:pStyle w:val="Compact"/>
-                    <w:jc w:val="right"/>
-                    <w:jc w:val="center"/>
-                  </w:pPr>
-                  <w:r>
-                    <w:t xml:space="preserve">0.328</w:t>
+                    <w:t xml:space="preserve">0.024</w:t>
+                  </w:r>
+                </w:p>
+              </w:tc>
+              <w:tc>
+                <w:tcPr/>
+                <w:p>
+                  <w:pPr>
+                    <w:pStyle w:val="Compact"/>
+                    <w:jc w:val="right"/>
+                    <w:jc w:val="center"/>
+                  </w:pPr>
+                  <w:r>
+                    <w:t xml:space="preserve">0.327</w:t>
                   </w:r>
                 </w:p>
               </w:tc>
@@ -7134,20 +7176,20 @@
                     <w:jc w:val="center"/>
                   </w:pPr>
                   <w:r>
-                    <w:t xml:space="preserve">0.016</w:t>
-                  </w:r>
-                </w:p>
-              </w:tc>
-              <w:tc>
-                <w:tcPr/>
-                <w:p>
-                  <w:pPr>
-                    <w:pStyle w:val="Compact"/>
-                    <w:jc w:val="right"/>
-                    <w:jc w:val="center"/>
-                  </w:pPr>
-                  <w:r>
-                    <w:t xml:space="preserve">0.354</w:t>
+                    <w:t xml:space="preserve">0.015</w:t>
+                  </w:r>
+                </w:p>
+              </w:tc>
+              <w:tc>
+                <w:tcPr/>
+                <w:p>
+                  <w:pPr>
+                    <w:pStyle w:val="Compact"/>
+                    <w:jc w:val="right"/>
+                    <w:jc w:val="center"/>
+                  </w:pPr>
+                  <w:r>
+                    <w:t xml:space="preserve">0.353</w:t>
                   </w:r>
                 </w:p>
               </w:tc>
@@ -7175,20 +7217,20 @@
                     <w:jc w:val="center"/>
                   </w:pPr>
                   <w:r>
-                    <w:t xml:space="preserve">0.010</w:t>
-                  </w:r>
-                </w:p>
-              </w:tc>
-              <w:tc>
-                <w:tcPr/>
-                <w:p>
-                  <w:pPr>
-                    <w:pStyle w:val="Compact"/>
-                    <w:jc w:val="right"/>
-                    <w:jc w:val="center"/>
-                  </w:pPr>
-                  <w:r>
-                    <w:t xml:space="preserve">0.291</w:t>
+                    <w:t xml:space="preserve">0.011</w:t>
+                  </w:r>
+                </w:p>
+              </w:tc>
+              <w:tc>
+                <w:tcPr/>
+                <w:p>
+                  <w:pPr>
+                    <w:pStyle w:val="Compact"/>
+                    <w:jc w:val="right"/>
+                    <w:jc w:val="center"/>
+                  </w:pPr>
+                  <w:r>
+                    <w:t xml:space="preserve">0.290</w:t>
                   </w:r>
                 </w:p>
               </w:tc>
@@ -7216,20 +7258,61 @@
                     <w:jc w:val="center"/>
                   </w:pPr>
                   <w:r>
-                    <w:t xml:space="preserve">0.010</w:t>
-                  </w:r>
-                </w:p>
-              </w:tc>
-              <w:tc>
-                <w:tcPr/>
-                <w:p>
-                  <w:pPr>
-                    <w:pStyle w:val="Compact"/>
-                    <w:jc w:val="right"/>
-                    <w:jc w:val="center"/>
-                  </w:pPr>
-                  <w:r>
-                    <w:t xml:space="preserve">0.036</w:t>
+                    <w:t xml:space="preserve">0.009</w:t>
+                  </w:r>
+                </w:p>
+              </w:tc>
+              <w:tc>
+                <w:tcPr/>
+                <w:p>
+                  <w:pPr>
+                    <w:pStyle w:val="Compact"/>
+                    <w:jc w:val="right"/>
+                    <w:jc w:val="center"/>
+                  </w:pPr>
+                  <w:r>
+                    <w:t xml:space="preserve">0.043</w:t>
+                  </w:r>
+                </w:p>
+              </w:tc>
+            </w:tr>
+            <w:tr>
+              <w:tc>
+                <w:tcPr/>
+                <w:p>
+                  <w:pPr>
+                    <w:pStyle w:val="Compact"/>
+                    <w:jc w:val="left"/>
+                    <w:jc w:val="center"/>
+                  </w:pPr>
+                  <w:r>
+                    <w:t xml:space="preserve">Livestock density</w:t>
+                  </w:r>
+                </w:p>
+              </w:tc>
+              <w:tc>
+                <w:tcPr/>
+                <w:p>
+                  <w:pPr>
+                    <w:pStyle w:val="Compact"/>
+                    <w:jc w:val="right"/>
+                    <w:jc w:val="center"/>
+                  </w:pPr>
+                  <w:r>
+                    <w:t xml:space="preserve">0.007</w:t>
+                  </w:r>
+                </w:p>
+              </w:tc>
+              <w:tc>
+                <w:tcPr/>
+                <w:p>
+                  <w:pPr>
+                    <w:pStyle w:val="Compact"/>
+                    <w:jc w:val="right"/>
+                    <w:jc w:val="center"/>
+                  </w:pPr>
+                  <w:r>
+                    <w:t xml:space="preserve">0.236</w:t>
                   </w:r>
                 </w:p>
               </w:tc>
@@ -7257,61 +7340,102 @@
                     <w:jc w:val="center"/>
                   </w:pPr>
                   <w:r>
-                    <w:t xml:space="preserve">0.008</w:t>
-                  </w:r>
-                </w:p>
-              </w:tc>
-              <w:tc>
-                <w:tcPr/>
-                <w:p>
-                  <w:pPr>
-                    <w:pStyle w:val="Compact"/>
-                    <w:jc w:val="right"/>
-                    <w:jc w:val="center"/>
-                  </w:pPr>
-                  <w:r>
-                    <w:t xml:space="preserve">0.223</w:t>
-                  </w:r>
-                </w:p>
-              </w:tc>
-            </w:tr>
-            <w:tr>
-              <w:tc>
-                <w:tcPr/>
-                <w:p>
-                  <w:pPr>
-                    <w:pStyle w:val="Compact"/>
-                    <w:jc w:val="left"/>
-                    <w:jc w:val="center"/>
-                  </w:pPr>
-                  <w:r>
-                    <w:t xml:space="preserve">Livestock density</w:t>
-                  </w:r>
-                </w:p>
-              </w:tc>
-              <w:tc>
-                <w:tcPr/>
-                <w:p>
-                  <w:pPr>
-                    <w:pStyle w:val="Compact"/>
-                    <w:jc w:val="right"/>
-                    <w:jc w:val="center"/>
-                  </w:pPr>
-                  <w:r>
-                    <w:t xml:space="preserve">0.006</w:t>
-                  </w:r>
-                </w:p>
-              </w:tc>
-              <w:tc>
-                <w:tcPr/>
-                <w:p>
-                  <w:pPr>
-                    <w:pStyle w:val="Compact"/>
-                    <w:jc w:val="right"/>
-                    <w:jc w:val="center"/>
-                  </w:pPr>
-                  <w:r>
-                    <w:t xml:space="preserve">0.238</w:t>
+                    <w:t xml:space="preserve">0.007</w:t>
+                  </w:r>
+                </w:p>
+              </w:tc>
+              <w:tc>
+                <w:tcPr/>
+                <w:p>
+                  <w:pPr>
+                    <w:pStyle w:val="Compact"/>
+                    <w:jc w:val="right"/>
+                    <w:jc w:val="center"/>
+                  </w:pPr>
+                  <w:r>
+                    <w:t xml:space="preserve">0.220</w:t>
+                  </w:r>
+                </w:p>
+              </w:tc>
+            </w:tr>
+            <w:tr>
+              <w:tc>
+                <w:tcPr/>
+                <w:p>
+                  <w:pPr>
+                    <w:pStyle w:val="Compact"/>
+                    <w:jc w:val="left"/>
+                    <w:jc w:val="center"/>
+                  </w:pPr>
+                  <w:r>
+                    <w:t xml:space="preserve">Helminth burden and control</w:t>
+                  </w:r>
+                </w:p>
+              </w:tc>
+              <w:tc>
+                <w:tcPr/>
+                <w:p>
+                  <w:pPr>
+                    <w:pStyle w:val="Compact"/>
+                    <w:jc w:val="right"/>
+                    <w:jc w:val="center"/>
+                  </w:pPr>
+                  <w:r>
+                    <w:t xml:space="preserve">0.001</w:t>
+                  </w:r>
+                </w:p>
+              </w:tc>
+              <w:tc>
+                <w:tcPr/>
+                <w:p>
+                  <w:pPr>
+                    <w:pStyle w:val="Compact"/>
+                    <w:jc w:val="right"/>
+                    <w:jc w:val="center"/>
+                  </w:pPr>
+                  <w:r>
+                    <w:t xml:space="preserve">-0.030</w:t>
+                  </w:r>
+                </w:p>
+              </w:tc>
+            </w:tr>
+            <w:tr>
+              <w:tc>
+                <w:tcPr/>
+                <w:p>
+                  <w:pPr>
+                    <w:pStyle w:val="Compact"/>
+                    <w:jc w:val="left"/>
+                    <w:jc w:val="center"/>
+                  </w:pPr>
+                  <w:r>
+                    <w:t xml:space="preserve">Malaria</w:t>
+                  </w:r>
+                </w:p>
+              </w:tc>
+              <w:tc>
+                <w:tcPr/>
+                <w:p>
+                  <w:pPr>
+                    <w:pStyle w:val="Compact"/>
+                    <w:jc w:val="right"/>
+                    <w:jc w:val="center"/>
+                  </w:pPr>
+                  <w:r>
+                    <w:t xml:space="preserve">0.001</w:t>
+                  </w:r>
+                </w:p>
+              </w:tc>
+              <w:tc>
+                <w:tcPr/>
+                <w:p>
+                  <w:pPr>
+                    <w:pStyle w:val="Compact"/>
+                    <w:jc w:val="right"/>
+                    <w:jc w:val="center"/>
+                  </w:pPr>
+                  <w:r>
+                    <w:t xml:space="preserve">0.011</w:t>
                   </w:r>
                 </w:p>
               </w:tc>
@@ -7339,102 +7463,20 @@
                     <w:jc w:val="center"/>
                   </w:pPr>
                   <w:r>
-                    <w:t xml:space="preserve">0.002</w:t>
-                  </w:r>
-                </w:p>
-              </w:tc>
-              <w:tc>
-                <w:tcPr/>
-                <w:p>
-                  <w:pPr>
-                    <w:pStyle w:val="Compact"/>
-                    <w:jc w:val="right"/>
-                    <w:jc w:val="center"/>
-                  </w:pPr>
-                  <w:r>
-                    <w:t xml:space="preserve">-0.008</w:t>
-                  </w:r>
-                </w:p>
-              </w:tc>
-            </w:tr>
-            <w:tr>
-              <w:tc>
-                <w:tcPr/>
-                <w:p>
-                  <w:pPr>
-                    <w:pStyle w:val="Compact"/>
-                    <w:jc w:val="left"/>
-                    <w:jc w:val="center"/>
-                  </w:pPr>
-                  <w:r>
-                    <w:t xml:space="preserve">Helminth burden and control</w:t>
-                  </w:r>
-                </w:p>
-              </w:tc>
-              <w:tc>
-                <w:tcPr/>
-                <w:p>
-                  <w:pPr>
-                    <w:pStyle w:val="Compact"/>
-                    <w:jc w:val="right"/>
-                    <w:jc w:val="center"/>
-                  </w:pPr>
-                  <w:r>
-                    <w:t xml:space="preserve">0.001</w:t>
-                  </w:r>
-                </w:p>
-              </w:tc>
-              <w:tc>
-                <w:tcPr/>
-                <w:p>
-                  <w:pPr>
-                    <w:pStyle w:val="Compact"/>
-                    <w:jc w:val="right"/>
-                    <w:jc w:val="center"/>
-                  </w:pPr>
-                  <w:r>
-                    <w:t xml:space="preserve">-0.037</w:t>
-                  </w:r>
-                </w:p>
-              </w:tc>
-            </w:tr>
-            <w:tr>
-              <w:tc>
-                <w:tcPr/>
-                <w:p>
-                  <w:pPr>
-                    <w:pStyle w:val="Compact"/>
-                    <w:jc w:val="left"/>
-                    <w:jc w:val="center"/>
-                  </w:pPr>
-                  <w:r>
-                    <w:t xml:space="preserve">Malaria</w:t>
-                  </w:r>
-                </w:p>
-              </w:tc>
-              <w:tc>
-                <w:tcPr/>
-                <w:p>
-                  <w:pPr>
-                    <w:pStyle w:val="Compact"/>
-                    <w:jc w:val="right"/>
-                    <w:jc w:val="center"/>
-                  </w:pPr>
-                  <w:r>
-                    <w:t xml:space="preserve">0.001</w:t>
-                  </w:r>
-                </w:p>
-              </w:tc>
-              <w:tc>
-                <w:tcPr/>
-                <w:p>
-                  <w:pPr>
-                    <w:pStyle w:val="Compact"/>
-                    <w:jc w:val="right"/>
-                    <w:jc w:val="center"/>
-                  </w:pPr>
-                  <w:r>
-                    <w:t xml:space="preserve">0.014</w:t>
+                    <w:t xml:space="preserve">0.000</w:t>
+                  </w:r>
+                </w:p>
+              </w:tc>
+              <w:tc>
+                <w:tcPr/>
+                <w:p>
+                  <w:pPr>
+                    <w:pStyle w:val="Compact"/>
+                    <w:jc w:val="right"/>
+                    <w:jc w:val="center"/>
+                  </w:pPr>
+                  <w:r>
+                    <w:t xml:space="preserve">-0.006</w:t>
                   </w:r>
                 </w:p>
               </w:tc>
@@ -7462,20 +7504,20 @@
                     <w:jc w:val="center"/>
                   </w:pPr>
                   <w:r>
-                    <w:t xml:space="preserve">0.001</w:t>
-                  </w:r>
-                </w:p>
-              </w:tc>
-              <w:tc>
-                <w:tcPr/>
-                <w:p>
-                  <w:pPr>
-                    <w:pStyle w:val="Compact"/>
-                    <w:jc w:val="right"/>
-                    <w:jc w:val="center"/>
-                  </w:pPr>
-                  <w:r>
-                    <w:t xml:space="preserve">0.206</w:t>
+                    <w:t xml:space="preserve">0.000</w:t>
+                  </w:r>
+                </w:p>
+              </w:tc>
+              <w:tc>
+                <w:tcPr/>
+                <w:p>
+                  <w:pPr>
+                    <w:pStyle w:val="Compact"/>
+                    <w:jc w:val="right"/>
+                    <w:jc w:val="center"/>
+                  </w:pPr>
+                  <w:r>
+                    <w:t xml:space="preserve">0.204</w:t>
                   </w:r>
                 </w:p>
               </w:tc>
@@ -7556,7 +7598,7 @@
         <w:t xml:space="preserve"> </w:t>
       </w:r>
       <w:r>
-        <w:t xml:space="preserve">24%</w:t>
+        <w:t xml:space="preserve">22%</w:t>
       </w:r>
       <w:r>
         <w:t xml:space="preserve"> </w:t>
@@ -7568,7 +7610,7 @@
         <w:t xml:space="preserve"> </w:t>
       </w:r>
       <w:r>
-        <w:t xml:space="preserve">19%</w:t>
+        <w:t xml:space="preserve">20%</w:t>
       </w:r>
       <w:r>
         <w:t xml:space="preserve"> </w:t>
@@ -7787,20 +7829,20 @@
                     <w:jc w:val="center"/>
                   </w:pPr>
                   <w:r>
-                    <w:t xml:space="preserve">0.24</w:t>
-                  </w:r>
-                </w:p>
-              </w:tc>
-              <w:tc>
-                <w:tcPr/>
-                <w:p>
-                  <w:pPr>
-                    <w:pStyle w:val="Compact"/>
-                    <w:jc w:val="right"/>
-                    <w:jc w:val="center"/>
-                  </w:pPr>
-                  <w:r>
-                    <w:t xml:space="preserve">1.22</w:t>
+                    <w:t xml:space="preserve">0.22</w:t>
+                  </w:r>
+                </w:p>
+              </w:tc>
+              <w:tc>
+                <w:tcPr/>
+                <w:p>
+                  <w:pPr>
+                    <w:pStyle w:val="Compact"/>
+                    <w:jc w:val="right"/>
+                    <w:jc w:val="center"/>
+                  </w:pPr>
+                  <w:r>
+                    <w:t xml:space="preserve">1.12</w:t>
                   </w:r>
                 </w:p>
               </w:tc>
@@ -7828,6 +7870,60 @@
                     <w:jc w:val="center"/>
                   </w:pPr>
                   <w:r>
+                    <w:t xml:space="preserve">Survey: jackknifed regional mean</w:t>
+                  </w:r>
+                </w:p>
+              </w:tc>
+              <w:tc>
+                <w:tcPr/>
+                <w:p>
+                  <w:pPr>
+                    <w:pStyle w:val="Compact"/>
+                    <w:jc w:val="right"/>
+                    <w:jc w:val="center"/>
+                  </w:pPr>
+                  <w:r>
+                    <w:t xml:space="preserve">0.20</w:t>
+                  </w:r>
+                </w:p>
+              </w:tc>
+              <w:tc>
+                <w:tcPr/>
+                <w:p>
+                  <w:pPr>
+                    <w:pStyle w:val="Compact"/>
+                    <w:jc w:val="right"/>
+                    <w:jc w:val="center"/>
+                  </w:pPr>
+                  <w:r>
+                    <w:t xml:space="preserve">1.02</w:t>
+                  </w:r>
+                </w:p>
+              </w:tc>
+              <w:tc>
+                <w:tcPr/>
+                <w:p>
+                  <w:pPr>
+                    <w:pStyle w:val="Compact"/>
+                    <w:jc w:val="right"/>
+                    <w:jc w:val="center"/>
+                  </w:pPr>
+                  <w:r>
+                    <w:t xml:space="preserve">8</w:t>
+                  </w:r>
+                </w:p>
+              </w:tc>
+            </w:tr>
+            <w:tr>
+              <w:tc>
+                <w:tcPr/>
+                <w:p>
+                  <w:pPr>
+                    <w:pStyle w:val="Compact"/>
+                    <w:jc w:val="left"/>
+                    <w:jc w:val="center"/>
+                  </w:pPr>
+                  <w:r>
                     <w:t xml:space="preserve">Spatial smoother only</w:t>
                   </w:r>
                 </w:p>
@@ -7841,33 +7937,33 @@
                     <w:jc w:val="center"/>
                   </w:pPr>
                   <w:r>
-                    <w:t xml:space="preserve">0.23</w:t>
-                  </w:r>
-                </w:p>
-              </w:tc>
-              <w:tc>
-                <w:tcPr/>
-                <w:p>
-                  <w:pPr>
-                    <w:pStyle w:val="Compact"/>
-                    <w:jc w:val="right"/>
-                    <w:jc w:val="center"/>
-                  </w:pPr>
-                  <w:r>
-                    <w:t xml:space="preserve">1.15</w:t>
-                  </w:r>
-                </w:p>
-              </w:tc>
-              <w:tc>
-                <w:tcPr/>
-                <w:p>
-                  <w:pPr>
-                    <w:pStyle w:val="Compact"/>
-                    <w:jc w:val="right"/>
-                    <w:jc w:val="center"/>
-                  </w:pPr>
-                  <w:r>
-                    <w:t xml:space="preserve">10</w:t>
+                    <w:t xml:space="preserve">0.20</w:t>
+                  </w:r>
+                </w:p>
+              </w:tc>
+              <w:tc>
+                <w:tcPr/>
+                <w:p>
+                  <w:pPr>
+                    <w:pStyle w:val="Compact"/>
+                    <w:jc w:val="right"/>
+                    <w:jc w:val="center"/>
+                  </w:pPr>
+                  <w:r>
+                    <w:t xml:space="preserve">0.99</w:t>
+                  </w:r>
+                </w:p>
+              </w:tc>
+              <w:tc>
+                <w:tcPr/>
+                <w:p>
+                  <w:pPr>
+                    <w:pStyle w:val="Compact"/>
+                    <w:jc w:val="right"/>
+                    <w:jc w:val="center"/>
+                  </w:pPr>
+                  <w:r>
+                    <w:t xml:space="preserve">7</w:t>
                   </w:r>
                 </w:p>
               </w:tc>
@@ -7895,87 +7991,33 @@
                     <w:jc w:val="center"/>
                   </w:pPr>
                   <w:r>
-                    <w:t xml:space="preserve">0.22</w:t>
-                  </w:r>
-                </w:p>
-              </w:tc>
-              <w:tc>
-                <w:tcPr/>
-                <w:p>
-                  <w:pPr>
-                    <w:pStyle w:val="Compact"/>
-                    <w:jc w:val="right"/>
-                    <w:jc w:val="center"/>
-                  </w:pPr>
-                  <w:r>
-                    <w:t xml:space="preserve">1.12</w:t>
-                  </w:r>
-                </w:p>
-              </w:tc>
-              <w:tc>
-                <w:tcPr/>
-                <w:p>
-                  <w:pPr>
-                    <w:pStyle w:val="Compact"/>
-                    <w:jc w:val="right"/>
-                    <w:jc w:val="center"/>
-                  </w:pPr>
-                  <w:r>
-                    <w:t xml:space="preserve">8</w:t>
-                  </w:r>
-                </w:p>
-              </w:tc>
-            </w:tr>
-            <w:tr>
-              <w:tc>
-                <w:tcPr/>
-                <w:p>
-                  <w:pPr>
-                    <w:pStyle w:val="Compact"/>
-                    <w:jc w:val="left"/>
-                    <w:jc w:val="center"/>
-                  </w:pPr>
-                  <w:r>
-                    <w:t xml:space="preserve">Survey: jackknifed regional mean</w:t>
-                  </w:r>
-                </w:p>
-              </w:tc>
-              <w:tc>
-                <w:tcPr/>
-                <w:p>
-                  <w:pPr>
-                    <w:pStyle w:val="Compact"/>
-                    <w:jc w:val="right"/>
-                    <w:jc w:val="center"/>
-                  </w:pPr>
-                  <w:r>
-                    <w:t xml:space="preserve">0.19</w:t>
-                  </w:r>
-                </w:p>
-              </w:tc>
-              <w:tc>
-                <w:tcPr/>
-                <w:p>
-                  <w:pPr>
-                    <w:pStyle w:val="Compact"/>
-                    <w:jc w:val="right"/>
-                    <w:jc w:val="center"/>
-                  </w:pPr>
-                  <w:r>
-                    <w:t xml:space="preserve">0.95</w:t>
-                  </w:r>
-                </w:p>
-              </w:tc>
-              <w:tc>
-                <w:tcPr/>
-                <w:p>
-                  <w:pPr>
-                    <w:pStyle w:val="Compact"/>
-                    <w:jc w:val="right"/>
-                    <w:jc w:val="center"/>
-                  </w:pPr>
-                  <w:r>
-                    <w:t xml:space="preserve">7</w:t>
+                    <w:t xml:space="preserve">0.20</w:t>
+                  </w:r>
+                </w:p>
+              </w:tc>
+              <w:tc>
+                <w:tcPr/>
+                <w:p>
+                  <w:pPr>
+                    <w:pStyle w:val="Compact"/>
+                    <w:jc w:val="right"/>
+                    <w:jc w:val="center"/>
+                  </w:pPr>
+                  <w:r>
+                    <w:t xml:space="preserve">0.98</w:t>
+                  </w:r>
+                </w:p>
+              </w:tc>
+              <w:tc>
+                <w:tcPr/>
+                <w:p>
+                  <w:pPr>
+                    <w:pStyle w:val="Compact"/>
+                    <w:jc w:val="right"/>
+                    <w:jc w:val="center"/>
+                  </w:pPr>
+                  <w:r>
+                    <w:t xml:space="preserve">6</w:t>
                   </w:r>
                 </w:p>
               </w:tc>
@@ -8003,20 +8045,20 @@
                     <w:jc w:val="center"/>
                   </w:pPr>
                   <w:r>
-                    <w:t xml:space="preserve">0.15</w:t>
-                  </w:r>
-                </w:p>
-              </w:tc>
-              <w:tc>
-                <w:tcPr/>
-                <w:p>
-                  <w:pPr>
-                    <w:pStyle w:val="Compact"/>
-                    <w:jc w:val="right"/>
-                    <w:jc w:val="center"/>
-                  </w:pPr>
-                  <w:r>
-                    <w:t xml:space="preserve">0.74</w:t>
+                    <w:t xml:space="preserve">0.14</w:t>
+                  </w:r>
+                </w:p>
+              </w:tc>
+              <w:tc>
+                <w:tcPr/>
+                <w:p>
+                  <w:pPr>
+                    <w:pStyle w:val="Compact"/>
+                    <w:jc w:val="right"/>
+                    <w:jc w:val="center"/>
+                  </w:pPr>
+                  <w:r>
+                    <w:t xml:space="preserve">0.68</w:t>
                   </w:r>
                 </w:p>
               </w:tc>
@@ -8057,19 +8099,25 @@
         <w:t xml:space="preserve"> </w:t>
       </w:r>
       <w:r>
-        <w:t xml:space="preserve">band 52% of the time and within one band 90% of the time; a transported</w:t>
-      </w:r>
-      <w:r>
-        <w:t xml:space="preserve"> </w:t>
-      </w:r>
-      <w:r>
-        <w:t xml:space="preserve">ranking anchored to the country’s national prevalence does as well (50% and</w:t>
-      </w:r>
-      <w:r>
-        <w:t xml:space="preserve"> </w:t>
-      </w:r>
-      <w:r>
-        <w:t xml:space="preserve">87%).</w:t>
+        <w:t xml:space="preserve">band 57% of the time and within one band 90% of the time over the six cells</w:t>
+      </w:r>
+      <w:r>
+        <w:t xml:space="preserve"> </w:t>
+      </w:r>
+      <w:r>
+        <w:t xml:space="preserve">with any deficiency (Malawi’s districts all fall in the lowest band, where</w:t>
+      </w:r>
+      <w:r>
+        <w:t xml:space="preserve"> </w:t>
+      </w:r>
+      <w:r>
+        <w:t xml:space="preserve">the classification is trivial); a transported ranking anchored to the</w:t>
+      </w:r>
+      <w:r>
+        <w:t xml:space="preserve"> </w:t>
+      </w:r>
+      <w:r>
+        <w:t xml:space="preserve">country’s national prevalence does nearly as well (48% and 94%).</w:t>
       </w:r>
     </w:p>
     <w:p>
@@ -8279,46 +8327,46 @@
                     <w:jc w:val="center"/>
                   </w:pPr>
                   <w:r>
-                    <w:t xml:space="preserve">10.0</w:t>
-                  </w:r>
-                </w:p>
-              </w:tc>
-              <w:tc>
-                <w:tcPr/>
-                <w:p>
-                  <w:pPr>
-                    <w:pStyle w:val="Compact"/>
-                    <w:jc w:val="right"/>
-                    <w:jc w:val="center"/>
-                  </w:pPr>
-                  <w:r>
-                    <w:t xml:space="preserve">11.9</w:t>
-                  </w:r>
-                </w:p>
-              </w:tc>
-              <w:tc>
-                <w:tcPr/>
-                <w:p>
-                  <w:pPr>
-                    <w:pStyle w:val="Compact"/>
-                    <w:jc w:val="right"/>
-                    <w:jc w:val="center"/>
-                  </w:pPr>
-                  <w:r>
-                    <w:t xml:space="preserve">18.4</w:t>
-                  </w:r>
-                </w:p>
-              </w:tc>
-              <w:tc>
-                <w:tcPr/>
-                <w:p>
-                  <w:pPr>
-                    <w:pStyle w:val="Compact"/>
-                    <w:jc w:val="right"/>
-                    <w:jc w:val="center"/>
-                  </w:pPr>
-                  <w:r>
-                    <w:t xml:space="preserve">11.6</w:t>
+                    <w:t xml:space="preserve">10.3</w:t>
+                  </w:r>
+                </w:p>
+              </w:tc>
+              <w:tc>
+                <w:tcPr/>
+                <w:p>
+                  <w:pPr>
+                    <w:pStyle w:val="Compact"/>
+                    <w:jc w:val="right"/>
+                    <w:jc w:val="center"/>
+                  </w:pPr>
+                  <w:r>
+                    <w:t xml:space="preserve">12.8</w:t>
+                  </w:r>
+                </w:p>
+              </w:tc>
+              <w:tc>
+                <w:tcPr/>
+                <w:p>
+                  <w:pPr>
+                    <w:pStyle w:val="Compact"/>
+                    <w:jc w:val="right"/>
+                    <w:jc w:val="center"/>
+                  </w:pPr>
+                  <w:r>
+                    <w:t xml:space="preserve">19.7</w:t>
+                  </w:r>
+                </w:p>
+              </w:tc>
+              <w:tc>
+                <w:tcPr/>
+                <w:p>
+                  <w:pPr>
+                    <w:pStyle w:val="Compact"/>
+                    <w:jc w:val="right"/>
+                    <w:jc w:val="center"/>
+                  </w:pPr>
+                  <w:r>
+                    <w:t xml:space="preserve">12.8</w:t>
                   </w:r>
                 </w:p>
               </w:tc>
@@ -8346,33 +8394,61 @@
                     <w:jc w:val="center"/>
                   </w:pPr>
                   <w:r>
-                    <w:t xml:space="preserve">9.2</w:t>
-                  </w:r>
-                </w:p>
-              </w:tc>
-              <w:tc>
-                <w:tcPr/>
-                <w:p>
-                  <w:pPr>
-                    <w:pStyle w:val="Compact"/>
-                    <w:jc w:val="right"/>
-                    <w:jc w:val="center"/>
-                  </w:pPr>
-                  <w:r>
-                    <w:t xml:space="preserve">9.3</w:t>
-                  </w:r>
-                </w:p>
-              </w:tc>
-              <w:tc>
-                <w:tcPr/>
-                <w:p>
-                  <w:pPr>
-                    <w:pStyle w:val="Compact"/>
-                    <w:jc w:val="right"/>
-                    <w:jc w:val="center"/>
-                  </w:pPr>
-                  <w:r>
-                    <w:t xml:space="preserve">12.3</w:t>
+                    <w:t xml:space="preserve">9.1</w:t>
+                  </w:r>
+                </w:p>
+              </w:tc>
+              <w:tc>
+                <w:tcPr/>
+                <w:p>
+                  <w:pPr>
+                    <w:pStyle w:val="Compact"/>
+                    <w:jc w:val="right"/>
+                    <w:jc w:val="center"/>
+                  </w:pPr>
+                  <w:r>
+                    <w:t xml:space="preserve">9.5</w:t>
+                  </w:r>
+                </w:p>
+              </w:tc>
+              <w:tc>
+                <w:tcPr/>
+                <w:p>
+                  <w:pPr>
+                    <w:pStyle w:val="Compact"/>
+                    <w:jc w:val="right"/>
+                    <w:jc w:val="center"/>
+                  </w:pPr>
+                  <w:r>
+                    <w:t xml:space="preserve">13.1</w:t>
+                  </w:r>
+                </w:p>
+              </w:tc>
+              <w:tc>
+                <w:tcPr/>
+                <w:p>
+                  <w:pPr>
+                    <w:pStyle w:val="Compact"/>
+                    <w:jc w:val="right"/>
+                    <w:jc w:val="center"/>
+                  </w:pPr>
+                  <w:r>
+                    <w:t xml:space="preserve">9.1</w:t>
+                  </w:r>
+                </w:p>
+              </w:tc>
+            </w:tr>
+            <w:tr>
+              <w:tc>
+                <w:tcPr/>
+                <w:p>
+                  <w:pPr>
+                    <w:pStyle w:val="Compact"/>
+                    <w:jc w:val="left"/>
+                    <w:jc w:val="center"/>
+                  </w:pPr>
+                  <w:r>
+                    <w:t xml:space="preserve">25%</w:t>
                   </w:r>
                 </w:p>
               </w:tc>
@@ -8389,70 +8465,42 @@
                   </w:r>
                 </w:p>
               </w:tc>
-            </w:tr>
-            <w:tr>
-              <w:tc>
-                <w:tcPr/>
-                <w:p>
-                  <w:pPr>
-                    <w:pStyle w:val="Compact"/>
-                    <w:jc w:val="left"/>
-                    <w:jc w:val="center"/>
-                  </w:pPr>
-                  <w:r>
-                    <w:t xml:space="preserve">25%</w:t>
-                  </w:r>
-                </w:p>
-              </w:tc>
-              <w:tc>
-                <w:tcPr/>
-                <w:p>
-                  <w:pPr>
-                    <w:pStyle w:val="Compact"/>
-                    <w:jc w:val="right"/>
-                    <w:jc w:val="center"/>
-                  </w:pPr>
-                  <w:r>
-                    <w:t xml:space="preserve">9.1</w:t>
-                  </w:r>
-                </w:p>
-              </w:tc>
-              <w:tc>
-                <w:tcPr/>
-                <w:p>
-                  <w:pPr>
-                    <w:pStyle w:val="Compact"/>
-                    <w:jc w:val="right"/>
-                    <w:jc w:val="center"/>
-                  </w:pPr>
-                  <w:r>
-                    <w:t xml:space="preserve">8.2</w:t>
-                  </w:r>
-                </w:p>
-              </w:tc>
-              <w:tc>
-                <w:tcPr/>
-                <w:p>
-                  <w:pPr>
-                    <w:pStyle w:val="Compact"/>
-                    <w:jc w:val="right"/>
-                    <w:jc w:val="center"/>
-                  </w:pPr>
-                  <w:r>
-                    <w:t xml:space="preserve">9.7</w:t>
-                  </w:r>
-                </w:p>
-              </w:tc>
-              <w:tc>
-                <w:tcPr/>
-                <w:p>
-                  <w:pPr>
-                    <w:pStyle w:val="Compact"/>
-                    <w:jc w:val="right"/>
-                    <w:jc w:val="center"/>
-                  </w:pPr>
-                  <w:r>
-                    <w:t xml:space="preserve">7.7</w:t>
+              <w:tc>
+                <w:tcPr/>
+                <w:p>
+                  <w:pPr>
+                    <w:pStyle w:val="Compact"/>
+                    <w:jc w:val="right"/>
+                    <w:jc w:val="center"/>
+                  </w:pPr>
+                  <w:r>
+                    <w:t xml:space="preserve">8.5</w:t>
+                  </w:r>
+                </w:p>
+              </w:tc>
+              <w:tc>
+                <w:tcPr/>
+                <w:p>
+                  <w:pPr>
+                    <w:pStyle w:val="Compact"/>
+                    <w:jc w:val="right"/>
+                    <w:jc w:val="center"/>
+                  </w:pPr>
+                  <w:r>
+                    <w:t xml:space="preserve">9.5</w:t>
+                  </w:r>
+                </w:p>
+              </w:tc>
+              <w:tc>
+                <w:tcPr/>
+                <w:p>
+                  <w:pPr>
+                    <w:pStyle w:val="Compact"/>
+                    <w:jc w:val="right"/>
+                    <w:jc w:val="center"/>
+                  </w:pPr>
+                  <w:r>
+                    <w:t xml:space="preserve">8.3</w:t>
                   </w:r>
                 </w:p>
               </w:tc>
@@ -8480,6 +8528,73 @@
                     <w:jc w:val="center"/>
                   </w:pPr>
                   <w:r>
+                    <w:t xml:space="preserve">9.0</w:t>
+                  </w:r>
+                </w:p>
+              </w:tc>
+              <w:tc>
+                <w:tcPr/>
+                <w:p>
+                  <w:pPr>
+                    <w:pStyle w:val="Compact"/>
+                    <w:jc w:val="right"/>
+                    <w:jc w:val="center"/>
+                  </w:pPr>
+                  <w:r>
+                    <w:t xml:space="preserve">8.0</w:t>
+                  </w:r>
+                </w:p>
+              </w:tc>
+              <w:tc>
+                <w:tcPr/>
+                <w:p>
+                  <w:pPr>
+                    <w:pStyle w:val="Compact"/>
+                    <w:jc w:val="right"/>
+                    <w:jc w:val="center"/>
+                  </w:pPr>
+                  <w:r>
+                    <w:t xml:space="preserve">6.9</w:t>
+                  </w:r>
+                </w:p>
+              </w:tc>
+              <w:tc>
+                <w:tcPr/>
+                <w:p>
+                  <w:pPr>
+                    <w:pStyle w:val="Compact"/>
+                    <w:jc w:val="right"/>
+                    <w:jc w:val="center"/>
+                  </w:pPr>
+                  <w:r>
+                    <w:t xml:space="preserve">7.8</w:t>
+                  </w:r>
+                </w:p>
+              </w:tc>
+            </w:tr>
+            <w:tr>
+              <w:tc>
+                <w:tcPr/>
+                <w:p>
+                  <w:pPr>
+                    <w:pStyle w:val="Compact"/>
+                    <w:jc w:val="left"/>
+                    <w:jc w:val="center"/>
+                  </w:pPr>
+                  <w:r>
+                    <w:t xml:space="preserve">60%</w:t>
+                  </w:r>
+                </w:p>
+              </w:tc>
+              <w:tc>
+                <w:tcPr/>
+                <w:p>
+                  <w:pPr>
+                    <w:pStyle w:val="Compact"/>
+                    <w:jc w:val="right"/>
+                    <w:jc w:val="center"/>
+                  </w:pPr>
+                  <w:r>
                     <w:t xml:space="preserve">8.6</w:t>
                   </w:r>
                 </w:p>
@@ -8493,100 +8608,33 @@
                     <w:jc w:val="center"/>
                   </w:pPr>
                   <w:r>
-                    <w:t xml:space="preserve">7.4</w:t>
-                  </w:r>
-                </w:p>
-              </w:tc>
-              <w:tc>
-                <w:tcPr/>
-                <w:p>
-                  <w:pPr>
-                    <w:pStyle w:val="Compact"/>
-                    <w:jc w:val="right"/>
-                    <w:jc w:val="center"/>
-                  </w:pPr>
-                  <w:r>
-                    <w:t xml:space="preserve">7.3</w:t>
-                  </w:r>
-                </w:p>
-              </w:tc>
-              <w:tc>
-                <w:tcPr/>
-                <w:p>
-                  <w:pPr>
-                    <w:pStyle w:val="Compact"/>
-                    <w:jc w:val="right"/>
-                    <w:jc w:val="center"/>
-                  </w:pPr>
-                  <w:r>
-                    <w:t xml:space="preserve">6.9</w:t>
-                  </w:r>
-                </w:p>
-              </w:tc>
-            </w:tr>
-            <w:tr>
-              <w:tc>
-                <w:tcPr/>
-                <w:p>
-                  <w:pPr>
-                    <w:pStyle w:val="Compact"/>
-                    <w:jc w:val="left"/>
-                    <w:jc w:val="center"/>
-                  </w:pPr>
-                  <w:r>
-                    <w:t xml:space="preserve">60%</w:t>
-                  </w:r>
-                </w:p>
-              </w:tc>
-              <w:tc>
-                <w:tcPr/>
-                <w:p>
-                  <w:pPr>
-                    <w:pStyle w:val="Compact"/>
-                    <w:jc w:val="right"/>
-                    <w:jc w:val="center"/>
-                  </w:pPr>
-                  <w:r>
-                    <w:t xml:space="preserve">8.6</w:t>
-                  </w:r>
-                </w:p>
-              </w:tc>
-              <w:tc>
-                <w:tcPr/>
-                <w:p>
-                  <w:pPr>
-                    <w:pStyle w:val="Compact"/>
-                    <w:jc w:val="right"/>
-                    <w:jc w:val="center"/>
-                  </w:pPr>
-                  <w:r>
-                    <w:t xml:space="preserve">6.9</w:t>
-                  </w:r>
-                </w:p>
-              </w:tc>
-              <w:tc>
-                <w:tcPr/>
-                <w:p>
-                  <w:pPr>
-                    <w:pStyle w:val="Compact"/>
-                    <w:jc w:val="right"/>
-                    <w:jc w:val="center"/>
-                  </w:pPr>
-                  <w:r>
-                    <w:t xml:space="preserve">4.8</w:t>
-                  </w:r>
-                </w:p>
-              </w:tc>
-              <w:tc>
-                <w:tcPr/>
-                <w:p>
-                  <w:pPr>
-                    <w:pStyle w:val="Compact"/>
-                    <w:jc w:val="right"/>
-                    <w:jc w:val="center"/>
-                  </w:pPr>
-                  <w:r>
-                    <w:t xml:space="preserve">6.2</w:t>
+                    <w:t xml:space="preserve">7.5</w:t>
+                  </w:r>
+                </w:p>
+              </w:tc>
+              <w:tc>
+                <w:tcPr/>
+                <w:p>
+                  <w:pPr>
+                    <w:pStyle w:val="Compact"/>
+                    <w:jc w:val="right"/>
+                    <w:jc w:val="center"/>
+                  </w:pPr>
+                  <w:r>
+                    <w:t xml:space="preserve">5.0</w:t>
+                  </w:r>
+                </w:p>
+              </w:tc>
+              <w:tc>
+                <w:tcPr/>
+                <w:p>
+                  <w:pPr>
+                    <w:pStyle w:val="Compact"/>
+                    <w:jc w:val="right"/>
+                    <w:jc w:val="center"/>
+                  </w:pPr>
+                  <w:r>
+                    <w:t xml:space="preserve">7.1</w:t>
                   </w:r>
                 </w:p>
               </w:tc>
@@ -8918,6 +8966,19 @@
                     <w:jc w:val="center"/>
                   </w:pPr>
                   <w:r>
+                    <w:t xml:space="preserve">0.62</w:t>
+                  </w:r>
+                </w:p>
+              </w:tc>
+              <w:tc>
+                <w:tcPr/>
+                <w:p>
+                  <w:pPr>
+                    <w:pStyle w:val="Compact"/>
+                    <w:jc w:val="right"/>
+                    <w:jc w:val="center"/>
+                  </w:pPr>
+                  <w:r>
                     <w:t xml:space="preserve">0.58</w:t>
                   </w:r>
                 </w:p>
@@ -8927,24 +8988,11 @@
                 <w:p>
                   <w:pPr>
                     <w:pStyle w:val="Compact"/>
-                    <w:jc w:val="right"/>
-                    <w:jc w:val="center"/>
-                  </w:pPr>
-                  <w:r>
-                    <w:t xml:space="preserve">0.54</w:t>
-                  </w:r>
-                </w:p>
-              </w:tc>
-              <w:tc>
-                <w:tcPr/>
-                <w:p>
-                  <w:pPr>
-                    <w:pStyle w:val="Compact"/>
-                    <w:jc w:val="left"/>
-                    <w:jc w:val="center"/>
-                  </w:pPr>
-                  <w:r>
-                    <w:t xml:space="preserve">0.31</w:t>
+                    <w:jc w:val="left"/>
+                    <w:jc w:val="center"/>
+                  </w:pPr>
+                  <w:r>
+                    <w:t xml:space="preserve">0.30</w:t>
                   </w:r>
                 </w:p>
               </w:tc>
@@ -8985,33 +9033,33 @@
                     <w:jc w:val="center"/>
                   </w:pPr>
                   <w:r>
-                    <w:t xml:space="preserve">0.54</w:t>
-                  </w:r>
-                </w:p>
-              </w:tc>
-              <w:tc>
-                <w:tcPr/>
-                <w:p>
-                  <w:pPr>
-                    <w:pStyle w:val="Compact"/>
-                    <w:jc w:val="right"/>
-                    <w:jc w:val="center"/>
-                  </w:pPr>
-                  <w:r>
-                    <w:t xml:space="preserve">0.40</w:t>
-                  </w:r>
-                </w:p>
-              </w:tc>
-              <w:tc>
-                <w:tcPr/>
-                <w:p>
-                  <w:pPr>
-                    <w:pStyle w:val="Compact"/>
-                    <w:jc w:val="left"/>
-                    <w:jc w:val="center"/>
-                  </w:pPr>
-                  <w:r>
-                    <w:t xml:space="preserve">0.14</w:t>
+                    <w:t xml:space="preserve">0.51</w:t>
+                  </w:r>
+                </w:p>
+              </w:tc>
+              <w:tc>
+                <w:tcPr/>
+                <w:p>
+                  <w:pPr>
+                    <w:pStyle w:val="Compact"/>
+                    <w:jc w:val="right"/>
+                    <w:jc w:val="center"/>
+                  </w:pPr>
+                  <w:r>
+                    <w:t xml:space="preserve">0.37</w:t>
+                  </w:r>
+                </w:p>
+              </w:tc>
+              <w:tc>
+                <w:tcPr/>
+                <w:p>
+                  <w:pPr>
+                    <w:pStyle w:val="Compact"/>
+                    <w:jc w:val="left"/>
+                    <w:jc w:val="center"/>
+                  </w:pPr>
+                  <w:r>
+                    <w:t xml:space="preserve">0.13</w:t>
                   </w:r>
                 </w:p>
               </w:tc>
@@ -9052,7 +9100,7 @@
                     <w:jc w:val="center"/>
                   </w:pPr>
                   <w:r>
-                    <w:t xml:space="preserve">0.38</w:t>
+                    <w:t xml:space="preserve">0.37</w:t>
                   </w:r>
                 </w:p>
               </w:tc>
@@ -9840,10 +9888,10 @@
               <w:tblLook w:firstRow="1" w:lastRow="0" w:firstColumn="0" w:lastColumn="0" w:noHBand="0" w:noVBand="0" w:val="0020"/>
             </w:tblPr>
             <w:tblGrid>
-              <w:gridCol w:w="895"/>
-              <w:gridCol w:w="2475"/>
-              <w:gridCol w:w="3535"/>
-              <w:gridCol w:w="1013"/>
+              <w:gridCol w:w="676"/>
+              <w:gridCol w:w="2438"/>
+              <w:gridCol w:w="4040"/>
+              <w:gridCol w:w="765"/>
             </w:tblGrid>
             <w:tr>
               <w:trPr>
@@ -10924,6 +10972,114 @@
                   </w:pPr>
                   <w:r>
                     <w:t xml:space="preserve">Survey-year table (AU-01)</w:t>
+                  </w:r>
+                </w:p>
+              </w:tc>
+            </w:tr>
+            <w:tr>
+              <w:tc>
+                <w:tcPr/>
+                <w:p>
+                  <w:pPr>
+                    <w:pStyle w:val="Compact"/>
+                    <w:jc w:val="left"/>
+                    <w:jc w:val="center"/>
+                  </w:pPr>
+                  <w:r>
+                    <w:t xml:space="preserve">Vitamin A cut-off across surveys</w:t>
+                  </w:r>
+                </w:p>
+              </w:tc>
+              <w:tc>
+                <w:tcPr/>
+                <w:p>
+                  <w:pPr>
+                    <w:pStyle w:val="Compact"/>
+                    <w:jc w:val="left"/>
+                    <w:jc w:val="center"/>
+                  </w:pPr>
+                  <w:r>
+                    <w:t xml:space="preserve">Adjusted RBP &lt; 0.70 in every survey although 0.70 of RBP is 0.61 to 0.91 of retinol; Malawi child prevalence 10% against the survey’s 4%</w:t>
+                  </w:r>
+                </w:p>
+              </w:tc>
+              <w:tc>
+                <w:tcPr/>
+                <w:p>
+                  <w:pPr>
+                    <w:pStyle w:val="Compact"/>
+                    <w:jc w:val="left"/>
+                    <w:jc w:val="center"/>
+                  </w:pPr>
+                  <w:r>
+                    <w:t xml:space="preserve">Each survey’s own RBP-to-retinol line, then 0.70 of retinol; children 20 / 28 / 7 / 0.4% (Gambia, Ghana, Sierra Leone, Malawi); district prevalence transport 0.19 to 0.21, regional 0.34 to 0.25 with two near-empty Malawi cells</w:t>
+                  </w:r>
+                </w:p>
+              </w:tc>
+              <w:tc>
+                <w:tcPr/>
+                <w:p>
+                  <w:pPr>
+                    <w:pStyle w:val="Compact"/>
+                    <w:jc w:val="left"/>
+                    <w:jc w:val="center"/>
+                  </w:pPr>
+                  <w:r>
+                    <w:t xml:space="preserve">Reproducing the four reports (RP-01)</w:t>
+                  </w:r>
+                </w:p>
+              </w:tc>
+            </w:tr>
+            <w:tr>
+              <w:tc>
+                <w:tcPr/>
+                <w:p>
+                  <w:pPr>
+                    <w:pStyle w:val="Compact"/>
+                    <w:jc w:val="left"/>
+                    <w:jc w:val="center"/>
+                  </w:pPr>
+                  <w:r>
+                    <w:t xml:space="preserve">Malawi vitamin B12 units</w:t>
+                  </w:r>
+                </w:p>
+              </w:tc>
+              <w:tc>
+                <w:tcPr/>
+                <w:p>
+                  <w:pPr>
+                    <w:pStyle w:val="Compact"/>
+                    <w:jc w:val="left"/>
+                    <w:jc w:val="center"/>
+                  </w:pPr>
+                  <w:r>
+                    <w:t xml:space="preserve">pg/mL cut at a pmol/L threshold; 2.8% deficient against the survey’s 13%</w:t>
+                  </w:r>
+                </w:p>
+              </w:tc>
+              <w:tc>
+                <w:tcPr/>
+                <w:p>
+                  <w:pPr>
+                    <w:pStyle w:val="Compact"/>
+                    <w:jc w:val="left"/>
+                    <w:jc w:val="center"/>
+                  </w:pPr>
+                  <w:r>
+                    <w:t xml:space="preserve">Converted; 10.9% deficient; level target unchanged</w:t>
+                  </w:r>
+                </w:p>
+              </w:tc>
+              <w:tc>
+                <w:tcPr/>
+                <w:p>
+                  <w:pPr>
+                    <w:pStyle w:val="Compact"/>
+                    <w:jc w:val="left"/>
+                    <w:jc w:val="center"/>
+                  </w:pPr>
+                  <w:r>
+                    <w:t xml:space="preserve">Reproducing the four reports (RP-01)</w:t>
                   </w:r>
                 </w:p>
               </w:tc>
@@ -16454,7 +16610,7 @@
                     <w:jc w:val="center"/>
                   </w:pPr>
                   <w:r>
-                    <w:t xml:space="preserve">0.56</w:t>
+                    <w:t xml:space="preserve">0.64</w:t>
                   </w:r>
                 </w:p>
               </w:tc>
@@ -16562,7 +16718,7 @@
                     <w:jc w:val="center"/>
                   </w:pPr>
                   <w:r>
-                    <w:t xml:space="preserve">0.46</w:t>
+                    <w:t xml:space="preserve">0.44</w:t>
                   </w:r>
                 </w:p>
               </w:tc>
@@ -16657,7 +16813,7 @@
                     <w:jc w:val="center"/>
                   </w:pPr>
                   <w:r>
-                    <w:t xml:space="preserve">0.40</w:t>
+                    <w:t xml:space="preserve">0.41</w:t>
                   </w:r>
                 </w:p>
               </w:tc>
@@ -16724,7 +16880,7 @@
                     <w:jc w:val="center"/>
                   </w:pPr>
                   <w:r>
-                    <w:t xml:space="preserve">0.18</w:t>
+                    <w:t xml:space="preserve">0.23</w:t>
                   </w:r>
                 </w:p>
               </w:tc>
@@ -16873,20 +17029,20 @@
                     <w:jc w:val="center"/>
                   </w:pPr>
                   <w:r>
-                    <w:t xml:space="preserve">0.33</w:t>
-                  </w:r>
-                </w:p>
-              </w:tc>
-              <w:tc>
-                <w:tcPr/>
-                <w:p>
-                  <w:pPr>
-                    <w:pStyle w:val="Compact"/>
-                    <w:jc w:val="right"/>
-                    <w:jc w:val="center"/>
-                  </w:pPr>
-                  <w:r>
-                    <w:t xml:space="preserve">0.25</w:t>
+                    <w:t xml:space="preserve">0.34</w:t>
+                  </w:r>
+                </w:p>
+              </w:tc>
+              <w:tc>
+                <w:tcPr/>
+                <w:p>
+                  <w:pPr>
+                    <w:pStyle w:val="Compact"/>
+                    <w:jc w:val="right"/>
+                    <w:jc w:val="center"/>
+                  </w:pPr>
+                  <w:r>
+                    <w:t xml:space="preserve">0.11</w:t>
                   </w:r>
                 </w:p>
               </w:tc>
@@ -16981,7 +17137,210 @@
                     <w:jc w:val="center"/>
                   </w:pPr>
                   <w:r>
-                    <w:t xml:space="preserve">0.21</w:t>
+                    <w:t xml:space="preserve">0.20</w:t>
+                  </w:r>
+                </w:p>
+              </w:tc>
+              <w:tc>
+                <w:tcPr/>
+                <w:p>
+                  <w:pPr>
+                    <w:pStyle w:val="Compact"/>
+                    <w:jc w:val="right"/>
+                    <w:jc w:val="center"/>
+                  </w:pPr>
+                  <w:r>
+                    <w:t xml:space="preserve">0.17</w:t>
+                  </w:r>
+                </w:p>
+              </w:tc>
+            </w:tr>
+            <w:tr>
+              <w:tc>
+                <w:tcPr/>
+                <w:p>
+                  <w:pPr>
+                    <w:pStyle w:val="Compact"/>
+                    <w:jc w:val="left"/>
+                    <w:jc w:val="center"/>
+                  </w:pPr>
+                  <w:r>
+                    <w:t xml:space="preserve">Malawi</w:t>
+                  </w:r>
+                </w:p>
+              </w:tc>
+              <w:tc>
+                <w:tcPr/>
+                <w:p>
+                  <w:pPr>
+                    <w:pStyle w:val="Compact"/>
+                    <w:jc w:val="left"/>
+                    <w:jc w:val="center"/>
+                  </w:pPr>
+                  <w:r>
+                    <w:t xml:space="preserve">Women’s B12</w:t>
+                  </w:r>
+                </w:p>
+              </w:tc>
+              <w:tc>
+                <w:tcPr/>
+                <w:p>
+                  <w:pPr>
+                    <w:pStyle w:val="Compact"/>
+                    <w:jc w:val="right"/>
+                    <w:jc w:val="center"/>
+                  </w:pPr>
+                  <w:r>
+                    <w:t xml:space="preserve">0.44</w:t>
+                  </w:r>
+                </w:p>
+              </w:tc>
+              <w:tc>
+                <w:tcPr/>
+                <w:p>
+                  <w:pPr>
+                    <w:pStyle w:val="Compact"/>
+                    <w:jc w:val="right"/>
+                    <w:jc w:val="center"/>
+                  </w:pPr>
+                  <w:r>
+                    <w:t xml:space="preserve">0.30</w:t>
+                  </w:r>
+                </w:p>
+              </w:tc>
+            </w:tr>
+            <w:tr>
+              <w:tc>
+                <w:tcPr/>
+                <w:p>
+                  <w:pPr>
+                    <w:pStyle w:val="Compact"/>
+                    <w:jc w:val="left"/>
+                    <w:jc w:val="center"/>
+                  </w:pPr>
+                  <w:r>
+                    <w:t xml:space="preserve">Malawi</w:t>
+                  </w:r>
+                </w:p>
+              </w:tc>
+              <w:tc>
+                <w:tcPr/>
+                <w:p>
+                  <w:pPr>
+                    <w:pStyle w:val="Compact"/>
+                    <w:jc w:val="left"/>
+                    <w:jc w:val="center"/>
+                  </w:pPr>
+                  <w:r>
+                    <w:t xml:space="preserve">Women’s folate</w:t>
+                  </w:r>
+                </w:p>
+              </w:tc>
+              <w:tc>
+                <w:tcPr/>
+                <w:p>
+                  <w:pPr>
+                    <w:pStyle w:val="Compact"/>
+                    <w:jc w:val="right"/>
+                    <w:jc w:val="center"/>
+                  </w:pPr>
+                  <w:r>
+                    <w:t xml:space="preserve">-0.09</w:t>
+                  </w:r>
+                </w:p>
+              </w:tc>
+              <w:tc>
+                <w:tcPr/>
+                <w:p>
+                  <w:pPr>
+                    <w:pStyle w:val="Compact"/>
+                    <w:jc w:val="right"/>
+                    <w:jc w:val="center"/>
+                  </w:pPr>
+                  <w:r>
+                    <w:t xml:space="preserve">-0.04</w:t>
+                  </w:r>
+                </w:p>
+              </w:tc>
+            </w:tr>
+            <w:tr>
+              <w:tc>
+                <w:tcPr/>
+                <w:p>
+                  <w:pPr>
+                    <w:pStyle w:val="Compact"/>
+                    <w:jc w:val="left"/>
+                    <w:jc w:val="center"/>
+                  </w:pPr>
+                  <w:r>
+                    <w:t xml:space="preserve">Malawi</w:t>
+                  </w:r>
+                </w:p>
+              </w:tc>
+              <w:tc>
+                <w:tcPr/>
+                <w:p>
+                  <w:pPr>
+                    <w:pStyle w:val="Compact"/>
+                    <w:jc w:val="left"/>
+                    <w:jc w:val="center"/>
+                  </w:pPr>
+                  <w:r>
+                    <w:t xml:space="preserve">Women’s iron</w:t>
+                  </w:r>
+                </w:p>
+              </w:tc>
+              <w:tc>
+                <w:tcPr/>
+                <w:p>
+                  <w:pPr>
+                    <w:pStyle w:val="Compact"/>
+                    <w:jc w:val="right"/>
+                    <w:jc w:val="center"/>
+                  </w:pPr>
+                  <w:r>
+                    <w:t xml:space="preserve">0.27</w:t>
+                  </w:r>
+                </w:p>
+              </w:tc>
+              <w:tc>
+                <w:tcPr/>
+                <w:p>
+                  <w:pPr>
+                    <w:pStyle w:val="Compact"/>
+                    <w:jc w:val="right"/>
+                    <w:jc w:val="center"/>
+                  </w:pPr>
+                  <w:r>
+                    <w:t xml:space="preserve">0.16</w:t>
+                  </w:r>
+                </w:p>
+              </w:tc>
+            </w:tr>
+            <w:tr>
+              <w:tc>
+                <w:tcPr/>
+                <w:p>
+                  <w:pPr>
+                    <w:pStyle w:val="Compact"/>
+                    <w:jc w:val="left"/>
+                    <w:jc w:val="center"/>
+                  </w:pPr>
+                  <w:r>
+                    <w:t xml:space="preserve">Malawi</w:t>
+                  </w:r>
+                </w:p>
+              </w:tc>
+              <w:tc>
+                <w:tcPr/>
+                <w:p>
+                  <w:pPr>
+                    <w:pStyle w:val="Compact"/>
+                    <w:jc w:val="left"/>
+                    <w:jc w:val="center"/>
+                  </w:pPr>
+                  <w:r>
+                    <w:t xml:space="preserve">Women’s vitamin A</w:t>
                   </w:r>
                 </w:p>
               </w:tc>
@@ -16998,18 +17357,139 @@
                   </w:r>
                 </w:p>
               </w:tc>
-            </w:tr>
-            <w:tr>
-              <w:tc>
-                <w:tcPr/>
-                <w:p>
-                  <w:pPr>
-                    <w:pStyle w:val="Compact"/>
-                    <w:jc w:val="left"/>
-                    <w:jc w:val="center"/>
-                  </w:pPr>
-                  <w:r>
-                    <w:t xml:space="preserve">Malawi</w:t>
+              <w:tc>
+                <w:tcPr/>
+                <w:p>
+                  <w:pPr>
+                    <w:pStyle w:val="Compact"/>
+                    <w:jc w:val="right"/>
+                    <w:jc w:val="center"/>
+                  </w:pPr>
+                  <w:r>
+                    <w:t xml:space="preserve">0.14</w:t>
+                  </w:r>
+                </w:p>
+              </w:tc>
+            </w:tr>
+            <w:tr>
+              <w:tc>
+                <w:tcPr/>
+                <w:p>
+                  <w:pPr>
+                    <w:pStyle w:val="Compact"/>
+                    <w:jc w:val="left"/>
+                    <w:jc w:val="center"/>
+                  </w:pPr>
+                  <w:r>
+                    <w:t xml:space="preserve">SierraLeone</w:t>
+                  </w:r>
+                </w:p>
+              </w:tc>
+              <w:tc>
+                <w:tcPr/>
+                <w:p>
+                  <w:pPr>
+                    <w:pStyle w:val="Compact"/>
+                    <w:jc w:val="left"/>
+                    <w:jc w:val="center"/>
+                  </w:pPr>
+                  <w:r>
+                    <w:t xml:space="preserve">Child iron</w:t>
+                  </w:r>
+                </w:p>
+              </w:tc>
+              <w:tc>
+                <w:tcPr/>
+                <w:p>
+                  <w:pPr>
+                    <w:pStyle w:val="Compact"/>
+                    <w:jc w:val="right"/>
+                    <w:jc w:val="center"/>
+                  </w:pPr>
+                  <w:r>
+                    <w:t xml:space="preserve">0.27</w:t>
+                  </w:r>
+                </w:p>
+              </w:tc>
+              <w:tc>
+                <w:tcPr/>
+                <w:p>
+                  <w:pPr>
+                    <w:pStyle w:val="Compact"/>
+                    <w:jc w:val="right"/>
+                    <w:jc w:val="center"/>
+                  </w:pPr>
+                  <w:r>
+                    <w:t xml:space="preserve">0.38</w:t>
+                  </w:r>
+                </w:p>
+              </w:tc>
+            </w:tr>
+            <w:tr>
+              <w:tc>
+                <w:tcPr/>
+                <w:p>
+                  <w:pPr>
+                    <w:pStyle w:val="Compact"/>
+                    <w:jc w:val="left"/>
+                    <w:jc w:val="center"/>
+                  </w:pPr>
+                  <w:r>
+                    <w:t xml:space="preserve">SierraLeone</w:t>
+                  </w:r>
+                </w:p>
+              </w:tc>
+              <w:tc>
+                <w:tcPr/>
+                <w:p>
+                  <w:pPr>
+                    <w:pStyle w:val="Compact"/>
+                    <w:jc w:val="left"/>
+                    <w:jc w:val="center"/>
+                  </w:pPr>
+                  <w:r>
+                    <w:t xml:space="preserve">Child vitamin A</w:t>
+                  </w:r>
+                </w:p>
+              </w:tc>
+              <w:tc>
+                <w:tcPr/>
+                <w:p>
+                  <w:pPr>
+                    <w:pStyle w:val="Compact"/>
+                    <w:jc w:val="right"/>
+                    <w:jc w:val="center"/>
+                  </w:pPr>
+                  <w:r>
+                    <w:t xml:space="preserve">0.01</w:t>
+                  </w:r>
+                </w:p>
+              </w:tc>
+              <w:tc>
+                <w:tcPr/>
+                <w:p>
+                  <w:pPr>
+                    <w:pStyle w:val="Compact"/>
+                    <w:jc w:val="right"/>
+                    <w:jc w:val="center"/>
+                  </w:pPr>
+                  <w:r>
+                    <w:t xml:space="preserve">0.10</w:t>
+                  </w:r>
+                </w:p>
+              </w:tc>
+            </w:tr>
+            <w:tr>
+              <w:tc>
+                <w:tcPr/>
+                <w:p>
+                  <w:pPr>
+                    <w:pStyle w:val="Compact"/>
+                    <w:jc w:val="left"/>
+                    <w:jc w:val="center"/>
+                  </w:pPr>
+                  <w:r>
+                    <w:t xml:space="preserve">SierraLeone</w:t>
                   </w:r>
                 </w:p>
               </w:tc>
@@ -17035,35 +17515,35 @@
                     <w:jc w:val="center"/>
                   </w:pPr>
                   <w:r>
-                    <w:t xml:space="preserve">0.44</w:t>
-                  </w:r>
-                </w:p>
-              </w:tc>
-              <w:tc>
-                <w:tcPr/>
-                <w:p>
-                  <w:pPr>
-                    <w:pStyle w:val="Compact"/>
-                    <w:jc w:val="right"/>
-                    <w:jc w:val="center"/>
-                  </w:pPr>
-                  <w:r>
-                    <w:t xml:space="preserve">0.28</w:t>
-                  </w:r>
-                </w:p>
-              </w:tc>
-            </w:tr>
-            <w:tr>
-              <w:tc>
-                <w:tcPr/>
-                <w:p>
-                  <w:pPr>
-                    <w:pStyle w:val="Compact"/>
-                    <w:jc w:val="left"/>
-                    <w:jc w:val="center"/>
-                  </w:pPr>
-                  <w:r>
-                    <w:t xml:space="preserve">Malawi</w:t>
+                    <w:t xml:space="preserve">0.43</w:t>
+                  </w:r>
+                </w:p>
+              </w:tc>
+              <w:tc>
+                <w:tcPr/>
+                <w:p>
+                  <w:pPr>
+                    <w:pStyle w:val="Compact"/>
+                    <w:jc w:val="right"/>
+                    <w:jc w:val="center"/>
+                  </w:pPr>
+                  <w:r>
+                    <w:t xml:space="preserve">-0.12</w:t>
+                  </w:r>
+                </w:p>
+              </w:tc>
+            </w:tr>
+            <w:tr>
+              <w:tc>
+                <w:tcPr/>
+                <w:p>
+                  <w:pPr>
+                    <w:pStyle w:val="Compact"/>
+                    <w:jc w:val="left"/>
+                    <w:jc w:val="center"/>
+                  </w:pPr>
+                  <w:r>
+                    <w:t xml:space="preserve">SierraLeone</w:t>
                   </w:r>
                 </w:p>
               </w:tc>
@@ -17089,35 +17569,35 @@
                     <w:jc w:val="center"/>
                   </w:pPr>
                   <w:r>
-                    <w:t xml:space="preserve">-0.09</w:t>
-                  </w:r>
-                </w:p>
-              </w:tc>
-              <w:tc>
-                <w:tcPr/>
-                <w:p>
-                  <w:pPr>
-                    <w:pStyle w:val="Compact"/>
-                    <w:jc w:val="right"/>
-                    <w:jc w:val="center"/>
-                  </w:pPr>
-                  <w:r>
-                    <w:t xml:space="preserve">-0.04</w:t>
-                  </w:r>
-                </w:p>
-              </w:tc>
-            </w:tr>
-            <w:tr>
-              <w:tc>
-                <w:tcPr/>
-                <w:p>
-                  <w:pPr>
-                    <w:pStyle w:val="Compact"/>
-                    <w:jc w:val="left"/>
-                    <w:jc w:val="center"/>
-                  </w:pPr>
-                  <w:r>
-                    <w:t xml:space="preserve">Malawi</w:t>
+                    <w:t xml:space="preserve">0.03</w:t>
+                  </w:r>
+                </w:p>
+              </w:tc>
+              <w:tc>
+                <w:tcPr/>
+                <w:p>
+                  <w:pPr>
+                    <w:pStyle w:val="Compact"/>
+                    <w:jc w:val="right"/>
+                    <w:jc w:val="center"/>
+                  </w:pPr>
+                  <w:r>
+                    <w:t xml:space="preserve">0.04</w:t>
+                  </w:r>
+                </w:p>
+              </w:tc>
+            </w:tr>
+            <w:tr>
+              <w:tc>
+                <w:tcPr/>
+                <w:p>
+                  <w:pPr>
+                    <w:pStyle w:val="Compact"/>
+                    <w:jc w:val="left"/>
+                    <w:jc w:val="center"/>
+                  </w:pPr>
+                  <w:r>
+                    <w:t xml:space="preserve">SierraLeone</w:t>
                   </w:r>
                 </w:p>
               </w:tc>
@@ -17143,35 +17623,35 @@
                     <w:jc w:val="center"/>
                   </w:pPr>
                   <w:r>
-                    <w:t xml:space="preserve">0.27</w:t>
-                  </w:r>
-                </w:p>
-              </w:tc>
-              <w:tc>
-                <w:tcPr/>
-                <w:p>
-                  <w:pPr>
-                    <w:pStyle w:val="Compact"/>
-                    <w:jc w:val="right"/>
-                    <w:jc w:val="center"/>
-                  </w:pPr>
-                  <w:r>
-                    <w:t xml:space="preserve">0.16</w:t>
-                  </w:r>
-                </w:p>
-              </w:tc>
-            </w:tr>
-            <w:tr>
-              <w:tc>
-                <w:tcPr/>
-                <w:p>
-                  <w:pPr>
-                    <w:pStyle w:val="Compact"/>
-                    <w:jc w:val="left"/>
-                    <w:jc w:val="center"/>
-                  </w:pPr>
-                  <w:r>
-                    <w:t xml:space="preserve">Malawi</w:t>
+                    <w:t xml:space="preserve">-0.02</w:t>
+                  </w:r>
+                </w:p>
+              </w:tc>
+              <w:tc>
+                <w:tcPr/>
+                <w:p>
+                  <w:pPr>
+                    <w:pStyle w:val="Compact"/>
+                    <w:jc w:val="right"/>
+                    <w:jc w:val="center"/>
+                  </w:pPr>
+                  <w:r>
+                    <w:t xml:space="preserve">-0.03</w:t>
+                  </w:r>
+                </w:p>
+              </w:tc>
+            </w:tr>
+            <w:tr>
+              <w:tc>
+                <w:tcPr/>
+                <w:p>
+                  <w:pPr>
+                    <w:pStyle w:val="Compact"/>
+                    <w:jc w:val="left"/>
+                    <w:jc w:val="center"/>
+                  </w:pPr>
+                  <w:r>
+                    <w:t xml:space="preserve">SierraLeone</w:t>
                   </w:r>
                 </w:p>
               </w:tc>
@@ -17197,330 +17677,6 @@
                     <w:jc w:val="center"/>
                   </w:pPr>
                   <w:r>
-                    <w:t xml:space="preserve">0.21</w:t>
-                  </w:r>
-                </w:p>
-              </w:tc>
-              <w:tc>
-                <w:tcPr/>
-                <w:p>
-                  <w:pPr>
-                    <w:pStyle w:val="Compact"/>
-                    <w:jc w:val="right"/>
-                    <w:jc w:val="center"/>
-                  </w:pPr>
-                  <w:r>
-                    <w:t xml:space="preserve">0.09</w:t>
-                  </w:r>
-                </w:p>
-              </w:tc>
-            </w:tr>
-            <w:tr>
-              <w:tc>
-                <w:tcPr/>
-                <w:p>
-                  <w:pPr>
-                    <w:pStyle w:val="Compact"/>
-                    <w:jc w:val="left"/>
-                    <w:jc w:val="center"/>
-                  </w:pPr>
-                  <w:r>
-                    <w:t xml:space="preserve">SierraLeone</w:t>
-                  </w:r>
-                </w:p>
-              </w:tc>
-              <w:tc>
-                <w:tcPr/>
-                <w:p>
-                  <w:pPr>
-                    <w:pStyle w:val="Compact"/>
-                    <w:jc w:val="left"/>
-                    <w:jc w:val="center"/>
-                  </w:pPr>
-                  <w:r>
-                    <w:t xml:space="preserve">Child iron</w:t>
-                  </w:r>
-                </w:p>
-              </w:tc>
-              <w:tc>
-                <w:tcPr/>
-                <w:p>
-                  <w:pPr>
-                    <w:pStyle w:val="Compact"/>
-                    <w:jc w:val="right"/>
-                    <w:jc w:val="center"/>
-                  </w:pPr>
-                  <w:r>
-                    <w:t xml:space="preserve">0.27</w:t>
-                  </w:r>
-                </w:p>
-              </w:tc>
-              <w:tc>
-                <w:tcPr/>
-                <w:p>
-                  <w:pPr>
-                    <w:pStyle w:val="Compact"/>
-                    <w:jc w:val="right"/>
-                    <w:jc w:val="center"/>
-                  </w:pPr>
-                  <w:r>
-                    <w:t xml:space="preserve">0.38</w:t>
-                  </w:r>
-                </w:p>
-              </w:tc>
-            </w:tr>
-            <w:tr>
-              <w:tc>
-                <w:tcPr/>
-                <w:p>
-                  <w:pPr>
-                    <w:pStyle w:val="Compact"/>
-                    <w:jc w:val="left"/>
-                    <w:jc w:val="center"/>
-                  </w:pPr>
-                  <w:r>
-                    <w:t xml:space="preserve">SierraLeone</w:t>
-                  </w:r>
-                </w:p>
-              </w:tc>
-              <w:tc>
-                <w:tcPr/>
-                <w:p>
-                  <w:pPr>
-                    <w:pStyle w:val="Compact"/>
-                    <w:jc w:val="left"/>
-                    <w:jc w:val="center"/>
-                  </w:pPr>
-                  <w:r>
-                    <w:t xml:space="preserve">Child vitamin A</w:t>
-                  </w:r>
-                </w:p>
-              </w:tc>
-              <w:tc>
-                <w:tcPr/>
-                <w:p>
-                  <w:pPr>
-                    <w:pStyle w:val="Compact"/>
-                    <w:jc w:val="right"/>
-                    <w:jc w:val="center"/>
-                  </w:pPr>
-                  <w:r>
-                    <w:t xml:space="preserve">0.07</w:t>
-                  </w:r>
-                </w:p>
-              </w:tc>
-              <w:tc>
-                <w:tcPr/>
-                <w:p>
-                  <w:pPr>
-                    <w:pStyle w:val="Compact"/>
-                    <w:jc w:val="right"/>
-                    <w:jc w:val="center"/>
-                  </w:pPr>
-                  <w:r>
-                    <w:t xml:space="preserve">-0.20</w:t>
-                  </w:r>
-                </w:p>
-              </w:tc>
-            </w:tr>
-            <w:tr>
-              <w:tc>
-                <w:tcPr/>
-                <w:p>
-                  <w:pPr>
-                    <w:pStyle w:val="Compact"/>
-                    <w:jc w:val="left"/>
-                    <w:jc w:val="center"/>
-                  </w:pPr>
-                  <w:r>
-                    <w:t xml:space="preserve">SierraLeone</w:t>
-                  </w:r>
-                </w:p>
-              </w:tc>
-              <w:tc>
-                <w:tcPr/>
-                <w:p>
-                  <w:pPr>
-                    <w:pStyle w:val="Compact"/>
-                    <w:jc w:val="left"/>
-                    <w:jc w:val="center"/>
-                  </w:pPr>
-                  <w:r>
-                    <w:t xml:space="preserve">Women’s B12</w:t>
-                  </w:r>
-                </w:p>
-              </w:tc>
-              <w:tc>
-                <w:tcPr/>
-                <w:p>
-                  <w:pPr>
-                    <w:pStyle w:val="Compact"/>
-                    <w:jc w:val="right"/>
-                    <w:jc w:val="center"/>
-                  </w:pPr>
-                  <w:r>
-                    <w:t xml:space="preserve">0.43</w:t>
-                  </w:r>
-                </w:p>
-              </w:tc>
-              <w:tc>
-                <w:tcPr/>
-                <w:p>
-                  <w:pPr>
-                    <w:pStyle w:val="Compact"/>
-                    <w:jc w:val="right"/>
-                    <w:jc w:val="center"/>
-                  </w:pPr>
-                  <w:r>
-                    <w:t xml:space="preserve">-0.23</w:t>
-                  </w:r>
-                </w:p>
-              </w:tc>
-            </w:tr>
-            <w:tr>
-              <w:tc>
-                <w:tcPr/>
-                <w:p>
-                  <w:pPr>
-                    <w:pStyle w:val="Compact"/>
-                    <w:jc w:val="left"/>
-                    <w:jc w:val="center"/>
-                  </w:pPr>
-                  <w:r>
-                    <w:t xml:space="preserve">SierraLeone</w:t>
-                  </w:r>
-                </w:p>
-              </w:tc>
-              <w:tc>
-                <w:tcPr/>
-                <w:p>
-                  <w:pPr>
-                    <w:pStyle w:val="Compact"/>
-                    <w:jc w:val="left"/>
-                    <w:jc w:val="center"/>
-                  </w:pPr>
-                  <w:r>
-                    <w:t xml:space="preserve">Women’s folate</w:t>
-                  </w:r>
-                </w:p>
-              </w:tc>
-              <w:tc>
-                <w:tcPr/>
-                <w:p>
-                  <w:pPr>
-                    <w:pStyle w:val="Compact"/>
-                    <w:jc w:val="right"/>
-                    <w:jc w:val="center"/>
-                  </w:pPr>
-                  <w:r>
-                    <w:t xml:space="preserve">0.03</w:t>
-                  </w:r>
-                </w:p>
-              </w:tc>
-              <w:tc>
-                <w:tcPr/>
-                <w:p>
-                  <w:pPr>
-                    <w:pStyle w:val="Compact"/>
-                    <w:jc w:val="right"/>
-                    <w:jc w:val="center"/>
-                  </w:pPr>
-                  <w:r>
-                    <w:t xml:space="preserve">0.04</w:t>
-                  </w:r>
-                </w:p>
-              </w:tc>
-            </w:tr>
-            <w:tr>
-              <w:tc>
-                <w:tcPr/>
-                <w:p>
-                  <w:pPr>
-                    <w:pStyle w:val="Compact"/>
-                    <w:jc w:val="left"/>
-                    <w:jc w:val="center"/>
-                  </w:pPr>
-                  <w:r>
-                    <w:t xml:space="preserve">SierraLeone</w:t>
-                  </w:r>
-                </w:p>
-              </w:tc>
-              <w:tc>
-                <w:tcPr/>
-                <w:p>
-                  <w:pPr>
-                    <w:pStyle w:val="Compact"/>
-                    <w:jc w:val="left"/>
-                    <w:jc w:val="center"/>
-                  </w:pPr>
-                  <w:r>
-                    <w:t xml:space="preserve">Women’s iron</w:t>
-                  </w:r>
-                </w:p>
-              </w:tc>
-              <w:tc>
-                <w:tcPr/>
-                <w:p>
-                  <w:pPr>
-                    <w:pStyle w:val="Compact"/>
-                    <w:jc w:val="right"/>
-                    <w:jc w:val="center"/>
-                  </w:pPr>
-                  <w:r>
-                    <w:t xml:space="preserve">-0.02</w:t>
-                  </w:r>
-                </w:p>
-              </w:tc>
-              <w:tc>
-                <w:tcPr/>
-                <w:p>
-                  <w:pPr>
-                    <w:pStyle w:val="Compact"/>
-                    <w:jc w:val="right"/>
-                    <w:jc w:val="center"/>
-                  </w:pPr>
-                  <w:r>
-                    <w:t xml:space="preserve">-0.03</w:t>
-                  </w:r>
-                </w:p>
-              </w:tc>
-            </w:tr>
-            <w:tr>
-              <w:tc>
-                <w:tcPr/>
-                <w:p>
-                  <w:pPr>
-                    <w:pStyle w:val="Compact"/>
-                    <w:jc w:val="left"/>
-                    <w:jc w:val="center"/>
-                  </w:pPr>
-                  <w:r>
-                    <w:t xml:space="preserve">SierraLeone</w:t>
-                  </w:r>
-                </w:p>
-              </w:tc>
-              <w:tc>
-                <w:tcPr/>
-                <w:p>
-                  <w:pPr>
-                    <w:pStyle w:val="Compact"/>
-                    <w:jc w:val="left"/>
-                    <w:jc w:val="center"/>
-                  </w:pPr>
-                  <w:r>
-                    <w:t xml:space="preserve">Women’s vitamin A</w:t>
-                  </w:r>
-                </w:p>
-              </w:tc>
-              <w:tc>
-                <w:tcPr/>
-                <w:p>
-                  <w:pPr>
-                    <w:pStyle w:val="Compact"/>
-                    <w:jc w:val="right"/>
-                    <w:jc w:val="center"/>
-                  </w:pPr>
-                  <w:r>
                     <w:t xml:space="preserve">-0.11</w:t>
                   </w:r>
                 </w:p>
@@ -17534,7 +17690,7 @@
                     <w:jc w:val="center"/>
                   </w:pPr>
                   <w:r>
-                    <w:t xml:space="preserve">-0.07</w:t>
+                    <w:t xml:space="preserve">-0.01</w:t>
                   </w:r>
                 </w:p>
               </w:tc>

--- a/docs/manuscript_mcn_v2.docx
+++ b/docs/manuscript_mcn_v2.docx
@@ -23,7 +23,7 @@
         <w:pStyle w:val="Date"/>
       </w:pPr>
       <w:r>
-        <w:t xml:space="preserve">2026-09-08</w:t>
+        <w:t xml:space="preserve">2026-09-09</w:t>
       </w:r>
     </w:p>
     <w:p>
@@ -5120,7 +5120,207 @@
         <w:t xml:space="preserve"> </w:t>
       </w:r>
       <w:r>
-        <w:t xml:space="preserve">no cross-validated hyperparameter, which is the estimator of record.</w:t>
+        <w:t xml:space="preserve">no cross-validated hyperparameter, which is the estimator of record. Because</w:t>
+      </w:r>
+      <w:r>
+        <w:t xml:space="preserve"> </w:t>
+      </w:r>
+      <w:r>
+        <w:t xml:space="preserve">the index is linear in the rank-normalised predictors, its component weights</w:t>
+      </w:r>
+      <w:r>
+        <w:t xml:space="preserve"> </w:t>
+      </w:r>
+      <w:r>
+        <w:t xml:space="preserve">project back exactly onto the original columns</w:t>
+      </w:r>
+      <w:r>
+        <w:t xml:space="preserve"> </w:t>
+      </w:r>
+      <w:r>
+        <w:t xml:space="preserve">(</w:t>
+      </w:r>
+      <m:oMath>
+        <m:sSub>
+          <m:e>
+            <m:r>
+              <m:t>β</m:t>
+            </m:r>
+          </m:e>
+          <m:sub>
+            <m:r>
+              <m:t>j</m:t>
+            </m:r>
+          </m:sub>
+        </m:sSub>
+        <m:r>
+          <m:rPr>
+            <m:sty m:val="p"/>
+          </m:rPr>
+          <m:t>=</m:t>
+        </m:r>
+        <m:nary>
+          <m:naryPr>
+            <m:chr m:val="∑"/>
+            <m:limLoc m:val="undOvr"/>
+            <m:subHide m:val="off"/>
+            <m:supHide m:val="on"/>
+          </m:naryPr>
+          <m:sub>
+            <m:r>
+              <m:t>k</m:t>
+            </m:r>
+          </m:sub>
+          <m:sup>
+            <m:r>
+              <m:t>​</m:t>
+            </m:r>
+          </m:sup>
+          <m:e>
+            <m:sSub>
+              <m:e>
+                <m:r>
+                  <m:t>w</m:t>
+                </m:r>
+              </m:e>
+              <m:sub>
+                <m:r>
+                  <m:t>k</m:t>
+                </m:r>
+              </m:sub>
+            </m:sSub>
+          </m:e>
+        </m:nary>
+        <m:sSubSup>
+          <m:e>
+            <m:r>
+              <m:t>R</m:t>
+            </m:r>
+          </m:e>
+          <m:sub>
+            <m:r>
+              <m:t>j</m:t>
+            </m:r>
+            <m:r>
+              <m:t>k</m:t>
+            </m:r>
+          </m:sub>
+          <m:sup>
+            <m:r>
+              <m:rPr>
+                <m:sty m:val="p"/>
+              </m:rPr>
+              <m:t>*</m:t>
+            </m:r>
+          </m:sup>
+        </m:sSubSup>
+      </m:oMath>
+      <w:r>
+        <w:t xml:space="preserve">, with</w:t>
+      </w:r>
+      <w:r>
+        <w:t xml:space="preserve"> </w:t>
+      </w:r>
+      <m:oMath>
+        <m:sSup>
+          <m:e>
+            <m:r>
+              <m:t>R</m:t>
+            </m:r>
+          </m:e>
+          <m:sup>
+            <m:r>
+              <m:rPr>
+                <m:sty m:val="p"/>
+              </m:rPr>
+              <m:t>*</m:t>
+            </m:r>
+          </m:sup>
+        </m:sSup>
+      </m:oMath>
+      <w:r>
+        <w:t xml:space="preserve"> </w:t>
+      </w:r>
+      <w:r>
+        <w:t xml:space="preserve">the oriented rotation of the</w:t>
+      </w:r>
+      <w:r>
+        <w:t xml:space="preserve"> </w:t>
+      </w:r>
+      <w:r>
+        <w:t xml:space="preserve">column’s domain), which is how predictor importance is reported</w:t>
+      </w:r>
+      <w:r>
+        <w:t xml:space="preserve"> </w:t>
+      </w:r>
+      <w:r>
+        <w:t xml:space="preserve">(</w:t>
+      </w:r>
+      <w:hyperlink w:anchor="fig-importance">
+        <w:r>
+          <w:rPr>
+            <w:rStyle w:val="Hyperlink"/>
+          </w:rPr>
+          <w:t xml:space="preserve">Figure 1</w:t>
+        </w:r>
+      </w:hyperlink>
+      <w:r>
+        <w:t xml:space="preserve">): a weight per unit of rank-normal score, comparable across</w:t>
+      </w:r>
+      <w:r>
+        <w:t xml:space="preserve"> </w:t>
+      </w:r>
+      <w:r>
+        <w:t xml:space="preserve">predictors because every column shares that scale, with an exact</w:t>
+      </w:r>
+      <w:r>
+        <w:t xml:space="preserve"> </w:t>
+      </w:r>
+      <w:r>
+        <w:t xml:space="preserve">decomposition of the index’s variance by predictor and by domain. The same</w:t>
+      </w:r>
+      <w:r>
+        <w:t xml:space="preserve"> </w:t>
+      </w:r>
+      <w:r>
+        <w:t xml:space="preserve">projection defines a sparse companion, the</w:t>
+      </w:r>
+      <w:r>
+        <w:t xml:space="preserve"> </w:t>
+      </w:r>
+      <w:r>
+        <w:rPr>
+          <w:b/>
+          <w:bCs/>
+        </w:rPr>
+        <w:t xml:space="preserve">twenty-predictor composite</w:t>
+      </w:r>
+      <w:r>
+        <w:t xml:space="preserve">:</w:t>
+      </w:r>
+      <w:r>
+        <w:t xml:space="preserve"> </w:t>
+      </w:r>
+      <w:r>
+        <w:t xml:space="preserve">inside each training fold the twenty columns with the largest back-projected</w:t>
+      </w:r>
+      <w:r>
+        <w:t xml:space="preserve"> </w:t>
+      </w:r>
+      <w:r>
+        <w:t xml:space="preserve">weight are kept and summed with equal weights and the sign of their weight,</w:t>
+      </w:r>
+      <w:r>
+        <w:t xml:space="preserve"> </w:t>
+      </w:r>
+      <w:r>
+        <w:t xml:space="preserve">then rescaled like the index. Membership is chosen on training districts</w:t>
+      </w:r>
+      <w:r>
+        <w:t xml:space="preserve"> </w:t>
+      </w:r>
+      <w:r>
+        <w:t xml:space="preserve">only, so the composite is scored under exactly the folds of the index.</w:t>
       </w:r>
     </w:p>
     <w:p>
@@ -5165,7 +5365,7 @@
       </w:r>
     </w:p>
     <w:bookmarkEnd w:id="29"/>
-    <w:bookmarkStart w:id="44" w:name="results"/>
+    <w:bookmarkStart w:id="49" w:name="results"/>
     <w:p>
       <w:pPr>
         <w:pStyle w:val="Heading1"/>
@@ -6536,7 +6736,7 @@
       </w:tr>
     </w:tbl>
     <w:bookmarkEnd w:id="33"/>
-    <w:bookmarkStart w:id="36" w:name="X713e7b4fd71eaa3ac67a4dabfce73bc24482b66"/>
+    <w:bookmarkStart w:id="41" w:name="X713e7b4fd71eaa3ac67a4dabfce73bc24482b66"/>
     <w:p>
       <w:pPr>
         <w:pStyle w:val="Heading2"/>
@@ -7554,105 +7754,196 @@
         <w:t xml:space="preserve">alone does not transport.</w:t>
       </w:r>
     </w:p>
-    <w:bookmarkEnd w:id="36"/>
-    <w:bookmarkStart w:id="39" w:name="what-the-ranking-buys-a-programme"/>
     <w:p>
       <w:pPr>
-        <w:pStyle w:val="Heading2"/>
+        <w:pStyle w:val="BodyText"/>
       </w:pPr>
       <w:r>
-        <w:t xml:space="preserve">4.4 What the ranking buys a programme</w:t>
-      </w:r>
-    </w:p>
-    <w:p>
-      <w:pPr>
-        <w:pStyle w:val="FirstParagraph"/>
-      </w:pPr>
-      <w:r>
-        <w:t xml:space="preserve">Used for targeting, the ranking reaches more deficiency burden than the</w:t>
-      </w:r>
-      <w:r>
-        <w:t xml:space="preserve"> </w:t>
-      </w:r>
-      <w:r>
-        <w:t xml:space="preserve">survey’s own averages (</w:t>
-      </w:r>
-      <w:hyperlink w:anchor="tbl-burden">
+        <w:t xml:space="preserve">What the index weights, once its component weights are projected back onto</w:t>
+      </w:r>
+      <w:r>
+        <w:t xml:space="preserve"> </w:t>
+      </w:r>
+      <w:r>
+        <w:t xml:space="preserve">the columns, is one gradient that recurs in every outcome (</w:t>
+      </w:r>
+      <w:hyperlink w:anchor="fig-importance">
         <w:r>
           <w:rPr>
             <w:rStyle w:val="Hyperlink"/>
           </w:rPr>
-          <w:t xml:space="preserve">Table 7</w:t>
+          <w:t xml:space="preserve">Figure 1</w:t>
         </w:r>
       </w:hyperlink>
       <w:r>
-        <w:t xml:space="preserve">). Directing effort to the fifth of</w:t>
-      </w:r>
-      <w:r>
-        <w:t xml:space="preserve"> </w:t>
-      </w:r>
-      <w:r>
-        <w:t xml:space="preserve">districts the model ranks worst reaches</w:t>
-      </w:r>
-      <w:r>
-        <w:t xml:space="preserve"> </w:t>
-      </w:r>
-      <w:r>
-        <w:t xml:space="preserve">22%</w:t>
-      </w:r>
-      <w:r>
-        <w:t xml:space="preserve"> </w:t>
-      </w:r>
-      <w:r>
-        <w:t xml:space="preserve">of national deficiency burden in-fill, against</w:t>
-      </w:r>
-      <w:r>
-        <w:t xml:space="preserve"> </w:t>
-      </w:r>
-      <w:r>
-        <w:t xml:space="preserve">20%</w:t>
-      </w:r>
-      <w:r>
-        <w:t xml:space="preserve"> </w:t>
-      </w:r>
-      <w:r>
-        <w:t xml:space="preserve">for jackknifed regional survey averages, which are themselves no better than</w:t>
-      </w:r>
-      <w:r>
-        <w:t xml:space="preserve"> </w:t>
-      </w:r>
-      <w:r>
-        <w:t xml:space="preserve">random selection, and 47% for an oracle that knows the true worst fifth. The</w:t>
-      </w:r>
-      <w:r>
-        <w:t xml:space="preserve"> </w:t>
-      </w:r>
-      <w:r>
-        <w:t xml:space="preserve">margin is modest per cell and concentrates where regions hold several</w:t>
-      </w:r>
-      <w:r>
-        <w:t xml:space="preserve"> </w:t>
-      </w:r>
-      <w:r>
-        <w:t xml:space="preserve">districts; in Malawi the selected districts carry 43% child iron deficiency</w:t>
-      </w:r>
-      <w:r>
-        <w:t xml:space="preserve"> </w:t>
-      </w:r>
-      <w:r>
-        <w:t xml:space="preserve">against 26% nationally and hold half the national burden. Under transport the</w:t>
-      </w:r>
-      <w:r>
-        <w:t xml:space="preserve"> </w:t>
-      </w:r>
-      <w:r>
-        <w:t xml:space="preserve">burden margin disappears (lift 1.0), so the transport result is about ordering</w:t>
-      </w:r>
-      <w:r>
-        <w:t xml:space="preserve"> </w:t>
-      </w:r>
-      <w:r>
-        <w:t xml:space="preserve">and should not be restated as a targeting gain.</w:t>
+        <w:t xml:space="preserve">):</w:t>
+      </w:r>
+      <w:r>
+        <w:t xml:space="preserve"> </w:t>
+      </w:r>
+      <w:r>
+        <w:t xml:space="preserve">districts that are drier and grassier, less productive (lower net and gross</w:t>
+      </w:r>
+      <w:r>
+        <w:t xml:space="preserve"> </w:t>
+      </w:r>
+      <w:r>
+        <w:t xml:space="preserve">primary productivity), more pastoral (a higher ruminant share of livestock,</w:t>
+      </w:r>
+      <w:r>
+        <w:t xml:space="preserve"> </w:t>
+      </w:r>
+      <w:r>
+        <w:t xml:space="preserve">more livestock units per head), poorer (less house ownership, fewer women in</w:t>
+      </w:r>
+      <w:r>
+        <w:t xml:space="preserve"> </w:t>
+      </w:r>
+      <w:r>
+        <w:t xml:space="preserve">work, less schooling) and more stunted score high on all six deficiencies,</w:t>
+      </w:r>
+      <w:r>
+        <w:t xml:space="preserve"> </w:t>
+      </w:r>
+      <w:r>
+        <w:t xml:space="preserve">and vegetation productivity, schooling and market proxies score low. The</w:t>
+      </w:r>
+      <w:r>
+        <w:t xml:space="preserve"> </w:t>
+      </w:r>
+      <w:r>
+        <w:t xml:space="preserve">positive weight on livestock density for iron and B12 is ecological rather</w:t>
+      </w:r>
+      <w:r>
+        <w:t xml:space="preserve"> </w:t>
+      </w:r>
+      <w:r>
+        <w:t xml:space="preserve">than dietary: in these four countries the pastoral zones are the dry, poor</w:t>
+      </w:r>
+      <w:r>
+        <w:t xml:space="preserve"> </w:t>
+      </w:r>
+      <w:r>
+        <w:t xml:space="preserve">zones. Outcome-specific signals sit beneath that gradient, such as</w:t>
+      </w:r>
+      <w:r>
+        <w:t xml:space="preserve"> </w:t>
+      </w:r>
+      <w:r>
+        <w:t xml:space="preserve">haemoglobin C allele frequency and cattle for child iron, the modelled anaemia</w:t>
+      </w:r>
+      <w:r>
+        <w:t xml:space="preserve"> </w:t>
+      </w:r>
+      <w:r>
+        <w:t xml:space="preserve">surfaces for women’s iron, helminth treatment coverage and the drought index</w:t>
+      </w:r>
+      <w:r>
+        <w:t xml:space="preserve"> </w:t>
+      </w:r>
+      <w:r>
+        <w:t xml:space="preserve">for folate, and elevation and distance to the coast for B12. No single</w:t>
+      </w:r>
+      <w:r>
+        <w:t xml:space="preserve"> </w:t>
+      </w:r>
+      <w:r>
+        <w:t xml:space="preserve">predictor carries more than two percent of the index’s variance; by domain,</w:t>
+      </w:r>
+      <w:r>
+        <w:t xml:space="preserve"> </w:t>
+      </w:r>
+      <w:r>
+        <w:t xml:space="preserve">the satellite embedding, climate and soil together carry 40 to 50 percent in</w:t>
+      </w:r>
+      <w:r>
+        <w:t xml:space="preserve"> </w:t>
+      </w:r>
+      <w:r>
+        <w:t xml:space="preserve">every outcome, which is the same answer the ablation gives. Signs are</w:t>
+      </w:r>
+      <w:r>
+        <w:t xml:space="preserve"> </w:t>
+      </w:r>
+      <w:r>
+        <w:t xml:space="preserve">replicated in every country’s own independent fit for all ten of child</w:t>
+      </w:r>
+      <w:r>
+        <w:t xml:space="preserve"> </w:t>
+      </w:r>
+      <w:r>
+        <w:t xml:space="preserve">iron’s leading predictors and for most of the others; the exceptions are</w:t>
+      </w:r>
+      <w:r>
+        <w:t xml:space="preserve"> </w:t>
+      </w:r>
+      <w:r>
+        <w:t xml:space="preserve">marked in the figure. The two importances answer different questions and</w:t>
+      </w:r>
+      <w:r>
+        <w:t xml:space="preserve"> </w:t>
+      </w:r>
+      <w:r>
+        <w:t xml:space="preserve">part where they should. The back-projection says what the fitted index</w:t>
+      </w:r>
+      <w:r>
+        <w:t xml:space="preserve"> </w:t>
+      </w:r>
+      <w:r>
+        <w:t xml:space="preserve">computes; the ablation says what a new country needs. They agree on soil and</w:t>
+      </w:r>
+      <w:r>
+        <w:t xml:space="preserve"> </w:t>
+      </w:r>
+      <w:r>
+        <w:t xml:space="preserve">climate, and they disagree on the survey-derived domains, which hold several</w:t>
+      </w:r>
+      <w:r>
+        <w:t xml:space="preserve"> </w:t>
+      </w:r>
+      <w:r>
+        <w:t xml:space="preserve">of the largest individual weights yet improve transport when removed</w:t>
+      </w:r>
+      <w:r>
+        <w:t xml:space="preserve"> </w:t>
+      </w:r>
+      <w:r>
+        <w:t xml:space="preserve">(</w:t>
+      </w:r>
+      <w:hyperlink w:anchor="tbl-ablation">
+        <w:r>
+          <w:rPr>
+            <w:rStyle w:val="Hyperlink"/>
+          </w:rPr>
+          <w:t xml:space="preserve">Table 6</w:t>
+        </w:r>
+      </w:hyperlink>
+      <w:r>
+        <w:t xml:space="preserve">), and on the satellite embedding, which carries the largest</w:t>
+      </w:r>
+      <w:r>
+        <w:t xml:space="preserve"> </w:t>
+      </w:r>
+      <w:r>
+        <w:t xml:space="preserve">share of the index’s variance yet costs nothing to drop because it repeats</w:t>
+      </w:r>
+      <w:r>
+        <w:t xml:space="preserve"> </w:t>
+      </w:r>
+      <w:r>
+        <w:t xml:space="preserve">the climate and soil gradient. The pooled marginal correlations that set the</w:t>
+      </w:r>
+      <w:r>
+        <w:t xml:space="preserve"> </w:t>
+      </w:r>
+      <w:r>
+        <w:t xml:space="preserve">weights over-value indicators that fit the training countries and do not</w:t>
+      </w:r>
+      <w:r>
+        <w:t xml:space="preserve"> </w:t>
+      </w:r>
+      <w:r>
+        <w:t xml:space="preserve">carry, which is the climate-and-soil result seen from the other side.</w:t>
       </w:r>
     </w:p>
     <w:tbl>
@@ -7668,7 +7959,55 @@
       <w:tr>
         <w:tc>
           <w:tcPr/>
-          <w:bookmarkStart w:id="37" w:name="tbl-burden"/>
+          <w:bookmarkStart w:id="39" w:name="fig-importance"/>
+          <w:p>
+            <w:pPr>
+              <w:pStyle w:val="Compact"/>
+              <w:jc w:val="center"/>
+            </w:pPr>
+            <w:r>
+              <w:drawing>
+                <wp:inline>
+                  <wp:extent cx="5334000" cy="4000500"/>
+                  <wp:effectExtent b="0" l="0" r="0" t="0"/>
+                  <wp:docPr descr="" title="" id="37" name="Picture"/>
+                  <a:graphic>
+                    <a:graphicData uri="http://schemas.openxmlformats.org/drawingml/2006/picture">
+                      <pic:pic>
+                        <pic:nvPicPr>
+                          <pic:cNvPr descr="manuscript_mcn_v2_files/figure-docx/fig-importance-1.png" id="38" name="Picture"/>
+                          <pic:cNvPicPr>
+                            <a:picLocks noChangeArrowheads="1" noChangeAspect="1"/>
+                          </pic:cNvPicPr>
+                        </pic:nvPicPr>
+                        <pic:blipFill>
+                          <a:blip r:embed="rId36"/>
+                          <a:stretch>
+                            <a:fillRect/>
+                          </a:stretch>
+                        </pic:blipFill>
+                        <pic:spPr bwMode="auto">
+                          <a:xfrm>
+                            <a:off x="0" y="0"/>
+                            <a:ext cx="5334000" cy="4000500"/>
+                          </a:xfrm>
+                          <a:prstGeom prst="rect">
+                            <a:avLst/>
+                          </a:prstGeom>
+                          <a:noFill/>
+                          <a:ln w="9525">
+                            <a:noFill/>
+                            <a:headEnd/>
+                            <a:tailEnd/>
+                          </a:ln>
+                        </pic:spPr>
+                      </pic:pic>
+                    </a:graphicData>
+                  </a:graphic>
+                </wp:inline>
+              </w:drawing>
+            </w:r>
+          </w:p>
           <w:p>
             <w:pPr>
               <w:jc w:val="center"/>
@@ -7679,7 +8018,864 @@
               <w:pStyle w:val="ImageCaption"/>
             </w:pPr>
             <w:r>
-              <w:t xml:space="preserve">Table 7: Burden captured by the worst-ranked fifth of districts, in-fill, mean over 24 cells: share of national deficiency burden reached, lift over random selection, and cells with lift above one.</w:t>
+              <w:t xml:space="preserve">Figure 1: What the zero-tuning index weights: the ten predictors with the largest back-projected weight per outcome in the pooled four-country fit on the biomarker level. Bar length is the weight per unit rank-normal score times the training standard deviation (positive means more deficiency); colour is the predictor’s data source; a star marks a sign that is not reproduced in every country’s own fit. The prevalence-target version is in results/figures/protocol_v2.</w:t>
+            </w:r>
+          </w:p>
+          <w:bookmarkEnd w:id="39"/>
+        </w:tc>
+      </w:tr>
+    </w:tbl>
+    <w:p>
+      <w:pPr>
+        <w:pStyle w:val="BodyText"/>
+      </w:pPr>
+      <w:r>
+        <w:t xml:space="preserve">A twenty-predictor composite built from those weights transports as well as</w:t>
+      </w:r>
+      <w:r>
+        <w:t xml:space="preserve"> </w:t>
+      </w:r>
+      <w:r>
+        <w:t xml:space="preserve">the full index and can be computed from twenty public layers (</w:t>
+      </w:r>
+      <w:hyperlink w:anchor="tbl-sparse">
+        <w:r>
+          <w:rPr>
+            <w:rStyle w:val="Hyperlink"/>
+          </w:rPr>
+          <w:t xml:space="preserve">Table 7</w:t>
+        </w:r>
+      </w:hyperlink>
+      <w:r>
+        <w:t xml:space="preserve">).</w:t>
+      </w:r>
+      <w:r>
+        <w:t xml:space="preserve"> </w:t>
+      </w:r>
+      <w:r>
+        <w:t xml:space="preserve">Across countries it scores</w:t>
+      </w:r>
+      <w:r>
+        <w:t xml:space="preserve"> </w:t>
+      </w:r>
+      <w:r>
+        <w:t xml:space="preserve">0.30</w:t>
+      </w:r>
+      <w:r>
+        <w:t xml:space="preserve"> </w:t>
+      </w:r>
+      <w:r>
+        <w:t xml:space="preserve">on the concentration against</w:t>
+      </w:r>
+      <w:r>
+        <w:t xml:space="preserve"> </w:t>
+      </w:r>
+      <w:r>
+        <w:t xml:space="preserve">0.28</w:t>
+      </w:r>
+      <w:r>
+        <w:t xml:space="preserve"> </w:t>
+      </w:r>
+      <w:r>
+        <w:t xml:space="preserve">for the index, positive in 20 of 22 cells against 17, and it ties on</w:t>
+      </w:r>
+      <w:r>
+        <w:t xml:space="preserve"> </w:t>
+      </w:r>
+      <w:r>
+        <w:t xml:space="preserve">prevalence; inside a surveyed country it costs 0.04 in-fill and 0.07 under</w:t>
+      </w:r>
+      <w:r>
+        <w:t xml:space="preserve"> </w:t>
+      </w:r>
+      <w:r>
+        <w:t xml:space="preserve">region extrapolation, because there the breadth of the full vocabulary is</w:t>
+      </w:r>
+      <w:r>
+        <w:t xml:space="preserve"> </w:t>
+      </w:r>
+      <w:r>
+        <w:t xml:space="preserve">what neighbouring districts reward. Five predictors are too few under every</w:t>
+      </w:r>
+      <w:r>
+        <w:t xml:space="preserve"> </w:t>
+      </w:r>
+      <w:r>
+        <w:t xml:space="preserve">estimand, and weighting the members by their index weights instead of</w:t>
+      </w:r>
+      <w:r>
+        <w:t xml:space="preserve"> </w:t>
+      </w:r>
+      <w:r>
+        <w:t xml:space="preserve">equally changes nothing, the small-sample result of</w:t>
+      </w:r>
+      <w:r>
+        <w:t xml:space="preserve"> </w:t>
+      </w:r>
+      <w:r>
+        <w:t xml:space="preserve">Dawes (1979)</w:t>
+      </w:r>
+      <w:r>
+        <w:t xml:space="preserve"> </w:t>
+      </w:r>
+      <w:r>
+        <w:t xml:space="preserve">reproduced.</w:t>
+      </w:r>
+      <w:r>
+        <w:t xml:space="preserve"> </w:t>
+      </w:r>
+      <w:r>
+        <w:t xml:space="preserve">The composites for the six outcomes, as the four-country fit would deploy</w:t>
+      </w:r>
+      <w:r>
+        <w:t xml:space="preserve"> </w:t>
+      </w:r>
+      <w:r>
+        <w:t xml:space="preserve">them, are listed in Supplement S4; for child iron all twenty members carry</w:t>
+      </w:r>
+      <w:r>
+        <w:t xml:space="preserve"> </w:t>
+      </w:r>
+      <w:r>
+        <w:t xml:space="preserve">the same sign in every country’s own fit.</w:t>
+      </w:r>
+    </w:p>
+    <w:tbl>
+      <w:tblPr>
+        <w:tblStyle w:val="Table"/>
+        <w:tblW w:type="pct" w:w="5000"/>
+        <w:tblLayout w:type="fixed"/>
+        <w:tblLook w:firstRow="0" w:lastRow="0" w:firstColumn="0" w:lastColumn="0" w:noHBand="0" w:noVBand="0" w:val="0000"/>
+      </w:tblPr>
+      <w:tblGrid>
+        <w:gridCol w:w="7920"/>
+      </w:tblGrid>
+      <w:tr>
+        <w:tc>
+          <w:tcPr/>
+          <w:bookmarkStart w:id="40" w:name="tbl-sparse"/>
+          <w:p>
+            <w:pPr>
+              <w:jc w:val="center"/>
+            </w:pPr>
+            <w:pPr>
+              <w:jc w:val="start"/>
+              <w:spacing w:before="200"/>
+              <w:pStyle w:val="ImageCaption"/>
+            </w:pPr>
+            <w:r>
+              <w:t xml:space="preserve">Table 7: Sparse equal-weight composites against the full index: mean Spearman over the scored cells (18 in-fill and region, 22 transport), membership chosen inside each training fold by back-projected index weight. Sierra Leone’s six cells score NA in-country on every arm (14 districts).</w:t>
+            </w:r>
+          </w:p>
+          <w:tbl>
+            <w:tblPr>
+              <w:tblStyle w:val="Table"/>
+              <w:tblW w:type="pct" w:w="5000"/>
+              <w:tblLayout w:type="fixed"/>
+              <w:tblLook w:firstRow="1" w:lastRow="0" w:firstColumn="0" w:lastColumn="0" w:noHBand="0" w:noVBand="0" w:val="0020"/>
+            </w:tblPr>
+            <w:tblGrid>
+              <w:gridCol w:w="2090"/>
+              <w:gridCol w:w="950"/>
+              <w:gridCol w:w="950"/>
+              <w:gridCol w:w="887"/>
+              <w:gridCol w:w="887"/>
+              <w:gridCol w:w="1077"/>
+              <w:gridCol w:w="1077"/>
+            </w:tblGrid>
+            <w:tr>
+              <w:trPr>
+                <w:tblHeader w:val="on"/>
+              </w:trPr>
+              <w:tc>
+                <w:tcPr/>
+                <w:p>
+                  <w:pPr>
+                    <w:pStyle w:val="Compact"/>
+                    <w:jc w:val="left"/>
+                    <w:jc w:val="center"/>
+                  </w:pPr>
+                  <w:r>
+                    <w:t xml:space="preserve">Model</w:t>
+                  </w:r>
+                </w:p>
+              </w:tc>
+              <w:tc>
+                <w:tcPr/>
+                <w:p>
+                  <w:pPr>
+                    <w:pStyle w:val="Compact"/>
+                    <w:jc w:val="right"/>
+                    <w:jc w:val="center"/>
+                  </w:pPr>
+                  <w:r>
+                    <w:t xml:space="preserve">In-fill, level</w:t>
+                  </w:r>
+                </w:p>
+              </w:tc>
+              <w:tc>
+                <w:tcPr/>
+                <w:p>
+                  <w:pPr>
+                    <w:pStyle w:val="Compact"/>
+                    <w:jc w:val="right"/>
+                    <w:jc w:val="center"/>
+                  </w:pPr>
+                  <w:r>
+                    <w:t xml:space="preserve">In-fill, prev.</w:t>
+                  </w:r>
+                </w:p>
+              </w:tc>
+              <w:tc>
+                <w:tcPr/>
+                <w:p>
+                  <w:pPr>
+                    <w:pStyle w:val="Compact"/>
+                    <w:jc w:val="right"/>
+                    <w:jc w:val="center"/>
+                  </w:pPr>
+                  <w:r>
+                    <w:t xml:space="preserve">Region, level</w:t>
+                  </w:r>
+                </w:p>
+              </w:tc>
+              <w:tc>
+                <w:tcPr/>
+                <w:p>
+                  <w:pPr>
+                    <w:pStyle w:val="Compact"/>
+                    <w:jc w:val="right"/>
+                    <w:jc w:val="center"/>
+                  </w:pPr>
+                  <w:r>
+                    <w:t xml:space="preserve">Region, prev.</w:t>
+                  </w:r>
+                </w:p>
+              </w:tc>
+              <w:tc>
+                <w:tcPr/>
+                <w:p>
+                  <w:pPr>
+                    <w:pStyle w:val="Compact"/>
+                    <w:jc w:val="right"/>
+                    <w:jc w:val="center"/>
+                  </w:pPr>
+                  <w:r>
+                    <w:t xml:space="preserve">Transport, level</w:t>
+                  </w:r>
+                </w:p>
+              </w:tc>
+              <w:tc>
+                <w:tcPr/>
+                <w:p>
+                  <w:pPr>
+                    <w:pStyle w:val="Compact"/>
+                    <w:jc w:val="right"/>
+                    <w:jc w:val="center"/>
+                  </w:pPr>
+                  <w:r>
+                    <w:t xml:space="preserve">Transport, prev.</w:t>
+                  </w:r>
+                </w:p>
+              </w:tc>
+            </w:tr>
+            <w:tr>
+              <w:tc>
+                <w:tcPr/>
+                <w:p>
+                  <w:pPr>
+                    <w:pStyle w:val="Compact"/>
+                    <w:jc w:val="left"/>
+                    <w:jc w:val="center"/>
+                  </w:pPr>
+                  <w:r>
+                    <w:t xml:space="preserve">Full index (454 columns)</w:t>
+                  </w:r>
+                </w:p>
+              </w:tc>
+              <w:tc>
+                <w:tcPr/>
+                <w:p>
+                  <w:pPr>
+                    <w:pStyle w:val="Compact"/>
+                    <w:jc w:val="right"/>
+                    <w:jc w:val="center"/>
+                  </w:pPr>
+                  <w:r>
+                    <w:t xml:space="preserve">0.40</w:t>
+                  </w:r>
+                </w:p>
+              </w:tc>
+              <w:tc>
+                <w:tcPr/>
+                <w:p>
+                  <w:pPr>
+                    <w:pStyle w:val="Compact"/>
+                    <w:jc w:val="right"/>
+                    <w:jc w:val="center"/>
+                  </w:pPr>
+                  <w:r>
+                    <w:t xml:space="preserve">0.28</w:t>
+                  </w:r>
+                </w:p>
+              </w:tc>
+              <w:tc>
+                <w:tcPr/>
+                <w:p>
+                  <w:pPr>
+                    <w:pStyle w:val="Compact"/>
+                    <w:jc w:val="right"/>
+                    <w:jc w:val="center"/>
+                  </w:pPr>
+                  <w:r>
+                    <w:t xml:space="preserve">0.38</w:t>
+                  </w:r>
+                </w:p>
+              </w:tc>
+              <w:tc>
+                <w:tcPr/>
+                <w:p>
+                  <w:pPr>
+                    <w:pStyle w:val="Compact"/>
+                    <w:jc w:val="right"/>
+                    <w:jc w:val="center"/>
+                  </w:pPr>
+                  <w:r>
+                    <w:t xml:space="preserve">0.27</w:t>
+                  </w:r>
+                </w:p>
+              </w:tc>
+              <w:tc>
+                <w:tcPr/>
+                <w:p>
+                  <w:pPr>
+                    <w:pStyle w:val="Compact"/>
+                    <w:jc w:val="right"/>
+                    <w:jc w:val="center"/>
+                  </w:pPr>
+                  <w:r>
+                    <w:t xml:space="preserve">0.28</w:t>
+                  </w:r>
+                </w:p>
+              </w:tc>
+              <w:tc>
+                <w:tcPr/>
+                <w:p>
+                  <w:pPr>
+                    <w:pStyle w:val="Compact"/>
+                    <w:jc w:val="right"/>
+                    <w:jc w:val="center"/>
+                  </w:pPr>
+                  <w:r>
+                    <w:t xml:space="preserve">0.21</w:t>
+                  </w:r>
+                </w:p>
+              </w:tc>
+            </w:tr>
+            <w:tr>
+              <w:tc>
+                <w:tcPr/>
+                <w:p>
+                  <w:pPr>
+                    <w:pStyle w:val="Compact"/>
+                    <w:jc w:val="left"/>
+                    <w:jc w:val="center"/>
+                  </w:pPr>
+                  <w:r>
+                    <w:t xml:space="preserve">Top 20 predictors, equal weights</w:t>
+                  </w:r>
+                </w:p>
+              </w:tc>
+              <w:tc>
+                <w:tcPr/>
+                <w:p>
+                  <w:pPr>
+                    <w:pStyle w:val="Compact"/>
+                    <w:jc w:val="right"/>
+                    <w:jc w:val="center"/>
+                  </w:pPr>
+                  <w:r>
+                    <w:t xml:space="preserve">0.36</w:t>
+                  </w:r>
+                </w:p>
+              </w:tc>
+              <w:tc>
+                <w:tcPr/>
+                <w:p>
+                  <w:pPr>
+                    <w:pStyle w:val="Compact"/>
+                    <w:jc w:val="right"/>
+                    <w:jc w:val="center"/>
+                  </w:pPr>
+                  <w:r>
+                    <w:t xml:space="preserve">0.26</w:t>
+                  </w:r>
+                </w:p>
+              </w:tc>
+              <w:tc>
+                <w:tcPr/>
+                <w:p>
+                  <w:pPr>
+                    <w:pStyle w:val="Compact"/>
+                    <w:jc w:val="right"/>
+                    <w:jc w:val="center"/>
+                  </w:pPr>
+                  <w:r>
+                    <w:t xml:space="preserve">0.31</w:t>
+                  </w:r>
+                </w:p>
+              </w:tc>
+              <w:tc>
+                <w:tcPr/>
+                <w:p>
+                  <w:pPr>
+                    <w:pStyle w:val="Compact"/>
+                    <w:jc w:val="right"/>
+                    <w:jc w:val="center"/>
+                  </w:pPr>
+                  <w:r>
+                    <w:t xml:space="preserve">0.23</w:t>
+                  </w:r>
+                </w:p>
+              </w:tc>
+              <w:tc>
+                <w:tcPr/>
+                <w:p>
+                  <w:pPr>
+                    <w:pStyle w:val="Compact"/>
+                    <w:jc w:val="right"/>
+                    <w:jc w:val="center"/>
+                  </w:pPr>
+                  <w:r>
+                    <w:t xml:space="preserve">0.30</w:t>
+                  </w:r>
+                </w:p>
+              </w:tc>
+              <w:tc>
+                <w:tcPr/>
+                <w:p>
+                  <w:pPr>
+                    <w:pStyle w:val="Compact"/>
+                    <w:jc w:val="right"/>
+                    <w:jc w:val="center"/>
+                  </w:pPr>
+                  <w:r>
+                    <w:t xml:space="preserve">0.20</w:t>
+                  </w:r>
+                </w:p>
+              </w:tc>
+            </w:tr>
+            <w:tr>
+              <w:tc>
+                <w:tcPr/>
+                <w:p>
+                  <w:pPr>
+                    <w:pStyle w:val="Compact"/>
+                    <w:jc w:val="left"/>
+                    <w:jc w:val="center"/>
+                  </w:pPr>
+                  <w:r>
+                    <w:t xml:space="preserve">Top 10, equal weights</w:t>
+                  </w:r>
+                </w:p>
+              </w:tc>
+              <w:tc>
+                <w:tcPr/>
+                <w:p>
+                  <w:pPr>
+                    <w:pStyle w:val="Compact"/>
+                    <w:jc w:val="right"/>
+                    <w:jc w:val="center"/>
+                  </w:pPr>
+                  <w:r>
+                    <w:t xml:space="preserve">0.33</w:t>
+                  </w:r>
+                </w:p>
+              </w:tc>
+              <w:tc>
+                <w:tcPr/>
+                <w:p>
+                  <w:pPr>
+                    <w:pStyle w:val="Compact"/>
+                    <w:jc w:val="right"/>
+                    <w:jc w:val="center"/>
+                  </w:pPr>
+                  <w:r>
+                    <w:t xml:space="preserve">0.23</w:t>
+                  </w:r>
+                </w:p>
+              </w:tc>
+              <w:tc>
+                <w:tcPr/>
+                <w:p>
+                  <w:pPr>
+                    <w:pStyle w:val="Compact"/>
+                    <w:jc w:val="right"/>
+                    <w:jc w:val="center"/>
+                  </w:pPr>
+                  <w:r>
+                    <w:t xml:space="preserve">0.29</w:t>
+                  </w:r>
+                </w:p>
+              </w:tc>
+              <w:tc>
+                <w:tcPr/>
+                <w:p>
+                  <w:pPr>
+                    <w:pStyle w:val="Compact"/>
+                    <w:jc w:val="right"/>
+                    <w:jc w:val="center"/>
+                  </w:pPr>
+                  <w:r>
+                    <w:t xml:space="preserve">0.17</w:t>
+                  </w:r>
+                </w:p>
+              </w:tc>
+              <w:tc>
+                <w:tcPr/>
+                <w:p>
+                  <w:pPr>
+                    <w:pStyle w:val="Compact"/>
+                    <w:jc w:val="right"/>
+                    <w:jc w:val="center"/>
+                  </w:pPr>
+                  <w:r>
+                    <w:t xml:space="preserve">0.22</w:t>
+                  </w:r>
+                </w:p>
+              </w:tc>
+              <w:tc>
+                <w:tcPr/>
+                <w:p>
+                  <w:pPr>
+                    <w:pStyle w:val="Compact"/>
+                    <w:jc w:val="right"/>
+                    <w:jc w:val="center"/>
+                  </w:pPr>
+                  <w:r>
+                    <w:t xml:space="preserve">0.16</w:t>
+                  </w:r>
+                </w:p>
+              </w:tc>
+            </w:tr>
+            <w:tr>
+              <w:tc>
+                <w:tcPr/>
+                <w:p>
+                  <w:pPr>
+                    <w:pStyle w:val="Compact"/>
+                    <w:jc w:val="left"/>
+                    <w:jc w:val="center"/>
+                  </w:pPr>
+                  <w:r>
+                    <w:t xml:space="preserve">Top 5, equal weights</w:t>
+                  </w:r>
+                </w:p>
+              </w:tc>
+              <w:tc>
+                <w:tcPr/>
+                <w:p>
+                  <w:pPr>
+                    <w:pStyle w:val="Compact"/>
+                    <w:jc w:val="right"/>
+                    <w:jc w:val="center"/>
+                  </w:pPr>
+                  <w:r>
+                    <w:t xml:space="preserve">0.30</w:t>
+                  </w:r>
+                </w:p>
+              </w:tc>
+              <w:tc>
+                <w:tcPr/>
+                <w:p>
+                  <w:pPr>
+                    <w:pStyle w:val="Compact"/>
+                    <w:jc w:val="right"/>
+                    <w:jc w:val="center"/>
+                  </w:pPr>
+                  <w:r>
+                    <w:t xml:space="preserve">0.19</w:t>
+                  </w:r>
+                </w:p>
+              </w:tc>
+              <w:tc>
+                <w:tcPr/>
+                <w:p>
+                  <w:pPr>
+                    <w:pStyle w:val="Compact"/>
+                    <w:jc w:val="right"/>
+                    <w:jc w:val="center"/>
+                  </w:pPr>
+                  <w:r>
+                    <w:t xml:space="preserve">0.27</w:t>
+                  </w:r>
+                </w:p>
+              </w:tc>
+              <w:tc>
+                <w:tcPr/>
+                <w:p>
+                  <w:pPr>
+                    <w:pStyle w:val="Compact"/>
+                    <w:jc w:val="right"/>
+                    <w:jc w:val="center"/>
+                  </w:pPr>
+                  <w:r>
+                    <w:t xml:space="preserve">0.18</w:t>
+                  </w:r>
+                </w:p>
+              </w:tc>
+              <w:tc>
+                <w:tcPr/>
+                <w:p>
+                  <w:pPr>
+                    <w:pStyle w:val="Compact"/>
+                    <w:jc w:val="right"/>
+                    <w:jc w:val="center"/>
+                  </w:pPr>
+                  <w:r>
+                    <w:t xml:space="preserve">0.18</w:t>
+                  </w:r>
+                </w:p>
+              </w:tc>
+              <w:tc>
+                <w:tcPr/>
+                <w:p>
+                  <w:pPr>
+                    <w:pStyle w:val="Compact"/>
+                    <w:jc w:val="right"/>
+                    <w:jc w:val="center"/>
+                  </w:pPr>
+                  <w:r>
+                    <w:t xml:space="preserve">0.13</w:t>
+                  </w:r>
+                </w:p>
+              </w:tc>
+            </w:tr>
+            <w:tr>
+              <w:tc>
+                <w:tcPr/>
+                <w:p>
+                  <w:pPr>
+                    <w:pStyle w:val="Compact"/>
+                    <w:jc w:val="left"/>
+                    <w:jc w:val="center"/>
+                  </w:pPr>
+                  <w:r>
+                    <w:t xml:space="preserve">Top 10, index weights</w:t>
+                  </w:r>
+                </w:p>
+              </w:tc>
+              <w:tc>
+                <w:tcPr/>
+                <w:p>
+                  <w:pPr>
+                    <w:pStyle w:val="Compact"/>
+                    <w:jc w:val="right"/>
+                    <w:jc w:val="center"/>
+                  </w:pPr>
+                  <w:r>
+                    <w:t xml:space="preserve">0.33</w:t>
+                  </w:r>
+                </w:p>
+              </w:tc>
+              <w:tc>
+                <w:tcPr/>
+                <w:p>
+                  <w:pPr>
+                    <w:pStyle w:val="Compact"/>
+                    <w:jc w:val="right"/>
+                    <w:jc w:val="center"/>
+                  </w:pPr>
+                  <w:r>
+                    <w:t xml:space="preserve">0.23</w:t>
+                  </w:r>
+                </w:p>
+              </w:tc>
+              <w:tc>
+                <w:tcPr/>
+                <w:p>
+                  <w:pPr>
+                    <w:pStyle w:val="Compact"/>
+                    <w:jc w:val="right"/>
+                    <w:jc w:val="center"/>
+                  </w:pPr>
+                  <w:r>
+                    <w:t xml:space="preserve">0.29</w:t>
+                  </w:r>
+                </w:p>
+              </w:tc>
+              <w:tc>
+                <w:tcPr/>
+                <w:p>
+                  <w:pPr>
+                    <w:pStyle w:val="Compact"/>
+                    <w:jc w:val="right"/>
+                    <w:jc w:val="center"/>
+                  </w:pPr>
+                  <w:r>
+                    <w:t xml:space="preserve">0.17</w:t>
+                  </w:r>
+                </w:p>
+              </w:tc>
+              <w:tc>
+                <w:tcPr/>
+                <w:p>
+                  <w:pPr>
+                    <w:pStyle w:val="Compact"/>
+                    <w:jc w:val="right"/>
+                    <w:jc w:val="center"/>
+                  </w:pPr>
+                  <w:r>
+                    <w:t xml:space="preserve">0.22</w:t>
+                  </w:r>
+                </w:p>
+              </w:tc>
+              <w:tc>
+                <w:tcPr/>
+                <w:p>
+                  <w:pPr>
+                    <w:pStyle w:val="Compact"/>
+                    <w:jc w:val="right"/>
+                    <w:jc w:val="center"/>
+                  </w:pPr>
+                  <w:r>
+                    <w:t xml:space="preserve">0.16</w:t>
+                  </w:r>
+                </w:p>
+              </w:tc>
+            </w:tr>
+          </w:tbl>
+          <w:bookmarkEnd w:id="40"/>
+          <w:p/>
+        </w:tc>
+      </w:tr>
+    </w:tbl>
+    <w:bookmarkEnd w:id="41"/>
+    <w:bookmarkStart w:id="44" w:name="what-the-ranking-buys-a-programme"/>
+    <w:p>
+      <w:pPr>
+        <w:pStyle w:val="Heading2"/>
+      </w:pPr>
+      <w:r>
+        <w:t xml:space="preserve">4.4 What the ranking buys a programme</w:t>
+      </w:r>
+    </w:p>
+    <w:p>
+      <w:pPr>
+        <w:pStyle w:val="FirstParagraph"/>
+      </w:pPr>
+      <w:r>
+        <w:t xml:space="preserve">Used for targeting, the ranking reaches more deficiency burden than the</w:t>
+      </w:r>
+      <w:r>
+        <w:t xml:space="preserve"> </w:t>
+      </w:r>
+      <w:r>
+        <w:t xml:space="preserve">survey’s own averages (</w:t>
+      </w:r>
+      <w:hyperlink w:anchor="tbl-burden">
+        <w:r>
+          <w:rPr>
+            <w:rStyle w:val="Hyperlink"/>
+          </w:rPr>
+          <w:t xml:space="preserve">Table 8</w:t>
+        </w:r>
+      </w:hyperlink>
+      <w:r>
+        <w:t xml:space="preserve">). Directing effort to the fifth of</w:t>
+      </w:r>
+      <w:r>
+        <w:t xml:space="preserve"> </w:t>
+      </w:r>
+      <w:r>
+        <w:t xml:space="preserve">districts the model ranks worst reaches</w:t>
+      </w:r>
+      <w:r>
+        <w:t xml:space="preserve"> </w:t>
+      </w:r>
+      <w:r>
+        <w:t xml:space="preserve">22%</w:t>
+      </w:r>
+      <w:r>
+        <w:t xml:space="preserve"> </w:t>
+      </w:r>
+      <w:r>
+        <w:t xml:space="preserve">of national deficiency burden in-fill, against</w:t>
+      </w:r>
+      <w:r>
+        <w:t xml:space="preserve"> </w:t>
+      </w:r>
+      <w:r>
+        <w:t xml:space="preserve">20%</w:t>
+      </w:r>
+      <w:r>
+        <w:t xml:space="preserve"> </w:t>
+      </w:r>
+      <w:r>
+        <w:t xml:space="preserve">for jackknifed regional survey averages, which are themselves no better than</w:t>
+      </w:r>
+      <w:r>
+        <w:t xml:space="preserve"> </w:t>
+      </w:r>
+      <w:r>
+        <w:t xml:space="preserve">random selection, and 47% for an oracle that knows the true worst fifth. The</w:t>
+      </w:r>
+      <w:r>
+        <w:t xml:space="preserve"> </w:t>
+      </w:r>
+      <w:r>
+        <w:t xml:space="preserve">margin is modest per cell and concentrates where regions hold several</w:t>
+      </w:r>
+      <w:r>
+        <w:t xml:space="preserve"> </w:t>
+      </w:r>
+      <w:r>
+        <w:t xml:space="preserve">districts; in Malawi the selected districts carry 43% child iron deficiency</w:t>
+      </w:r>
+      <w:r>
+        <w:t xml:space="preserve"> </w:t>
+      </w:r>
+      <w:r>
+        <w:t xml:space="preserve">against 26% nationally and hold half the national burden. Under transport the</w:t>
+      </w:r>
+      <w:r>
+        <w:t xml:space="preserve"> </w:t>
+      </w:r>
+      <w:r>
+        <w:t xml:space="preserve">burden margin disappears (lift 1.0), so the transport result is about ordering</w:t>
+      </w:r>
+      <w:r>
+        <w:t xml:space="preserve"> </w:t>
+      </w:r>
+      <w:r>
+        <w:t xml:space="preserve">and should not be restated as a targeting gain.</w:t>
+      </w:r>
+    </w:p>
+    <w:tbl>
+      <w:tblPr>
+        <w:tblStyle w:val="Table"/>
+        <w:tblW w:type="pct" w:w="5000"/>
+        <w:tblLayout w:type="fixed"/>
+        <w:tblLook w:firstRow="0" w:lastRow="0" w:firstColumn="0" w:lastColumn="0" w:noHBand="0" w:noVBand="0" w:val="0000"/>
+      </w:tblPr>
+      <w:tblGrid>
+        <w:gridCol w:w="7920"/>
+      </w:tblGrid>
+      <w:tr>
+        <w:tc>
+          <w:tcPr/>
+          <w:bookmarkStart w:id="42" w:name="tbl-burden"/>
+          <w:p>
+            <w:pPr>
+              <w:jc w:val="center"/>
+            </w:pPr>
+            <w:pPr>
+              <w:jc w:val="start"/>
+              <w:spacing w:before="200"/>
+              <w:pStyle w:val="ImageCaption"/>
+            </w:pPr>
+            <w:r>
+              <w:t xml:space="preserve">Table 8: Burden captured by the worst-ranked fifth of districts, in-fill, mean over 24 cells: share of national deficiency burden reached, lift over random selection, and cells with lift above one.</w:t>
             </w:r>
           </w:p>
           <w:tbl>
@@ -8077,7 +9273,7 @@
               </w:tc>
             </w:tr>
           </w:tbl>
-          <w:bookmarkEnd w:id="37"/>
+          <w:bookmarkEnd w:id="42"/>
           <w:p/>
         </w:tc>
       </w:tr>
@@ -8132,7 +9328,7 @@
           <w:rPr>
             <w:rStyle w:val="Hyperlink"/>
           </w:rPr>
-          <w:t xml:space="preserve">Table 8</w:t>
+          <w:t xml:space="preserve">Table 9</w:t>
         </w:r>
       </w:hyperlink>
       <w:r>
@@ -8206,7 +9402,7 @@
       <w:tr>
         <w:tc>
           <w:tcPr/>
-          <w:bookmarkStart w:id="38" w:name="tbl-anchor"/>
+          <w:bookmarkStart w:id="43" w:name="tbl-anchor"/>
           <w:p>
             <w:pPr>
               <w:jc w:val="center"/>
@@ -8217,7 +9413,7 @@
               <w:pStyle w:val="ImageCaption"/>
             </w:pPr>
             <w:r>
-              <w:t xml:space="preserve">Table 8: Survey design: median district error in percentage points over 22 cells, by share of the full survey sample. National anchor + ranking measures only a national prevalence and orders districts by the transported climate + soil index; the district and regional surveys spend the same sample on direct estimates.</w:t>
+              <w:t xml:space="preserve">Table 9: Survey design: median district error in percentage points over 22 cells, by share of the full survey sample. National anchor + ranking measures only a national prevalence and orders districts by the transported climate + soil index; the district and regional surveys spend the same sample on direct estimates.</w:t>
             </w:r>
           </w:p>
           <w:tbl>
@@ -8640,13 +9836,13 @@
               </w:tc>
             </w:tr>
           </w:tbl>
-          <w:bookmarkEnd w:id="38"/>
+          <w:bookmarkEnd w:id="43"/>
           <w:p/>
         </w:tc>
       </w:tr>
     </w:tbl>
-    <w:bookmarkEnd w:id="39"/>
-    <w:bookmarkStart w:id="41" w:name="sec-ceiling"/>
+    <w:bookmarkEnd w:id="44"/>
+    <w:bookmarkStart w:id="46" w:name="sec-ceiling"/>
     <w:p>
       <w:pPr>
         <w:pStyle w:val="Heading2"/>
@@ -8709,7 +9905,7 @@
           <w:rPr>
             <w:rStyle w:val="Hyperlink"/>
           </w:rPr>
-          <w:t xml:space="preserve">Table 9</w:t>
+          <w:t xml:space="preserve">Table 10</w:t>
         </w:r>
       </w:hyperlink>
       <w:r>
@@ -8765,7 +9961,7 @@
       <w:tr>
         <w:tc>
           <w:tcPr/>
-          <w:bookmarkStart w:id="40" w:name="tbl-ceiling"/>
+          <w:bookmarkStart w:id="45" w:name="tbl-ceiling"/>
           <w:p>
             <w:pPr>
               <w:jc w:val="center"/>
@@ -8776,7 +9972,7 @@
               <w:pStyle w:val="ImageCaption"/>
             </w:pPr>
             <w:r>
-              <w:t xml:space="preserve">Table 9: Reliability ceiling on prevalence by country, district tier: share of districts with a single survey cluster, the split-half ceiling, the variance-components ceiling with the cluster effect removed, and the in-fill correlation achieved by the domain index.</w:t>
+              <w:t xml:space="preserve">Table 10: Reliability ceiling on prevalence by country, district tier: share of districts with a single survey cluster, the split-half ceiling, the variance-components ceiling with the cluster effect removed, and the in-fill correlation achieved by the domain index.</w:t>
             </w:r>
           </w:p>
           <w:tbl>
@@ -9132,13 +10328,13 @@
               </w:tc>
             </w:tr>
           </w:tbl>
-          <w:bookmarkEnd w:id="40"/>
+          <w:bookmarkEnd w:id="45"/>
           <w:p/>
         </w:tc>
       </w:tr>
     </w:tbl>
-    <w:bookmarkEnd w:id="41"/>
-    <w:bookmarkStart w:id="43" w:name="X0535282cc1bf08abe954f3db3577a57f7cc5b4b"/>
+    <w:bookmarkEnd w:id="46"/>
+    <w:bookmarkStart w:id="48" w:name="X0535282cc1bf08abe954f3db3577a57f7cc5b4b"/>
     <w:p>
       <w:pPr>
         <w:pStyle w:val="Heading2"/>
@@ -9195,7 +10391,7 @@
           <w:rPr>
             <w:rStyle w:val="Hyperlink"/>
           </w:rPr>
-          <w:t xml:space="preserve">Table 10</w:t>
+          <w:t xml:space="preserve">Table 11</w:t>
         </w:r>
       </w:hyperlink>
       <w:r>
@@ -9263,7 +10459,7 @@
       <w:tr>
         <w:tc>
           <w:tcPr/>
-          <w:bookmarkStart w:id="42" w:name="tbl-addons"/>
+          <w:bookmarkStart w:id="47" w:name="tbl-addons"/>
           <w:p>
             <w:pPr>
               <w:jc w:val="center"/>
@@ -9274,7 +10470,7 @@
               <w:pStyle w:val="ImageCaption"/>
             </w:pPr>
             <w:r>
-              <w:t xml:space="preserve">Table 10: Add-on blocks scored under one harness: median change in Spearman when the block is added to the base vocabulary (in-fill, 18 cells; district transport, 22 cells) and the transport of the block alone.</w:t>
+              <w:t xml:space="preserve">Table 11: Add-on blocks scored under one harness: median change in Spearman when the block is added to the base vocabulary (in-fill, 18 cells; district transport, 22 cells) and the transport of the block alone.</w:t>
             </w:r>
           </w:p>
           <w:tbl>
@@ -9726,7 +10922,7 @@
               </w:tc>
             </w:tr>
           </w:tbl>
-          <w:bookmarkEnd w:id="42"/>
+          <w:bookmarkEnd w:id="47"/>
           <w:p/>
         </w:tc>
       </w:tr>
@@ -9736,6 +10932,101 @@
         <w:pStyle w:val="BodyText"/>
       </w:pPr>
       <w:r>
+        <w:t xml:space="preserve">Nor does any other way of setting the index’s weights improve on the</w:t>
+      </w:r>
+      <w:r>
+        <w:t xml:space="preserve"> </w:t>
+      </w:r>
+      <w:r>
+        <w:t xml:space="preserve">pooled marginal correlation inside a surveyed country. The index is the</w:t>
+      </w:r>
+      <w:r>
+        <w:t xml:space="preserve"> </w:t>
+      </w:r>
+      <w:r>
+        <w:t xml:space="preserve">infinite-penalty limit of a ridge regression on the same components, and</w:t>
+      </w:r>
+      <w:r>
+        <w:t xml:space="preserve"> </w:t>
+      </w:r>
+      <w:r>
+        <w:t xml:space="preserve">every point of that family that estimates more joint structure loses:</w:t>
+      </w:r>
+      <w:r>
+        <w:t xml:space="preserve"> </w:t>
+      </w:r>
+      <w:r>
+        <w:t xml:space="preserve">ridge by 0.04 to 0.05 on the concentration in-fill, the elastic net and</w:t>
+      </w:r>
+      <w:r>
+        <w:t xml:space="preserve"> </w:t>
+      </w:r>
+      <w:r>
+        <w:t xml:space="preserve">lasso by 0.08, the one-standard-error penalty rule by 0.2 because it returns</w:t>
+      </w:r>
+      <w:r>
+        <w:t xml:space="preserve"> </w:t>
+      </w:r>
+      <w:r>
+        <w:t xml:space="preserve">the null model in a third of cells, and a highly adaptive ridge on the</w:t>
+      </w:r>
+      <w:r>
+        <w:t xml:space="preserve"> </w:t>
+      </w:r>
+      <w:r>
+        <w:t xml:space="preserve">components by 0.09 (Supplement S1). Two variants tie the index exactly</w:t>
+      </w:r>
+      <w:r>
+        <w:t xml:space="preserve"> </w:t>
+      </w:r>
+      <w:r>
+        <w:t xml:space="preserve">in-country and gain 0.02 across borders, a soft threshold that zeroes</w:t>
+      </w:r>
+      <w:r>
+        <w:t xml:space="preserve"> </w:t>
+      </w:r>
+      <w:r>
+        <w:t xml:space="preserve">components whose training evidence is below one standard error (better in 18</w:t>
+      </w:r>
+      <w:r>
+        <w:t xml:space="preserve"> </w:t>
+      </w:r>
+      <w:r>
+        <w:t xml:space="preserve">of 22 transport cells) and a decorrelation of the components across domains;</w:t>
+      </w:r>
+      <w:r>
+        <w:t xml:space="preserve"> </w:t>
+      </w:r>
+      <w:r>
+        <w:t xml:space="preserve">both were chosen among twenty-one arms on these same cells and are</w:t>
+      </w:r>
+      <w:r>
+        <w:t xml:space="preserve"> </w:t>
+      </w:r>
+      <w:r>
+        <w:t xml:space="preserve">pre-registered for the next country rather than adopted</w:t>
+      </w:r>
+      <w:r>
+        <w:t xml:space="preserve"> </w:t>
+      </w:r>
+      <w:r>
+        <w:t xml:space="preserve">(</w:t>
+      </w:r>
+      <w:r>
+        <w:rPr>
+          <w:rStyle w:val="VerbatimChar"/>
+        </w:rPr>
+        <w:t xml:space="preserve">results/tables/protocol_v2/weight_sources_summary.csv</w:t>
+      </w:r>
+      <w:r>
+        <w:t xml:space="preserve">).</w:t>
+      </w:r>
+    </w:p>
+    <w:p>
+      <w:pPr>
+        <w:pStyle w:val="BodyText"/>
+      </w:pPr>
+      <w:r>
         <w:t xml:space="preserve">Two further sensitivity analyses are reported in the supplement. Fitting the</w:t>
       </w:r>
       <w:r>
@@ -9787,9 +11078,9 @@
         <w:t xml:space="preserve">individual level (Supplement S1).</w:t>
       </w:r>
     </w:p>
-    <w:bookmarkEnd w:id="43"/>
-    <w:bookmarkEnd w:id="44"/>
-    <w:bookmarkStart w:id="46" w:name="sec-changes"/>
+    <w:bookmarkEnd w:id="48"/>
+    <w:bookmarkEnd w:id="49"/>
+    <w:bookmarkStart w:id="51" w:name="sec-changes"/>
     <w:p>
       <w:pPr>
         <w:pStyle w:val="Heading1"/>
@@ -9819,7 +11110,7 @@
           <w:rPr>
             <w:rStyle w:val="Hyperlink"/>
           </w:rPr>
-          <w:t xml:space="preserve">Table 11</w:t>
+          <w:t xml:space="preserve">Table 12</w:t>
         </w:r>
       </w:hyperlink>
       <w:r>
@@ -9866,7 +11157,7 @@
       <w:tr>
         <w:tc>
           <w:tcPr/>
-          <w:bookmarkStart w:id="45" w:name="tbl-changes"/>
+          <w:bookmarkStart w:id="50" w:name="tbl-changes"/>
           <w:p>
             <w:pPr>
               <w:jc w:val="center"/>
@@ -9877,7 +11168,7 @@
               <w:pStyle w:val="ImageCaption"/>
             </w:pPr>
             <w:r>
-              <w:t xml:space="preserve">Table 11: Each headline result under the earlier evaluation and under the protocol, with the change that moved it.</w:t>
+              <w:t xml:space="preserve">Table 12: Each headline result under the earlier evaluation and under the protocol, with the change that moved it.</w:t>
             </w:r>
           </w:p>
           <w:tbl>
@@ -11085,7 +12376,7 @@
               </w:tc>
             </w:tr>
           </w:tbl>
-          <w:bookmarkEnd w:id="45"/>
+          <w:bookmarkEnd w:id="50"/>
           <w:p/>
         </w:tc>
       </w:tr>
@@ -11140,8 +12431,8 @@
         <w:t xml:space="preserve">totals, are the checks that found them.</w:t>
       </w:r>
     </w:p>
-    <w:bookmarkEnd w:id="46"/>
-    <w:bookmarkStart w:id="47" w:name="limitations"/>
+    <w:bookmarkEnd w:id="51"/>
+    <w:bookmarkStart w:id="52" w:name="limitations"/>
     <w:p>
       <w:pPr>
         <w:pStyle w:val="Heading1"/>
@@ -11248,8 +12539,8 @@
         <w:t xml:space="preserve">reported within country only (0.35–0.48 in The Gambia).</w:t>
       </w:r>
     </w:p>
-    <w:bookmarkEnd w:id="47"/>
-    <w:bookmarkStart w:id="48" w:name="recommendations-for-the-field"/>
+    <w:bookmarkEnd w:id="52"/>
+    <w:bookmarkStart w:id="53" w:name="recommendations-for-the-field"/>
     <w:p>
       <w:pPr>
         <w:pStyle w:val="Heading1"/>
@@ -11484,8 +12775,8 @@
         <w:t xml:space="preserve">results alone.</w:t>
       </w:r>
     </w:p>
-    <w:bookmarkEnd w:id="48"/>
-    <w:bookmarkStart w:id="49" w:name="conclusions"/>
+    <w:bookmarkEnd w:id="53"/>
+    <w:bookmarkStart w:id="54" w:name="conclusions"/>
     <w:p>
       <w:pPr>
         <w:pStyle w:val="Heading1"/>
@@ -11562,8 +12853,8 @@
         <w:t xml:space="preserve">the next survey.</w:t>
       </w:r>
     </w:p>
-    <w:bookmarkEnd w:id="49"/>
-    <w:bookmarkStart w:id="50" w:name="acknowledgements"/>
+    <w:bookmarkEnd w:id="54"/>
+    <w:bookmarkStart w:id="55" w:name="acknowledgements"/>
     <w:p>
       <w:pPr>
         <w:pStyle w:val="Heading1"/>
@@ -11592,8 +12883,8 @@
         <w:t xml:space="preserve">manuscript preparation.</w:t>
       </w:r>
     </w:p>
-    <w:bookmarkEnd w:id="50"/>
-    <w:bookmarkStart w:id="51" w:name="author-contributions"/>
+    <w:bookmarkEnd w:id="55"/>
+    <w:bookmarkStart w:id="56" w:name="author-contributions"/>
     <w:p>
       <w:pPr>
         <w:pStyle w:val="Heading1"/>
@@ -11616,8 +12907,8 @@
         <w:t xml:space="preserve">Co-authors to be added on revision.</w:t>
       </w:r>
     </w:p>
-    <w:bookmarkEnd w:id="51"/>
-    <w:bookmarkStart w:id="52" w:name="data-availability"/>
+    <w:bookmarkEnd w:id="56"/>
+    <w:bookmarkStart w:id="57" w:name="data-availability"/>
     <w:p>
       <w:pPr>
         <w:pStyle w:val="Heading1"/>
@@ -11661,8 +12952,8 @@
         <w:t xml:space="preserve">the project repository.</w:t>
       </w:r>
     </w:p>
-    <w:bookmarkEnd w:id="52"/>
-    <w:bookmarkStart w:id="62" w:name="X51b9ff3781d570926623186686158135280e2f5"/>
+    <w:bookmarkEnd w:id="57"/>
+    <w:bookmarkStart w:id="67" w:name="X51b9ff3781d570926623186686158135280e2f5"/>
     <w:p>
       <w:pPr>
         <w:pStyle w:val="Heading1"/>
@@ -11697,7 +12988,7 @@
         <w:t xml:space="preserve">are not the analysis of record, for the reasons stated in Section 5.</w:t>
       </w:r>
     </w:p>
-    <w:bookmarkStart w:id="57" w:name="X8da6f3cf9ec988bab21302fa236aefee6d7c2a2"/>
+    <w:bookmarkStart w:id="62" w:name="X8da6f3cf9ec988bab21302fa236aefee6d7c2a2"/>
     <w:p>
       <w:pPr>
         <w:pStyle w:val="Heading2"/>
@@ -11831,7 +13122,7 @@
           <w:rPr>
             <w:rStyle w:val="Hyperlink"/>
           </w:rPr>
-          <w:t xml:space="preserve">Figure 1</w:t>
+          <w:t xml:space="preserve">Figure 2</w:t>
         </w:r>
       </w:hyperlink>
       <w:r>
@@ -11881,7 +13172,7 @@
       <w:tr>
         <w:tc>
           <w:tcPr/>
-          <w:bookmarkStart w:id="56" w:name="fig-individual"/>
+          <w:bookmarkStart w:id="61" w:name="fig-individual"/>
           <w:p>
             <w:pPr>
               <w:pStyle w:val="Compact"/>
@@ -11892,18 +13183,18 @@
                 <wp:inline>
                   <wp:extent cx="5334000" cy="2800349"/>
                   <wp:effectExtent b="0" l="0" r="0" t="0"/>
-                  <wp:docPr descr="" title="" id="54" name="Picture"/>
+                  <wp:docPr descr="" title="" id="59" name="Picture"/>
                   <a:graphic>
                     <a:graphicData uri="http://schemas.openxmlformats.org/drawingml/2006/picture">
                       <pic:pic>
                         <pic:nvPicPr>
-                          <pic:cNvPr descr="manuscript_mcn_v2_files/figure-docx/fig-individual-1.png" id="55" name="Picture"/>
+                          <pic:cNvPr descr="manuscript_mcn_v2_files/figure-docx/fig-individual-1.png" id="60" name="Picture"/>
                           <pic:cNvPicPr>
                             <a:picLocks noChangeArrowheads="1" noChangeAspect="1"/>
                           </pic:cNvPicPr>
                         </pic:nvPicPr>
                         <pic:blipFill>
-                          <a:blip r:embed="rId53"/>
+                          <a:blip r:embed="rId58"/>
                           <a:stretch>
                             <a:fillRect/>
                           </a:stretch>
@@ -11940,15 +13231,15 @@
               <w:pStyle w:val="ImageCaption"/>
             </w:pPr>
             <w:r>
-              <w:t xml:space="preserve">Figure 1: Person-level SuperLearner, outer 5-fold cross-validation by district: Brier skill over the national prevalence for the survey questionnaire alone, the district proxies alone, and both, by country and outcome.</w:t>
+              <w:t xml:space="preserve">Figure 2: Person-level SuperLearner, outer 5-fold cross-validation by district: Brier skill over the national prevalence for the survey questionnaire alone, the district proxies alone, and both, by country and outcome.</w:t>
             </w:r>
           </w:p>
-          <w:bookmarkEnd w:id="56"/>
+          <w:bookmarkEnd w:id="61"/>
         </w:tc>
       </w:tr>
     </w:tbl>
-    <w:bookmarkEnd w:id="57"/>
-    <w:bookmarkStart w:id="60" w:name="s1.2-the-corrected-methods-p1p8-layer"/>
+    <w:bookmarkEnd w:id="62"/>
+    <w:bookmarkStart w:id="65" w:name="s1.2-the-corrected-methods-p1p8-layer"/>
     <w:p>
       <w:pPr>
         <w:pStyle w:val="Heading2"/>
@@ -12074,7 +13365,7 @@
       <w:tr>
         <w:tc>
           <w:tcPr/>
-          <w:bookmarkStart w:id="58" w:name="tbl-s1-honesty"/>
+          <w:bookmarkStart w:id="63" w:name="tbl-s1-honesty"/>
           <w:p>
             <w:pPr>
               <w:jc w:val="center"/>
@@ -12085,7 +13376,7 @@
               <w:pStyle w:val="ImageCaption"/>
             </w:pPr>
             <w:r>
-              <w:t xml:space="preserve">Table 12: Corrected methods, P1: within-country AUC under random cross-validation with full-data preprocessing against cluster-blocked and region-blocked folds with in-fold preprocessing.</w:t>
+              <w:t xml:space="preserve">Table 13: Corrected methods, P1: within-country AUC under random cross-validation with full-data preprocessing against cluster-blocked and region-blocked folds with in-fold preprocessing.</w:t>
             </w:r>
           </w:p>
           <w:tbl>
@@ -13780,7 +15071,7 @@
               </w:tc>
             </w:tr>
           </w:tbl>
-          <w:bookmarkEnd w:id="58"/>
+          <w:bookmarkEnd w:id="63"/>
           <w:p/>
         </w:tc>
       </w:tr>
@@ -13806,7 +15097,7 @@
       <w:tr>
         <w:tc>
           <w:tcPr/>
-          <w:bookmarkStart w:id="59" w:name="tbl-s1-error"/>
+          <w:bookmarkStart w:id="64" w:name="tbl-s1-error"/>
           <w:p>
             <w:pPr>
               <w:jc w:val="center"/>
@@ -13817,7 +15108,7 @@
               <w:pStyle w:val="ImageCaption"/>
             </w:pPr>
             <w:r>
-              <w:t xml:space="preserve">Table 13: Corrected methods, P3: district prediction error decomposed into a survey-sampling component and a model component.</w:t>
+              <w:t xml:space="preserve">Table 14: Corrected methods, P3: district prediction error decomposed into a survey-sampling component and a model component.</w:t>
             </w:r>
           </w:p>
           <w:tbl>
@@ -16165,13 +17456,13 @@
               </w:tc>
             </w:tr>
           </w:tbl>
-          <w:bookmarkEnd w:id="59"/>
+          <w:bookmarkEnd w:id="64"/>
           <w:p/>
         </w:tc>
       </w:tr>
     </w:tbl>
-    <w:bookmarkEnd w:id="60"/>
-    <w:bookmarkStart w:id="61" w:name="s1.3-other-analyses-of-the-first-version"/>
+    <w:bookmarkEnd w:id="65"/>
+    <w:bookmarkStart w:id="66" w:name="s1.3-other-analyses-of-the-first-version"/>
     <w:p>
       <w:pPr>
         <w:pStyle w:val="Heading2"/>
@@ -16273,16 +17564,16 @@
           <w:rPr>
             <w:rStyle w:val="Hyperlink"/>
           </w:rPr>
-          <w:t xml:space="preserve">Table 11</w:t>
+          <w:t xml:space="preserve">Table 12</w:t>
         </w:r>
       </w:hyperlink>
       <w:r>
         <w:t xml:space="preserve">.</w:t>
       </w:r>
     </w:p>
-    <w:bookmarkEnd w:id="61"/>
-    <w:bookmarkEnd w:id="62"/>
-    <w:bookmarkStart w:id="63" w:name="X4e767c0aee720761abf985f7282b1cc6cf29c4c"/>
+    <w:bookmarkEnd w:id="66"/>
+    <w:bookmarkEnd w:id="67"/>
+    <w:bookmarkStart w:id="68" w:name="X4e767c0aee720761abf985f7282b1cc6cf29c4c"/>
     <w:p>
       <w:pPr>
         <w:pStyle w:val="Heading1"/>
@@ -16401,8 +17692,8 @@
         <w:t xml:space="preserve">rather than survey prevalence.</w:t>
       </w:r>
     </w:p>
-    <w:bookmarkEnd w:id="63"/>
-    <w:bookmarkStart w:id="65" w:name="supplement-s3-per-cell-transport"/>
+    <w:bookmarkEnd w:id="68"/>
+    <w:bookmarkStart w:id="70" w:name="supplement-s3-per-cell-transport"/>
     <w:p>
       <w:pPr>
         <w:pStyle w:val="Heading1"/>
@@ -16424,7 +17715,7 @@
       <w:tr>
         <w:tc>
           <w:tcPr/>
-          <w:bookmarkStart w:id="64" w:name="tbl-s3-cells"/>
+          <w:bookmarkStart w:id="69" w:name="tbl-s3-cells"/>
           <w:p>
             <w:pPr>
               <w:jc w:val="center"/>
@@ -16435,7 +17726,7 @@
               <w:pStyle w:val="ImageCaption"/>
             </w:pPr>
             <w:r>
-              <w:t xml:space="preserve">Table 14: Country transport by cell: Spearman correlation in the held-out country for the zero-tuning domain index, biomarker level and prevalence, district tier.</w:t>
+              <w:t xml:space="preserve">Table 15: Country transport by cell: Spearman correlation in the held-out country for the zero-tuning domain index, biomarker level and prevalence, district tier.</w:t>
             </w:r>
           </w:p>
           <w:tbl>
@@ -17696,23 +18987,2076 @@
               </w:tc>
             </w:tr>
           </w:tbl>
-          <w:bookmarkEnd w:id="64"/>
+          <w:bookmarkEnd w:id="69"/>
           <w:p/>
         </w:tc>
       </w:tr>
     </w:tbl>
-    <w:bookmarkEnd w:id="65"/>
-    <w:bookmarkStart w:id="98" w:name="references"/>
+    <w:bookmarkEnd w:id="70"/>
+    <w:bookmarkStart w:id="72" w:name="X931d8d70062060fbdfa0405a2051e1a0c36998d"/>
     <w:p>
       <w:pPr>
         <w:pStyle w:val="Heading1"/>
       </w:pPr>
       <w:r>
+        <w:t xml:space="preserve">Supplement S4: the twenty-predictor composites</w:t>
+      </w:r>
+    </w:p>
+    <w:p>
+      <w:pPr>
+        <w:pStyle w:val="FirstParagraph"/>
+      </w:pPr>
+      <w:r>
+        <w:t xml:space="preserve">The members of each outcome’s composite in the pooled four-country fit on the</w:t>
+      </w:r>
+      <w:r>
+        <w:t xml:space="preserve"> </w:t>
+      </w:r>
+      <w:r>
+        <w:t xml:space="preserve">biomarker level, in order of back-projected weight, with the sign of the</w:t>
+      </w:r>
+      <w:r>
+        <w:t xml:space="preserve"> </w:t>
+      </w:r>
+      <w:r>
+        <w:t xml:space="preserve">contribution (+ means more deficiency). In the benchmark the membership is</w:t>
+      </w:r>
+      <w:r>
+        <w:t xml:space="preserve"> </w:t>
+      </w:r>
+      <w:r>
+        <w:t xml:space="preserve">re-chosen inside every training fold; these are the versions a fifth country</w:t>
+      </w:r>
+      <w:r>
+        <w:t xml:space="preserve"> </w:t>
+      </w:r>
+      <w:r>
+        <w:t xml:space="preserve">would receive. A star marks a member whose sign is not reproduced in every</w:t>
+      </w:r>
+      <w:r>
+        <w:t xml:space="preserve"> </w:t>
+      </w:r>
+      <w:r>
+        <w:t xml:space="preserve">country’s own independent fit.</w:t>
+      </w:r>
+    </w:p>
+    <w:tbl>
+      <w:tblPr>
+        <w:tblStyle w:val="Table"/>
+        <w:tblW w:type="pct" w:w="5000"/>
+        <w:tblLayout w:type="fixed"/>
+        <w:tblLook w:firstRow="0" w:lastRow="0" w:firstColumn="0" w:lastColumn="0" w:noHBand="0" w:noVBand="0" w:val="0000"/>
+      </w:tblPr>
+      <w:tblGrid>
+        <w:gridCol w:w="7920"/>
+      </w:tblGrid>
+      <w:tr>
+        <w:tc>
+          <w:tcPr/>
+          <w:bookmarkStart w:id="71" w:name="tbl-s4"/>
+          <w:p>
+            <w:pPr>
+              <w:jc w:val="center"/>
+            </w:pPr>
+            <w:pPr>
+              <w:jc w:val="start"/>
+              <w:spacing w:before="200"/>
+              <w:pStyle w:val="ImageCaption"/>
+            </w:pPr>
+            <w:r>
+              <w:t xml:space="preserve">Table 16: Twenty-predictor composites by outcome (four-country fit, biomarker level): predictor and sign, in order of weight.</w:t>
+            </w:r>
+          </w:p>
+          <w:tbl>
+            <w:tblPr>
+              <w:tblStyle w:val="Table"/>
+              <w:tblW w:type="pct" w:w="5000"/>
+              <w:tblLayout w:type="fixed"/>
+              <w:tblLook w:firstRow="1" w:lastRow="0" w:firstColumn="0" w:lastColumn="0" w:noHBand="0" w:noVBand="0" w:val="0020"/>
+            </w:tblPr>
+            <w:tblGrid>
+              <w:gridCol w:w="154"/>
+              <w:gridCol w:w="986"/>
+              <w:gridCol w:w="955"/>
+              <w:gridCol w:w="1633"/>
+              <w:gridCol w:w="2188"/>
+              <w:gridCol w:w="1047"/>
+              <w:gridCol w:w="955"/>
+            </w:tblGrid>
+            <w:tr>
+              <w:trPr>
+                <w:tblHeader w:val="on"/>
+              </w:trPr>
+              <w:tc>
+                <w:tcPr/>
+                <w:p>
+                  <w:pPr>
+                    <w:pStyle w:val="Compact"/>
+                    <w:jc w:val="right"/>
+                    <w:jc w:val="center"/>
+                  </w:pPr>
+                  <w:r>
+                    <w:t xml:space="preserve">Rank</w:t>
+                  </w:r>
+                </w:p>
+              </w:tc>
+              <w:tc>
+                <w:tcPr/>
+                <w:p>
+                  <w:pPr>
+                    <w:pStyle w:val="Compact"/>
+                    <w:jc w:val="left"/>
+                    <w:jc w:val="center"/>
+                  </w:pPr>
+                  <w:r>
+                    <w:t xml:space="preserve">Child vitamin A</w:t>
+                  </w:r>
+                </w:p>
+              </w:tc>
+              <w:tc>
+                <w:tcPr/>
+                <w:p>
+                  <w:pPr>
+                    <w:pStyle w:val="Compact"/>
+                    <w:jc w:val="left"/>
+                    <w:jc w:val="center"/>
+                  </w:pPr>
+                  <w:r>
+                    <w:t xml:space="preserve">Women’s vitamin A</w:t>
+                  </w:r>
+                </w:p>
+              </w:tc>
+              <w:tc>
+                <w:tcPr/>
+                <w:p>
+                  <w:pPr>
+                    <w:pStyle w:val="Compact"/>
+                    <w:jc w:val="left"/>
+                    <w:jc w:val="center"/>
+                  </w:pPr>
+                  <w:r>
+                    <w:t xml:space="preserve">Child iron</w:t>
+                  </w:r>
+                </w:p>
+              </w:tc>
+              <w:tc>
+                <w:tcPr/>
+                <w:p>
+                  <w:pPr>
+                    <w:pStyle w:val="Compact"/>
+                    <w:jc w:val="left"/>
+                    <w:jc w:val="center"/>
+                  </w:pPr>
+                  <w:r>
+                    <w:t xml:space="preserve">Women’s iron</w:t>
+                  </w:r>
+                </w:p>
+              </w:tc>
+              <w:tc>
+                <w:tcPr/>
+                <w:p>
+                  <w:pPr>
+                    <w:pStyle w:val="Compact"/>
+                    <w:jc w:val="left"/>
+                    <w:jc w:val="center"/>
+                  </w:pPr>
+                  <w:r>
+                    <w:t xml:space="preserve">Women’s folate</w:t>
+                  </w:r>
+                </w:p>
+              </w:tc>
+              <w:tc>
+                <w:tcPr/>
+                <w:p>
+                  <w:pPr>
+                    <w:pStyle w:val="Compact"/>
+                    <w:jc w:val="left"/>
+                    <w:jc w:val="center"/>
+                  </w:pPr>
+                  <w:r>
+                    <w:t xml:space="preserve">Women’s B12</w:t>
+                  </w:r>
+                </w:p>
+              </w:tc>
+            </w:tr>
+            <w:tr>
+              <w:tc>
+                <w:tcPr/>
+                <w:p>
+                  <w:pPr>
+                    <w:pStyle w:val="Compact"/>
+                    <w:jc w:val="right"/>
+                    <w:jc w:val="center"/>
+                  </w:pPr>
+                  <w:r>
+                    <w:t xml:space="preserve">1</w:t>
+                  </w:r>
+                </w:p>
+              </w:tc>
+              <w:tc>
+                <w:tcPr/>
+                <w:p>
+                  <w:pPr>
+                    <w:pStyle w:val="Compact"/>
+                    <w:jc w:val="left"/>
+                    <w:jc w:val="center"/>
+                  </w:pPr>
+                  <w:r>
+                    <w:t xml:space="preserve">lcover_grass_frac_t0 (+)</w:t>
+                  </w:r>
+                </w:p>
+              </w:tc>
+              <w:tc>
+                <w:tcPr/>
+                <w:p>
+                  <w:pPr>
+                    <w:pStyle w:val="Compact"/>
+                    <w:jc w:val="left"/>
+                    <w:jc w:val="center"/>
+                  </w:pPr>
+                  <w:r>
+                    <w:t xml:space="preserve">lcover_grass_frac_t0 (+*)</w:t>
+                  </w:r>
+                </w:p>
+              </w:tc>
+              <w:tc>
+                <w:tcPr/>
+                <w:p>
+                  <w:pPr>
+                    <w:pStyle w:val="Compact"/>
+                    <w:jc w:val="left"/>
+                    <w:jc w:val="center"/>
+                  </w:pPr>
+                  <w:r>
+                    <w:t xml:space="preserve">dhs_w_owns_house (-)</w:t>
+                  </w:r>
+                </w:p>
+              </w:tc>
+              <w:tc>
+                <w:tcPr/>
+                <w:p>
+                  <w:pPr>
+                    <w:pStyle w:val="Compact"/>
+                    <w:jc w:val="left"/>
+                    <w:jc w:val="center"/>
+                  </w:pPr>
+                  <w:r>
+                    <w:t xml:space="preserve">dhs_w_owns_house (-)</w:t>
+                  </w:r>
+                </w:p>
+              </w:tc>
+              <w:tc>
+                <w:tcPr/>
+                <w:p>
+                  <w:pPr>
+                    <w:pStyle w:val="Compact"/>
+                    <w:jc w:val="left"/>
+                    <w:jc w:val="center"/>
+                  </w:pPr>
+                  <w:r>
+                    <w:t xml:space="preserve">espen_sth_cov_mean (+)</w:t>
+                  </w:r>
+                </w:p>
+              </w:tc>
+              <w:tc>
+                <w:tcPr/>
+                <w:p>
+                  <w:pPr>
+                    <w:pStyle w:val="Compact"/>
+                    <w:jc w:val="left"/>
+                    <w:jc w:val="center"/>
+                  </w:pPr>
+                  <w:r>
+                    <w:t xml:space="preserve">ihme_stuntingprevalence (+)</w:t>
+                  </w:r>
+                </w:p>
+              </w:tc>
+            </w:tr>
+            <w:tr>
+              <w:tc>
+                <w:tcPr/>
+                <w:p>
+                  <w:pPr>
+                    <w:pStyle w:val="Compact"/>
+                    <w:jc w:val="right"/>
+                    <w:jc w:val="center"/>
+                  </w:pPr>
+                  <w:r>
+                    <w:t xml:space="preserve">2</w:t>
+                  </w:r>
+                </w:p>
+              </w:tc>
+              <w:tc>
+                <w:tcPr/>
+                <w:p>
+                  <w:pPr>
+                    <w:pStyle w:val="Compact"/>
+                    <w:jc w:val="left"/>
+                    <w:jc w:val="center"/>
+                  </w:pPr>
+                  <w:r>
+                    <w:t xml:space="preserve">npp_gpp_t0 (-)</w:t>
+                  </w:r>
+                </w:p>
+              </w:tc>
+              <w:tc>
+                <w:tcPr/>
+                <w:p>
+                  <w:pPr>
+                    <w:pStyle w:val="Compact"/>
+                    <w:jc w:val="left"/>
+                    <w:jc w:val="center"/>
+                  </w:pPr>
+                  <w:r>
+                    <w:t xml:space="preserve">ihme_underweightprevalence (+)</w:t>
+                  </w:r>
+                </w:p>
+              </w:tc>
+              <w:tc>
+                <w:tcPr/>
+                <w:p>
+                  <w:pPr>
+                    <w:pStyle w:val="Compact"/>
+                    <w:jc w:val="left"/>
+                    <w:jc w:val="center"/>
+                  </w:pPr>
+                  <w:r>
+                    <w:t xml:space="preserve">glw_ruminant_share (+)</w:t>
+                  </w:r>
+                </w:p>
+              </w:tc>
+              <w:tc>
+                <w:tcPr/>
+                <w:p>
+                  <w:pPr>
+                    <w:pStyle w:val="Compact"/>
+                    <w:jc w:val="left"/>
+                    <w:jc w:val="center"/>
+                  </w:pPr>
+                  <w:r>
+                    <w:t xml:space="preserve">glw_ruminant_share (+)</w:t>
+                  </w:r>
+                </w:p>
+              </w:tc>
+              <w:tc>
+                <w:tcPr/>
+                <w:p>
+                  <w:pPr>
+                    <w:pStyle w:val="Compact"/>
+                    <w:jc w:val="left"/>
+                    <w:jc w:val="center"/>
+                  </w:pPr>
+                  <w:r>
+                    <w:t xml:space="preserve">dhs_w_working (-)</w:t>
+                  </w:r>
+                </w:p>
+              </w:tc>
+              <w:tc>
+                <w:tcPr/>
+                <w:p>
+                  <w:pPr>
+                    <w:pStyle w:val="Compact"/>
+                    <w:jc w:val="left"/>
+                    <w:jc w:val="center"/>
+                  </w:pPr>
+                  <w:r>
+                    <w:t xml:space="preserve">ihme_underweightprevalence (+)</w:t>
+                  </w:r>
+                </w:p>
+              </w:tc>
+            </w:tr>
+            <w:tr>
+              <w:tc>
+                <w:tcPr/>
+                <w:p>
+                  <w:pPr>
+                    <w:pStyle w:val="Compact"/>
+                    <w:jc w:val="right"/>
+                    <w:jc w:val="center"/>
+                  </w:pPr>
+                  <w:r>
+                    <w:t xml:space="preserve">3</w:t>
+                  </w:r>
+                </w:p>
+              </w:tc>
+              <w:tc>
+                <w:tcPr/>
+                <w:p>
+                  <w:pPr>
+                    <w:pStyle w:val="Compact"/>
+                    <w:jc w:val="left"/>
+                    <w:jc w:val="center"/>
+                  </w:pPr>
+                  <w:r>
+                    <w:t xml:space="preserve">ihme_underweightprevalence (+*)</w:t>
+                  </w:r>
+                </w:p>
+              </w:tc>
+              <w:tc>
+                <w:tcPr/>
+                <w:p>
+                  <w:pPr>
+                    <w:pStyle w:val="Compact"/>
+                    <w:jc w:val="left"/>
+                    <w:jc w:val="center"/>
+                  </w:pPr>
+                  <w:r>
+                    <w:t xml:space="preserve">glw_tlu_per_capita (+*)</w:t>
+                  </w:r>
+                </w:p>
+              </w:tc>
+              <w:tc>
+                <w:tcPr/>
+                <w:p>
+                  <w:pPr>
+                    <w:pStyle w:val="Compact"/>
+                    <w:jc w:val="left"/>
+                    <w:jc w:val="center"/>
+                  </w:pPr>
+                  <w:r>
+                    <w:t xml:space="preserve">dhs_w_working (-)</w:t>
+                  </w:r>
+                </w:p>
+              </w:tc>
+              <w:tc>
+                <w:tcPr/>
+                <w:p>
+                  <w:pPr>
+                    <w:pStyle w:val="Compact"/>
+                    <w:jc w:val="left"/>
+                    <w:jc w:val="center"/>
+                  </w:pPr>
+                  <w:r>
+                    <w:t xml:space="preserve">glw_pigs_km2 (-)</w:t>
+                  </w:r>
+                </w:p>
+              </w:tc>
+              <w:tc>
+                <w:tcPr/>
+                <w:p>
+                  <w:pPr>
+                    <w:pStyle w:val="Compact"/>
+                    <w:jc w:val="left"/>
+                    <w:jc w:val="center"/>
+                  </w:pPr>
+                  <w:r>
+                    <w:t xml:space="preserve">npp_npp_t0 (-*)</w:t>
+                  </w:r>
+                </w:p>
+              </w:tc>
+              <w:tc>
+                <w:tcPr/>
+                <w:p>
+                  <w:pPr>
+                    <w:pStyle w:val="Compact"/>
+                    <w:jc w:val="left"/>
+                    <w:jc w:val="center"/>
+                  </w:pPr>
+                  <w:r>
+                    <w:t xml:space="preserve">lcover_crops_frac_t0 (+)</w:t>
+                  </w:r>
+                </w:p>
+              </w:tc>
+            </w:tr>
+            <w:tr>
+              <w:tc>
+                <w:tcPr/>
+                <w:p>
+                  <w:pPr>
+                    <w:pStyle w:val="Compact"/>
+                    <w:jc w:val="right"/>
+                    <w:jc w:val="center"/>
+                  </w:pPr>
+                  <w:r>
+                    <w:t xml:space="preserve">4</w:t>
+                  </w:r>
+                </w:p>
+              </w:tc>
+              <w:tc>
+                <w:tcPr/>
+                <w:p>
+                  <w:pPr>
+                    <w:pStyle w:val="Compact"/>
+                    <w:jc w:val="left"/>
+                    <w:jc w:val="center"/>
+                  </w:pPr>
+                  <w:r>
+                    <w:t xml:space="preserve">ihme_stuntingprevalence (+*)</w:t>
+                  </w:r>
+                </w:p>
+              </w:tc>
+              <w:tc>
+                <w:tcPr/>
+                <w:p>
+                  <w:pPr>
+                    <w:pStyle w:val="Compact"/>
+                    <w:jc w:val="left"/>
+                    <w:jc w:val="center"/>
+                  </w:pPr>
+                  <w:r>
+                    <w:t xml:space="preserve">glw_sheep_km2 (+)</w:t>
+                  </w:r>
+                </w:p>
+              </w:tc>
+              <w:tc>
+                <w:tcPr/>
+                <w:p>
+                  <w:pPr>
+                    <w:pStyle w:val="Compact"/>
+                    <w:jc w:val="left"/>
+                    <w:jc w:val="center"/>
+                  </w:pPr>
+                  <w:r>
+                    <w:t xml:space="preserve">fprice_staple_rel (-)</w:t>
+                  </w:r>
+                </w:p>
+              </w:tc>
+              <w:tc>
+                <w:tcPr/>
+                <w:p>
+                  <w:pPr>
+                    <w:pStyle w:val="Compact"/>
+                    <w:jc w:val="left"/>
+                    <w:jc w:val="center"/>
+                  </w:pPr>
+                  <w:r>
+                    <w:t xml:space="preserve">soil_phosphorus_stdev_0_20 (+*)</w:t>
+                  </w:r>
+                </w:p>
+              </w:tc>
+              <w:tc>
+                <w:tcPr/>
+                <w:p>
+                  <w:pPr>
+                    <w:pStyle w:val="Compact"/>
+                    <w:jc w:val="left"/>
+                    <w:jc w:val="center"/>
+                  </w:pPr>
+                  <w:r>
+                    <w:t xml:space="preserve">spam_share_oilcrops (-*)</w:t>
+                  </w:r>
+                </w:p>
+              </w:tc>
+              <w:tc>
+                <w:tcPr/>
+                <w:p>
+                  <w:pPr>
+                    <w:pStyle w:val="Compact"/>
+                    <w:jc w:val="left"/>
+                    <w:jc w:val="center"/>
+                  </w:pPr>
+                  <w:r>
+                    <w:t xml:space="preserve">glw_tlu_per_capita (+)</w:t>
+                  </w:r>
+                </w:p>
+              </w:tc>
+            </w:tr>
+            <w:tr>
+              <w:tc>
+                <w:tcPr/>
+                <w:p>
+                  <w:pPr>
+                    <w:pStyle w:val="Compact"/>
+                    <w:jc w:val="right"/>
+                    <w:jc w:val="center"/>
+                  </w:pPr>
+                  <w:r>
+                    <w:t xml:space="preserve">5</w:t>
+                  </w:r>
+                </w:p>
+              </w:tc>
+              <w:tc>
+                <w:tcPr/>
+                <w:p>
+                  <w:pPr>
+                    <w:pStyle w:val="Compact"/>
+                    <w:jc w:val="left"/>
+                    <w:jc w:val="center"/>
+                  </w:pPr>
+                  <w:r>
+                    <w:t xml:space="preserve">wpop_share_under5 (+)</w:t>
+                  </w:r>
+                </w:p>
+              </w:tc>
+              <w:tc>
+                <w:tcPr/>
+                <w:p>
+                  <w:pPr>
+                    <w:pStyle w:val="Compact"/>
+                    <w:jc w:val="left"/>
+                    <w:jc w:val="center"/>
+                  </w:pPr>
+                  <w:r>
+                    <w:t xml:space="preserve">npp_npp_t0 (-*)</w:t>
+                  </w:r>
+                </w:p>
+              </w:tc>
+              <w:tc>
+                <w:tcPr/>
+                <w:p>
+                  <w:pPr>
+                    <w:pStyle w:val="Compact"/>
+                    <w:jc w:val="left"/>
+                    <w:jc w:val="center"/>
+                  </w:pPr>
+                  <w:r>
+                    <w:t xml:space="preserve">map_blooddisorders201201africahbcallelefrequency (+)</w:t>
+                  </w:r>
+                </w:p>
+              </w:tc>
+              <w:tc>
+                <w:tcPr/>
+                <w:p>
+                  <w:pPr>
+                    <w:pStyle w:val="Compact"/>
+                    <w:jc w:val="left"/>
+                    <w:jc w:val="center"/>
+                  </w:pPr>
+                  <w:r>
+                    <w:t xml:space="preserve">ihme_severeanemia (+)</w:t>
+                  </w:r>
+                </w:p>
+              </w:tc>
+              <w:tc>
+                <w:tcPr/>
+                <w:p>
+                  <w:pPr>
+                    <w:pStyle w:val="Compact"/>
+                    <w:jc w:val="left"/>
+                    <w:jc w:val="center"/>
+                  </w:pPr>
+                  <w:r>
+                    <w:t xml:space="preserve">dhs_w_health_insurance (+)</w:t>
+                  </w:r>
+                </w:p>
+              </w:tc>
+              <w:tc>
+                <w:tcPr/>
+                <w:p>
+                  <w:pPr>
+                    <w:pStyle w:val="Compact"/>
+                    <w:jc w:val="left"/>
+                    <w:jc w:val="center"/>
+                  </w:pPr>
+                  <w:r>
+                    <w:t xml:space="preserve">wapor_sd_t0 (+)</w:t>
+                  </w:r>
+                </w:p>
+              </w:tc>
+            </w:tr>
+            <w:tr>
+              <w:tc>
+                <w:tcPr/>
+                <w:p>
+                  <w:pPr>
+                    <w:pStyle w:val="Compact"/>
+                    <w:jc w:val="right"/>
+                    <w:jc w:val="center"/>
+                  </w:pPr>
+                  <w:r>
+                    <w:t xml:space="preserve">6</w:t>
+                  </w:r>
+                </w:p>
+              </w:tc>
+              <w:tc>
+                <w:tcPr/>
+                <w:p>
+                  <w:pPr>
+                    <w:pStyle w:val="Compact"/>
+                    <w:jc w:val="left"/>
+                    <w:jc w:val="center"/>
+                  </w:pPr>
+                  <w:r>
+                    <w:t xml:space="preserve">wpop_dependency_ratio (+)</w:t>
+                  </w:r>
+                </w:p>
+              </w:tc>
+              <w:tc>
+                <w:tcPr/>
+                <w:p>
+                  <w:pPr>
+                    <w:pStyle w:val="Compact"/>
+                    <w:jc w:val="left"/>
+                    <w:jc w:val="center"/>
+                  </w:pPr>
+                  <w:r>
+                    <w:t xml:space="preserve">npp_gpp_t0 (-)</w:t>
+                  </w:r>
+                </w:p>
+              </w:tc>
+              <w:tc>
+                <w:tcPr/>
+                <w:p>
+                  <w:pPr>
+                    <w:pStyle w:val="Compact"/>
+                    <w:jc w:val="left"/>
+                    <w:jc w:val="center"/>
+                  </w:pPr>
+                  <w:r>
+                    <w:t xml:space="preserve">glw_cattle_km2 (+)</w:t>
+                  </w:r>
+                </w:p>
+              </w:tc>
+              <w:tc>
+                <w:tcPr/>
+                <w:p>
+                  <w:pPr>
+                    <w:pStyle w:val="Compact"/>
+                    <w:jc w:val="left"/>
+                    <w:jc w:val="center"/>
+                  </w:pPr>
+                  <w:r>
+                    <w:t xml:space="preserve">ihme_allanemia (+*)</w:t>
+                  </w:r>
+                </w:p>
+              </w:tc>
+              <w:tc>
+                <w:tcPr/>
+                <w:p>
+                  <w:pPr>
+                    <w:pStyle w:val="Compact"/>
+                    <w:jc w:val="left"/>
+                    <w:jc w:val="center"/>
+                  </w:pPr>
+                  <w:r>
+                    <w:t xml:space="preserve">dhs_AN_NUTS_W_THN (+*)</w:t>
+                  </w:r>
+                </w:p>
+              </w:tc>
+              <w:tc>
+                <w:tcPr/>
+                <w:p>
+                  <w:pPr>
+                    <w:pStyle w:val="Compact"/>
+                    <w:jc w:val="left"/>
+                    <w:jc w:val="center"/>
+                  </w:pPr>
+                  <w:r>
+                    <w:t xml:space="preserve">grassland_frac (+)</w:t>
+                  </w:r>
+                </w:p>
+              </w:tc>
+            </w:tr>
+            <w:tr>
+              <w:tc>
+                <w:tcPr/>
+                <w:p>
+                  <w:pPr>
+                    <w:pStyle w:val="Compact"/>
+                    <w:jc w:val="right"/>
+                    <w:jc w:val="center"/>
+                  </w:pPr>
+                  <w:r>
+                    <w:t xml:space="preserve">7</w:t>
+                  </w:r>
+                </w:p>
+              </w:tc>
+              <w:tc>
+                <w:tcPr/>
+                <w:p>
+                  <w:pPr>
+                    <w:pStyle w:val="Compact"/>
+                    <w:jc w:val="left"/>
+                    <w:jc w:val="center"/>
+                  </w:pPr>
+                  <w:r>
+                    <w:t xml:space="preserve">fprice_staple_rel (-*)</w:t>
+                  </w:r>
+                </w:p>
+              </w:tc>
+              <w:tc>
+                <w:tcPr/>
+                <w:p>
+                  <w:pPr>
+                    <w:pStyle w:val="Compact"/>
+                    <w:jc w:val="left"/>
+                    <w:jc w:val="center"/>
+                  </w:pPr>
+                  <w:r>
+                    <w:t xml:space="preserve">ihme_stuntingprevalence (+*)</w:t>
+                  </w:r>
+                </w:p>
+              </w:tc>
+              <w:tc>
+                <w:tcPr/>
+                <w:p>
+                  <w:pPr>
+                    <w:pStyle w:val="Compact"/>
+                    <w:jc w:val="left"/>
+                    <w:jc w:val="center"/>
+                  </w:pPr>
+                  <w:r>
+                    <w:t xml:space="preserve">dhs_hh_cows (+)</w:t>
+                  </w:r>
+                </w:p>
+              </w:tc>
+              <w:tc>
+                <w:tcPr/>
+                <w:p>
+                  <w:pPr>
+                    <w:pStyle w:val="Compact"/>
+                    <w:jc w:val="left"/>
+                    <w:jc w:val="center"/>
+                  </w:pPr>
+                  <w:r>
+                    <w:t xml:space="preserve">ihme_moderateanemia (+*)</w:t>
+                  </w:r>
+                </w:p>
+              </w:tc>
+              <w:tc>
+                <w:tcPr/>
+                <w:p>
+                  <w:pPr>
+                    <w:pStyle w:val="Compact"/>
+                    <w:jc w:val="left"/>
+                    <w:jc w:val="center"/>
+                  </w:pPr>
+                  <w:r>
+                    <w:t xml:space="preserve">fprice_staple_rel (-*)</w:t>
+                  </w:r>
+                </w:p>
+              </w:tc>
+              <w:tc>
+                <w:tcPr/>
+                <w:p>
+                  <w:pPr>
+                    <w:pStyle w:val="Compact"/>
+                    <w:jc w:val="left"/>
+                    <w:jc w:val="center"/>
+                  </w:pPr>
+                  <w:r>
+                    <w:t xml:space="preserve">wdist_coast_km_mean (+)</w:t>
+                  </w:r>
+                </w:p>
+              </w:tc>
+            </w:tr>
+            <w:tr>
+              <w:tc>
+                <w:tcPr/>
+                <w:p>
+                  <w:pPr>
+                    <w:pStyle w:val="Compact"/>
+                    <w:jc w:val="right"/>
+                    <w:jc w:val="center"/>
+                  </w:pPr>
+                  <w:r>
+                    <w:t xml:space="preserve">8</w:t>
+                  </w:r>
+                </w:p>
+              </w:tc>
+              <w:tc>
+                <w:tcPr/>
+                <w:p>
+                  <w:pPr>
+                    <w:pStyle w:val="Compact"/>
+                    <w:jc w:val="left"/>
+                    <w:jc w:val="center"/>
+                  </w:pPr>
+                  <w:r>
+                    <w:t xml:space="preserve">npp_npp_t0 (-)</w:t>
+                  </w:r>
+                </w:p>
+              </w:tc>
+              <w:tc>
+                <w:tcPr/>
+                <w:p>
+                  <w:pPr>
+                    <w:pStyle w:val="Compact"/>
+                    <w:jc w:val="left"/>
+                    <w:jc w:val="center"/>
+                  </w:pPr>
+                  <w:r>
+                    <w:t xml:space="preserve">dhs_w_primary_edu (-*)</w:t>
+                  </w:r>
+                </w:p>
+              </w:tc>
+              <w:tc>
+                <w:tcPr/>
+                <w:p>
+                  <w:pPr>
+                    <w:pStyle w:val="Compact"/>
+                    <w:jc w:val="left"/>
+                    <w:jc w:val="center"/>
+                  </w:pPr>
+                  <w:r>
+                    <w:t xml:space="preserve">dhs_hh_cows_any (+)</w:t>
+                  </w:r>
+                </w:p>
+              </w:tc>
+              <w:tc>
+                <w:tcPr/>
+                <w:p>
+                  <w:pPr>
+                    <w:pStyle w:val="Compact"/>
+                    <w:jc w:val="left"/>
+                    <w:jc w:val="center"/>
+                  </w:pPr>
+                  <w:r>
+                    <w:t xml:space="preserve">ihme_mildanemia (+*)</w:t>
+                  </w:r>
+                </w:p>
+              </w:tc>
+              <w:tc>
+                <w:tcPr/>
+                <w:p>
+                  <w:pPr>
+                    <w:pStyle w:val="Compact"/>
+                    <w:jc w:val="left"/>
+                    <w:jc w:val="center"/>
+                  </w:pPr>
+                  <w:r>
+                    <w:t xml:space="preserve">tclim_pdsi_t0 (-)</w:t>
+                  </w:r>
+                </w:p>
+              </w:tc>
+              <w:tc>
+                <w:tcPr/>
+                <w:p>
+                  <w:pPr>
+                    <w:pStyle w:val="Compact"/>
+                    <w:jc w:val="left"/>
+                    <w:jc w:val="center"/>
+                  </w:pPr>
+                  <w:r>
+                    <w:t xml:space="preserve">elevation (+*)</w:t>
+                  </w:r>
+                </w:p>
+              </w:tc>
+            </w:tr>
+            <w:tr>
+              <w:tc>
+                <w:tcPr/>
+                <w:p>
+                  <w:pPr>
+                    <w:pStyle w:val="Compact"/>
+                    <w:jc w:val="right"/>
+                    <w:jc w:val="center"/>
+                  </w:pPr>
+                  <w:r>
+                    <w:t xml:space="preserve">9</w:t>
+                  </w:r>
+                </w:p>
+              </w:tc>
+              <w:tc>
+                <w:tcPr/>
+                <w:p>
+                  <w:pPr>
+                    <w:pStyle w:val="Compact"/>
+                    <w:jc w:val="left"/>
+                    <w:jc w:val="center"/>
+                  </w:pPr>
+                  <w:r>
+                    <w:t xml:space="preserve">dhs_CN_NUTS_C_WH2 (+*)</w:t>
+                  </w:r>
+                </w:p>
+              </w:tc>
+              <w:tc>
+                <w:tcPr/>
+                <w:p>
+                  <w:pPr>
+                    <w:pStyle w:val="Compact"/>
+                    <w:jc w:val="left"/>
+                    <w:jc w:val="center"/>
+                  </w:pPr>
+                  <w:r>
+                    <w:t xml:space="preserve">dhs_w_no_education (+*)</w:t>
+                  </w:r>
+                </w:p>
+              </w:tc>
+              <w:tc>
+                <w:tcPr/>
+                <w:p>
+                  <w:pPr>
+                    <w:pStyle w:val="Compact"/>
+                    <w:jc w:val="left"/>
+                    <w:jc w:val="center"/>
+                  </w:pPr>
+                  <w:r>
+                    <w:t xml:space="preserve">npp_npp_t0 (-)</w:t>
+                  </w:r>
+                </w:p>
+              </w:tc>
+              <w:tc>
+                <w:tcPr/>
+                <w:p>
+                  <w:pPr>
+                    <w:pStyle w:val="Compact"/>
+                    <w:jc w:val="left"/>
+                    <w:jc w:val="center"/>
+                  </w:pPr>
+                  <w:r>
+                    <w:t xml:space="preserve">dhs_FP_CUSA_W_MOD (-)</w:t>
+                  </w:r>
+                </w:p>
+              </w:tc>
+              <w:tc>
+                <w:tcPr/>
+                <w:p>
+                  <w:pPr>
+                    <w:pStyle w:val="Compact"/>
+                    <w:jc w:val="left"/>
+                    <w:jc w:val="center"/>
+                  </w:pPr>
+                  <w:r>
+                    <w:t xml:space="preserve">wdist_perm_km_mean (-)</w:t>
+                  </w:r>
+                </w:p>
+              </w:tc>
+              <w:tc>
+                <w:tcPr/>
+                <w:p>
+                  <w:pPr>
+                    <w:pStyle w:val="Compact"/>
+                    <w:jc w:val="left"/>
+                    <w:jc w:val="center"/>
+                  </w:pPr>
+                  <w:r>
+                    <w:t xml:space="preserve">npp_gpp_t0 (-)</w:t>
+                  </w:r>
+                </w:p>
+              </w:tc>
+            </w:tr>
+            <w:tr>
+              <w:tc>
+                <w:tcPr/>
+                <w:p>
+                  <w:pPr>
+                    <w:pStyle w:val="Compact"/>
+                    <w:jc w:val="right"/>
+                    <w:jc w:val="center"/>
+                  </w:pPr>
+                  <w:r>
+                    <w:t xml:space="preserve">10</w:t>
+                  </w:r>
+                </w:p>
+              </w:tc>
+              <w:tc>
+                <w:tcPr/>
+                <w:p>
+                  <w:pPr>
+                    <w:pStyle w:val="Compact"/>
+                    <w:jc w:val="left"/>
+                    <w:jc w:val="center"/>
+                  </w:pPr>
+                  <w:r>
+                    <w:t xml:space="preserve">dhs_w_primary_edu (-*)</w:t>
+                  </w:r>
+                </w:p>
+              </w:tc>
+              <w:tc>
+                <w:tcPr/>
+                <w:p>
+                  <w:pPr>
+                    <w:pStyle w:val="Compact"/>
+                    <w:jc w:val="left"/>
+                    <w:jc w:val="center"/>
+                  </w:pPr>
+                  <w:r>
+                    <w:t xml:space="preserve">dhs_ML_NETP_H_IT2 (-*)</w:t>
+                  </w:r>
+                </w:p>
+              </w:tc>
+              <w:tc>
+                <w:tcPr/>
+                <w:p>
+                  <w:pPr>
+                    <w:pStyle w:val="Compact"/>
+                    <w:jc w:val="left"/>
+                    <w:jc w:val="center"/>
+                  </w:pPr>
+                  <w:r>
+                    <w:t xml:space="preserve">spam_share_cereals (+)</w:t>
+                  </w:r>
+                </w:p>
+              </w:tc>
+              <w:tc>
+                <w:tcPr/>
+                <w:p>
+                  <w:pPr>
+                    <w:pStyle w:val="Compact"/>
+                    <w:jc w:val="left"/>
+                    <w:jc w:val="center"/>
+                  </w:pPr>
+                  <w:r>
+                    <w:t xml:space="preserve">dhs_hh_soap_available (+*)</w:t>
+                  </w:r>
+                </w:p>
+              </w:tc>
+              <w:tc>
+                <w:tcPr/>
+                <w:p>
+                  <w:pPr>
+                    <w:pStyle w:val="Compact"/>
+                    <w:jc w:val="left"/>
+                    <w:jc w:val="center"/>
+                  </w:pPr>
+                  <w:r>
+                    <w:t xml:space="preserve">dhs_CN_NUTS_C_HA2 (-)</w:t>
+                  </w:r>
+                </w:p>
+              </w:tc>
+              <w:tc>
+                <w:tcPr/>
+                <w:p>
+                  <w:pPr>
+                    <w:pStyle w:val="Compact"/>
+                    <w:jc w:val="left"/>
+                    <w:jc w:val="center"/>
+                  </w:pPr>
+                  <w:r>
+                    <w:t xml:space="preserve">fprice_staple_rel (-*)</w:t>
+                  </w:r>
+                </w:p>
+              </w:tc>
+            </w:tr>
+            <w:tr>
+              <w:tc>
+                <w:tcPr/>
+                <w:p>
+                  <w:pPr>
+                    <w:pStyle w:val="Compact"/>
+                    <w:jc w:val="right"/>
+                    <w:jc w:val="center"/>
+                  </w:pPr>
+                  <w:r>
+                    <w:t xml:space="preserve">11</w:t>
+                  </w:r>
+                </w:p>
+              </w:tc>
+              <w:tc>
+                <w:tcPr/>
+                <w:p>
+                  <w:pPr>
+                    <w:pStyle w:val="Compact"/>
+                    <w:jc w:val="left"/>
+                    <w:jc w:val="center"/>
+                  </w:pPr>
+                  <w:r>
+                    <w:t xml:space="preserve">dhs_w_no_education (+*)</w:t>
+                  </w:r>
+                </w:p>
+              </w:tc>
+              <w:tc>
+                <w:tcPr/>
+                <w:p>
+                  <w:pPr>
+                    <w:pStyle w:val="Compact"/>
+                    <w:jc w:val="left"/>
+                    <w:jc w:val="center"/>
+                  </w:pPr>
+                  <w:r>
+                    <w:t xml:space="preserve">dhs_CN_NUTS_C_WH2 (+)</w:t>
+                  </w:r>
+                </w:p>
+              </w:tc>
+              <w:tc>
+                <w:tcPr/>
+                <w:p>
+                  <w:pPr>
+                    <w:pStyle w:val="Compact"/>
+                    <w:jc w:val="left"/>
+                    <w:jc w:val="center"/>
+                  </w:pPr>
+                  <w:r>
+                    <w:t xml:space="preserve">soil_phosphorus_stdev_0_20 (+*)</w:t>
+                  </w:r>
+                </w:p>
+              </w:tc>
+              <w:tc>
+                <w:tcPr/>
+                <w:p>
+                  <w:pPr>
+                    <w:pStyle w:val="Compact"/>
+                    <w:jc w:val="left"/>
+                    <w:jc w:val="center"/>
+                  </w:pPr>
+                  <w:r>
+                    <w:t xml:space="preserve">dhs_w_modern_fp (-)</w:t>
+                  </w:r>
+                </w:p>
+              </w:tc>
+              <w:tc>
+                <w:tcPr/>
+                <w:p>
+                  <w:pPr>
+                    <w:pStyle w:val="Compact"/>
+                    <w:jc w:val="left"/>
+                    <w:jc w:val="center"/>
+                  </w:pPr>
+                  <w:r>
+                    <w:t xml:space="preserve">ihme_severeanemia (+*)</w:t>
+                  </w:r>
+                </w:p>
+              </w:tc>
+              <w:tc>
+                <w:tcPr/>
+                <w:p>
+                  <w:pPr>
+                    <w:pStyle w:val="Compact"/>
+                    <w:jc w:val="left"/>
+                    <w:jc w:val="center"/>
+                  </w:pPr>
+                  <w:r>
+                    <w:t xml:space="preserve">ihme_wastingprevalence (+*)</w:t>
+                  </w:r>
+                </w:p>
+              </w:tc>
+            </w:tr>
+            <w:tr>
+              <w:tc>
+                <w:tcPr/>
+                <w:p>
+                  <w:pPr>
+                    <w:pStyle w:val="Compact"/>
+                    <w:jc w:val="right"/>
+                    <w:jc w:val="center"/>
+                  </w:pPr>
+                  <w:r>
+                    <w:t xml:space="preserve">12</w:t>
+                  </w:r>
+                </w:p>
+              </w:tc>
+              <w:tc>
+                <w:tcPr/>
+                <w:p>
+                  <w:pPr>
+                    <w:pStyle w:val="Compact"/>
+                    <w:jc w:val="left"/>
+                    <w:jc w:val="center"/>
+                  </w:pPr>
+                  <w:r>
+                    <w:t xml:space="preserve">lcover_crops_frac_t0 (+)</w:t>
+                  </w:r>
+                </w:p>
+              </w:tc>
+              <w:tc>
+                <w:tcPr/>
+                <w:p>
+                  <w:pPr>
+                    <w:pStyle w:val="Compact"/>
+                    <w:jc w:val="left"/>
+                    <w:jc w:val="center"/>
+                  </w:pPr>
+                  <w:r>
+                    <w:t xml:space="preserve">fprice_staple_rel (-)</w:t>
+                  </w:r>
+                </w:p>
+              </w:tc>
+              <w:tc>
+                <w:tcPr/>
+                <w:p>
+                  <w:pPr>
+                    <w:pStyle w:val="Compact"/>
+                    <w:jc w:val="left"/>
+                    <w:jc w:val="center"/>
+                  </w:pPr>
+                  <w:r>
+                    <w:t xml:space="preserve">npp_gpp_t0 (-)</w:t>
+                  </w:r>
+                </w:p>
+              </w:tc>
+              <w:tc>
+                <w:tcPr/>
+                <w:p>
+                  <w:pPr>
+                    <w:pStyle w:val="Compact"/>
+                    <w:jc w:val="left"/>
+                    <w:jc w:val="center"/>
+                  </w:pPr>
+                  <w:r>
+                    <w:t xml:space="preserve">lcover_grass_frac_t0 (+*)</w:t>
+                  </w:r>
+                </w:p>
+              </w:tc>
+              <w:tc>
+                <w:tcPr/>
+                <w:p>
+                  <w:pPr>
+                    <w:pStyle w:val="Compact"/>
+                    <w:jc w:val="left"/>
+                    <w:jc w:val="center"/>
+                  </w:pPr>
+                  <w:r>
+                    <w:t xml:space="preserve">ihme_allanemia (+)</w:t>
+                  </w:r>
+                </w:p>
+              </w:tc>
+              <w:tc>
+                <w:tcPr/>
+                <w:p>
+                  <w:pPr>
+                    <w:pStyle w:val="Compact"/>
+                    <w:jc w:val="left"/>
+                    <w:jc w:val="center"/>
+                  </w:pPr>
+                  <w:r>
+                    <w:t xml:space="preserve">glw_cattle_km2 (+)</w:t>
+                  </w:r>
+                </w:p>
+              </w:tc>
+            </w:tr>
+            <w:tr>
+              <w:tc>
+                <w:tcPr/>
+                <w:p>
+                  <w:pPr>
+                    <w:pStyle w:val="Compact"/>
+                    <w:jc w:val="right"/>
+                    <w:jc w:val="center"/>
+                  </w:pPr>
+                  <w:r>
+                    <w:t xml:space="preserve">13</w:t>
+                  </w:r>
+                </w:p>
+              </w:tc>
+              <w:tc>
+                <w:tcPr/>
+                <w:p>
+                  <w:pPr>
+                    <w:pStyle w:val="Compact"/>
+                    <w:jc w:val="left"/>
+                    <w:jc w:val="center"/>
+                  </w:pPr>
+                  <w:r>
+                    <w:t xml:space="preserve">wapor_sd_t0 (+*)</w:t>
+                  </w:r>
+                </w:p>
+              </w:tc>
+              <w:tc>
+                <w:tcPr/>
+                <w:p>
+                  <w:pPr>
+                    <w:pStyle w:val="Compact"/>
+                    <w:jc w:val="left"/>
+                    <w:jc w:val="center"/>
+                  </w:pPr>
+                  <w:r>
+                    <w:t xml:space="preserve">ihme_wastingprevalence (+*)</w:t>
+                  </w:r>
+                </w:p>
+              </w:tc>
+              <w:tc>
+                <w:tcPr/>
+                <w:p>
+                  <w:pPr>
+                    <w:pStyle w:val="Compact"/>
+                    <w:jc w:val="left"/>
+                    <w:jc w:val="center"/>
+                  </w:pPr>
+                  <w:r>
+                    <w:t xml:space="preserve">spam_share_roots (-)</w:t>
+                  </w:r>
+                </w:p>
+              </w:tc>
+              <w:tc>
+                <w:tcPr/>
+                <w:p>
+                  <w:pPr>
+                    <w:pStyle w:val="Compact"/>
+                    <w:jc w:val="left"/>
+                    <w:jc w:val="center"/>
+                  </w:pPr>
+                  <w:r>
+                    <w:t xml:space="preserve">dhs_w_working (-*)</w:t>
+                  </w:r>
+                </w:p>
+              </w:tc>
+              <w:tc>
+                <w:tcPr/>
+                <w:p>
+                  <w:pPr>
+                    <w:pStyle w:val="Compact"/>
+                    <w:jc w:val="left"/>
+                    <w:jc w:val="center"/>
+                  </w:pPr>
+                  <w:r>
+                    <w:t xml:space="preserve">lcover_water_seasonal_frac_t0 (+)</w:t>
+                  </w:r>
+                </w:p>
+              </w:tc>
+              <w:tc>
+                <w:tcPr/>
+                <w:p>
+                  <w:pPr>
+                    <w:pStyle w:val="Compact"/>
+                    <w:jc w:val="left"/>
+                    <w:jc w:val="center"/>
+                  </w:pPr>
+                  <w:r>
+                    <w:t xml:space="preserve">wdist_coast_km_min (+)</w:t>
+                  </w:r>
+                </w:p>
+              </w:tc>
+            </w:tr>
+            <w:tr>
+              <w:tc>
+                <w:tcPr/>
+                <w:p>
+                  <w:pPr>
+                    <w:pStyle w:val="Compact"/>
+                    <w:jc w:val="right"/>
+                    <w:jc w:val="center"/>
+                  </w:pPr>
+                  <w:r>
+                    <w:t xml:space="preserve">14</w:t>
+                  </w:r>
+                </w:p>
+              </w:tc>
+              <w:tc>
+                <w:tcPr/>
+                <w:p>
+                  <w:pPr>
+                    <w:pStyle w:val="Compact"/>
+                    <w:jc w:val="left"/>
+                    <w:jc w:val="center"/>
+                  </w:pPr>
+                  <w:r>
+                    <w:t xml:space="preserve">dhs_hh_sheep (+)</w:t>
+                  </w:r>
+                </w:p>
+              </w:tc>
+              <w:tc>
+                <w:tcPr/>
+                <w:p>
+                  <w:pPr>
+                    <w:pStyle w:val="Compact"/>
+                    <w:jc w:val="left"/>
+                    <w:jc w:val="center"/>
+                  </w:pPr>
+                  <w:r>
+                    <w:t xml:space="preserve">dhs_c_mean_whz (-)</w:t>
+                  </w:r>
+                </w:p>
+              </w:tc>
+              <w:tc>
+                <w:tcPr/>
+                <w:p>
+                  <w:pPr>
+                    <w:pStyle w:val="Compact"/>
+                    <w:jc w:val="left"/>
+                    <w:jc w:val="center"/>
+                  </w:pPr>
+                  <w:r>
+                    <w:t xml:space="preserve">map_sy_pf_parasite_rate (-*)</w:t>
+                  </w:r>
+                </w:p>
+              </w:tc>
+              <w:tc>
+                <w:tcPr/>
+                <w:p>
+                  <w:pPr>
+                    <w:pStyle w:val="Compact"/>
+                    <w:jc w:val="left"/>
+                    <w:jc w:val="center"/>
+                  </w:pPr>
+                  <w:r>
+                    <w:t xml:space="preserve">dhs_hh_improved_water (+*)</w:t>
+                  </w:r>
+                </w:p>
+              </w:tc>
+              <w:tc>
+                <w:tcPr/>
+                <w:p>
+                  <w:pPr>
+                    <w:pStyle w:val="Compact"/>
+                    <w:jc w:val="left"/>
+                    <w:jc w:val="center"/>
+                  </w:pPr>
+                  <w:r>
+                    <w:t xml:space="preserve">ihme_moderateanemia (+)</w:t>
+                  </w:r>
+                </w:p>
+              </w:tc>
+              <w:tc>
+                <w:tcPr/>
+                <w:p>
+                  <w:pPr>
+                    <w:pStyle w:val="Compact"/>
+                    <w:jc w:val="left"/>
+                    <w:jc w:val="center"/>
+                  </w:pPr>
+                  <w:r>
+                    <w:t xml:space="preserve">rwi_mean (-)</w:t>
+                  </w:r>
+                </w:p>
+              </w:tc>
+            </w:tr>
+            <w:tr>
+              <w:tc>
+                <w:tcPr/>
+                <w:p>
+                  <w:pPr>
+                    <w:pStyle w:val="Compact"/>
+                    <w:jc w:val="right"/>
+                    <w:jc w:val="center"/>
+                  </w:pPr>
+                  <w:r>
+                    <w:t xml:space="preserve">15</w:t>
+                  </w:r>
+                </w:p>
+              </w:tc>
+              <w:tc>
+                <w:tcPr/>
+                <w:p>
+                  <w:pPr>
+                    <w:pStyle w:val="Compact"/>
+                    <w:jc w:val="left"/>
+                    <w:jc w:val="center"/>
+                  </w:pPr>
+                  <w:r>
+                    <w:t xml:space="preserve">ihme_wastingprevalence (+)</w:t>
+                  </w:r>
+                </w:p>
+              </w:tc>
+              <w:tc>
+                <w:tcPr/>
+                <w:p>
+                  <w:pPr>
+                    <w:pStyle w:val="Compact"/>
+                    <w:jc w:val="left"/>
+                    <w:jc w:val="center"/>
+                  </w:pPr>
+                  <w:r>
+                    <w:t xml:space="preserve">dhs_w_edu_years_mean (-*)</w:t>
+                  </w:r>
+                </w:p>
+              </w:tc>
+              <w:tc>
+                <w:tcPr/>
+                <w:p>
+                  <w:pPr>
+                    <w:pStyle w:val="Compact"/>
+                    <w:jc w:val="left"/>
+                    <w:jc w:val="center"/>
+                  </w:pPr>
+                  <w:r>
+                    <w:t xml:space="preserve">map_sy_pf_incidence_rate (-*)</w:t>
+                  </w:r>
+                </w:p>
+              </w:tc>
+              <w:tc>
+                <w:tcPr/>
+                <w:p>
+                  <w:pPr>
+                    <w:pStyle w:val="Compact"/>
+                    <w:jc w:val="left"/>
+                    <w:jc w:val="center"/>
+                  </w:pPr>
+                  <w:r>
+                    <w:t xml:space="preserve">glw_sheep_km2 (+)</w:t>
+                  </w:r>
+                </w:p>
+              </w:tc>
+              <w:tc>
+                <w:tcPr/>
+                <w:p>
+                  <w:pPr>
+                    <w:pStyle w:val="Compact"/>
+                    <w:jc w:val="left"/>
+                    <w:jc w:val="center"/>
+                  </w:pPr>
+                  <w:r>
+                    <w:t xml:space="preserve">wdist_any_km_mean (-)</w:t>
+                  </w:r>
+                </w:p>
+              </w:tc>
+              <w:tc>
+                <w:tcPr/>
+                <w:p>
+                  <w:pPr>
+                    <w:pStyle w:val="Compact"/>
+                    <w:jc w:val="left"/>
+                    <w:jc w:val="center"/>
+                  </w:pPr>
+                  <w:r>
+                    <w:t xml:space="preserve">dhs_CN_NUTS_C_HA2 (+)</w:t>
+                  </w:r>
+                </w:p>
+              </w:tc>
+            </w:tr>
+            <w:tr>
+              <w:tc>
+                <w:tcPr/>
+                <w:p>
+                  <w:pPr>
+                    <w:pStyle w:val="Compact"/>
+                    <w:jc w:val="right"/>
+                    <w:jc w:val="center"/>
+                  </w:pPr>
+                  <w:r>
+                    <w:t xml:space="preserve">16</w:t>
+                  </w:r>
+                </w:p>
+              </w:tc>
+              <w:tc>
+                <w:tcPr/>
+                <w:p>
+                  <w:pPr>
+                    <w:pStyle w:val="Compact"/>
+                    <w:jc w:val="left"/>
+                    <w:jc w:val="center"/>
+                  </w:pPr>
+                  <w:r>
+                    <w:t xml:space="preserve">glw_ruminant_share (+)</w:t>
+                  </w:r>
+                </w:p>
+              </w:tc>
+              <w:tc>
+                <w:tcPr/>
+                <w:p>
+                  <w:pPr>
+                    <w:pStyle w:val="Compact"/>
+                    <w:jc w:val="left"/>
+                    <w:jc w:val="center"/>
+                  </w:pPr>
+                  <w:r>
+                    <w:t xml:space="preserve">aef_A24 (+)</w:t>
+                  </w:r>
+                </w:p>
+              </w:tc>
+              <w:tc>
+                <w:tcPr/>
+                <w:p>
+                  <w:pPr>
+                    <w:pStyle w:val="Compact"/>
+                    <w:jc w:val="left"/>
+                    <w:jc w:val="center"/>
+                  </w:pPr>
+                  <w:r>
+                    <w:t xml:space="preserve">wdist_coast_km_mean (+*)</w:t>
+                  </w:r>
+                </w:p>
+              </w:tc>
+              <w:tc>
+                <w:tcPr/>
+                <w:p>
+                  <w:pPr>
+                    <w:pStyle w:val="Compact"/>
+                    <w:jc w:val="left"/>
+                    <w:jc w:val="center"/>
+                  </w:pPr>
+                  <w:r>
+                    <w:t xml:space="preserve">map_blooddisorders201201globalsicklehaemoglobinhbsallelefrequency (+*)</w:t>
+                  </w:r>
+                </w:p>
+              </w:tc>
+              <w:tc>
+                <w:tcPr/>
+                <w:p>
+                  <w:pPr>
+                    <w:pStyle w:val="Compact"/>
+                    <w:jc w:val="left"/>
+                    <w:jc w:val="center"/>
+                  </w:pPr>
+                  <w:r>
+                    <w:t xml:space="preserve">soil_sulfur_stdev_20_50 (-)</w:t>
+                  </w:r>
+                </w:p>
+              </w:tc>
+              <w:tc>
+                <w:tcPr/>
+                <w:p>
+                  <w:pPr>
+                    <w:pStyle w:val="Compact"/>
+                    <w:jc w:val="left"/>
+                    <w:jc w:val="center"/>
+                  </w:pPr>
+                  <w:r>
+                    <w:t xml:space="preserve">ihme_prevalence (+)</w:t>
+                  </w:r>
+                </w:p>
+              </w:tc>
+            </w:tr>
+            <w:tr>
+              <w:tc>
+                <w:tcPr/>
+                <w:p>
+                  <w:pPr>
+                    <w:pStyle w:val="Compact"/>
+                    <w:jc w:val="right"/>
+                    <w:jc w:val="center"/>
+                  </w:pPr>
+                  <w:r>
+                    <w:t xml:space="preserve">17</w:t>
+                  </w:r>
+                </w:p>
+              </w:tc>
+              <w:tc>
+                <w:tcPr/>
+                <w:p>
+                  <w:pPr>
+                    <w:pStyle w:val="Compact"/>
+                    <w:jc w:val="left"/>
+                    <w:jc w:val="center"/>
+                  </w:pPr>
+                  <w:r>
+                    <w:t xml:space="preserve">dhs_w_bmi_overweight (-)</w:t>
+                  </w:r>
+                </w:p>
+              </w:tc>
+              <w:tc>
+                <w:tcPr/>
+                <w:p>
+                  <w:pPr>
+                    <w:pStyle w:val="Compact"/>
+                    <w:jc w:val="left"/>
+                    <w:jc w:val="center"/>
+                  </w:pPr>
+                  <w:r>
+                    <w:t xml:space="preserve">glw_goats_km2 (+)</w:t>
+                  </w:r>
+                </w:p>
+              </w:tc>
+              <w:tc>
+                <w:tcPr/>
+                <w:p>
+                  <w:pPr>
+                    <w:pStyle w:val="Compact"/>
+                    <w:jc w:val="left"/>
+                    <w:jc w:val="center"/>
+                  </w:pPr>
+                  <w:r>
+                    <w:t xml:space="preserve">lcover_crops_frac_t0 (+*)</w:t>
+                  </w:r>
+                </w:p>
+              </w:tc>
+              <w:tc>
+                <w:tcPr/>
+                <w:p>
+                  <w:pPr>
+                    <w:pStyle w:val="Compact"/>
+                    <w:jc w:val="left"/>
+                    <w:jc w:val="center"/>
+                  </w:pPr>
+                  <w:r>
+                    <w:t xml:space="preserve">map_sy_pf_mortality_rate (-)</w:t>
+                  </w:r>
+                </w:p>
+              </w:tc>
+              <w:tc>
+                <w:tcPr/>
+                <w:p>
+                  <w:pPr>
+                    <w:pStyle w:val="Compact"/>
+                    <w:jc w:val="left"/>
+                    <w:jc w:val="center"/>
+                  </w:pPr>
+                  <w:r>
+                    <w:t xml:space="preserve">spam_prod_oilcrops (-)</w:t>
+                  </w:r>
+                </w:p>
+              </w:tc>
+              <w:tc>
+                <w:tcPr/>
+                <w:p>
+                  <w:pPr>
+                    <w:pStyle w:val="Compact"/>
+                    <w:jc w:val="left"/>
+                    <w:jc w:val="center"/>
+                  </w:pPr>
+                  <w:r>
+                    <w:t xml:space="preserve">ihme_ebfprevalence (+)</w:t>
+                  </w:r>
+                </w:p>
+              </w:tc>
+            </w:tr>
+            <w:tr>
+              <w:tc>
+                <w:tcPr/>
+                <w:p>
+                  <w:pPr>
+                    <w:pStyle w:val="Compact"/>
+                    <w:jc w:val="right"/>
+                    <w:jc w:val="center"/>
+                  </w:pPr>
+                  <w:r>
+                    <w:t xml:space="preserve">18</w:t>
+                  </w:r>
+                </w:p>
+              </w:tc>
+              <w:tc>
+                <w:tcPr/>
+                <w:p>
+                  <w:pPr>
+                    <w:pStyle w:val="Compact"/>
+                    <w:jc w:val="left"/>
+                    <w:jc w:val="center"/>
+                  </w:pPr>
+                  <w:r>
+                    <w:t xml:space="preserve">aef_A54 (-)</w:t>
+                  </w:r>
+                </w:p>
+              </w:tc>
+              <w:tc>
+                <w:tcPr/>
+                <w:p>
+                  <w:pPr>
+                    <w:pStyle w:val="Compact"/>
+                    <w:jc w:val="left"/>
+                    <w:jc w:val="center"/>
+                  </w:pPr>
+                  <w:r>
+                    <w:t xml:space="preserve">ihme_allanemia (+*)</w:t>
+                  </w:r>
+                </w:p>
+              </w:tc>
+              <w:tc>
+                <w:tcPr/>
+                <w:p>
+                  <w:pPr>
+                    <w:pStyle w:val="Compact"/>
+                    <w:jc w:val="left"/>
+                    <w:jc w:val="center"/>
+                  </w:pPr>
+                  <w:r>
+                    <w:t xml:space="preserve">wdist_coast_km_min (+*)</w:t>
+                  </w:r>
+                </w:p>
+              </w:tc>
+              <w:tc>
+                <w:tcPr/>
+                <w:p>
+                  <w:pPr>
+                    <w:pStyle w:val="Compact"/>
+                    <w:jc w:val="left"/>
+                    <w:jc w:val="center"/>
+                  </w:pPr>
+                  <w:r>
+                    <w:t xml:space="preserve">dhs_hh_mean_hhsize (+)</w:t>
+                  </w:r>
+                </w:p>
+              </w:tc>
+              <w:tc>
+                <w:tcPr/>
+                <w:p>
+                  <w:pPr>
+                    <w:pStyle w:val="Compact"/>
+                    <w:jc w:val="left"/>
+                    <w:jc w:val="center"/>
+                  </w:pPr>
+                  <w:r>
+                    <w:t xml:space="preserve">soilgrids_silt (+)</w:t>
+                  </w:r>
+                </w:p>
+              </w:tc>
+              <w:tc>
+                <w:tcPr/>
+                <w:p>
+                  <w:pPr>
+                    <w:pStyle w:val="Compact"/>
+                    <w:jc w:val="left"/>
+                    <w:jc w:val="center"/>
+                  </w:pPr>
+                  <w:r>
+                    <w:t xml:space="preserve">lcover_grass_frac_t0 (+)</w:t>
+                  </w:r>
+                </w:p>
+              </w:tc>
+            </w:tr>
+            <w:tr>
+              <w:tc>
+                <w:tcPr/>
+                <w:p>
+                  <w:pPr>
+                    <w:pStyle w:val="Compact"/>
+                    <w:jc w:val="right"/>
+                    <w:jc w:val="center"/>
+                  </w:pPr>
+                  <w:r>
+                    <w:t xml:space="preserve">19</w:t>
+                  </w:r>
+                </w:p>
+              </w:tc>
+              <w:tc>
+                <w:tcPr/>
+                <w:p>
+                  <w:pPr>
+                    <w:pStyle w:val="Compact"/>
+                    <w:jc w:val="left"/>
+                    <w:jc w:val="center"/>
+                  </w:pPr>
+                  <w:r>
+                    <w:t xml:space="preserve">glw_tlu_per_capita (+*)</w:t>
+                  </w:r>
+                </w:p>
+              </w:tc>
+              <w:tc>
+                <w:tcPr/>
+                <w:p>
+                  <w:pPr>
+                    <w:pStyle w:val="Compact"/>
+                    <w:jc w:val="left"/>
+                    <w:jc w:val="center"/>
+                  </w:pPr>
+                  <w:r>
+                    <w:t xml:space="preserve">glw_ruminant_share (+*)</w:t>
+                  </w:r>
+                </w:p>
+              </w:tc>
+              <w:tc>
+                <w:tcPr/>
+                <w:p>
+                  <w:pPr>
+                    <w:pStyle w:val="Compact"/>
+                    <w:jc w:val="left"/>
+                    <w:jc w:val="center"/>
+                  </w:pPr>
+                  <w:r>
+                    <w:t xml:space="preserve">dhs_hh_improved_water (+)</w:t>
+                  </w:r>
+                </w:p>
+              </w:tc>
+              <w:tc>
+                <w:tcPr/>
+                <w:p>
+                  <w:pPr>
+                    <w:pStyle w:val="Compact"/>
+                    <w:jc w:val="left"/>
+                    <w:jc w:val="center"/>
+                  </w:pPr>
+                  <w:r>
+                    <w:t xml:space="preserve">soil_aluminium_mean_20_50 (-)</w:t>
+                  </w:r>
+                </w:p>
+              </w:tc>
+              <w:tc>
+                <w:tcPr/>
+                <w:p>
+                  <w:pPr>
+                    <w:pStyle w:val="Compact"/>
+                    <w:jc w:val="left"/>
+                    <w:jc w:val="center"/>
+                  </w:pPr>
+                  <w:r>
+                    <w:t xml:space="preserve">ihme_mildanemia (+)</w:t>
+                  </w:r>
+                </w:p>
+              </w:tc>
+              <w:tc>
+                <w:tcPr/>
+                <w:p>
+                  <w:pPr>
+                    <w:pStyle w:val="Compact"/>
+                    <w:jc w:val="left"/>
+                    <w:jc w:val="center"/>
+                  </w:pPr>
+                  <w:r>
+                    <w:t xml:space="preserve">aef_A58 (-)</w:t>
+                  </w:r>
+                </w:p>
+              </w:tc>
+            </w:tr>
+            <w:tr>
+              <w:tc>
+                <w:tcPr/>
+                <w:p>
+                  <w:pPr>
+                    <w:pStyle w:val="Compact"/>
+                    <w:jc w:val="right"/>
+                    <w:jc w:val="center"/>
+                  </w:pPr>
+                  <w:r>
+                    <w:t xml:space="preserve">20</w:t>
+                  </w:r>
+                </w:p>
+              </w:tc>
+              <w:tc>
+                <w:tcPr/>
+                <w:p>
+                  <w:pPr>
+                    <w:pStyle w:val="Compact"/>
+                    <w:jc w:val="left"/>
+                    <w:jc w:val="center"/>
+                  </w:pPr>
+                  <w:r>
+                    <w:t xml:space="preserve">dhs_CN_NUTS_C_HA2 (+*)</w:t>
+                  </w:r>
+                </w:p>
+              </w:tc>
+              <w:tc>
+                <w:tcPr/>
+                <w:p>
+                  <w:pPr>
+                    <w:pStyle w:val="Compact"/>
+                    <w:jc w:val="left"/>
+                    <w:jc w:val="center"/>
+                  </w:pPr>
+                  <w:r>
+                    <w:t xml:space="preserve">ihme_moderateanemia (+*)</w:t>
+                  </w:r>
+                </w:p>
+              </w:tc>
+              <w:tc>
+                <w:tcPr/>
+                <w:p>
+                  <w:pPr>
+                    <w:pStyle w:val="Compact"/>
+                    <w:jc w:val="left"/>
+                    <w:jc w:val="center"/>
+                  </w:pPr>
+                  <w:r>
+                    <w:t xml:space="preserve">dhs_FP_CUSA_W_MOD (-)</w:t>
+                  </w:r>
+                </w:p>
+              </w:tc>
+              <w:tc>
+                <w:tcPr/>
+                <w:p>
+                  <w:pPr>
+                    <w:pStyle w:val="Compact"/>
+                    <w:jc w:val="left"/>
+                    <w:jc w:val="center"/>
+                  </w:pPr>
+                  <w:r>
+                    <w:t xml:space="preserve">soil_phosphorus_stdev_20_50 (+*)</w:t>
+                  </w:r>
+                </w:p>
+              </w:tc>
+              <w:tc>
+                <w:tcPr/>
+                <w:p>
+                  <w:pPr>
+                    <w:pStyle w:val="Compact"/>
+                    <w:jc w:val="left"/>
+                    <w:jc w:val="center"/>
+                  </w:pPr>
+                  <w:r>
+                    <w:t xml:space="preserve">aef_A13 (+)</w:t>
+                  </w:r>
+                </w:p>
+              </w:tc>
+              <w:tc>
+                <w:tcPr/>
+                <w:p>
+                  <w:pPr>
+                    <w:pStyle w:val="Compact"/>
+                    <w:jc w:val="left"/>
+                    <w:jc w:val="center"/>
+                  </w:pPr>
+                  <w:r>
+                    <w:t xml:space="preserve">dhs_CN_BRFS_C_EXB (+)</w:t>
+                  </w:r>
+                </w:p>
+              </w:tc>
+            </w:tr>
+          </w:tbl>
+          <w:bookmarkEnd w:id="71"/>
+          <w:p/>
+        </w:tc>
+      </w:tr>
+    </w:tbl>
+    <w:bookmarkEnd w:id="72"/>
+    <w:bookmarkStart w:id="107" w:name="references"/>
+    <w:p>
+      <w:pPr>
+        <w:pStyle w:val="Heading1"/>
+      </w:pPr>
+      <w:r>
         <w:t xml:space="preserve">References</w:t>
       </w:r>
     </w:p>
-    <w:bookmarkStart w:id="97" w:name="refs"/>
-    <w:bookmarkStart w:id="67" w:name="ref-besag1991bayesian"/>
+    <w:bookmarkStart w:id="106" w:name="refs"/>
+    <w:bookmarkStart w:id="74" w:name="ref-besag1991bayesian"/>
     <w:p>
       <w:pPr>
         <w:pStyle w:val="Bibliography"/>
@@ -17745,7 +21089,7 @@
       <w:r>
         <w:t xml:space="preserve"> </w:t>
       </w:r>
-      <w:hyperlink r:id="rId66">
+      <w:hyperlink r:id="rId73">
         <w:r>
           <w:rPr>
             <w:rStyle w:val="Hyperlink"/>
@@ -17757,8 +21101,54 @@
         <w:t xml:space="preserve">.</w:t>
       </w:r>
     </w:p>
-    <w:bookmarkEnd w:id="67"/>
-    <w:bookmarkStart w:id="69" w:name="ref-fay1979estimates"/>
+    <w:bookmarkEnd w:id="74"/>
+    <w:bookmarkStart w:id="76" w:name="ref-dawes1979"/>
+    <w:p>
+      <w:pPr>
+        <w:pStyle w:val="Bibliography"/>
+      </w:pPr>
+      <w:r>
+        <w:t xml:space="preserve">Dawes, Robyn M. 1979.</w:t>
+      </w:r>
+      <w:r>
+        <w:t xml:space="preserve"> </w:t>
+      </w:r>
+      <w:r>
+        <w:t xml:space="preserve">“The Robust Beauty of Improper Linear Models in Decision Making.”</w:t>
+      </w:r>
+      <w:r>
+        <w:t xml:space="preserve"> </w:t>
+      </w:r>
+      <w:r>
+        <w:rPr>
+          <w:i/>
+          <w:iCs/>
+        </w:rPr>
+        <w:t xml:space="preserve">American Psychologist</w:t>
+      </w:r>
+      <w:r>
+        <w:t xml:space="preserve"> </w:t>
+      </w:r>
+      <w:r>
+        <w:t xml:space="preserve">34 (7): 571–82.</w:t>
+      </w:r>
+      <w:r>
+        <w:t xml:space="preserve"> </w:t>
+      </w:r>
+      <w:hyperlink r:id="rId75">
+        <w:r>
+          <w:rPr>
+            <w:rStyle w:val="Hyperlink"/>
+          </w:rPr>
+          <w:t xml:space="preserve">https://doi.org/10.1037/0003-066X.34.7.571</w:t>
+        </w:r>
+      </w:hyperlink>
+      <w:r>
+        <w:t xml:space="preserve">.</w:t>
+      </w:r>
+    </w:p>
+    <w:bookmarkEnd w:id="76"/>
+    <w:bookmarkStart w:id="78" w:name="ref-fay1979estimates"/>
     <w:p>
       <w:pPr>
         <w:pStyle w:val="Bibliography"/>
@@ -17803,7 +21193,7 @@
       <w:r>
         <w:t xml:space="preserve"> </w:t>
       </w:r>
-      <w:hyperlink r:id="rId68">
+      <w:hyperlink r:id="rId77">
         <w:r>
           <w:rPr>
             <w:rStyle w:val="Hyperlink"/>
@@ -17815,8 +21205,8 @@
         <w:t xml:space="preserve">.</w:t>
       </w:r>
     </w:p>
-    <w:bookmarkEnd w:id="69"/>
-    <w:bookmarkStart w:id="71" w:name="ref-gorelick2017google"/>
+    <w:bookmarkEnd w:id="78"/>
+    <w:bookmarkStart w:id="80" w:name="ref-gorelick2017google"/>
     <w:p>
       <w:pPr>
         <w:pStyle w:val="Bibliography"/>
@@ -17858,7 +21248,7 @@
       <w:r>
         <w:t xml:space="preserve"> </w:t>
       </w:r>
-      <w:hyperlink r:id="rId70">
+      <w:hyperlink r:id="rId79">
         <w:r>
           <w:rPr>
             <w:rStyle w:val="Hyperlink"/>
@@ -17870,8 +21260,8 @@
         <w:t xml:space="preserve">.</w:t>
       </w:r>
     </w:p>
-    <w:bookmarkEnd w:id="71"/>
-    <w:bookmarkStart w:id="73" w:name="ref-vanderlaan2007super"/>
+    <w:bookmarkEnd w:id="80"/>
+    <w:bookmarkStart w:id="82" w:name="ref-vanderlaan2007super"/>
     <w:p>
       <w:pPr>
         <w:pStyle w:val="Bibliography"/>
@@ -17904,7 +21294,7 @@
       <w:r>
         <w:t xml:space="preserve"> </w:t>
       </w:r>
-      <w:hyperlink r:id="rId72">
+      <w:hyperlink r:id="rId81">
         <w:r>
           <w:rPr>
             <w:rStyle w:val="Hyperlink"/>
@@ -17916,8 +21306,8 @@
         <w:t xml:space="preserve">.</w:t>
       </w:r>
     </w:p>
-    <w:bookmarkEnd w:id="73"/>
-    <w:bookmarkStart w:id="75" w:name="ref-local2021maps"/>
+    <w:bookmarkEnd w:id="82"/>
+    <w:bookmarkStart w:id="84" w:name="ref-local2021maps"/>
     <w:p>
       <w:pPr>
         <w:pStyle w:val="Bibliography"/>
@@ -17950,7 +21340,7 @@
       <w:r>
         <w:t xml:space="preserve"> </w:t>
       </w:r>
-      <w:hyperlink r:id="rId74">
+      <w:hyperlink r:id="rId83">
         <w:r>
           <w:rPr>
             <w:rStyle w:val="Hyperlink"/>
@@ -17962,8 +21352,8 @@
         <w:t xml:space="preserve">.</w:t>
       </w:r>
     </w:p>
-    <w:bookmarkEnd w:id="75"/>
-    <w:bookmarkStart w:id="77" w:name="ref-mercer2015small"/>
+    <w:bookmarkEnd w:id="84"/>
+    <w:bookmarkStart w:id="86" w:name="ref-mercer2015small"/>
     <w:p>
       <w:pPr>
         <w:pStyle w:val="Bibliography"/>
@@ -17996,7 +21386,7 @@
       <w:r>
         <w:t xml:space="preserve"> </w:t>
       </w:r>
-      <w:hyperlink r:id="rId76">
+      <w:hyperlink r:id="rId85">
         <w:r>
           <w:rPr>
             <w:rStyle w:val="Hyperlink"/>
@@ -18008,8 +21398,8 @@
         <w:t xml:space="preserve">.</w:t>
       </w:r>
     </w:p>
-    <w:bookmarkEnd w:id="77"/>
-    <w:bookmarkStart w:id="79" w:name="ref-brinda2017adjustment"/>
+    <w:bookmarkEnd w:id="86"/>
+    <w:bookmarkStart w:id="88" w:name="ref-brinda2017adjustment"/>
     <w:p>
       <w:pPr>
         <w:pStyle w:val="Bibliography"/>
@@ -18042,7 +21432,7 @@
       <w:r>
         <w:t xml:space="preserve"> </w:t>
       </w:r>
-      <w:hyperlink r:id="rId78">
+      <w:hyperlink r:id="rId87">
         <w:r>
           <w:rPr>
             <w:rStyle w:val="Hyperlink"/>
@@ -18054,8 +21444,8 @@
         <w:t xml:space="preserve">.</w:t>
       </w:r>
     </w:p>
-    <w:bookmarkEnd w:id="79"/>
-    <w:bookmarkStart w:id="81" w:name="ref-niculescu2005predicting"/>
+    <w:bookmarkEnd w:id="88"/>
+    <w:bookmarkStart w:id="90" w:name="ref-niculescu2005predicting"/>
     <w:p>
       <w:pPr>
         <w:pStyle w:val="Bibliography"/>
@@ -18091,7 +21481,7 @@
       <w:r>
         <w:t xml:space="preserve"> </w:t>
       </w:r>
-      <w:hyperlink r:id="rId80">
+      <w:hyperlink r:id="rId89">
         <w:r>
           <w:rPr>
             <w:rStyle w:val="Hyperlink"/>
@@ -18103,8 +21493,8 @@
         <w:t xml:space="preserve">.</w:t>
       </w:r>
     </w:p>
-    <w:bookmarkEnd w:id="81"/>
-    <w:bookmarkStart w:id="83" w:name="ref-osgoodzimmerman2018mapping"/>
+    <w:bookmarkEnd w:id="90"/>
+    <w:bookmarkStart w:id="92" w:name="ref-osgoodzimmerman2018mapping"/>
     <w:p>
       <w:pPr>
         <w:pStyle w:val="Bibliography"/>
@@ -18149,7 +21539,7 @@
       <w:r>
         <w:t xml:space="preserve"> </w:t>
       </w:r>
-      <w:hyperlink r:id="rId82">
+      <w:hyperlink r:id="rId91">
         <w:r>
           <w:rPr>
             <w:rStyle w:val="Hyperlink"/>
@@ -18161,8 +21551,8 @@
         <w:t xml:space="preserve">.</w:t>
       </w:r>
     </w:p>
-    <w:bookmarkEnd w:id="83"/>
-    <w:bookmarkStart w:id="85" w:name="ref-riebler2016intuitive"/>
+    <w:bookmarkEnd w:id="92"/>
+    <w:bookmarkStart w:id="94" w:name="ref-riebler2016intuitive"/>
     <w:p>
       <w:pPr>
         <w:pStyle w:val="Bibliography"/>
@@ -18195,7 +21585,7 @@
       <w:r>
         <w:t xml:space="preserve"> </w:t>
       </w:r>
-      <w:hyperlink r:id="rId84">
+      <w:hyperlink r:id="rId93">
         <w:r>
           <w:rPr>
             <w:rStyle w:val="Hyperlink"/>
@@ -18207,8 +21597,8 @@
         <w:t xml:space="preserve">.</w:t>
       </w:r>
     </w:p>
-    <w:bookmarkEnd w:id="85"/>
-    <w:bookmarkStart w:id="87" w:name="ref-stevens2022micronutrient"/>
+    <w:bookmarkEnd w:id="94"/>
+    <w:bookmarkStart w:id="96" w:name="ref-stevens2022micronutrient"/>
     <w:p>
       <w:pPr>
         <w:pStyle w:val="Bibliography"/>
@@ -18241,7 +21631,7 @@
       <w:r>
         <w:t xml:space="preserve"> </w:t>
       </w:r>
-      <w:hyperlink r:id="rId86">
+      <w:hyperlink r:id="rId95">
         <w:r>
           <w:rPr>
             <w:rStyle w:val="Hyperlink"/>
@@ -18253,8 +21643,8 @@
         <w:t xml:space="preserve">.</w:t>
       </w:r>
     </w:p>
-    <w:bookmarkEnd w:id="87"/>
-    <w:bookmarkStart w:id="89" w:name="ref-brinda2017overview"/>
+    <w:bookmarkEnd w:id="96"/>
+    <w:bookmarkStart w:id="98" w:name="ref-brinda2017overview"/>
     <w:p>
       <w:pPr>
         <w:pStyle w:val="Bibliography"/>
@@ -18287,7 +21677,7 @@
       <w:r>
         <w:t xml:space="preserve"> </w:t>
       </w:r>
-      <w:hyperlink r:id="rId88">
+      <w:hyperlink r:id="rId97">
         <w:r>
           <w:rPr>
             <w:rStyle w:val="Hyperlink"/>
@@ -18299,8 +21689,8 @@
         <w:t xml:space="preserve">.</w:t>
       </w:r>
     </w:p>
-    <w:bookmarkEnd w:id="89"/>
-    <w:bookmarkStart w:id="91" w:name="ref-wakefield2019small"/>
+    <w:bookmarkEnd w:id="98"/>
+    <w:bookmarkStart w:id="100" w:name="ref-wakefield2019small"/>
     <w:p>
       <w:pPr>
         <w:pStyle w:val="Bibliography"/>
@@ -18333,7 +21723,7 @@
       <w:r>
         <w:t xml:space="preserve"> </w:t>
       </w:r>
-      <w:hyperlink r:id="rId90">
+      <w:hyperlink r:id="rId99">
         <w:r>
           <w:rPr>
             <w:rStyle w:val="Hyperlink"/>
@@ -18345,8 +21735,8 @@
         <w:t xml:space="preserve">.</w:t>
       </w:r>
     </w:p>
-    <w:bookmarkEnd w:id="91"/>
-    <w:bookmarkStart w:id="92" w:name="ref-who_vmnis_thresholds"/>
+    <w:bookmarkEnd w:id="100"/>
+    <w:bookmarkStart w:id="101" w:name="ref-who_vmnis_thresholds"/>
     <w:p>
       <w:pPr>
         <w:pStyle w:val="Bibliography"/>
@@ -18367,8 +21757,8 @@
         <w:t xml:space="preserve">WHO/NMH/NHD/MNM/11.3.</w:t>
       </w:r>
     </w:p>
-    <w:bookmarkEnd w:id="92"/>
-    <w:bookmarkStart w:id="94" w:name="ref-who2020anaemia"/>
+    <w:bookmarkEnd w:id="101"/>
+    <w:bookmarkStart w:id="103" w:name="ref-who2020anaemia"/>
     <w:p>
       <w:pPr>
         <w:pStyle w:val="Bibliography"/>
@@ -18385,7 +21775,7 @@
       <w:r>
         <w:t xml:space="preserve"> </w:t>
       </w:r>
-      <w:hyperlink r:id="rId93">
+      <w:hyperlink r:id="rId102">
         <w:r>
           <w:rPr>
             <w:rStyle w:val="Hyperlink"/>
@@ -18397,8 +21787,8 @@
         <w:t xml:space="preserve">.</w:t>
       </w:r>
     </w:p>
-    <w:bookmarkEnd w:id="94"/>
-    <w:bookmarkStart w:id="96" w:name="ref-who_vmnis"/>
+    <w:bookmarkEnd w:id="103"/>
+    <w:bookmarkStart w:id="105" w:name="ref-who_vmnis"/>
     <w:p>
       <w:pPr>
         <w:pStyle w:val="Bibliography"/>
@@ -18415,7 +21805,7 @@
       <w:r>
         <w:t xml:space="preserve"> </w:t>
       </w:r>
-      <w:hyperlink r:id="rId95">
+      <w:hyperlink r:id="rId104">
         <w:r>
           <w:rPr>
             <w:rStyle w:val="Hyperlink"/>
@@ -18427,9 +21817,9 @@
         <w:t xml:space="preserve">.</w:t>
       </w:r>
     </w:p>
-    <w:bookmarkEnd w:id="96"/>
-    <w:bookmarkEnd w:id="97"/>
-    <w:bookmarkEnd w:id="98"/>
+    <w:bookmarkEnd w:id="105"/>
+    <w:bookmarkEnd w:id="106"/>
+    <w:bookmarkEnd w:id="107"/>
     <w:sectPr/>
   </w:body>
 </w:document>

--- a/docs/manuscript_mcn_v2.docx
+++ b/docs/manuscript_mcn_v2.docx
@@ -235,25 +235,25 @@
         <w:t xml:space="preserve"> </w:t>
       </w:r>
       <w:r>
-        <w:t xml:space="preserve">baseline (rank correlation 0.39 against 0.31 on the biomarker concentration,</w:t>
-      </w:r>
-      <w:r>
-        <w:t xml:space="preserve"> </w:t>
-      </w:r>
-      <w:r>
-        <w:t xml:space="preserve">0.29 against 0.19 on prevalence) but a covariate-free spatial smoother</w:t>
-      </w:r>
-      <w:r>
-        <w:t xml:space="preserve"> </w:t>
-      </w:r>
-      <w:r>
-        <w:t xml:space="preserve">scores 0.39 where the full covariate model scores 0.39. Rankings transport</w:t>
-      </w:r>
-      <w:r>
-        <w:t xml:space="preserve"> </w:t>
-      </w:r>
-      <w:r>
-        <w:t xml:space="preserve">to a country never used in training: mean Spearman 0.27 over 22</w:t>
+        <w:t xml:space="preserve">baseline (rank correlation 0.40 against 0.31 on the biomarker concentration,</w:t>
+      </w:r>
+      <w:r>
+        <w:t xml:space="preserve"> </w:t>
+      </w:r>
+      <w:r>
+        <w:t xml:space="preserve">0.29 against 0.22 on prevalence) but a covariate-free spatial smoother</w:t>
+      </w:r>
+      <w:r>
+        <w:t xml:space="preserve"> </w:t>
+      </w:r>
+      <w:r>
+        <w:t xml:space="preserve">scores 0.39 where the full covariate model scores 0.40. Rankings transport</w:t>
+      </w:r>
+      <w:r>
+        <w:t xml:space="preserve"> </w:t>
+      </w:r>
+      <w:r>
+        <w:t xml:space="preserve">to a country never used in training: mean Spearman 0.26 over 22</w:t>
       </w:r>
       <w:r>
         <w:t xml:space="preserve"> </w:t>
@@ -289,7 +289,7 @@
         <w:t xml:space="preserve"> </w:t>
       </w:r>
       <w:r>
-        <w:t xml:space="preserve">the fifth of districts the model ranks worst reaches 24% of national</w:t>
+        <w:t xml:space="preserve">the fifth of districts the model ranks worst reaches 22% of national</w:t>
       </w:r>
       <w:r>
         <w:t xml:space="preserve"> </w:t>
@@ -5447,7 +5447,7 @@
         <w:t xml:space="preserve"> </w:t>
       </w:r>
       <w:r>
-        <w:t xml:space="preserve">0.29</w:t>
+        <w:t xml:space="preserve">0.28</w:t>
       </w:r>
       <w:r>
         <w:t xml:space="preserve"> </w:t>
@@ -5619,7 +5619,7 @@
                     <w:jc w:val="center"/>
                   </w:pPr>
                   <w:r>
-                    <w:t xml:space="preserve">Spatial smoother + covariates</w:t>
+                    <w:t xml:space="preserve">Zero-tuning domain index</w:t>
                   </w:r>
                 </w:p>
               </w:tc>
@@ -5645,33 +5645,33 @@
                     <w:jc w:val="center"/>
                   </w:pPr>
                   <w:r>
-                    <w:t xml:space="preserve">17</w:t>
-                  </w:r>
-                </w:p>
-              </w:tc>
-              <w:tc>
-                <w:tcPr/>
-                <w:p>
-                  <w:pPr>
-                    <w:pStyle w:val="Compact"/>
-                    <w:jc w:val="right"/>
-                    <w:jc w:val="center"/>
-                  </w:pPr>
-                  <w:r>
-                    <w:t xml:space="preserve">0.25</w:t>
-                  </w:r>
-                </w:p>
-              </w:tc>
-              <w:tc>
-                <w:tcPr/>
-                <w:p>
-                  <w:pPr>
-                    <w:pStyle w:val="Compact"/>
-                    <w:jc w:val="right"/>
-                    <w:jc w:val="center"/>
-                  </w:pPr>
-                  <w:r>
-                    <w:t xml:space="preserve">14</w:t>
+                    <w:t xml:space="preserve">16</w:t>
+                  </w:r>
+                </w:p>
+              </w:tc>
+              <w:tc>
+                <w:tcPr/>
+                <w:p>
+                  <w:pPr>
+                    <w:pStyle w:val="Compact"/>
+                    <w:jc w:val="right"/>
+                    <w:jc w:val="center"/>
+                  </w:pPr>
+                  <w:r>
+                    <w:t xml:space="preserve">0.28</w:t>
+                  </w:r>
+                </w:p>
+              </w:tc>
+              <w:tc>
+                <w:tcPr/>
+                <w:p>
+                  <w:pPr>
+                    <w:pStyle w:val="Compact"/>
+                    <w:jc w:val="right"/>
+                    <w:jc w:val="center"/>
+                  </w:pPr>
+                  <w:r>
+                    <w:t xml:space="preserve">15</w:t>
                   </w:r>
                 </w:p>
               </w:tc>
@@ -5686,7 +5686,7 @@
                     <w:jc w:val="center"/>
                   </w:pPr>
                   <w:r>
-                    <w:t xml:space="preserve">Zero-tuning domain index</w:t>
+                    <w:t xml:space="preserve">Spatial smoother + covariates</w:t>
                   </w:r>
                 </w:p>
               </w:tc>
@@ -5712,33 +5712,33 @@
                     <w:jc w:val="center"/>
                   </w:pPr>
                   <w:r>
-                    <w:t xml:space="preserve">16</w:t>
-                  </w:r>
-                </w:p>
-              </w:tc>
-              <w:tc>
-                <w:tcPr/>
-                <w:p>
-                  <w:pPr>
-                    <w:pStyle w:val="Compact"/>
-                    <w:jc w:val="right"/>
-                    <w:jc w:val="center"/>
-                  </w:pPr>
-                  <w:r>
-                    <w:t xml:space="preserve">0.29</w:t>
-                  </w:r>
-                </w:p>
-              </w:tc>
-              <w:tc>
-                <w:tcPr/>
-                <w:p>
-                  <w:pPr>
-                    <w:pStyle w:val="Compact"/>
-                    <w:jc w:val="right"/>
-                    <w:jc w:val="center"/>
-                  </w:pPr>
-                  <w:r>
-                    <w:t xml:space="preserve">15</w:t>
+                    <w:t xml:space="preserve">17</w:t>
+                  </w:r>
+                </w:p>
+              </w:tc>
+              <w:tc>
+                <w:tcPr/>
+                <w:p>
+                  <w:pPr>
+                    <w:pStyle w:val="Compact"/>
+                    <w:jc w:val="right"/>
+                    <w:jc w:val="center"/>
+                  </w:pPr>
+                  <w:r>
+                    <w:t xml:space="preserve">0.25</w:t>
+                  </w:r>
+                </w:p>
+              </w:tc>
+              <w:tc>
+                <w:tcPr/>
+                <w:p>
+                  <w:pPr>
+                    <w:pStyle w:val="Compact"/>
+                    <w:jc w:val="right"/>
+                    <w:jc w:val="center"/>
+                  </w:pPr>
+                  <w:r>
+                    <w:t xml:space="preserve">14</w:t>
                   </w:r>
                 </w:p>
               </w:tc>
@@ -5833,7 +5833,7 @@
                     <w:jc w:val="center"/>
                   </w:pPr>
                   <w:r>
-                    <w:t xml:space="preserve">0.33</w:t>
+                    <w:t xml:space="preserve">0.34</w:t>
                   </w:r>
                 </w:p>
               </w:tc>
@@ -5859,20 +5859,20 @@
                     <w:jc w:val="center"/>
                   </w:pPr>
                   <w:r>
-                    <w:t xml:space="preserve">0.15</w:t>
-                  </w:r>
-                </w:p>
-              </w:tc>
-              <w:tc>
-                <w:tcPr/>
-                <w:p>
-                  <w:pPr>
-                    <w:pStyle w:val="Compact"/>
-                    <w:jc w:val="right"/>
-                    <w:jc w:val="center"/>
-                  </w:pPr>
-                  <w:r>
-                    <w:t xml:space="preserve">11</w:t>
+                    <w:t xml:space="preserve">0.18</w:t>
+                  </w:r>
+                </w:p>
+              </w:tc>
+              <w:tc>
+                <w:tcPr/>
+                <w:p>
+                  <w:pPr>
+                    <w:pStyle w:val="Compact"/>
+                    <w:jc w:val="right"/>
+                    <w:jc w:val="center"/>
+                  </w:pPr>
+                  <w:r>
+                    <w:t xml:space="preserve">12</w:t>
                   </w:r>
                 </w:p>
               </w:tc>
@@ -5900,7 +5900,7 @@
                     <w:jc w:val="center"/>
                   </w:pPr>
                   <w:r>
-                    <w:t xml:space="preserve">0.33</w:t>
+                    <w:t xml:space="preserve">0.32</w:t>
                   </w:r>
                 </w:p>
               </w:tc>
@@ -5926,7 +5926,7 @@
                     <w:jc w:val="center"/>
                   </w:pPr>
                   <w:r>
-                    <w:t xml:space="preserve">0.15</w:t>
+                    <w:t xml:space="preserve">0.17</w:t>
                   </w:r>
                 </w:p>
               </w:tc>
@@ -6101,7 +6101,7 @@
         <w:t xml:space="preserve"> </w:t>
       </w:r>
       <w:r>
-        <w:t xml:space="preserve">(0.29</w:t>
+        <w:t xml:space="preserve">(0.28</w:t>
       </w:r>
       <w:r>
         <w:t xml:space="preserve"> </w:t>
@@ -6113,7 +6113,7 @@
         <w:t xml:space="preserve"> </w:t>
       </w:r>
       <w:r>
-        <w:t xml:space="preserve">0.15</w:t>
+        <w:t xml:space="preserve">0.17</w:t>
       </w:r>
       <w:r>
         <w:t xml:space="preserve"> </w:t>
@@ -6350,7 +6350,7 @@
                     <w:jc w:val="center"/>
                   </w:pPr>
                   <w:r>
-                    <w:t xml:space="preserve">0.40</w:t>
+                    <w:t xml:space="preserve">0.39</w:t>
                   </w:r>
                 </w:p>
               </w:tc>
@@ -6376,7 +6376,7 @@
                     <w:jc w:val="center"/>
                   </w:pPr>
                   <w:r>
-                    <w:t xml:space="preserve">0.23</w:t>
+                    <w:t xml:space="preserve">0.24</w:t>
                   </w:r>
                 </w:p>
               </w:tc>
@@ -6443,7 +6443,7 @@
                     <w:jc w:val="center"/>
                   </w:pPr>
                   <w:r>
-                    <w:t xml:space="preserve">0.27</w:t>
+                    <w:t xml:space="preserve">0.26</w:t>
                   </w:r>
                 </w:p>
               </w:tc>
@@ -6551,7 +6551,7 @@
                     <w:jc w:val="center"/>
                   </w:pPr>
                   <w:r>
-                    <w:t xml:space="preserve">0.27</w:t>
+                    <w:t xml:space="preserve">0.29</w:t>
                   </w:r>
                 </w:p>
               </w:tc>
@@ -6577,20 +6577,20 @@
                     <w:jc w:val="center"/>
                   </w:pPr>
                   <w:r>
-                    <w:t xml:space="preserve">0.06</w:t>
-                  </w:r>
-                </w:p>
-              </w:tc>
-              <w:tc>
-                <w:tcPr/>
-                <w:p>
-                  <w:pPr>
-                    <w:pStyle w:val="Compact"/>
-                    <w:jc w:val="right"/>
-                    <w:jc w:val="center"/>
-                  </w:pPr>
-                  <w:r>
-                    <w:t xml:space="preserve">9</w:t>
+                    <w:t xml:space="preserve">0.11</w:t>
+                  </w:r>
+                </w:p>
+              </w:tc>
+              <w:tc>
+                <w:tcPr/>
+                <w:p>
+                  <w:pPr>
+                    <w:pStyle w:val="Compact"/>
+                    <w:jc w:val="right"/>
+                    <w:jc w:val="center"/>
+                  </w:pPr>
+                  <w:r>
+                    <w:t xml:space="preserve">11</w:t>
                   </w:r>
                 </w:p>
               </w:tc>
@@ -6618,46 +6618,46 @@
                     <w:jc w:val="center"/>
                   </w:pPr>
                   <w:r>
-                    <w:t xml:space="preserve">0.25</w:t>
-                  </w:r>
-                </w:p>
-              </w:tc>
-              <w:tc>
-                <w:tcPr/>
-                <w:p>
-                  <w:pPr>
-                    <w:pStyle w:val="Compact"/>
-                    <w:jc w:val="right"/>
-                    <w:jc w:val="center"/>
-                  </w:pPr>
-                  <w:r>
-                    <w:t xml:space="preserve">15</w:t>
-                  </w:r>
-                </w:p>
-              </w:tc>
-              <w:tc>
-                <w:tcPr/>
-                <w:p>
-                  <w:pPr>
-                    <w:pStyle w:val="Compact"/>
-                    <w:jc w:val="right"/>
-                    <w:jc w:val="center"/>
-                  </w:pPr>
-                  <w:r>
-                    <w:t xml:space="preserve">-0.05</w:t>
-                  </w:r>
-                </w:p>
-              </w:tc>
-              <w:tc>
-                <w:tcPr/>
-                <w:p>
-                  <w:pPr>
-                    <w:pStyle w:val="Compact"/>
-                    <w:jc w:val="right"/>
-                    <w:jc w:val="center"/>
-                  </w:pPr>
-                  <w:r>
-                    <w:t xml:space="preserve">8</w:t>
+                    <w:t xml:space="preserve">0.20</w:t>
+                  </w:r>
+                </w:p>
+              </w:tc>
+              <w:tc>
+                <w:tcPr/>
+                <w:p>
+                  <w:pPr>
+                    <w:pStyle w:val="Compact"/>
+                    <w:jc w:val="right"/>
+                    <w:jc w:val="center"/>
+                  </w:pPr>
+                  <w:r>
+                    <w:t xml:space="preserve">14</w:t>
+                  </w:r>
+                </w:p>
+              </w:tc>
+              <w:tc>
+                <w:tcPr/>
+                <w:p>
+                  <w:pPr>
+                    <w:pStyle w:val="Compact"/>
+                    <w:jc w:val="right"/>
+                    <w:jc w:val="center"/>
+                  </w:pPr>
+                  <w:r>
+                    <w:t xml:space="preserve">-0.01</w:t>
+                  </w:r>
+                </w:p>
+              </w:tc>
+              <w:tc>
+                <w:tcPr/>
+                <w:p>
+                  <w:pPr>
+                    <w:pStyle w:val="Compact"/>
+                    <w:jc w:val="right"/>
+                    <w:jc w:val="center"/>
+                  </w:pPr>
+                  <w:r>
+                    <w:t xml:space="preserve">9</w:t>
                   </w:r>
                 </w:p>
               </w:tc>
@@ -6779,7 +6779,7 @@
         <w:t xml:space="preserve"> </w:t>
       </w:r>
       <w:r>
-        <w:t xml:space="preserve">0.28</w:t>
+        <w:t xml:space="preserve">0.26</w:t>
       </w:r>
       <w:r>
         <w:t xml:space="preserve"> </w:t>
@@ -6803,7 +6803,7 @@
         <w:t xml:space="preserve"> </w:t>
       </w:r>
       <w:r>
-        <w:t xml:space="preserve">0.30;</w:t>
+        <w:t xml:space="preserve">0.31;</w:t>
       </w:r>
       <w:r>
         <w:t xml:space="preserve"> </w:t>
@@ -6851,13 +6851,19 @@
         <w:t xml:space="preserve"> </w:t>
       </w:r>
       <w:r>
-        <w:t xml:space="preserve">domains inside the training fold recovers none of its margin (median</w:t>
-      </w:r>
-      <w:r>
-        <w:t xml:space="preserve"> </w:t>
-      </w:r>
-      <w:r>
-        <w:t xml:space="preserve">difference from the full index -0.02, better in 11 of 22 cells).</w:t>
+        <w:t xml:space="preserve">domains inside the training fold recovers part of its margin (median</w:t>
+      </w:r>
+      <w:r>
+        <w:t xml:space="preserve"> </w:t>
+      </w:r>
+      <w:r>
+        <w:t xml:space="preserve">difference from the full index +0.04, better in 13 of 22 cells, from -0.02</w:t>
+      </w:r>
+      <w:r>
+        <w:t xml:space="preserve"> </w:t>
+      </w:r>
+      <w:r>
+        <w:t xml:space="preserve">before the survey-derived columns were re-estimated in DS-01).</w:t>
       </w:r>
     </w:p>
     <w:tbl>
@@ -7008,20 +7014,20 @@
                     <w:jc w:val="center"/>
                   </w:pPr>
                   <w:r>
-                    <w:t xml:space="preserve">0.28</w:t>
-                  </w:r>
-                </w:p>
-              </w:tc>
-              <w:tc>
-                <w:tcPr/>
-                <w:p>
-                  <w:pPr>
-                    <w:pStyle w:val="Compact"/>
-                    <w:jc w:val="right"/>
-                    <w:jc w:val="center"/>
-                  </w:pPr>
-                  <w:r>
-                    <w:t xml:space="preserve">0.21</w:t>
+                    <w:t xml:space="preserve">0.26</w:t>
+                  </w:r>
+                </w:p>
+              </w:tc>
+              <w:tc>
+                <w:tcPr/>
+                <w:p>
+                  <w:pPr>
+                    <w:pStyle w:val="Compact"/>
+                    <w:jc w:val="right"/>
+                    <w:jc w:val="center"/>
+                  </w:pPr>
+                  <w:r>
+                    <w:t xml:space="preserve">0.18</w:t>
                   </w:r>
                 </w:p>
               </w:tc>
@@ -7088,20 +7094,20 @@
                     <w:jc w:val="center"/>
                   </w:pPr>
                   <w:r>
-                    <w:t xml:space="preserve">0.30</w:t>
-                  </w:r>
-                </w:p>
-              </w:tc>
-              <w:tc>
-                <w:tcPr/>
-                <w:p>
-                  <w:pPr>
-                    <w:pStyle w:val="Compact"/>
-                    <w:jc w:val="right"/>
-                    <w:jc w:val="center"/>
-                  </w:pPr>
-                  <w:r>
-                    <w:t xml:space="preserve">0.25</w:t>
+                    <w:t xml:space="preserve">0.31</w:t>
+                  </w:r>
+                </w:p>
+              </w:tc>
+              <w:tc>
+                <w:tcPr/>
+                <w:p>
+                  <w:pPr>
+                    <w:pStyle w:val="Compact"/>
+                    <w:jc w:val="right"/>
+                    <w:jc w:val="center"/>
+                  </w:pPr>
+                  <w:r>
+                    <w:t xml:space="preserve">0.33</w:t>
                   </w:r>
                 </w:p>
               </w:tc>
@@ -7197,13 +7203,13 @@
         <w:t xml:space="preserve"> </w:t>
       </w:r>
       <w:r>
-        <w:t xml:space="preserve">are the only domains whose removal costs transport; removing the 138 survey</w:t>
-      </w:r>
-      <w:r>
-        <w:t xml:space="preserve"> </w:t>
-      </w:r>
-      <w:r>
-        <w:t xml:space="preserve">indicator columns improves it. Adding training countries helps at about 0.05</w:t>
+        <w:t xml:space="preserve">are the only domains whose removal costs transport; removing the 131 survey</w:t>
+      </w:r>
+      <w:r>
+        <w:t xml:space="preserve"> </w:t>
+      </w:r>
+      <w:r>
+        <w:t xml:space="preserve">indicator columns improves it by 0.07. Adding training countries helps at about 0.05</w:t>
       </w:r>
       <w:r>
         <w:t xml:space="preserve"> </w:t>
@@ -7322,33 +7328,33 @@
                     <w:jc w:val="center"/>
                   </w:pPr>
                   <w:r>
-                    <w:t xml:space="preserve">Soil characteristics</w:t>
-                  </w:r>
-                </w:p>
-              </w:tc>
-              <w:tc>
-                <w:tcPr/>
-                <w:p>
-                  <w:pPr>
-                    <w:pStyle w:val="Compact"/>
-                    <w:jc w:val="right"/>
-                    <w:jc w:val="center"/>
-                  </w:pPr>
-                  <w:r>
-                    <w:t xml:space="preserve">0.024</w:t>
-                  </w:r>
-                </w:p>
-              </w:tc>
-              <w:tc>
-                <w:tcPr/>
-                <w:p>
-                  <w:pPr>
-                    <w:pStyle w:val="Compact"/>
-                    <w:jc w:val="right"/>
-                    <w:jc w:val="center"/>
-                  </w:pPr>
-                  <w:r>
-                    <w:t xml:space="preserve">0.327</w:t>
+                    <w:t xml:space="preserve">Climate and weather</w:t>
+                  </w:r>
+                </w:p>
+              </w:tc>
+              <w:tc>
+                <w:tcPr/>
+                <w:p>
+                  <w:pPr>
+                    <w:pStyle w:val="Compact"/>
+                    <w:jc w:val="right"/>
+                    <w:jc w:val="center"/>
+                  </w:pPr>
+                  <w:r>
+                    <w:t xml:space="preserve">0.019</w:t>
+                  </w:r>
+                </w:p>
+              </w:tc>
+              <w:tc>
+                <w:tcPr/>
+                <w:p>
+                  <w:pPr>
+                    <w:pStyle w:val="Compact"/>
+                    <w:jc w:val="right"/>
+                    <w:jc w:val="center"/>
+                  </w:pPr>
+                  <w:r>
+                    <w:t xml:space="preserve">0.353</w:t>
                   </w:r>
                 </w:p>
               </w:tc>
@@ -7363,7 +7369,7 @@
                     <w:jc w:val="center"/>
                   </w:pPr>
                   <w:r>
-                    <w:t xml:space="preserve">Climate and weather</w:t>
+                    <w:t xml:space="preserve">Soil characteristics</w:t>
                   </w:r>
                 </w:p>
               </w:tc>
@@ -7389,7 +7395,7 @@
                     <w:jc w:val="center"/>
                   </w:pPr>
                   <w:r>
-                    <w:t xml:space="preserve">0.353</w:t>
+                    <w:t xml:space="preserve">0.327</w:t>
                   </w:r>
                 </w:p>
               </w:tc>
@@ -7404,7 +7410,7 @@
                     <w:jc w:val="center"/>
                   </w:pPr>
                   <w:r>
-                    <w:t xml:space="preserve">Agricultural production, land use</w:t>
+                    <w:t xml:space="preserve">Nutrition status (MODELLED SURFACE)</w:t>
                   </w:r>
                 </w:p>
               </w:tc>
@@ -7430,7 +7436,7 @@
                     <w:jc w:val="center"/>
                   </w:pPr>
                   <w:r>
-                    <w:t xml:space="preserve">0.290</w:t>
+                    <w:t xml:space="preserve">0.220</w:t>
                   </w:r>
                 </w:p>
               </w:tc>
@@ -7445,33 +7451,33 @@
                     <w:jc w:val="center"/>
                   </w:pPr>
                   <w:r>
-                    <w:t xml:space="preserve">Malaria incidence and treatment</w:t>
-                  </w:r>
-                </w:p>
-              </w:tc>
-              <w:tc>
-                <w:tcPr/>
-                <w:p>
-                  <w:pPr>
-                    <w:pStyle w:val="Compact"/>
-                    <w:jc w:val="right"/>
-                    <w:jc w:val="center"/>
-                  </w:pPr>
-                  <w:r>
-                    <w:t xml:space="preserve">0.009</w:t>
-                  </w:r>
-                </w:p>
-              </w:tc>
-              <w:tc>
-                <w:tcPr/>
-                <w:p>
-                  <w:pPr>
-                    <w:pStyle w:val="Compact"/>
-                    <w:jc w:val="right"/>
-                    <w:jc w:val="center"/>
-                  </w:pPr>
-                  <w:r>
-                    <w:t xml:space="preserve">0.043</w:t>
+                    <w:t xml:space="preserve">Agricultural production, land use</w:t>
+                  </w:r>
+                </w:p>
+              </w:tc>
+              <w:tc>
+                <w:tcPr/>
+                <w:p>
+                  <w:pPr>
+                    <w:pStyle w:val="Compact"/>
+                    <w:jc w:val="right"/>
+                    <w:jc w:val="center"/>
+                  </w:pPr>
+                  <w:r>
+                    <w:t xml:space="preserve">0.010</w:t>
+                  </w:r>
+                </w:p>
+              </w:tc>
+              <w:tc>
+                <w:tcPr/>
+                <w:p>
+                  <w:pPr>
+                    <w:pStyle w:val="Compact"/>
+                    <w:jc w:val="right"/>
+                    <w:jc w:val="center"/>
+                  </w:pPr>
+                  <w:r>
+                    <w:t xml:space="preserve">0.262</w:t>
                   </w:r>
                 </w:p>
               </w:tc>
@@ -7499,7 +7505,7 @@
                     <w:jc w:val="center"/>
                   </w:pPr>
                   <w:r>
-                    <w:t xml:space="preserve">0.007</w:t>
+                    <w:t xml:space="preserve">0.009</w:t>
                   </w:r>
                 </w:p>
               </w:tc>
@@ -7527,33 +7533,33 @@
                     <w:jc w:val="center"/>
                   </w:pPr>
                   <w:r>
-                    <w:t xml:space="preserve">Nutrition status (MODELLED SURFACE)</w:t>
-                  </w:r>
-                </w:p>
-              </w:tc>
-              <w:tc>
-                <w:tcPr/>
-                <w:p>
-                  <w:pPr>
-                    <w:pStyle w:val="Compact"/>
-                    <w:jc w:val="right"/>
-                    <w:jc w:val="center"/>
-                  </w:pPr>
-                  <w:r>
-                    <w:t xml:space="preserve">0.007</w:t>
-                  </w:r>
-                </w:p>
-              </w:tc>
-              <w:tc>
-                <w:tcPr/>
-                <w:p>
-                  <w:pPr>
-                    <w:pStyle w:val="Compact"/>
-                    <w:jc w:val="right"/>
-                    <w:jc w:val="center"/>
-                  </w:pPr>
-                  <w:r>
-                    <w:t xml:space="preserve">0.220</w:t>
+                    <w:t xml:space="preserve">Malaria incidence and treatment</w:t>
+                  </w:r>
+                </w:p>
+              </w:tc>
+              <w:tc>
+                <w:tcPr/>
+                <w:p>
+                  <w:pPr>
+                    <w:pStyle w:val="Compact"/>
+                    <w:jc w:val="right"/>
+                    <w:jc w:val="center"/>
+                  </w:pPr>
+                  <w:r>
+                    <w:t xml:space="preserve">0.005</w:t>
+                  </w:r>
+                </w:p>
+              </w:tc>
+              <w:tc>
+                <w:tcPr/>
+                <w:p>
+                  <w:pPr>
+                    <w:pStyle w:val="Compact"/>
+                    <w:jc w:val="right"/>
+                    <w:jc w:val="center"/>
+                  </w:pPr>
+                  <w:r>
+                    <w:t xml:space="preserve">0.043</w:t>
                   </w:r>
                 </w:p>
               </w:tc>
@@ -7581,7 +7587,7 @@
                     <w:jc w:val="center"/>
                   </w:pPr>
                   <w:r>
-                    <w:t xml:space="preserve">0.001</w:t>
+                    <w:t xml:space="preserve">0.002</w:t>
                   </w:r>
                 </w:p>
               </w:tc>
@@ -7622,20 +7628,20 @@
                     <w:jc w:val="center"/>
                   </w:pPr>
                   <w:r>
-                    <w:t xml:space="preserve">0.001</w:t>
-                  </w:r>
-                </w:p>
-              </w:tc>
-              <w:tc>
-                <w:tcPr/>
-                <w:p>
-                  <w:pPr>
-                    <w:pStyle w:val="Compact"/>
-                    <w:jc w:val="right"/>
-                    <w:jc w:val="center"/>
-                  </w:pPr>
-                  <w:r>
-                    <w:t xml:space="preserve">0.011</w:t>
+                    <w:t xml:space="preserve">0.000</w:t>
+                  </w:r>
+                </w:p>
+              </w:tc>
+              <w:tc>
+                <w:tcPr/>
+                <w:p>
+                  <w:pPr>
+                    <w:pStyle w:val="Compact"/>
+                    <w:jc w:val="right"/>
+                    <w:jc w:val="center"/>
+                  </w:pPr>
+                  <w:r>
+                    <w:t xml:space="preserve">-0.038</w:t>
                   </w:r>
                 </w:p>
               </w:tc>
@@ -7650,33 +7656,33 @@
                     <w:jc w:val="center"/>
                   </w:pPr>
                   <w:r>
-                    <w:t xml:space="preserve">Food fortification and supplementation</w:t>
-                  </w:r>
-                </w:p>
-              </w:tc>
-              <w:tc>
-                <w:tcPr/>
-                <w:p>
-                  <w:pPr>
-                    <w:pStyle w:val="Compact"/>
-                    <w:jc w:val="right"/>
-                    <w:jc w:val="center"/>
-                  </w:pPr>
-                  <w:r>
-                    <w:t xml:space="preserve">0.000</w:t>
-                  </w:r>
-                </w:p>
-              </w:tc>
-              <w:tc>
-                <w:tcPr/>
-                <w:p>
-                  <w:pPr>
-                    <w:pStyle w:val="Compact"/>
-                    <w:jc w:val="right"/>
-                    <w:jc w:val="center"/>
-                  </w:pPr>
-                  <w:r>
-                    <w:t xml:space="preserve">-0.006</w:t>
+                    <w:t xml:space="preserve">Education, employment, SES</w:t>
+                  </w:r>
+                </w:p>
+              </w:tc>
+              <w:tc>
+                <w:tcPr/>
+                <w:p>
+                  <w:pPr>
+                    <w:pStyle w:val="Compact"/>
+                    <w:jc w:val="right"/>
+                    <w:jc w:val="center"/>
+                  </w:pPr>
+                  <w:r>
+                    <w:t xml:space="preserve">-0.001</w:t>
+                  </w:r>
+                </w:p>
+              </w:tc>
+              <w:tc>
+                <w:tcPr/>
+                <w:p>
+                  <w:pPr>
+                    <w:pStyle w:val="Compact"/>
+                    <w:jc w:val="right"/>
+                    <w:jc w:val="center"/>
+                  </w:pPr>
+                  <w:r>
+                    <w:t xml:space="preserve">0.159</w:t>
                   </w:r>
                 </w:p>
               </w:tc>
@@ -7691,33 +7697,33 @@
                     <w:jc w:val="center"/>
                   </w:pPr>
                   <w:r>
-                    <w:t xml:space="preserve">Satellite embedding</w:t>
-                  </w:r>
-                </w:p>
-              </w:tc>
-              <w:tc>
-                <w:tcPr/>
-                <w:p>
-                  <w:pPr>
-                    <w:pStyle w:val="Compact"/>
-                    <w:jc w:val="right"/>
-                    <w:jc w:val="center"/>
-                  </w:pPr>
-                  <w:r>
-                    <w:t xml:space="preserve">0.000</w:t>
-                  </w:r>
-                </w:p>
-              </w:tc>
-              <w:tc>
-                <w:tcPr/>
-                <w:p>
-                  <w:pPr>
-                    <w:pStyle w:val="Compact"/>
-                    <w:jc w:val="right"/>
-                    <w:jc w:val="center"/>
-                  </w:pPr>
-                  <w:r>
-                    <w:t xml:space="preserve">0.204</w:t>
+                    <w:t xml:space="preserve">Food fortification and supplementation</w:t>
+                  </w:r>
+                </w:p>
+              </w:tc>
+              <w:tc>
+                <w:tcPr/>
+                <w:p>
+                  <w:pPr>
+                    <w:pStyle w:val="Compact"/>
+                    <w:jc w:val="right"/>
+                    <w:jc w:val="center"/>
+                  </w:pPr>
+                  <w:r>
+                    <w:t xml:space="preserve">-0.002</w:t>
+                  </w:r>
+                </w:p>
+              </w:tc>
+              <w:tc>
+                <w:tcPr/>
+                <w:p>
+                  <w:pPr>
+                    <w:pStyle w:val="Compact"/>
+                    <w:jc w:val="right"/>
+                    <w:jc w:val="center"/>
+                  </w:pPr>
+                  <w:r>
+                    <w:t xml:space="preserve">0.039</w:t>
                   </w:r>
                 </w:p>
               </w:tc>
@@ -9038,7 +9044,7 @@
                     <w:jc w:val="center"/>
                   </w:pPr>
                   <w:r>
-                    <w:t xml:space="preserve">1.12</w:t>
+                    <w:t xml:space="preserve">1.13</w:t>
                   </w:r>
                 </w:p>
               </w:tc>
@@ -9120,7 +9126,7 @@
                     <w:jc w:val="center"/>
                   </w:pPr>
                   <w:r>
-                    <w:t xml:space="preserve">Spatial smoother only</w:t>
+                    <w:t xml:space="preserve">Spatial smoother + covariates</w:t>
                   </w:r>
                 </w:p>
               </w:tc>
@@ -9174,7 +9180,7 @@
                     <w:jc w:val="center"/>
                   </w:pPr>
                   <w:r>
-                    <w:t xml:space="preserve">Spatial smoother + covariates</w:t>
+                    <w:t xml:space="preserve">Spatial smoother only</w:t>
                   </w:r>
                 </w:p>
               </w:tc>
@@ -9200,20 +9206,20 @@
                     <w:jc w:val="center"/>
                   </w:pPr>
                   <w:r>
-                    <w:t xml:space="preserve">0.98</w:t>
-                  </w:r>
-                </w:p>
-              </w:tc>
-              <w:tc>
-                <w:tcPr/>
-                <w:p>
-                  <w:pPr>
-                    <w:pStyle w:val="Compact"/>
-                    <w:jc w:val="right"/>
-                    <w:jc w:val="center"/>
-                  </w:pPr>
-                  <w:r>
-                    <w:t xml:space="preserve">6</w:t>
+                    <w:t xml:space="preserve">0.99</w:t>
+                  </w:r>
+                </w:p>
+              </w:tc>
+              <w:tc>
+                <w:tcPr/>
+                <w:p>
+                  <w:pPr>
+                    <w:pStyle w:val="Compact"/>
+                    <w:jc w:val="right"/>
+                    <w:jc w:val="center"/>
+                  </w:pPr>
+                  <w:r>
+                    <w:t xml:space="preserve">7</w:t>
                   </w:r>
                 </w:p>
               </w:tc>
@@ -10121,7 +10127,7 @@
                     <w:jc w:val="center"/>
                   </w:pPr>
                   <w:r>
-                    <w:t xml:space="preserve">0.58</w:t>
+                    <w:t xml:space="preserve">0.59</w:t>
                   </w:r>
                 </w:p>
               </w:tc>
@@ -10188,7 +10194,7 @@
                     <w:jc w:val="center"/>
                   </w:pPr>
                   <w:r>
-                    <w:t xml:space="preserve">0.30</w:t>
+                    <w:t xml:space="preserve">0.31</w:t>
                   </w:r>
                 </w:p>
               </w:tc>
@@ -10255,7 +10261,7 @@
                     <w:jc w:val="center"/>
                   </w:pPr>
                   <w:r>
-                    <w:t xml:space="preserve">0.13</w:t>
+                    <w:t xml:space="preserve">0.12</w:t>
                   </w:r>
                 </w:p>
               </w:tc>
@@ -10419,7 +10425,7 @@
         <w:t xml:space="preserve"> </w:t>
       </w:r>
       <w:r>
-        <w:t xml:space="preserve">not been surveyed. Livestock density alone reaches 0.24 against 0.27 for the</w:t>
+        <w:t xml:space="preserve">not been surveyed. Livestock density alone reaches 0.24 against 0.26 for the</w:t>
       </w:r>
       <w:r>
         <w:t xml:space="preserve"> </w:t>
@@ -11277,7 +11283,7 @@
                     <w:jc w:val="center"/>
                   </w:pPr>
                   <w:r>
-                    <w:t xml:space="preserve">0.22 replicated; 0.39 (level) and 0.29 (prevalence) for the index</w:t>
+                    <w:t xml:space="preserve">0.22 replicated; 0.40 (level) and 0.29 (prevalence) for the index</w:t>
                   </w:r>
                 </w:p>
               </w:tc>
@@ -11493,7 +11499,7 @@
                     <w:jc w:val="center"/>
                   </w:pPr>
                   <w:r>
-                    <w:t xml:space="preserve">0.27 zero-tuning index, 17 of 22; 0.27 penalised, 20 of 22</w:t>
+                    <w:t xml:space="preserve">0.26 zero-tuning index, 17 of 22; 0.23 penalised, 19 of 22</w:t>
                   </w:r>
                 </w:p>
               </w:tc>
@@ -12371,6 +12377,60 @@
                   </w:pPr>
                   <w:r>
                     <w:t xml:space="preserve">Reproducing the four reports (RP-01)</w:t>
+                  </w:r>
+                </w:p>
+              </w:tc>
+            </w:tr>
+            <w:tr>
+              <w:tc>
+                <w:tcPr/>
+                <w:p>
+                  <w:pPr>
+                    <w:pStyle w:val="Compact"/>
+                    <w:jc w:val="left"/>
+                    <w:jc w:val="center"/>
+                  </w:pPr>
+                  <w:r>
+                    <w:t xml:space="preserve">DHS-derived district predictors</w:t>
+                  </w:r>
+                </w:p>
+              </w:tc>
+              <w:tc>
+                <w:tcPr/>
+                <w:p>
+                  <w:pPr>
+                    <w:pStyle w:val="Compact"/>
+                    <w:jc w:val="left"/>
+                    <w:jc w:val="center"/>
+                  </w:pPr>
+                  <w:r>
+                    <w:t xml:space="preserve">Direct cluster means; 8,104 district cells missing, one cluster per district common</w:t>
+                  </w:r>
+                </w:p>
+              </w:tc>
+              <w:tc>
+                <w:tcPr/>
+                <w:p>
+                  <w:pPr>
+                    <w:pStyle w:val="Compact"/>
+                    <w:jc w:val="left"/>
+                    <w:jc w:val="center"/>
+                  </w:pPr>
+                  <w:r>
+                    <w:t xml:space="preserve">Cluster-level BYM2 model at every district for 113 binary indicators per country (surveyPrev, no covariates); in-country unchanged, district transport 0.28 to 0.26 and dropping all survey columns now gains 0.07</w:t>
+                  </w:r>
+                </w:p>
+              </w:tc>
+              <w:tc>
+                <w:tcPr/>
+                <w:p>
+                  <w:pPr>
+                    <w:pStyle w:val="Compact"/>
+                    <w:jc w:val="left"/>
+                    <w:jc w:val="center"/>
+                  </w:pPr>
+                  <w:r>
+                    <w:t xml:space="preserve">The DHS estimator, without its covariates</w:t>
                   </w:r>
                 </w:p>
               </w:tc>
@@ -17834,20 +17894,20 @@
                     <w:jc w:val="center"/>
                   </w:pPr>
                   <w:r>
-                    <w:t xml:space="preserve">0.53</w:t>
-                  </w:r>
-                </w:p>
-              </w:tc>
-              <w:tc>
-                <w:tcPr/>
-                <w:p>
-                  <w:pPr>
-                    <w:pStyle w:val="Compact"/>
-                    <w:jc w:val="right"/>
-                    <w:jc w:val="center"/>
-                  </w:pPr>
-                  <w:r>
-                    <w:t xml:space="preserve">0.58</w:t>
+                    <w:t xml:space="preserve">0.52</w:t>
+                  </w:r>
+                </w:p>
+              </w:tc>
+              <w:tc>
+                <w:tcPr/>
+                <w:p>
+                  <w:pPr>
+                    <w:pStyle w:val="Compact"/>
+                    <w:jc w:val="right"/>
+                    <w:jc w:val="center"/>
+                  </w:pPr>
+                  <w:r>
+                    <w:t xml:space="preserve">0.60</w:t>
                   </w:r>
                 </w:p>
               </w:tc>
@@ -17888,20 +17948,20 @@
                     <w:jc w:val="center"/>
                   </w:pPr>
                   <w:r>
-                    <w:t xml:space="preserve">0.68</w:t>
-                  </w:r>
-                </w:p>
-              </w:tc>
-              <w:tc>
-                <w:tcPr/>
-                <w:p>
-                  <w:pPr>
-                    <w:pStyle w:val="Compact"/>
-                    <w:jc w:val="right"/>
-                    <w:jc w:val="center"/>
-                  </w:pPr>
-                  <w:r>
-                    <w:t xml:space="preserve">0.64</w:t>
+                    <w:t xml:space="preserve">0.69</w:t>
+                  </w:r>
+                </w:p>
+              </w:tc>
+              <w:tc>
+                <w:tcPr/>
+                <w:p>
+                  <w:pPr>
+                    <w:pStyle w:val="Compact"/>
+                    <w:jc w:val="right"/>
+                    <w:jc w:val="center"/>
+                  </w:pPr>
+                  <w:r>
+                    <w:t xml:space="preserve">0.66</w:t>
                   </w:r>
                 </w:p>
               </w:tc>
@@ -17942,20 +18002,20 @@
                     <w:jc w:val="center"/>
                   </w:pPr>
                   <w:r>
-                    <w:t xml:space="preserve">0.41</w:t>
-                  </w:r>
-                </w:p>
-              </w:tc>
-              <w:tc>
-                <w:tcPr/>
-                <w:p>
-                  <w:pPr>
-                    <w:pStyle w:val="Compact"/>
-                    <w:jc w:val="right"/>
-                    <w:jc w:val="center"/>
-                  </w:pPr>
-                  <w:r>
-                    <w:t xml:space="preserve">0.40</w:t>
+                    <w:t xml:space="preserve">0.28</w:t>
+                  </w:r>
+                </w:p>
+              </w:tc>
+              <w:tc>
+                <w:tcPr/>
+                <w:p>
+                  <w:pPr>
+                    <w:pStyle w:val="Compact"/>
+                    <w:jc w:val="right"/>
+                    <w:jc w:val="center"/>
+                  </w:pPr>
+                  <w:r>
+                    <w:t xml:space="preserve">0.16</w:t>
                   </w:r>
                 </w:p>
               </w:tc>
@@ -17996,20 +18056,20 @@
                     <w:jc w:val="center"/>
                   </w:pPr>
                   <w:r>
-                    <w:t xml:space="preserve">0.77</w:t>
-                  </w:r>
-                </w:p>
-              </w:tc>
-              <w:tc>
-                <w:tcPr/>
-                <w:p>
-                  <w:pPr>
-                    <w:pStyle w:val="Compact"/>
-                    <w:jc w:val="right"/>
-                    <w:jc w:val="center"/>
-                  </w:pPr>
-                  <w:r>
-                    <w:t xml:space="preserve">0.44</w:t>
+                    <w:t xml:space="preserve">0.75</w:t>
+                  </w:r>
+                </w:p>
+              </w:tc>
+              <w:tc>
+                <w:tcPr/>
+                <w:p>
+                  <w:pPr>
+                    <w:pStyle w:val="Compact"/>
+                    <w:jc w:val="right"/>
+                    <w:jc w:val="center"/>
+                  </w:pPr>
+                  <w:r>
+                    <w:t xml:space="preserve">0.35</w:t>
                   </w:r>
                 </w:p>
               </w:tc>
@@ -18050,20 +18110,20 @@
                     <w:jc w:val="center"/>
                   </w:pPr>
                   <w:r>
-                    <w:t xml:space="preserve">0.53</w:t>
-                  </w:r>
-                </w:p>
-              </w:tc>
-              <w:tc>
-                <w:tcPr/>
-                <w:p>
-                  <w:pPr>
-                    <w:pStyle w:val="Compact"/>
-                    <w:jc w:val="right"/>
-                    <w:jc w:val="center"/>
-                  </w:pPr>
-                  <w:r>
-                    <w:t xml:space="preserve">0.54</w:t>
+                    <w:t xml:space="preserve">0.57</w:t>
+                  </w:r>
+                </w:p>
+              </w:tc>
+              <w:tc>
+                <w:tcPr/>
+                <w:p>
+                  <w:pPr>
+                    <w:pStyle w:val="Compact"/>
+                    <w:jc w:val="right"/>
+                    <w:jc w:val="center"/>
+                  </w:pPr>
+                  <w:r>
+                    <w:t xml:space="preserve">0.61</w:t>
                   </w:r>
                 </w:p>
               </w:tc>
@@ -18104,20 +18164,20 @@
                     <w:jc w:val="center"/>
                   </w:pPr>
                   <w:r>
-                    <w:t xml:space="preserve">0.41</w:t>
-                  </w:r>
-                </w:p>
-              </w:tc>
-              <w:tc>
-                <w:tcPr/>
-                <w:p>
-                  <w:pPr>
-                    <w:pStyle w:val="Compact"/>
-                    <w:jc w:val="right"/>
-                    <w:jc w:val="center"/>
-                  </w:pPr>
-                  <w:r>
-                    <w:t xml:space="preserve">0.36</w:t>
+                    <w:t xml:space="preserve">0.39</w:t>
+                  </w:r>
+                </w:p>
+              </w:tc>
+              <w:tc>
+                <w:tcPr/>
+                <w:p>
+                  <w:pPr>
+                    <w:pStyle w:val="Compact"/>
+                    <w:jc w:val="right"/>
+                    <w:jc w:val="center"/>
+                  </w:pPr>
+                  <w:r>
+                    <w:t xml:space="preserve">0.35</w:t>
                   </w:r>
                 </w:p>
               </w:tc>
@@ -18158,20 +18218,20 @@
                     <w:jc w:val="center"/>
                   </w:pPr>
                   <w:r>
-                    <w:t xml:space="preserve">0.60</w:t>
-                  </w:r>
-                </w:p>
-              </w:tc>
-              <w:tc>
-                <w:tcPr/>
-                <w:p>
-                  <w:pPr>
-                    <w:pStyle w:val="Compact"/>
-                    <w:jc w:val="right"/>
-                    <w:jc w:val="center"/>
-                  </w:pPr>
-                  <w:r>
-                    <w:t xml:space="preserve">0.23</w:t>
+                    <w:t xml:space="preserve">0.61</w:t>
+                  </w:r>
+                </w:p>
+              </w:tc>
+              <w:tc>
+                <w:tcPr/>
+                <w:p>
+                  <w:pPr>
+                    <w:pStyle w:val="Compact"/>
+                    <w:jc w:val="right"/>
+                    <w:jc w:val="center"/>
+                  </w:pPr>
+                  <w:r>
+                    <w:t xml:space="preserve">0.22</w:t>
                   </w:r>
                 </w:p>
               </w:tc>
@@ -18212,20 +18272,20 @@
                     <w:jc w:val="center"/>
                   </w:pPr>
                   <w:r>
-                    <w:t xml:space="preserve">-0.10</w:t>
-                  </w:r>
-                </w:p>
-              </w:tc>
-              <w:tc>
-                <w:tcPr/>
-                <w:p>
-                  <w:pPr>
-                    <w:pStyle w:val="Compact"/>
-                    <w:jc w:val="right"/>
-                    <w:jc w:val="center"/>
-                  </w:pPr>
-                  <w:r>
-                    <w:t xml:space="preserve">-0.02</w:t>
+                    <w:t xml:space="preserve">-0.15</w:t>
+                  </w:r>
+                </w:p>
+              </w:tc>
+              <w:tc>
+                <w:tcPr/>
+                <w:p>
+                  <w:pPr>
+                    <w:pStyle w:val="Compact"/>
+                    <w:jc w:val="right"/>
+                    <w:jc w:val="center"/>
+                  </w:pPr>
+                  <w:r>
+                    <w:t xml:space="preserve">-0.03</w:t>
                   </w:r>
                 </w:p>
               </w:tc>
@@ -18266,20 +18326,20 @@
                     <w:jc w:val="center"/>
                   </w:pPr>
                   <w:r>
-                    <w:t xml:space="preserve">0.28</w:t>
-                  </w:r>
-                </w:p>
-              </w:tc>
-              <w:tc>
-                <w:tcPr/>
-                <w:p>
-                  <w:pPr>
-                    <w:pStyle w:val="Compact"/>
-                    <w:jc w:val="right"/>
-                    <w:jc w:val="center"/>
-                  </w:pPr>
-                  <w:r>
-                    <w:t xml:space="preserve">0.33</w:t>
+                    <w:t xml:space="preserve">0.30</w:t>
+                  </w:r>
+                </w:p>
+              </w:tc>
+              <w:tc>
+                <w:tcPr/>
+                <w:p>
+                  <w:pPr>
+                    <w:pStyle w:val="Compact"/>
+                    <w:jc w:val="right"/>
+                    <w:jc w:val="center"/>
+                  </w:pPr>
+                  <w:r>
+                    <w:t xml:space="preserve">0.38</w:t>
                   </w:r>
                 </w:p>
               </w:tc>
@@ -18320,20 +18380,20 @@
                     <w:jc w:val="center"/>
                   </w:pPr>
                   <w:r>
-                    <w:t xml:space="preserve">0.34</w:t>
-                  </w:r>
-                </w:p>
-              </w:tc>
-              <w:tc>
-                <w:tcPr/>
-                <w:p>
-                  <w:pPr>
-                    <w:pStyle w:val="Compact"/>
-                    <w:jc w:val="right"/>
-                    <w:jc w:val="center"/>
-                  </w:pPr>
-                  <w:r>
-                    <w:t xml:space="preserve">0.11</w:t>
+                    <w:t xml:space="preserve">0.25</w:t>
+                  </w:r>
+                </w:p>
+              </w:tc>
+              <w:tc>
+                <w:tcPr/>
+                <w:p>
+                  <w:pPr>
+                    <w:pStyle w:val="Compact"/>
+                    <w:jc w:val="right"/>
+                    <w:jc w:val="center"/>
+                  </w:pPr>
+                  <w:r>
+                    <w:t xml:space="preserve">0.08</w:t>
                   </w:r>
                 </w:p>
               </w:tc>
@@ -18374,20 +18434,20 @@
                     <w:jc w:val="center"/>
                   </w:pPr>
                   <w:r>
-                    <w:t xml:space="preserve">-0.05</w:t>
-                  </w:r>
-                </w:p>
-              </w:tc>
-              <w:tc>
-                <w:tcPr/>
-                <w:p>
-                  <w:pPr>
-                    <w:pStyle w:val="Compact"/>
-                    <w:jc w:val="right"/>
-                    <w:jc w:val="center"/>
-                  </w:pPr>
-                  <w:r>
-                    <w:t xml:space="preserve">-0.14</w:t>
+                    <w:t xml:space="preserve">-0.03</w:t>
+                  </w:r>
+                </w:p>
+              </w:tc>
+              <w:tc>
+                <w:tcPr/>
+                <w:p>
+                  <w:pPr>
+                    <w:pStyle w:val="Compact"/>
+                    <w:jc w:val="right"/>
+                    <w:jc w:val="center"/>
+                  </w:pPr>
+                  <w:r>
+                    <w:t xml:space="preserve">-0.11</w:t>
                   </w:r>
                 </w:p>
               </w:tc>
@@ -18428,20 +18488,20 @@
                     <w:jc w:val="center"/>
                   </w:pPr>
                   <w:r>
-                    <w:t xml:space="preserve">0.20</w:t>
-                  </w:r>
-                </w:p>
-              </w:tc>
-              <w:tc>
-                <w:tcPr/>
-                <w:p>
-                  <w:pPr>
-                    <w:pStyle w:val="Compact"/>
-                    <w:jc w:val="right"/>
-                    <w:jc w:val="center"/>
-                  </w:pPr>
-                  <w:r>
-                    <w:t xml:space="preserve">0.17</w:t>
+                    <w:t xml:space="preserve">0.22</w:t>
+                  </w:r>
+                </w:p>
+              </w:tc>
+              <w:tc>
+                <w:tcPr/>
+                <w:p>
+                  <w:pPr>
+                    <w:pStyle w:val="Compact"/>
+                    <w:jc w:val="right"/>
+                    <w:jc w:val="center"/>
+                  </w:pPr>
+                  <w:r>
+                    <w:t xml:space="preserve">0.16</w:t>
                   </w:r>
                 </w:p>
               </w:tc>
@@ -18482,20 +18542,20 @@
                     <w:jc w:val="center"/>
                   </w:pPr>
                   <w:r>
-                    <w:t xml:space="preserve">0.44</w:t>
-                  </w:r>
-                </w:p>
-              </w:tc>
-              <w:tc>
-                <w:tcPr/>
-                <w:p>
-                  <w:pPr>
-                    <w:pStyle w:val="Compact"/>
-                    <w:jc w:val="right"/>
-                    <w:jc w:val="center"/>
-                  </w:pPr>
-                  <w:r>
-                    <w:t xml:space="preserve">0.30</w:t>
+                    <w:t xml:space="preserve">0.45</w:t>
+                  </w:r>
+                </w:p>
+              </w:tc>
+              <w:tc>
+                <w:tcPr/>
+                <w:p>
+                  <w:pPr>
+                    <w:pStyle w:val="Compact"/>
+                    <w:jc w:val="right"/>
+                    <w:jc w:val="center"/>
+                  </w:pPr>
+                  <w:r>
+                    <w:t xml:space="preserve">0.27</w:t>
                   </w:r>
                 </w:p>
               </w:tc>
@@ -18536,20 +18596,20 @@
                     <w:jc w:val="center"/>
                   </w:pPr>
                   <w:r>
-                    <w:t xml:space="preserve">-0.09</w:t>
-                  </w:r>
-                </w:p>
-              </w:tc>
-              <w:tc>
-                <w:tcPr/>
-                <w:p>
-                  <w:pPr>
-                    <w:pStyle w:val="Compact"/>
-                    <w:jc w:val="right"/>
-                    <w:jc w:val="center"/>
-                  </w:pPr>
-                  <w:r>
-                    <w:t xml:space="preserve">-0.04</w:t>
+                    <w:t xml:space="preserve">-0.11</w:t>
+                  </w:r>
+                </w:p>
+              </w:tc>
+              <w:tc>
+                <w:tcPr/>
+                <w:p>
+                  <w:pPr>
+                    <w:pStyle w:val="Compact"/>
+                    <w:jc w:val="right"/>
+                    <w:jc w:val="center"/>
+                  </w:pPr>
+                  <w:r>
+                    <w:t xml:space="preserve">-0.01</w:t>
                   </w:r>
                 </w:p>
               </w:tc>
@@ -18590,20 +18650,20 @@
                     <w:jc w:val="center"/>
                   </w:pPr>
                   <w:r>
-                    <w:t xml:space="preserve">0.27</w:t>
-                  </w:r>
-                </w:p>
-              </w:tc>
-              <w:tc>
-                <w:tcPr/>
-                <w:p>
-                  <w:pPr>
-                    <w:pStyle w:val="Compact"/>
-                    <w:jc w:val="right"/>
-                    <w:jc w:val="center"/>
-                  </w:pPr>
-                  <w:r>
-                    <w:t xml:space="preserve">0.16</w:t>
+                    <w:t xml:space="preserve">0.26</w:t>
+                  </w:r>
+                </w:p>
+              </w:tc>
+              <w:tc>
+                <w:tcPr/>
+                <w:p>
+                  <w:pPr>
+                    <w:pStyle w:val="Compact"/>
+                    <w:jc w:val="right"/>
+                    <w:jc w:val="center"/>
+                  </w:pPr>
+                  <w:r>
+                    <w:t xml:space="preserve">0.18</w:t>
                   </w:r>
                 </w:p>
               </w:tc>
@@ -18644,20 +18704,20 @@
                     <w:jc w:val="center"/>
                   </w:pPr>
                   <w:r>
-                    <w:t xml:space="preserve">0.22</w:t>
-                  </w:r>
-                </w:p>
-              </w:tc>
-              <w:tc>
-                <w:tcPr/>
-                <w:p>
-                  <w:pPr>
-                    <w:pStyle w:val="Compact"/>
-                    <w:jc w:val="right"/>
-                    <w:jc w:val="center"/>
-                  </w:pPr>
-                  <w:r>
-                    <w:t xml:space="preserve">0.14</w:t>
+                    <w:t xml:space="preserve">0.21</w:t>
+                  </w:r>
+                </w:p>
+              </w:tc>
+              <w:tc>
+                <w:tcPr/>
+                <w:p>
+                  <w:pPr>
+                    <w:pStyle w:val="Compact"/>
+                    <w:jc w:val="right"/>
+                    <w:jc w:val="center"/>
+                  </w:pPr>
+                  <w:r>
+                    <w:t xml:space="preserve">0.17</w:t>
                   </w:r>
                 </w:p>
               </w:tc>
@@ -18698,20 +18758,20 @@
                     <w:jc w:val="center"/>
                   </w:pPr>
                   <w:r>
-                    <w:t xml:space="preserve">0.27</w:t>
-                  </w:r>
-                </w:p>
-              </w:tc>
-              <w:tc>
-                <w:tcPr/>
-                <w:p>
-                  <w:pPr>
-                    <w:pStyle w:val="Compact"/>
-                    <w:jc w:val="right"/>
-                    <w:jc w:val="center"/>
-                  </w:pPr>
-                  <w:r>
-                    <w:t xml:space="preserve">0.38</w:t>
+                    <w:t xml:space="preserve">0.21</w:t>
+                  </w:r>
+                </w:p>
+              </w:tc>
+              <w:tc>
+                <w:tcPr/>
+                <w:p>
+                  <w:pPr>
+                    <w:pStyle w:val="Compact"/>
+                    <w:jc w:val="right"/>
+                    <w:jc w:val="center"/>
+                  </w:pPr>
+                  <w:r>
+                    <w:t xml:space="preserve">0.35</w:t>
                   </w:r>
                 </w:p>
               </w:tc>
@@ -18752,20 +18812,20 @@
                     <w:jc w:val="center"/>
                   </w:pPr>
                   <w:r>
-                    <w:t xml:space="preserve">0.01</w:t>
-                  </w:r>
-                </w:p>
-              </w:tc>
-              <w:tc>
-                <w:tcPr/>
-                <w:p>
-                  <w:pPr>
-                    <w:pStyle w:val="Compact"/>
-                    <w:jc w:val="right"/>
-                    <w:jc w:val="center"/>
-                  </w:pPr>
-                  <w:r>
-                    <w:t xml:space="preserve">0.10</w:t>
+                    <w:t xml:space="preserve">-0.09</w:t>
+                  </w:r>
+                </w:p>
+              </w:tc>
+              <w:tc>
+                <w:tcPr/>
+                <w:p>
+                  <w:pPr>
+                    <w:pStyle w:val="Compact"/>
+                    <w:jc w:val="right"/>
+                    <w:jc w:val="center"/>
+                  </w:pPr>
+                  <w:r>
+                    <w:t xml:space="preserve">-0.02</w:t>
                   </w:r>
                 </w:p>
               </w:tc>
@@ -18806,20 +18866,20 @@
                     <w:jc w:val="center"/>
                   </w:pPr>
                   <w:r>
-                    <w:t xml:space="preserve">0.43</w:t>
-                  </w:r>
-                </w:p>
-              </w:tc>
-              <w:tc>
-                <w:tcPr/>
-                <w:p>
-                  <w:pPr>
-                    <w:pStyle w:val="Compact"/>
-                    <w:jc w:val="right"/>
-                    <w:jc w:val="center"/>
-                  </w:pPr>
-                  <w:r>
-                    <w:t xml:space="preserve">-0.12</w:t>
+                    <w:t xml:space="preserve">0.45</w:t>
+                  </w:r>
+                </w:p>
+              </w:tc>
+              <w:tc>
+                <w:tcPr/>
+                <w:p>
+                  <w:pPr>
+                    <w:pStyle w:val="Compact"/>
+                    <w:jc w:val="right"/>
+                    <w:jc w:val="center"/>
+                  </w:pPr>
+                  <w:r>
+                    <w:t xml:space="preserve">-0.15</w:t>
                   </w:r>
                 </w:p>
               </w:tc>
@@ -18860,7 +18920,7 @@
                     <w:jc w:val="center"/>
                   </w:pPr>
                   <w:r>
-                    <w:t xml:space="preserve">0.03</w:t>
+                    <w:t xml:space="preserve">0.08</w:t>
                   </w:r>
                 </w:p>
               </w:tc>
@@ -18914,20 +18974,20 @@
                     <w:jc w:val="center"/>
                   </w:pPr>
                   <w:r>
-                    <w:t xml:space="preserve">-0.02</w:t>
-                  </w:r>
-                </w:p>
-              </w:tc>
-              <w:tc>
-                <w:tcPr/>
-                <w:p>
-                  <w:pPr>
-                    <w:pStyle w:val="Compact"/>
-                    <w:jc w:val="right"/>
-                    <w:jc w:val="center"/>
-                  </w:pPr>
-                  <w:r>
-                    <w:t xml:space="preserve">-0.03</w:t>
+                    <w:t xml:space="preserve">0.01</w:t>
+                  </w:r>
+                </w:p>
+              </w:tc>
+              <w:tc>
+                <w:tcPr/>
+                <w:p>
+                  <w:pPr>
+                    <w:pStyle w:val="Compact"/>
+                    <w:jc w:val="right"/>
+                    <w:jc w:val="center"/>
+                  </w:pPr>
+                  <w:r>
+                    <w:t xml:space="preserve">-0.11</w:t>
                   </w:r>
                 </w:p>
               </w:tc>
@@ -18968,20 +19028,20 @@
                     <w:jc w:val="center"/>
                   </w:pPr>
                   <w:r>
-                    <w:t xml:space="preserve">-0.11</w:t>
-                  </w:r>
-                </w:p>
-              </w:tc>
-              <w:tc>
-                <w:tcPr/>
-                <w:p>
-                  <w:pPr>
-                    <w:pStyle w:val="Compact"/>
-                    <w:jc w:val="right"/>
-                    <w:jc w:val="center"/>
-                  </w:pPr>
-                  <w:r>
-                    <w:t xml:space="preserve">-0.01</w:t>
+                    <w:t xml:space="preserve">-0.09</w:t>
+                  </w:r>
+                </w:p>
+              </w:tc>
+              <w:tc>
+                <w:tcPr/>
+                <w:p>
+                  <w:pPr>
+                    <w:pStyle w:val="Compact"/>
+                    <w:jc w:val="right"/>
+                    <w:jc w:val="center"/>
+                  </w:pPr>
+                  <w:r>
+                    <w:t xml:space="preserve">-0.07</w:t>
                   </w:r>
                 </w:p>
               </w:tc>

--- a/docs/manuscript_mcn_v2.docx
+++ b/docs/manuscript_mcn_v2.docx
@@ -23,7 +23,7 @@
         <w:pStyle w:val="Date"/>
       </w:pPr>
       <w:r>
-        <w:t xml:space="preserve">2026-09-09</w:t>
+        <w:t xml:space="preserve">2026-09-10</w:t>
       </w:r>
     </w:p>
     <w:p>
@@ -7860,31 +7860,49 @@
         <w:t xml:space="preserve"> </w:t>
       </w:r>
       <w:r>
-        <w:t xml:space="preserve">the satellite embedding, climate and soil together carry 40 to 50 percent in</w:t>
-      </w:r>
-      <w:r>
-        <w:t xml:space="preserve"> </w:t>
-      </w:r>
-      <w:r>
-        <w:t xml:space="preserve">every outcome, which is the same answer the ablation gives. Signs are</w:t>
-      </w:r>
-      <w:r>
-        <w:t xml:space="preserve"> </w:t>
-      </w:r>
-      <w:r>
-        <w:t xml:space="preserve">replicated in every country’s own independent fit for all ten of child</w:t>
-      </w:r>
-      <w:r>
-        <w:t xml:space="preserve"> </w:t>
-      </w:r>
-      <w:r>
-        <w:t xml:space="preserve">iron’s leading predictors and for most of the others; the exceptions are</w:t>
-      </w:r>
-      <w:r>
-        <w:t xml:space="preserve"> </w:t>
-      </w:r>
-      <w:r>
-        <w:t xml:space="preserve">marked in the figure. The two importances answer different questions and</w:t>
+        <w:t xml:space="preserve">the satellite embedding, climate and soil together carry 30 to 48 percent</w:t>
+      </w:r>
+      <w:r>
+        <w:t xml:space="preserve"> </w:t>
+      </w:r>
+      <w:r>
+        <w:t xml:space="preserve">depending on the outcome, which is the same answer the ablation gives. Signs</w:t>
+      </w:r>
+      <w:r>
+        <w:t xml:space="preserve"> </w:t>
+      </w:r>
+      <w:r>
+        <w:t xml:space="preserve">are replicated in every country’s own independent fit for all ten of women’s</w:t>
+      </w:r>
+      <w:r>
+        <w:t xml:space="preserve"> </w:t>
+      </w:r>
+      <w:r>
+        <w:t xml:space="preserve">B12’s leading predictors, eight of child iron’s and most of the others; the</w:t>
+      </w:r>
+      <w:r>
+        <w:t xml:space="preserve"> </w:t>
+      </w:r>
+      <w:r>
+        <w:t xml:space="preserve">exceptions are marked in the figure. Re-estimating the survey aggregates with</w:t>
+      </w:r>
+      <w:r>
+        <w:t xml:space="preserve"> </w:t>
+      </w:r>
+      <w:r>
+        <w:t xml:space="preserve">the cluster-level model (DS-01) raised their share of the index’s variance</w:t>
+      </w:r>
+      <w:r>
+        <w:t xml:space="preserve"> </w:t>
+      </w:r>
+      <w:r>
+        <w:t xml:space="preserve">from 0.24 to 0.34 and put more of them in the leading ten, the same shift</w:t>
+      </w:r>
+      <w:r>
+        <w:t xml:space="preserve"> </w:t>
+      </w:r>
+      <w:r>
+        <w:t xml:space="preserve">that cost the index across borders in RR-10. The two importances answer different questions and</w:t>
       </w:r>
       <w:r>
         <w:t xml:space="preserve"> </w:t>
@@ -8065,7 +8083,7 @@
         <w:t xml:space="preserve"> </w:t>
       </w:r>
       <w:r>
-        <w:t xml:space="preserve">0.30</w:t>
+        <w:t xml:space="preserve">0.29</w:t>
       </w:r>
       <w:r>
         <w:t xml:space="preserve"> </w:t>
@@ -8077,19 +8095,19 @@
         <w:t xml:space="preserve"> </w:t>
       </w:r>
       <w:r>
-        <w:t xml:space="preserve">0.28</w:t>
-      </w:r>
-      <w:r>
-        <w:t xml:space="preserve"> </w:t>
-      </w:r>
-      <w:r>
-        <w:t xml:space="preserve">for the index, positive in 20 of 22 cells against 17, and it ties on</w:t>
-      </w:r>
-      <w:r>
-        <w:t xml:space="preserve"> </w:t>
-      </w:r>
-      <w:r>
-        <w:t xml:space="preserve">prevalence; inside a surveyed country it costs 0.04 in-fill and 0.07 under</w:t>
+        <w:t xml:space="preserve">0.26</w:t>
+      </w:r>
+      <w:r>
+        <w:t xml:space="preserve"> </w:t>
+      </w:r>
+      <w:r>
+        <w:t xml:space="preserve">for the index, positive in 18 of 22 cells against 17, and it loses 0.02 on</w:t>
+      </w:r>
+      <w:r>
+        <w:t xml:space="preserve"> </w:t>
+      </w:r>
+      <w:r>
+        <w:t xml:space="preserve">prevalence; inside a surveyed country it costs 0.02 in-fill and 0.04 under</w:t>
       </w:r>
       <w:r>
         <w:t xml:space="preserve"> </w:t>
@@ -8137,13 +8155,13 @@
         <w:t xml:space="preserve"> </w:t>
       </w:r>
       <w:r>
-        <w:t xml:space="preserve">them, are listed in Supplement S4; for child iron all twenty members carry</w:t>
-      </w:r>
-      <w:r>
-        <w:t xml:space="preserve"> </w:t>
-      </w:r>
-      <w:r>
-        <w:t xml:space="preserve">the same sign in every country’s own fit.</w:t>
+        <w:t xml:space="preserve">them, are listed in Supplement S4; for child iron thirteen of the twenty</w:t>
+      </w:r>
+      <w:r>
+        <w:t xml:space="preserve"> </w:t>
+      </w:r>
+      <w:r>
+        <w:t xml:space="preserve">members carry the same sign in every country’s own fit.</w:t>
       </w:r>
     </w:p>
     <w:tbl>
@@ -8347,33 +8365,33 @@
                     <w:jc w:val="center"/>
                   </w:pPr>
                   <w:r>
-                    <w:t xml:space="preserve">0.27</w:t>
-                  </w:r>
-                </w:p>
-              </w:tc>
-              <w:tc>
-                <w:tcPr/>
-                <w:p>
-                  <w:pPr>
-                    <w:pStyle w:val="Compact"/>
-                    <w:jc w:val="right"/>
-                    <w:jc w:val="center"/>
-                  </w:pPr>
-                  <w:r>
-                    <w:t xml:space="preserve">0.28</w:t>
-                  </w:r>
-                </w:p>
-              </w:tc>
-              <w:tc>
-                <w:tcPr/>
-                <w:p>
-                  <w:pPr>
-                    <w:pStyle w:val="Compact"/>
-                    <w:jc w:val="right"/>
-                    <w:jc w:val="center"/>
-                  </w:pPr>
-                  <w:r>
-                    <w:t xml:space="preserve">0.21</w:t>
+                    <w:t xml:space="preserve">0.26</w:t>
+                  </w:r>
+                </w:p>
+              </w:tc>
+              <w:tc>
+                <w:tcPr/>
+                <w:p>
+                  <w:pPr>
+                    <w:pStyle w:val="Compact"/>
+                    <w:jc w:val="right"/>
+                    <w:jc w:val="center"/>
+                  </w:pPr>
+                  <w:r>
+                    <w:t xml:space="preserve">0.26</w:t>
+                  </w:r>
+                </w:p>
+              </w:tc>
+              <w:tc>
+                <w:tcPr/>
+                <w:p>
+                  <w:pPr>
+                    <w:pStyle w:val="Compact"/>
+                    <w:jc w:val="right"/>
+                    <w:jc w:val="center"/>
+                  </w:pPr>
+                  <w:r>
+                    <w:t xml:space="preserve">0.18</w:t>
                   </w:r>
                 </w:p>
               </w:tc>
@@ -8401,33 +8419,33 @@
                     <w:jc w:val="center"/>
                   </w:pPr>
                   <w:r>
-                    <w:t xml:space="preserve">0.36</w:t>
-                  </w:r>
-                </w:p>
-              </w:tc>
-              <w:tc>
-                <w:tcPr/>
-                <w:p>
-                  <w:pPr>
-                    <w:pStyle w:val="Compact"/>
-                    <w:jc w:val="right"/>
-                    <w:jc w:val="center"/>
-                  </w:pPr>
-                  <w:r>
-                    <w:t xml:space="preserve">0.26</w:t>
-                  </w:r>
-                </w:p>
-              </w:tc>
-              <w:tc>
-                <w:tcPr/>
-                <w:p>
-                  <w:pPr>
-                    <w:pStyle w:val="Compact"/>
-                    <w:jc w:val="right"/>
-                    <w:jc w:val="center"/>
-                  </w:pPr>
-                  <w:r>
-                    <w:t xml:space="preserve">0.31</w:t>
+                    <w:t xml:space="preserve">0.37</w:t>
+                  </w:r>
+                </w:p>
+              </w:tc>
+              <w:tc>
+                <w:tcPr/>
+                <w:p>
+                  <w:pPr>
+                    <w:pStyle w:val="Compact"/>
+                    <w:jc w:val="right"/>
+                    <w:jc w:val="center"/>
+                  </w:pPr>
+                  <w:r>
+                    <w:t xml:space="preserve">0.27</w:t>
+                  </w:r>
+                </w:p>
+              </w:tc>
+              <w:tc>
+                <w:tcPr/>
+                <w:p>
+                  <w:pPr>
+                    <w:pStyle w:val="Compact"/>
+                    <w:jc w:val="right"/>
+                    <w:jc w:val="center"/>
+                  </w:pPr>
+                  <w:r>
+                    <w:t xml:space="preserve">0.34</w:t>
                   </w:r>
                 </w:p>
               </w:tc>
@@ -8453,20 +8471,20 @@
                     <w:jc w:val="center"/>
                   </w:pPr>
                   <w:r>
-                    <w:t xml:space="preserve">0.30</w:t>
-                  </w:r>
-                </w:p>
-              </w:tc>
-              <w:tc>
-                <w:tcPr/>
-                <w:p>
-                  <w:pPr>
-                    <w:pStyle w:val="Compact"/>
-                    <w:jc w:val="right"/>
-                    <w:jc w:val="center"/>
-                  </w:pPr>
-                  <w:r>
-                    <w:t xml:space="preserve">0.20</w:t>
+                    <w:t xml:space="preserve">0.29</w:t>
+                  </w:r>
+                </w:p>
+              </w:tc>
+              <w:tc>
+                <w:tcPr/>
+                <w:p>
+                  <w:pPr>
+                    <w:pStyle w:val="Compact"/>
+                    <w:jc w:val="right"/>
+                    <w:jc w:val="center"/>
+                  </w:pPr>
+                  <w:r>
+                    <w:t xml:space="preserve">0.16</w:t>
                   </w:r>
                 </w:p>
               </w:tc>
@@ -8494,59 +8512,46 @@
                     <w:jc w:val="center"/>
                   </w:pPr>
                   <w:r>
-                    <w:t xml:space="preserve">0.33</w:t>
-                  </w:r>
-                </w:p>
-              </w:tc>
-              <w:tc>
-                <w:tcPr/>
-                <w:p>
-                  <w:pPr>
-                    <w:pStyle w:val="Compact"/>
-                    <w:jc w:val="right"/>
-                    <w:jc w:val="center"/>
-                  </w:pPr>
-                  <w:r>
-                    <w:t xml:space="preserve">0.23</w:t>
-                  </w:r>
-                </w:p>
-              </w:tc>
-              <w:tc>
-                <w:tcPr/>
-                <w:p>
-                  <w:pPr>
-                    <w:pStyle w:val="Compact"/>
-                    <w:jc w:val="right"/>
-                    <w:jc w:val="center"/>
-                  </w:pPr>
-                  <w:r>
-                    <w:t xml:space="preserve">0.29</w:t>
-                  </w:r>
-                </w:p>
-              </w:tc>
-              <w:tc>
-                <w:tcPr/>
-                <w:p>
-                  <w:pPr>
-                    <w:pStyle w:val="Compact"/>
-                    <w:jc w:val="right"/>
-                    <w:jc w:val="center"/>
-                  </w:pPr>
-                  <w:r>
-                    <w:t xml:space="preserve">0.17</w:t>
-                  </w:r>
-                </w:p>
-              </w:tc>
-              <w:tc>
-                <w:tcPr/>
-                <w:p>
-                  <w:pPr>
-                    <w:pStyle w:val="Compact"/>
-                    <w:jc w:val="right"/>
-                    <w:jc w:val="center"/>
-                  </w:pPr>
-                  <w:r>
-                    <w:t xml:space="preserve">0.22</w:t>
+                    <w:t xml:space="preserve">0.36</w:t>
+                  </w:r>
+                </w:p>
+              </w:tc>
+              <w:tc>
+                <w:tcPr/>
+                <w:p>
+                  <w:pPr>
+                    <w:pStyle w:val="Compact"/>
+                    <w:jc w:val="right"/>
+                    <w:jc w:val="center"/>
+                  </w:pPr>
+                  <w:r>
+                    <w:t xml:space="preserve">0.25</w:t>
+                  </w:r>
+                </w:p>
+              </w:tc>
+              <w:tc>
+                <w:tcPr/>
+                <w:p>
+                  <w:pPr>
+                    <w:pStyle w:val="Compact"/>
+                    <w:jc w:val="right"/>
+                    <w:jc w:val="center"/>
+                  </w:pPr>
+                  <w:r>
+                    <w:t xml:space="preserve">0.32</w:t>
+                  </w:r>
+                </w:p>
+              </w:tc>
+              <w:tc>
+                <w:tcPr/>
+                <w:p>
+                  <w:pPr>
+                    <w:pStyle w:val="Compact"/>
+                    <w:jc w:val="right"/>
+                    <w:jc w:val="center"/>
+                  </w:pPr>
+                  <w:r>
+                    <w:t xml:space="preserve">0.18</w:t>
                   </w:r>
                 </w:p>
               </w:tc>
@@ -8560,6 +8565,19 @@
                   </w:pPr>
                   <w:r>
                     <w:t xml:space="preserve">0.16</w:t>
+                  </w:r>
+                </w:p>
+              </w:tc>
+              <w:tc>
+                <w:tcPr/>
+                <w:p>
+                  <w:pPr>
+                    <w:pStyle w:val="Compact"/>
+                    <w:jc w:val="right"/>
+                    <w:jc w:val="center"/>
+                  </w:pPr>
+                  <w:r>
+                    <w:t xml:space="preserve">0.12</w:t>
                   </w:r>
                 </w:p>
               </w:tc>
@@ -8587,72 +8605,72 @@
                     <w:jc w:val="center"/>
                   </w:pPr>
                   <w:r>
-                    <w:t xml:space="preserve">0.30</w:t>
-                  </w:r>
-                </w:p>
-              </w:tc>
-              <w:tc>
-                <w:tcPr/>
-                <w:p>
-                  <w:pPr>
-                    <w:pStyle w:val="Compact"/>
-                    <w:jc w:val="right"/>
-                    <w:jc w:val="center"/>
-                  </w:pPr>
-                  <w:r>
-                    <w:t xml:space="preserve">0.19</w:t>
-                  </w:r>
-                </w:p>
-              </w:tc>
-              <w:tc>
-                <w:tcPr/>
-                <w:p>
-                  <w:pPr>
-                    <w:pStyle w:val="Compact"/>
-                    <w:jc w:val="right"/>
-                    <w:jc w:val="center"/>
-                  </w:pPr>
-                  <w:r>
-                    <w:t xml:space="preserve">0.27</w:t>
-                  </w:r>
-                </w:p>
-              </w:tc>
-              <w:tc>
-                <w:tcPr/>
-                <w:p>
-                  <w:pPr>
-                    <w:pStyle w:val="Compact"/>
-                    <w:jc w:val="right"/>
-                    <w:jc w:val="center"/>
-                  </w:pPr>
-                  <w:r>
-                    <w:t xml:space="preserve">0.18</w:t>
-                  </w:r>
-                </w:p>
-              </w:tc>
-              <w:tc>
-                <w:tcPr/>
-                <w:p>
-                  <w:pPr>
-                    <w:pStyle w:val="Compact"/>
-                    <w:jc w:val="right"/>
-                    <w:jc w:val="center"/>
-                  </w:pPr>
-                  <w:r>
-                    <w:t xml:space="preserve">0.18</w:t>
-                  </w:r>
-                </w:p>
-              </w:tc>
-              <w:tc>
-                <w:tcPr/>
-                <w:p>
-                  <w:pPr>
-                    <w:pStyle w:val="Compact"/>
-                    <w:jc w:val="right"/>
-                    <w:jc w:val="center"/>
-                  </w:pPr>
-                  <w:r>
-                    <w:t xml:space="preserve">0.13</w:t>
+                    <w:t xml:space="preserve">0.33</w:t>
+                  </w:r>
+                </w:p>
+              </w:tc>
+              <w:tc>
+                <w:tcPr/>
+                <w:p>
+                  <w:pPr>
+                    <w:pStyle w:val="Compact"/>
+                    <w:jc w:val="right"/>
+                    <w:jc w:val="center"/>
+                  </w:pPr>
+                  <w:r>
+                    <w:t xml:space="preserve">0.21</w:t>
+                  </w:r>
+                </w:p>
+              </w:tc>
+              <w:tc>
+                <w:tcPr/>
+                <w:p>
+                  <w:pPr>
+                    <w:pStyle w:val="Compact"/>
+                    <w:jc w:val="right"/>
+                    <w:jc w:val="center"/>
+                  </w:pPr>
+                  <w:r>
+                    <w:t xml:space="preserve">0.28</w:t>
+                  </w:r>
+                </w:p>
+              </w:tc>
+              <w:tc>
+                <w:tcPr/>
+                <w:p>
+                  <w:pPr>
+                    <w:pStyle w:val="Compact"/>
+                    <w:jc w:val="right"/>
+                    <w:jc w:val="center"/>
+                  </w:pPr>
+                  <w:r>
+                    <w:t xml:space="preserve">0.20</w:t>
+                  </w:r>
+                </w:p>
+              </w:tc>
+              <w:tc>
+                <w:tcPr/>
+                <w:p>
+                  <w:pPr>
+                    <w:pStyle w:val="Compact"/>
+                    <w:jc w:val="right"/>
+                    <w:jc w:val="center"/>
+                  </w:pPr>
+                  <w:r>
+                    <w:t xml:space="preserve">0.10</w:t>
+                  </w:r>
+                </w:p>
+              </w:tc>
+              <w:tc>
+                <w:tcPr/>
+                <w:p>
+                  <w:pPr>
+                    <w:pStyle w:val="Compact"/>
+                    <w:jc w:val="right"/>
+                    <w:jc w:val="center"/>
+                  </w:pPr>
+                  <w:r>
+                    <w:t xml:space="preserve">0.08</w:t>
                   </w:r>
                 </w:p>
               </w:tc>
@@ -8680,59 +8698,46 @@
                     <w:jc w:val="center"/>
                   </w:pPr>
                   <w:r>
-                    <w:t xml:space="preserve">0.33</w:t>
-                  </w:r>
-                </w:p>
-              </w:tc>
-              <w:tc>
-                <w:tcPr/>
-                <w:p>
-                  <w:pPr>
-                    <w:pStyle w:val="Compact"/>
-                    <w:jc w:val="right"/>
-                    <w:jc w:val="center"/>
-                  </w:pPr>
-                  <w:r>
-                    <w:t xml:space="preserve">0.23</w:t>
-                  </w:r>
-                </w:p>
-              </w:tc>
-              <w:tc>
-                <w:tcPr/>
-                <w:p>
-                  <w:pPr>
-                    <w:pStyle w:val="Compact"/>
-                    <w:jc w:val="right"/>
-                    <w:jc w:val="center"/>
-                  </w:pPr>
-                  <w:r>
-                    <w:t xml:space="preserve">0.29</w:t>
-                  </w:r>
-                </w:p>
-              </w:tc>
-              <w:tc>
-                <w:tcPr/>
-                <w:p>
-                  <w:pPr>
-                    <w:pStyle w:val="Compact"/>
-                    <w:jc w:val="right"/>
-                    <w:jc w:val="center"/>
-                  </w:pPr>
-                  <w:r>
-                    <w:t xml:space="preserve">0.17</w:t>
-                  </w:r>
-                </w:p>
-              </w:tc>
-              <w:tc>
-                <w:tcPr/>
-                <w:p>
-                  <w:pPr>
-                    <w:pStyle w:val="Compact"/>
-                    <w:jc w:val="right"/>
-                    <w:jc w:val="center"/>
-                  </w:pPr>
-                  <w:r>
-                    <w:t xml:space="preserve">0.22</w:t>
+                    <w:t xml:space="preserve">0.35</w:t>
+                  </w:r>
+                </w:p>
+              </w:tc>
+              <w:tc>
+                <w:tcPr/>
+                <w:p>
+                  <w:pPr>
+                    <w:pStyle w:val="Compact"/>
+                    <w:jc w:val="right"/>
+                    <w:jc w:val="center"/>
+                  </w:pPr>
+                  <w:r>
+                    <w:t xml:space="preserve">0.24</w:t>
+                  </w:r>
+                </w:p>
+              </w:tc>
+              <w:tc>
+                <w:tcPr/>
+                <w:p>
+                  <w:pPr>
+                    <w:pStyle w:val="Compact"/>
+                    <w:jc w:val="right"/>
+                    <w:jc w:val="center"/>
+                  </w:pPr>
+                  <w:r>
+                    <w:t xml:space="preserve">0.31</w:t>
+                  </w:r>
+                </w:p>
+              </w:tc>
+              <w:tc>
+                <w:tcPr/>
+                <w:p>
+                  <w:pPr>
+                    <w:pStyle w:val="Compact"/>
+                    <w:jc w:val="right"/>
+                    <w:jc w:val="center"/>
+                  </w:pPr>
+                  <w:r>
+                    <w:t xml:space="preserve">0.18</w:t>
                   </w:r>
                 </w:p>
               </w:tc>
@@ -8746,6 +8751,19 @@
                   </w:pPr>
                   <w:r>
                     <w:t xml:space="preserve">0.16</w:t>
+                  </w:r>
+                </w:p>
+              </w:tc>
+              <w:tc>
+                <w:tcPr/>
+                <w:p>
+                  <w:pPr>
+                    <w:pStyle w:val="Compact"/>
+                    <w:jc w:val="right"/>
+                    <w:jc w:val="center"/>
+                  </w:pPr>
+                  <w:r>
+                    <w:t xml:space="preserve">0.12</w:t>
                   </w:r>
                 </w:p>
               </w:tc>
@@ -10980,37 +10998,49 @@
         <w:t xml:space="preserve"> </w:t>
       </w:r>
       <w:r>
-        <w:t xml:space="preserve">components by 0.09 (Supplement S1). Two variants tie the index exactly</w:t>
-      </w:r>
-      <w:r>
-        <w:t xml:space="preserve"> </w:t>
-      </w:r>
-      <w:r>
-        <w:t xml:space="preserve">in-country and gain 0.02 across borders, a soft threshold that zeroes</w:t>
-      </w:r>
-      <w:r>
-        <w:t xml:space="preserve"> </w:t>
-      </w:r>
-      <w:r>
-        <w:t xml:space="preserve">components whose training evidence is below one standard error (better in 18</w:t>
-      </w:r>
-      <w:r>
-        <w:t xml:space="preserve"> </w:t>
-      </w:r>
-      <w:r>
-        <w:t xml:space="preserve">of 22 transport cells) and a decorrelation of the components across domains;</w:t>
-      </w:r>
-      <w:r>
-        <w:t xml:space="preserve"> </w:t>
-      </w:r>
-      <w:r>
-        <w:t xml:space="preserve">both were chosen among twenty-one arms on these same cells and are</w:t>
-      </w:r>
-      <w:r>
-        <w:t xml:space="preserve"> </w:t>
-      </w:r>
-      <w:r>
-        <w:t xml:space="preserve">pre-registered for the next country rather than adopted</w:t>
+        <w:t xml:space="preserve">components by 0.09 (Supplement S1). One variant ties the index exactly</w:t>
+      </w:r>
+      <w:r>
+        <w:t xml:space="preserve"> </w:t>
+      </w:r>
+      <w:r>
+        <w:t xml:space="preserve">in-country and gains 0.03 across borders on both the direct and the</w:t>
+      </w:r>
+      <w:r>
+        <w:t xml:space="preserve"> </w:t>
+      </w:r>
+      <w:r>
+        <w:t xml:space="preserve">cluster-model versions of the survey columns, a decorrelation of the</w:t>
+      </w:r>
+      <w:r>
+        <w:t xml:space="preserve"> </w:t>
+      </w:r>
+      <w:r>
+        <w:t xml:space="preserve">components across domains (better in 11 of 22 transport cells); a soft</w:t>
+      </w:r>
+      <w:r>
+        <w:t xml:space="preserve"> </w:t>
+      </w:r>
+      <w:r>
+        <w:t xml:space="preserve">threshold on the component weights gained as much on the noisier columns and</w:t>
+      </w:r>
+      <w:r>
+        <w:t xml:space="preserve"> </w:t>
+      </w:r>
+      <w:r>
+        <w:t xml:space="preserve">nothing once they were smoothed. The decorrelated index was chosen among</w:t>
+      </w:r>
+      <w:r>
+        <w:t xml:space="preserve"> </w:t>
+      </w:r>
+      <w:r>
+        <w:t xml:space="preserve">twenty-one arms on these same cells and is pre-registered for the next</w:t>
+      </w:r>
+      <w:r>
+        <w:t xml:space="preserve"> </w:t>
+      </w:r>
+      <w:r>
+        <w:t xml:space="preserve">country rather than adopted</w:t>
       </w:r>
       <w:r>
         <w:t xml:space="preserve"> </w:t>
@@ -19262,59 +19292,59 @@
                     <w:jc w:val="center"/>
                   </w:pPr>
                   <w:r>
-                    <w:t xml:space="preserve">lcover_grass_frac_t0 (+)</w:t>
-                  </w:r>
-                </w:p>
-              </w:tc>
-              <w:tc>
-                <w:tcPr/>
-                <w:p>
-                  <w:pPr>
-                    <w:pStyle w:val="Compact"/>
-                    <w:jc w:val="left"/>
-                    <w:jc w:val="center"/>
-                  </w:pPr>
-                  <w:r>
-                    <w:t xml:space="preserve">lcover_grass_frac_t0 (+*)</w:t>
-                  </w:r>
-                </w:p>
-              </w:tc>
-              <w:tc>
-                <w:tcPr/>
-                <w:p>
-                  <w:pPr>
-                    <w:pStyle w:val="Compact"/>
-                    <w:jc w:val="left"/>
-                    <w:jc w:val="center"/>
-                  </w:pPr>
-                  <w:r>
-                    <w:t xml:space="preserve">dhs_w_owns_house (-)</w:t>
-                  </w:r>
-                </w:p>
-              </w:tc>
-              <w:tc>
-                <w:tcPr/>
-                <w:p>
-                  <w:pPr>
-                    <w:pStyle w:val="Compact"/>
-                    <w:jc w:val="left"/>
-                    <w:jc w:val="center"/>
-                  </w:pPr>
-                  <w:r>
-                    <w:t xml:space="preserve">dhs_w_owns_house (-)</w:t>
-                  </w:r>
-                </w:p>
-              </w:tc>
-              <w:tc>
-                <w:tcPr/>
-                <w:p>
-                  <w:pPr>
-                    <w:pStyle w:val="Compact"/>
-                    <w:jc w:val="left"/>
-                    <w:jc w:val="center"/>
-                  </w:pPr>
-                  <w:r>
-                    <w:t xml:space="preserve">espen_sth_cov_mean (+)</w:t>
+                    <w:t xml:space="preserve">npp_gpp_t0 (-)</w:t>
+                  </w:r>
+                </w:p>
+              </w:tc>
+              <w:tc>
+                <w:tcPr/>
+                <w:p>
+                  <w:pPr>
+                    <w:pStyle w:val="Compact"/>
+                    <w:jc w:val="left"/>
+                    <w:jc w:val="center"/>
+                  </w:pPr>
+                  <w:r>
+                    <w:t xml:space="preserve">ihme_underweightprevalence (+)</w:t>
+                  </w:r>
+                </w:p>
+              </w:tc>
+              <w:tc>
+                <w:tcPr/>
+                <w:p>
+                  <w:pPr>
+                    <w:pStyle w:val="Compact"/>
+                    <w:jc w:val="left"/>
+                    <w:jc w:val="center"/>
+                  </w:pPr>
+                  <w:r>
+                    <w:t xml:space="preserve">glw_ruminant_share (+)</w:t>
+                  </w:r>
+                </w:p>
+              </w:tc>
+              <w:tc>
+                <w:tcPr/>
+                <w:p>
+                  <w:pPr>
+                    <w:pStyle w:val="Compact"/>
+                    <w:jc w:val="left"/>
+                    <w:jc w:val="center"/>
+                  </w:pPr>
+                  <w:r>
+                    <w:t xml:space="preserve">glw_ruminant_share (+)</w:t>
+                  </w:r>
+                </w:p>
+              </w:tc>
+              <w:tc>
+                <w:tcPr/>
+                <w:p>
+                  <w:pPr>
+                    <w:pStyle w:val="Compact"/>
+                    <w:jc w:val="left"/>
+                    <w:jc w:val="center"/>
+                  </w:pPr>
+                  <w:r>
+                    <w:t xml:space="preserve">dhs_w_working (-)</w:t>
                   </w:r>
                 </w:p>
               </w:tc>
@@ -19355,59 +19385,59 @@
                     <w:jc w:val="center"/>
                   </w:pPr>
                   <w:r>
-                    <w:t xml:space="preserve">npp_gpp_t0 (-)</w:t>
-                  </w:r>
-                </w:p>
-              </w:tc>
-              <w:tc>
-                <w:tcPr/>
-                <w:p>
-                  <w:pPr>
-                    <w:pStyle w:val="Compact"/>
-                    <w:jc w:val="left"/>
-                    <w:jc w:val="center"/>
-                  </w:pPr>
-                  <w:r>
-                    <w:t xml:space="preserve">ihme_underweightprevalence (+)</w:t>
-                  </w:r>
-                </w:p>
-              </w:tc>
-              <w:tc>
-                <w:tcPr/>
-                <w:p>
-                  <w:pPr>
-                    <w:pStyle w:val="Compact"/>
-                    <w:jc w:val="left"/>
-                    <w:jc w:val="center"/>
-                  </w:pPr>
-                  <w:r>
-                    <w:t xml:space="preserve">glw_ruminant_share (+)</w:t>
-                  </w:r>
-                </w:p>
-              </w:tc>
-              <w:tc>
-                <w:tcPr/>
-                <w:p>
-                  <w:pPr>
-                    <w:pStyle w:val="Compact"/>
-                    <w:jc w:val="left"/>
-                    <w:jc w:val="center"/>
-                  </w:pPr>
-                  <w:r>
-                    <w:t xml:space="preserve">glw_ruminant_share (+)</w:t>
-                  </w:r>
-                </w:p>
-              </w:tc>
-              <w:tc>
-                <w:tcPr/>
-                <w:p>
-                  <w:pPr>
-                    <w:pStyle w:val="Compact"/>
-                    <w:jc w:val="left"/>
-                    <w:jc w:val="center"/>
-                  </w:pPr>
-                  <w:r>
-                    <w:t xml:space="preserve">dhs_w_working (-)</w:t>
+                    <w:t xml:space="preserve">dhs_CN_NUTS_C_HA2 (+*)</w:t>
+                  </w:r>
+                </w:p>
+              </w:tc>
+              <w:tc>
+                <w:tcPr/>
+                <w:p>
+                  <w:pPr>
+                    <w:pStyle w:val="Compact"/>
+                    <w:jc w:val="left"/>
+                    <w:jc w:val="center"/>
+                  </w:pPr>
+                  <w:r>
+                    <w:t xml:space="preserve">glw_tlu_per_capita (+*)</w:t>
+                  </w:r>
+                </w:p>
+              </w:tc>
+              <w:tc>
+                <w:tcPr/>
+                <w:p>
+                  <w:pPr>
+                    <w:pStyle w:val="Compact"/>
+                    <w:jc w:val="left"/>
+                    <w:jc w:val="center"/>
+                  </w:pPr>
+                  <w:r>
+                    <w:t xml:space="preserve">dhs_w_owns_house (-)</w:t>
+                  </w:r>
+                </w:p>
+              </w:tc>
+              <w:tc>
+                <w:tcPr/>
+                <w:p>
+                  <w:pPr>
+                    <w:pStyle w:val="Compact"/>
+                    <w:jc w:val="left"/>
+                    <w:jc w:val="center"/>
+                  </w:pPr>
+                  <w:r>
+                    <w:t xml:space="preserve">glw_pigs_km2 (-)</w:t>
+                  </w:r>
+                </w:p>
+              </w:tc>
+              <w:tc>
+                <w:tcPr/>
+                <w:p>
+                  <w:pPr>
+                    <w:pStyle w:val="Compact"/>
+                    <w:jc w:val="left"/>
+                    <w:jc w:val="center"/>
+                  </w:pPr>
+                  <w:r>
+                    <w:t xml:space="preserve">dhs_w_health_insurance (+)</w:t>
                   </w:r>
                 </w:p>
               </w:tc>
@@ -19448,72 +19478,72 @@
                     <w:jc w:val="center"/>
                   </w:pPr>
                   <w:r>
-                    <w:t xml:space="preserve">ihme_underweightprevalence (+*)</w:t>
-                  </w:r>
-                </w:p>
-              </w:tc>
-              <w:tc>
-                <w:tcPr/>
-                <w:p>
-                  <w:pPr>
-                    <w:pStyle w:val="Compact"/>
-                    <w:jc w:val="left"/>
-                    <w:jc w:val="center"/>
-                  </w:pPr>
-                  <w:r>
-                    <w:t xml:space="preserve">glw_tlu_per_capita (+*)</w:t>
-                  </w:r>
-                </w:p>
-              </w:tc>
-              <w:tc>
-                <w:tcPr/>
-                <w:p>
-                  <w:pPr>
-                    <w:pStyle w:val="Compact"/>
-                    <w:jc w:val="left"/>
-                    <w:jc w:val="center"/>
-                  </w:pPr>
-                  <w:r>
-                    <w:t xml:space="preserve">dhs_w_working (-)</w:t>
-                  </w:r>
-                </w:p>
-              </w:tc>
-              <w:tc>
-                <w:tcPr/>
-                <w:p>
-                  <w:pPr>
-                    <w:pStyle w:val="Compact"/>
-                    <w:jc w:val="left"/>
-                    <w:jc w:val="center"/>
-                  </w:pPr>
-                  <w:r>
-                    <w:t xml:space="preserve">glw_pigs_km2 (-)</w:t>
-                  </w:r>
-                </w:p>
-              </w:tc>
-              <w:tc>
-                <w:tcPr/>
-                <w:p>
-                  <w:pPr>
-                    <w:pStyle w:val="Compact"/>
-                    <w:jc w:val="left"/>
-                    <w:jc w:val="center"/>
-                  </w:pPr>
-                  <w:r>
-                    <w:t xml:space="preserve">npp_npp_t0 (-*)</w:t>
-                  </w:r>
-                </w:p>
-              </w:tc>
-              <w:tc>
-                <w:tcPr/>
-                <w:p>
-                  <w:pPr>
-                    <w:pStyle w:val="Compact"/>
-                    <w:jc w:val="left"/>
-                    <w:jc w:val="center"/>
-                  </w:pPr>
-                  <w:r>
-                    <w:t xml:space="preserve">lcover_crops_frac_t0 (+)</w:t>
+                    <w:t xml:space="preserve">lcover_grass_frac_t0 (+)</w:t>
+                  </w:r>
+                </w:p>
+              </w:tc>
+              <w:tc>
+                <w:tcPr/>
+                <w:p>
+                  <w:pPr>
+                    <w:pStyle w:val="Compact"/>
+                    <w:jc w:val="left"/>
+                    <w:jc w:val="center"/>
+                  </w:pPr>
+                  <w:r>
+                    <w:t xml:space="preserve">glw_sheep_km2 (+)</w:t>
+                  </w:r>
+                </w:p>
+              </w:tc>
+              <w:tc>
+                <w:tcPr/>
+                <w:p>
+                  <w:pPr>
+                    <w:pStyle w:val="Compact"/>
+                    <w:jc w:val="left"/>
+                    <w:jc w:val="center"/>
+                  </w:pPr>
+                  <w:r>
+                    <w:t xml:space="preserve">dhs_w_birth_interval_short (-)</w:t>
+                  </w:r>
+                </w:p>
+              </w:tc>
+              <w:tc>
+                <w:tcPr/>
+                <w:p>
+                  <w:pPr>
+                    <w:pStyle w:val="Compact"/>
+                    <w:jc w:val="left"/>
+                    <w:jc w:val="center"/>
+                  </w:pPr>
+                  <w:r>
+                    <w:t xml:space="preserve">dhs_hh_soap_available (+*)</w:t>
+                  </w:r>
+                </w:p>
+              </w:tc>
+              <w:tc>
+                <w:tcPr/>
+                <w:p>
+                  <w:pPr>
+                    <w:pStyle w:val="Compact"/>
+                    <w:jc w:val="left"/>
+                    <w:jc w:val="center"/>
+                  </w:pPr>
+                  <w:r>
+                    <w:t xml:space="preserve">spam_share_oilcrops (-*)</w:t>
+                  </w:r>
+                </w:p>
+              </w:tc>
+              <w:tc>
+                <w:tcPr/>
+                <w:p>
+                  <w:pPr>
+                    <w:pStyle w:val="Compact"/>
+                    <w:jc w:val="left"/>
+                    <w:jc w:val="center"/>
+                  </w:pPr>
+                  <w:r>
+                    <w:t xml:space="preserve">glw_tlu_per_capita (+)</w:t>
                   </w:r>
                 </w:p>
               </w:tc>
@@ -19541,72 +19571,72 @@
                     <w:jc w:val="center"/>
                   </w:pPr>
                   <w:r>
-                    <w:t xml:space="preserve">ihme_stuntingprevalence (+*)</w:t>
-                  </w:r>
-                </w:p>
-              </w:tc>
-              <w:tc>
-                <w:tcPr/>
-                <w:p>
-                  <w:pPr>
-                    <w:pStyle w:val="Compact"/>
-                    <w:jc w:val="left"/>
-                    <w:jc w:val="center"/>
-                  </w:pPr>
-                  <w:r>
-                    <w:t xml:space="preserve">glw_sheep_km2 (+)</w:t>
-                  </w:r>
-                </w:p>
-              </w:tc>
-              <w:tc>
-                <w:tcPr/>
-                <w:p>
-                  <w:pPr>
-                    <w:pStyle w:val="Compact"/>
-                    <w:jc w:val="left"/>
-                    <w:jc w:val="center"/>
-                  </w:pPr>
-                  <w:r>
-                    <w:t xml:space="preserve">fprice_staple_rel (-)</w:t>
-                  </w:r>
-                </w:p>
-              </w:tc>
-              <w:tc>
-                <w:tcPr/>
-                <w:p>
-                  <w:pPr>
-                    <w:pStyle w:val="Compact"/>
-                    <w:jc w:val="left"/>
-                    <w:jc w:val="center"/>
-                  </w:pPr>
-                  <w:r>
-                    <w:t xml:space="preserve">soil_phosphorus_stdev_0_20 (+*)</w:t>
-                  </w:r>
-                </w:p>
-              </w:tc>
-              <w:tc>
-                <w:tcPr/>
-                <w:p>
-                  <w:pPr>
-                    <w:pStyle w:val="Compact"/>
-                    <w:jc w:val="left"/>
-                    <w:jc w:val="center"/>
-                  </w:pPr>
-                  <w:r>
-                    <w:t xml:space="preserve">spam_share_oilcrops (-*)</w:t>
-                  </w:r>
-                </w:p>
-              </w:tc>
-              <w:tc>
-                <w:tcPr/>
-                <w:p>
-                  <w:pPr>
-                    <w:pStyle w:val="Compact"/>
-                    <w:jc w:val="left"/>
-                    <w:jc w:val="center"/>
-                  </w:pPr>
-                  <w:r>
-                    <w:t xml:space="preserve">glw_tlu_per_capita (+)</w:t>
+                    <w:t xml:space="preserve">ihme_underweightprevalence (+*)</w:t>
+                  </w:r>
+                </w:p>
+              </w:tc>
+              <w:tc>
+                <w:tcPr/>
+                <w:p>
+                  <w:pPr>
+                    <w:pStyle w:val="Compact"/>
+                    <w:jc w:val="left"/>
+                    <w:jc w:val="center"/>
+                  </w:pPr>
+                  <w:r>
+                    <w:t xml:space="preserve">npp_npp_t0 (-*)</w:t>
+                  </w:r>
+                </w:p>
+              </w:tc>
+              <w:tc>
+                <w:tcPr/>
+                <w:p>
+                  <w:pPr>
+                    <w:pStyle w:val="Compact"/>
+                    <w:jc w:val="left"/>
+                    <w:jc w:val="center"/>
+                  </w:pPr>
+                  <w:r>
+                    <w:t xml:space="preserve">dhs_w_health_insurance (+*)</w:t>
+                  </w:r>
+                </w:p>
+              </w:tc>
+              <w:tc>
+                <w:tcPr/>
+                <w:p>
+                  <w:pPr>
+                    <w:pStyle w:val="Compact"/>
+                    <w:jc w:val="left"/>
+                    <w:jc w:val="center"/>
+                  </w:pPr>
+                  <w:r>
+                    <w:t xml:space="preserve">dhs_FP_CUSA_W_MOD (-*)</w:t>
+                  </w:r>
+                </w:p>
+              </w:tc>
+              <w:tc>
+                <w:tcPr/>
+                <w:p>
+                  <w:pPr>
+                    <w:pStyle w:val="Compact"/>
+                    <w:jc w:val="left"/>
+                    <w:jc w:val="center"/>
+                  </w:pPr>
+                  <w:r>
+                    <w:t xml:space="preserve">espen_sth_cov_mean (+)</w:t>
+                  </w:r>
+                </w:p>
+              </w:tc>
+              <w:tc>
+                <w:tcPr/>
+                <w:p>
+                  <w:pPr>
+                    <w:pStyle w:val="Compact"/>
+                    <w:jc w:val="left"/>
+                    <w:jc w:val="center"/>
+                  </w:pPr>
+                  <w:r>
+                    <w:t xml:space="preserve">dhs_c_fg_grains (-)</w:t>
                   </w:r>
                 </w:p>
               </w:tc>
@@ -19634,7 +19664,46 @@
                     <w:jc w:val="center"/>
                   </w:pPr>
                   <w:r>
-                    <w:t xml:space="preserve">wpop_share_under5 (+)</w:t>
+                    <w:t xml:space="preserve">ihme_stuntingprevalence (+*)</w:t>
+                  </w:r>
+                </w:p>
+              </w:tc>
+              <w:tc>
+                <w:tcPr/>
+                <w:p>
+                  <w:pPr>
+                    <w:pStyle w:val="Compact"/>
+                    <w:jc w:val="left"/>
+                    <w:jc w:val="center"/>
+                  </w:pPr>
+                  <w:r>
+                    <w:t xml:space="preserve">lcover_grass_frac_t0 (+*)</w:t>
+                  </w:r>
+                </w:p>
+              </w:tc>
+              <w:tc>
+                <w:tcPr/>
+                <w:p>
+                  <w:pPr>
+                    <w:pStyle w:val="Compact"/>
+                    <w:jc w:val="left"/>
+                    <w:jc w:val="center"/>
+                  </w:pPr>
+                  <w:r>
+                    <w:t xml:space="preserve">dhs_w_working (-*)</w:t>
+                  </w:r>
+                </w:p>
+              </w:tc>
+              <w:tc>
+                <w:tcPr/>
+                <w:p>
+                  <w:pPr>
+                    <w:pStyle w:val="Compact"/>
+                    <w:jc w:val="left"/>
+                    <w:jc w:val="center"/>
+                  </w:pPr>
+                  <w:r>
+                    <w:t xml:space="preserve">dhs_w_modern_fp (-*)</w:t>
                   </w:r>
                 </w:p>
               </w:tc>
@@ -19660,46 +19729,7 @@
                     <w:jc w:val="center"/>
                   </w:pPr>
                   <w:r>
-                    <w:t xml:space="preserve">map_blooddisorders201201africahbcallelefrequency (+)</w:t>
-                  </w:r>
-                </w:p>
-              </w:tc>
-              <w:tc>
-                <w:tcPr/>
-                <w:p>
-                  <w:pPr>
-                    <w:pStyle w:val="Compact"/>
-                    <w:jc w:val="left"/>
-                    <w:jc w:val="center"/>
-                  </w:pPr>
-                  <w:r>
-                    <w:t xml:space="preserve">ihme_severeanemia (+)</w:t>
-                  </w:r>
-                </w:p>
-              </w:tc>
-              <w:tc>
-                <w:tcPr/>
-                <w:p>
-                  <w:pPr>
-                    <w:pStyle w:val="Compact"/>
-                    <w:jc w:val="left"/>
-                    <w:jc w:val="center"/>
-                  </w:pPr>
-                  <w:r>
-                    <w:t xml:space="preserve">dhs_w_health_insurance (+)</w:t>
-                  </w:r>
-                </w:p>
-              </w:tc>
-              <w:tc>
-                <w:tcPr/>
-                <w:p>
-                  <w:pPr>
-                    <w:pStyle w:val="Compact"/>
-                    <w:jc w:val="left"/>
-                    <w:jc w:val="center"/>
-                  </w:pPr>
-                  <w:r>
-                    <w:t xml:space="preserve">wapor_sd_t0 (+)</w:t>
+                    <w:t xml:space="preserve">dhs_CN_NUTS_C_HA2 (+)</w:t>
                   </w:r>
                 </w:p>
               </w:tc>
@@ -19727,7 +19757,7 @@
                     <w:jc w:val="center"/>
                   </w:pPr>
                   <w:r>
-                    <w:t xml:space="preserve">wpop_dependency_ratio (+)</w:t>
+                    <w:t xml:space="preserve">fprice_staple_rel (-*)</w:t>
                   </w:r>
                 </w:p>
               </w:tc>
@@ -19753,46 +19783,46 @@
                     <w:jc w:val="center"/>
                   </w:pPr>
                   <w:r>
-                    <w:t xml:space="preserve">glw_cattle_km2 (+)</w:t>
-                  </w:r>
-                </w:p>
-              </w:tc>
-              <w:tc>
-                <w:tcPr/>
-                <w:p>
-                  <w:pPr>
-                    <w:pStyle w:val="Compact"/>
-                    <w:jc w:val="left"/>
-                    <w:jc w:val="center"/>
-                  </w:pPr>
-                  <w:r>
-                    <w:t xml:space="preserve">ihme_allanemia (+*)</w:t>
-                  </w:r>
-                </w:p>
-              </w:tc>
-              <w:tc>
-                <w:tcPr/>
-                <w:p>
-                  <w:pPr>
-                    <w:pStyle w:val="Compact"/>
-                    <w:jc w:val="left"/>
-                    <w:jc w:val="center"/>
-                  </w:pPr>
-                  <w:r>
-                    <w:t xml:space="preserve">dhs_AN_NUTS_W_THN (+*)</w:t>
-                  </w:r>
-                </w:p>
-              </w:tc>
-              <w:tc>
-                <w:tcPr/>
-                <w:p>
-                  <w:pPr>
-                    <w:pStyle w:val="Compact"/>
-                    <w:jc w:val="left"/>
-                    <w:jc w:val="center"/>
-                  </w:pPr>
-                  <w:r>
-                    <w:t xml:space="preserve">grassland_frac (+)</w:t>
+                    <w:t xml:space="preserve">spam_share_cereals (+)</w:t>
+                  </w:r>
+                </w:p>
+              </w:tc>
+              <w:tc>
+                <w:tcPr/>
+                <w:p>
+                  <w:pPr>
+                    <w:pStyle w:val="Compact"/>
+                    <w:jc w:val="left"/>
+                    <w:jc w:val="center"/>
+                  </w:pPr>
+                  <w:r>
+                    <w:t xml:space="preserve">dhs_w_working (-*)</w:t>
+                  </w:r>
+                </w:p>
+              </w:tc>
+              <w:tc>
+                <w:tcPr/>
+                <w:p>
+                  <w:pPr>
+                    <w:pStyle w:val="Compact"/>
+                    <w:jc w:val="left"/>
+                    <w:jc w:val="center"/>
+                  </w:pPr>
+                  <w:r>
+                    <w:t xml:space="preserve">dhs_w_bmi_low (+)</w:t>
+                  </w:r>
+                </w:p>
+              </w:tc>
+              <w:tc>
+                <w:tcPr/>
+                <w:p>
+                  <w:pPr>
+                    <w:pStyle w:val="Compact"/>
+                    <w:jc w:val="left"/>
+                    <w:jc w:val="center"/>
+                  </w:pPr>
+                  <w:r>
+                    <w:t xml:space="preserve">dhs_c_fg_legumes (+)</w:t>
                   </w:r>
                 </w:p>
               </w:tc>
@@ -19820,7 +19850,7 @@
                     <w:jc w:val="center"/>
                   </w:pPr>
                   <w:r>
-                    <w:t xml:space="preserve">fprice_staple_rel (-*)</w:t>
+                    <w:t xml:space="preserve">npp_npp_t0 (-)</w:t>
                   </w:r>
                 </w:p>
               </w:tc>
@@ -19846,46 +19876,46 @@
                     <w:jc w:val="center"/>
                   </w:pPr>
                   <w:r>
-                    <w:t xml:space="preserve">dhs_hh_cows (+)</w:t>
-                  </w:r>
-                </w:p>
-              </w:tc>
-              <w:tc>
-                <w:tcPr/>
-                <w:p>
-                  <w:pPr>
-                    <w:pStyle w:val="Compact"/>
-                    <w:jc w:val="left"/>
-                    <w:jc w:val="center"/>
-                  </w:pPr>
-                  <w:r>
-                    <w:t xml:space="preserve">ihme_moderateanemia (+*)</w:t>
-                  </w:r>
-                </w:p>
-              </w:tc>
-              <w:tc>
-                <w:tcPr/>
-                <w:p>
-                  <w:pPr>
-                    <w:pStyle w:val="Compact"/>
-                    <w:jc w:val="left"/>
-                    <w:jc w:val="center"/>
-                  </w:pPr>
-                  <w:r>
-                    <w:t xml:space="preserve">fprice_staple_rel (-*)</w:t>
-                  </w:r>
-                </w:p>
-              </w:tc>
-              <w:tc>
-                <w:tcPr/>
-                <w:p>
-                  <w:pPr>
-                    <w:pStyle w:val="Compact"/>
-                    <w:jc w:val="left"/>
-                    <w:jc w:val="center"/>
-                  </w:pPr>
-                  <w:r>
-                    <w:t xml:space="preserve">wdist_coast_km_mean (+)</w:t>
+                    <w:t xml:space="preserve">fprice_staple_rel (-)</w:t>
+                  </w:r>
+                </w:p>
+              </w:tc>
+              <w:tc>
+                <w:tcPr/>
+                <w:p>
+                  <w:pPr>
+                    <w:pStyle w:val="Compact"/>
+                    <w:jc w:val="left"/>
+                    <w:jc w:val="center"/>
+                  </w:pPr>
+                  <w:r>
+                    <w:t xml:space="preserve">soil_phosphorus_stdev_0_20 (+*)</w:t>
+                  </w:r>
+                </w:p>
+              </w:tc>
+              <w:tc>
+                <w:tcPr/>
+                <w:p>
+                  <w:pPr>
+                    <w:pStyle w:val="Compact"/>
+                    <w:jc w:val="left"/>
+                    <w:jc w:val="center"/>
+                  </w:pPr>
+                  <w:r>
+                    <w:t xml:space="preserve">dhs_AN_NUTS_W_THN (+)</w:t>
+                  </w:r>
+                </w:p>
+              </w:tc>
+              <w:tc>
+                <w:tcPr/>
+                <w:p>
+                  <w:pPr>
+                    <w:pStyle w:val="Compact"/>
+                    <w:jc w:val="left"/>
+                    <w:jc w:val="center"/>
+                  </w:pPr>
+                  <w:r>
+                    <w:t xml:space="preserve">lcover_crops_frac_t0 (+)</w:t>
                   </w:r>
                 </w:p>
               </w:tc>
@@ -19913,72 +19943,72 @@
                     <w:jc w:val="center"/>
                   </w:pPr>
                   <w:r>
-                    <w:t xml:space="preserve">npp_npp_t0 (-)</w:t>
-                  </w:r>
-                </w:p>
-              </w:tc>
-              <w:tc>
-                <w:tcPr/>
-                <w:p>
-                  <w:pPr>
-                    <w:pStyle w:val="Compact"/>
-                    <w:jc w:val="left"/>
-                    <w:jc w:val="center"/>
-                  </w:pPr>
-                  <w:r>
-                    <w:t xml:space="preserve">dhs_w_primary_edu (-*)</w:t>
-                  </w:r>
-                </w:p>
-              </w:tc>
-              <w:tc>
-                <w:tcPr/>
-                <w:p>
-                  <w:pPr>
-                    <w:pStyle w:val="Compact"/>
-                    <w:jc w:val="left"/>
-                    <w:jc w:val="center"/>
-                  </w:pPr>
-                  <w:r>
-                    <w:t xml:space="preserve">dhs_hh_cows_any (+)</w:t>
-                  </w:r>
-                </w:p>
-              </w:tc>
-              <w:tc>
-                <w:tcPr/>
-                <w:p>
-                  <w:pPr>
-                    <w:pStyle w:val="Compact"/>
-                    <w:jc w:val="left"/>
-                    <w:jc w:val="center"/>
-                  </w:pPr>
-                  <w:r>
-                    <w:t xml:space="preserve">ihme_mildanemia (+*)</w:t>
-                  </w:r>
-                </w:p>
-              </w:tc>
-              <w:tc>
-                <w:tcPr/>
-                <w:p>
-                  <w:pPr>
-                    <w:pStyle w:val="Compact"/>
-                    <w:jc w:val="left"/>
-                    <w:jc w:val="center"/>
-                  </w:pPr>
-                  <w:r>
-                    <w:t xml:space="preserve">tclim_pdsi_t0 (-)</w:t>
-                  </w:r>
-                </w:p>
-              </w:tc>
-              <w:tc>
-                <w:tcPr/>
-                <w:p>
-                  <w:pPr>
-                    <w:pStyle w:val="Compact"/>
-                    <w:jc w:val="left"/>
-                    <w:jc w:val="center"/>
-                  </w:pPr>
-                  <w:r>
-                    <w:t xml:space="preserve">elevation (+*)</w:t>
+                    <w:t xml:space="preserve">dhs_CN_NUTS_C_WH2 (+)</w:t>
+                  </w:r>
+                </w:p>
+              </w:tc>
+              <w:tc>
+                <w:tcPr/>
+                <w:p>
+                  <w:pPr>
+                    <w:pStyle w:val="Compact"/>
+                    <w:jc w:val="left"/>
+                    <w:jc w:val="center"/>
+                  </w:pPr>
+                  <w:r>
+                    <w:t xml:space="preserve">dhs_CN_NUTS_C_WH2 (+)</w:t>
+                  </w:r>
+                </w:p>
+              </w:tc>
+              <w:tc>
+                <w:tcPr/>
+                <w:p>
+                  <w:pPr>
+                    <w:pStyle w:val="Compact"/>
+                    <w:jc w:val="left"/>
+                    <w:jc w:val="center"/>
+                  </w:pPr>
+                  <w:r>
+                    <w:t xml:space="preserve">map_blooddisorders201201africahbcallelefrequency (+)</w:t>
+                  </w:r>
+                </w:p>
+              </w:tc>
+              <w:tc>
+                <w:tcPr/>
+                <w:p>
+                  <w:pPr>
+                    <w:pStyle w:val="Compact"/>
+                    <w:jc w:val="left"/>
+                    <w:jc w:val="center"/>
+                  </w:pPr>
+                  <w:r>
+                    <w:t xml:space="preserve">ihme_severeanemia (+)</w:t>
+                  </w:r>
+                </w:p>
+              </w:tc>
+              <w:tc>
+                <w:tcPr/>
+                <w:p>
+                  <w:pPr>
+                    <w:pStyle w:val="Compact"/>
+                    <w:jc w:val="left"/>
+                    <w:jc w:val="center"/>
+                  </w:pPr>
+                  <w:r>
+                    <w:t xml:space="preserve">fprice_staple_rel (-*)</w:t>
+                  </w:r>
+                </w:p>
+              </w:tc>
+              <w:tc>
+                <w:tcPr/>
+                <w:p>
+                  <w:pPr>
+                    <w:pStyle w:val="Compact"/>
+                    <w:jc w:val="left"/>
+                    <w:jc w:val="center"/>
+                  </w:pPr>
+                  <w:r>
+                    <w:t xml:space="preserve">wapor_sd_t0 (+)</w:t>
                   </w:r>
                 </w:p>
               </w:tc>
@@ -20006,19 +20036,6 @@
                     <w:jc w:val="center"/>
                   </w:pPr>
                   <w:r>
-                    <w:t xml:space="preserve">dhs_CN_NUTS_C_WH2 (+*)</w:t>
-                  </w:r>
-                </w:p>
-              </w:tc>
-              <w:tc>
-                <w:tcPr/>
-                <w:p>
-                  <w:pPr>
-                    <w:pStyle w:val="Compact"/>
-                    <w:jc w:val="left"/>
-                    <w:jc w:val="center"/>
-                  </w:pPr>
-                  <w:r>
                     <w:t xml:space="preserve">dhs_w_no_education (+*)</w:t>
                   </w:r>
                 </w:p>
@@ -20032,46 +20049,59 @@
                     <w:jc w:val="center"/>
                   </w:pPr>
                   <w:r>
-                    <w:t xml:space="preserve">npp_npp_t0 (-)</w:t>
-                  </w:r>
-                </w:p>
-              </w:tc>
-              <w:tc>
-                <w:tcPr/>
-                <w:p>
-                  <w:pPr>
-                    <w:pStyle w:val="Compact"/>
-                    <w:jc w:val="left"/>
-                    <w:jc w:val="center"/>
-                  </w:pPr>
-                  <w:r>
-                    <w:t xml:space="preserve">dhs_FP_CUSA_W_MOD (-)</w:t>
-                  </w:r>
-                </w:p>
-              </w:tc>
-              <w:tc>
-                <w:tcPr/>
-                <w:p>
-                  <w:pPr>
-                    <w:pStyle w:val="Compact"/>
-                    <w:jc w:val="left"/>
-                    <w:jc w:val="center"/>
-                  </w:pPr>
-                  <w:r>
-                    <w:t xml:space="preserve">wdist_perm_km_mean (-)</w:t>
-                  </w:r>
-                </w:p>
-              </w:tc>
-              <w:tc>
-                <w:tcPr/>
-                <w:p>
-                  <w:pPr>
-                    <w:pStyle w:val="Compact"/>
-                    <w:jc w:val="left"/>
-                    <w:jc w:val="center"/>
-                  </w:pPr>
-                  <w:r>
-                    <w:t xml:space="preserve">npp_gpp_t0 (-)</w:t>
+                    <w:t xml:space="preserve">dhs_w_height_low (-)</w:t>
+                  </w:r>
+                </w:p>
+              </w:tc>
+              <w:tc>
+                <w:tcPr/>
+                <w:p>
+                  <w:pPr>
+                    <w:pStyle w:val="Compact"/>
+                    <w:jc w:val="left"/>
+                    <w:jc w:val="center"/>
+                  </w:pPr>
+                  <w:r>
+                    <w:t xml:space="preserve">glw_cattle_km2 (+)</w:t>
+                  </w:r>
+                </w:p>
+              </w:tc>
+              <w:tc>
+                <w:tcPr/>
+                <w:p>
+                  <w:pPr>
+                    <w:pStyle w:val="Compact"/>
+                    <w:jc w:val="left"/>
+                    <w:jc w:val="center"/>
+                  </w:pPr>
+                  <w:r>
+                    <w:t xml:space="preserve">ihme_allanemia (+*)</w:t>
+                  </w:r>
+                </w:p>
+              </w:tc>
+              <w:tc>
+                <w:tcPr/>
+                <w:p>
+                  <w:pPr>
+                    <w:pStyle w:val="Compact"/>
+                    <w:jc w:val="left"/>
+                    <w:jc w:val="center"/>
+                  </w:pPr>
+                  <w:r>
+                    <w:t xml:space="preserve">tclim_pdsi_t0 (-)</w:t>
+                  </w:r>
+                </w:p>
+              </w:tc>
+              <w:tc>
+                <w:tcPr/>
+                <w:p>
+                  <w:pPr>
+                    <w:pStyle w:val="Compact"/>
+                    <w:jc w:val="left"/>
+                    <w:jc w:val="center"/>
+                  </w:pPr>
+                  <w:r>
+                    <w:t xml:space="preserve">dhs_CN_BRFS_C_EXB (+)</w:t>
                   </w:r>
                 </w:p>
               </w:tc>
@@ -20112,59 +20142,59 @@
                     <w:jc w:val="center"/>
                   </w:pPr>
                   <w:r>
-                    <w:t xml:space="preserve">dhs_ML_NETP_H_IT2 (-*)</w:t>
-                  </w:r>
-                </w:p>
-              </w:tc>
-              <w:tc>
-                <w:tcPr/>
-                <w:p>
-                  <w:pPr>
-                    <w:pStyle w:val="Compact"/>
-                    <w:jc w:val="left"/>
-                    <w:jc w:val="center"/>
-                  </w:pPr>
-                  <w:r>
-                    <w:t xml:space="preserve">spam_share_cereals (+)</w:t>
-                  </w:r>
-                </w:p>
-              </w:tc>
-              <w:tc>
-                <w:tcPr/>
-                <w:p>
-                  <w:pPr>
-                    <w:pStyle w:val="Compact"/>
-                    <w:jc w:val="left"/>
-                    <w:jc w:val="center"/>
-                  </w:pPr>
-                  <w:r>
-                    <w:t xml:space="preserve">dhs_hh_soap_available (+*)</w:t>
-                  </w:r>
-                </w:p>
-              </w:tc>
-              <w:tc>
-                <w:tcPr/>
-                <w:p>
-                  <w:pPr>
-                    <w:pStyle w:val="Compact"/>
-                    <w:jc w:val="left"/>
-                    <w:jc w:val="center"/>
-                  </w:pPr>
-                  <w:r>
-                    <w:t xml:space="preserve">dhs_CN_NUTS_C_HA2 (-)</w:t>
-                  </w:r>
-                </w:p>
-              </w:tc>
-              <w:tc>
-                <w:tcPr/>
-                <w:p>
-                  <w:pPr>
-                    <w:pStyle w:val="Compact"/>
-                    <w:jc w:val="left"/>
-                    <w:jc w:val="center"/>
-                  </w:pPr>
-                  <w:r>
-                    <w:t xml:space="preserve">fprice_staple_rel (-*)</w:t>
+                    <w:t xml:space="preserve">fprice_staple_rel (-)</w:t>
+                  </w:r>
+                </w:p>
+              </w:tc>
+              <w:tc>
+                <w:tcPr/>
+                <w:p>
+                  <w:pPr>
+                    <w:pStyle w:val="Compact"/>
+                    <w:jc w:val="left"/>
+                    <w:jc w:val="center"/>
+                  </w:pPr>
+                  <w:r>
+                    <w:t xml:space="preserve">dhs_FP_CUSA_W_MOD (-)</w:t>
+                  </w:r>
+                </w:p>
+              </w:tc>
+              <w:tc>
+                <w:tcPr/>
+                <w:p>
+                  <w:pPr>
+                    <w:pStyle w:val="Compact"/>
+                    <w:jc w:val="left"/>
+                    <w:jc w:val="center"/>
+                  </w:pPr>
+                  <w:r>
+                    <w:t xml:space="preserve">dhs_w_barrier_permission (-*)</w:t>
+                  </w:r>
+                </w:p>
+              </w:tc>
+              <w:tc>
+                <w:tcPr/>
+                <w:p>
+                  <w:pPr>
+                    <w:pStyle w:val="Compact"/>
+                    <w:jc w:val="left"/>
+                    <w:jc w:val="center"/>
+                  </w:pPr>
+                  <w:r>
+                    <w:t xml:space="preserve">dhs_c_fg_roots (+*)</w:t>
+                  </w:r>
+                </w:p>
+              </w:tc>
+              <w:tc>
+                <w:tcPr/>
+                <w:p>
+                  <w:pPr>
+                    <w:pStyle w:val="Compact"/>
+                    <w:jc w:val="left"/>
+                    <w:jc w:val="center"/>
+                  </w:pPr>
+                  <w:r>
+                    <w:t xml:space="preserve">grassland_frac (+)</w:t>
                   </w:r>
                 </w:p>
               </w:tc>
@@ -20192,33 +20222,20 @@
                     <w:jc w:val="center"/>
                   </w:pPr>
                   <w:r>
-                    <w:t xml:space="preserve">dhs_w_no_education (+*)</w:t>
-                  </w:r>
-                </w:p>
-              </w:tc>
-              <w:tc>
-                <w:tcPr/>
-                <w:p>
-                  <w:pPr>
-                    <w:pStyle w:val="Compact"/>
-                    <w:jc w:val="left"/>
-                    <w:jc w:val="center"/>
-                  </w:pPr>
-                  <w:r>
-                    <w:t xml:space="preserve">dhs_CN_NUTS_C_WH2 (+)</w:t>
-                  </w:r>
-                </w:p>
-              </w:tc>
-              <w:tc>
-                <w:tcPr/>
-                <w:p>
-                  <w:pPr>
-                    <w:pStyle w:val="Compact"/>
-                    <w:jc w:val="left"/>
-                    <w:jc w:val="center"/>
-                  </w:pPr>
-                  <w:r>
-                    <w:t xml:space="preserve">soil_phosphorus_stdev_0_20 (+*)</w:t>
+                    <w:t xml:space="preserve">wpop_share_under5 (+)</w:t>
+                  </w:r>
+                </w:p>
+              </w:tc>
+              <w:tc>
+                <w:tcPr/>
+                <w:p>
+                  <w:pPr>
+                    <w:pStyle w:val="Compact"/>
+                    <w:jc w:val="left"/>
+                    <w:jc w:val="center"/>
+                  </w:pPr>
+                  <w:r>
+                    <w:t xml:space="preserve">dhs_w_primary_edu (-*)</w:t>
                   </w:r>
                 </w:p>
               </w:tc>
@@ -20244,20 +20261,33 @@
                     <w:jc w:val="center"/>
                   </w:pPr>
                   <w:r>
-                    <w:t xml:space="preserve">ihme_severeanemia (+*)</w:t>
-                  </w:r>
-                </w:p>
-              </w:tc>
-              <w:tc>
-                <w:tcPr/>
-                <w:p>
-                  <w:pPr>
-                    <w:pStyle w:val="Compact"/>
-                    <w:jc w:val="left"/>
-                    <w:jc w:val="center"/>
-                  </w:pPr>
-                  <w:r>
-                    <w:t xml:space="preserve">ihme_wastingprevalence (+*)</w:t>
+                    <w:t xml:space="preserve">ihme_moderateanemia (+*)</w:t>
+                  </w:r>
+                </w:p>
+              </w:tc>
+              <w:tc>
+                <w:tcPr/>
+                <w:p>
+                  <w:pPr>
+                    <w:pStyle w:val="Compact"/>
+                    <w:jc w:val="left"/>
+                    <w:jc w:val="center"/>
+                  </w:pPr>
+                  <w:r>
+                    <w:t xml:space="preserve">wdist_perm_km_mean (-)</w:t>
+                  </w:r>
+                </w:p>
+              </w:tc>
+              <w:tc>
+                <w:tcPr/>
+                <w:p>
+                  <w:pPr>
+                    <w:pStyle w:val="Compact"/>
+                    <w:jc w:val="left"/>
+                    <w:jc w:val="center"/>
+                  </w:pPr>
+                  <w:r>
+                    <w:t xml:space="preserve">dhs_c_deworm_6mo (-)</w:t>
                   </w:r>
                 </w:p>
               </w:tc>
@@ -20285,72 +20315,72 @@
                     <w:jc w:val="center"/>
                   </w:pPr>
                   <w:r>
-                    <w:t xml:space="preserve">lcover_crops_frac_t0 (+)</w:t>
-                  </w:r>
-                </w:p>
-              </w:tc>
-              <w:tc>
-                <w:tcPr/>
-                <w:p>
-                  <w:pPr>
-                    <w:pStyle w:val="Compact"/>
-                    <w:jc w:val="left"/>
-                    <w:jc w:val="center"/>
-                  </w:pPr>
-                  <w:r>
-                    <w:t xml:space="preserve">fprice_staple_rel (-)</w:t>
-                  </w:r>
-                </w:p>
-              </w:tc>
-              <w:tc>
-                <w:tcPr/>
-                <w:p>
-                  <w:pPr>
-                    <w:pStyle w:val="Compact"/>
-                    <w:jc w:val="left"/>
-                    <w:jc w:val="center"/>
-                  </w:pPr>
-                  <w:r>
-                    <w:t xml:space="preserve">npp_gpp_t0 (-)</w:t>
-                  </w:r>
-                </w:p>
-              </w:tc>
-              <w:tc>
-                <w:tcPr/>
-                <w:p>
-                  <w:pPr>
-                    <w:pStyle w:val="Compact"/>
-                    <w:jc w:val="left"/>
-                    <w:jc w:val="center"/>
-                  </w:pPr>
-                  <w:r>
-                    <w:t xml:space="preserve">lcover_grass_frac_t0 (+*)</w:t>
-                  </w:r>
-                </w:p>
-              </w:tc>
-              <w:tc>
-                <w:tcPr/>
-                <w:p>
-                  <w:pPr>
-                    <w:pStyle w:val="Compact"/>
-                    <w:jc w:val="left"/>
-                    <w:jc w:val="center"/>
-                  </w:pPr>
-                  <w:r>
-                    <w:t xml:space="preserve">ihme_allanemia (+)</w:t>
-                  </w:r>
-                </w:p>
-              </w:tc>
-              <w:tc>
-                <w:tcPr/>
-                <w:p>
-                  <w:pPr>
-                    <w:pStyle w:val="Compact"/>
-                    <w:jc w:val="left"/>
-                    <w:jc w:val="center"/>
-                  </w:pPr>
-                  <w:r>
-                    <w:t xml:space="preserve">glw_cattle_km2 (+)</w:t>
+                    <w:t xml:space="preserve">wpop_dependency_ratio (+)</w:t>
+                  </w:r>
+                </w:p>
+              </w:tc>
+              <w:tc>
+                <w:tcPr/>
+                <w:p>
+                  <w:pPr>
+                    <w:pStyle w:val="Compact"/>
+                    <w:jc w:val="left"/>
+                    <w:jc w:val="center"/>
+                  </w:pPr>
+                  <w:r>
+                    <w:t xml:space="preserve">dhs_w_no_education (+*)</w:t>
+                  </w:r>
+                </w:p>
+              </w:tc>
+              <w:tc>
+                <w:tcPr/>
+                <w:p>
+                  <w:pPr>
+                    <w:pStyle w:val="Compact"/>
+                    <w:jc w:val="left"/>
+                    <w:jc w:val="center"/>
+                  </w:pPr>
+                  <w:r>
+                    <w:t xml:space="preserve">npp_npp_t0 (-)</w:t>
+                  </w:r>
+                </w:p>
+              </w:tc>
+              <w:tc>
+                <w:tcPr/>
+                <w:p>
+                  <w:pPr>
+                    <w:pStyle w:val="Compact"/>
+                    <w:jc w:val="left"/>
+                    <w:jc w:val="center"/>
+                  </w:pPr>
+                  <w:r>
+                    <w:t xml:space="preserve">ihme_mildanemia (+*)</w:t>
+                  </w:r>
+                </w:p>
+              </w:tc>
+              <w:tc>
+                <w:tcPr/>
+                <w:p>
+                  <w:pPr>
+                    <w:pStyle w:val="Compact"/>
+                    <w:jc w:val="left"/>
+                    <w:jc w:val="center"/>
+                  </w:pPr>
+                  <w:r>
+                    <w:t xml:space="preserve">ihme_severeanemia (+*)</w:t>
+                  </w:r>
+                </w:p>
+              </w:tc>
+              <w:tc>
+                <w:tcPr/>
+                <w:p>
+                  <w:pPr>
+                    <w:pStyle w:val="Compact"/>
+                    <w:jc w:val="left"/>
+                    <w:jc w:val="center"/>
+                  </w:pPr>
+                  <w:r>
+                    <w:t xml:space="preserve">elevation (+*)</w:t>
                   </w:r>
                 </w:p>
               </w:tc>
@@ -20391,59 +20421,59 @@
                     <w:jc w:val="center"/>
                   </w:pPr>
                   <w:r>
-                    <w:t xml:space="preserve">ihme_wastingprevalence (+*)</w:t>
-                  </w:r>
-                </w:p>
-              </w:tc>
-              <w:tc>
-                <w:tcPr/>
-                <w:p>
-                  <w:pPr>
-                    <w:pStyle w:val="Compact"/>
-                    <w:jc w:val="left"/>
-                    <w:jc w:val="center"/>
-                  </w:pPr>
-                  <w:r>
-                    <w:t xml:space="preserve">spam_share_roots (-)</w:t>
-                  </w:r>
-                </w:p>
-              </w:tc>
-              <w:tc>
-                <w:tcPr/>
-                <w:p>
-                  <w:pPr>
-                    <w:pStyle w:val="Compact"/>
-                    <w:jc w:val="left"/>
-                    <w:jc w:val="center"/>
-                  </w:pPr>
-                  <w:r>
-                    <w:t xml:space="preserve">dhs_w_working (-*)</w:t>
-                  </w:r>
-                </w:p>
-              </w:tc>
-              <w:tc>
-                <w:tcPr/>
-                <w:p>
-                  <w:pPr>
-                    <w:pStyle w:val="Compact"/>
-                    <w:jc w:val="left"/>
-                    <w:jc w:val="center"/>
-                  </w:pPr>
-                  <w:r>
-                    <w:t xml:space="preserve">lcover_water_seasonal_frac_t0 (+)</w:t>
-                  </w:r>
-                </w:p>
-              </w:tc>
-              <w:tc>
-                <w:tcPr/>
-                <w:p>
-                  <w:pPr>
-                    <w:pStyle w:val="Compact"/>
-                    <w:jc w:val="left"/>
-                    <w:jc w:val="center"/>
-                  </w:pPr>
-                  <w:r>
-                    <w:t xml:space="preserve">wdist_coast_km_min (+)</w:t>
+                    <w:t xml:space="preserve">dhs_CN_BRFS_C_EXB (+*)</w:t>
+                  </w:r>
+                </w:p>
+              </w:tc>
+              <w:tc>
+                <w:tcPr/>
+                <w:p>
+                  <w:pPr>
+                    <w:pStyle w:val="Compact"/>
+                    <w:jc w:val="left"/>
+                    <w:jc w:val="center"/>
+                  </w:pPr>
+                  <w:r>
+                    <w:t xml:space="preserve">soil_phosphorus_stdev_0_20 (+*)</w:t>
+                  </w:r>
+                </w:p>
+              </w:tc>
+              <w:tc>
+                <w:tcPr/>
+                <w:p>
+                  <w:pPr>
+                    <w:pStyle w:val="Compact"/>
+                    <w:jc w:val="left"/>
+                    <w:jc w:val="center"/>
+                  </w:pPr>
+                  <w:r>
+                    <w:t xml:space="preserve">dhs_w_owns_house (-)</w:t>
+                  </w:r>
+                </w:p>
+              </w:tc>
+              <w:tc>
+                <w:tcPr/>
+                <w:p>
+                  <w:pPr>
+                    <w:pStyle w:val="Compact"/>
+                    <w:jc w:val="left"/>
+                    <w:jc w:val="center"/>
+                  </w:pPr>
+                  <w:r>
+                    <w:t xml:space="preserve">ihme_allanemia (+)</w:t>
+                  </w:r>
+                </w:p>
+              </w:tc>
+              <w:tc>
+                <w:tcPr/>
+                <w:p>
+                  <w:pPr>
+                    <w:pStyle w:val="Compact"/>
+                    <w:jc w:val="left"/>
+                    <w:jc w:val="center"/>
+                  </w:pPr>
+                  <w:r>
+                    <w:t xml:space="preserve">dhs_hh_agland_ha (+)</w:t>
                   </w:r>
                 </w:p>
               </w:tc>
@@ -20471,72 +20501,72 @@
                     <w:jc w:val="center"/>
                   </w:pPr>
                   <w:r>
-                    <w:t xml:space="preserve">dhs_hh_sheep (+)</w:t>
-                  </w:r>
-                </w:p>
-              </w:tc>
-              <w:tc>
-                <w:tcPr/>
-                <w:p>
-                  <w:pPr>
-                    <w:pStyle w:val="Compact"/>
-                    <w:jc w:val="left"/>
-                    <w:jc w:val="center"/>
-                  </w:pPr>
-                  <w:r>
-                    <w:t xml:space="preserve">dhs_c_mean_whz (-)</w:t>
-                  </w:r>
-                </w:p>
-              </w:tc>
-              <w:tc>
-                <w:tcPr/>
-                <w:p>
-                  <w:pPr>
-                    <w:pStyle w:val="Compact"/>
-                    <w:jc w:val="left"/>
-                    <w:jc w:val="center"/>
-                  </w:pPr>
-                  <w:r>
-                    <w:t xml:space="preserve">map_sy_pf_parasite_rate (-*)</w:t>
-                  </w:r>
-                </w:p>
-              </w:tc>
-              <w:tc>
-                <w:tcPr/>
-                <w:p>
-                  <w:pPr>
-                    <w:pStyle w:val="Compact"/>
-                    <w:jc w:val="left"/>
-                    <w:jc w:val="center"/>
-                  </w:pPr>
-                  <w:r>
-                    <w:t xml:space="preserve">dhs_hh_improved_water (+*)</w:t>
-                  </w:r>
-                </w:p>
-              </w:tc>
-              <w:tc>
-                <w:tcPr/>
-                <w:p>
-                  <w:pPr>
-                    <w:pStyle w:val="Compact"/>
-                    <w:jc w:val="left"/>
-                    <w:jc w:val="center"/>
-                  </w:pPr>
-                  <w:r>
-                    <w:t xml:space="preserve">ihme_moderateanemia (+)</w:t>
-                  </w:r>
-                </w:p>
-              </w:tc>
-              <w:tc>
-                <w:tcPr/>
-                <w:p>
-                  <w:pPr>
-                    <w:pStyle w:val="Compact"/>
-                    <w:jc w:val="left"/>
-                    <w:jc w:val="center"/>
-                  </w:pPr>
-                  <w:r>
-                    <w:t xml:space="preserve">rwi_mean (-)</w:t>
+                    <w:t xml:space="preserve">ihme_wastingprevalence (+)</w:t>
+                  </w:r>
+                </w:p>
+              </w:tc>
+              <w:tc>
+                <w:tcPr/>
+                <w:p>
+                  <w:pPr>
+                    <w:pStyle w:val="Compact"/>
+                    <w:jc w:val="left"/>
+                    <w:jc w:val="center"/>
+                  </w:pPr>
+                  <w:r>
+                    <w:t xml:space="preserve">dhs_c_wasted (+)</w:t>
+                  </w:r>
+                </w:p>
+              </w:tc>
+              <w:tc>
+                <w:tcPr/>
+                <w:p>
+                  <w:pPr>
+                    <w:pStyle w:val="Compact"/>
+                    <w:jc w:val="left"/>
+                    <w:jc w:val="center"/>
+                  </w:pPr>
+                  <w:r>
+                    <w:t xml:space="preserve">dhs_hh_soap_available (+*)</w:t>
+                  </w:r>
+                </w:p>
+              </w:tc>
+              <w:tc>
+                <w:tcPr/>
+                <w:p>
+                  <w:pPr>
+                    <w:pStyle w:val="Compact"/>
+                    <w:jc w:val="left"/>
+                    <w:jc w:val="center"/>
+                  </w:pPr>
+                  <w:r>
+                    <w:t xml:space="preserve">dhs_hh_handwash_facility (+*)</w:t>
+                  </w:r>
+                </w:p>
+              </w:tc>
+              <w:tc>
+                <w:tcPr/>
+                <w:p>
+                  <w:pPr>
+                    <w:pStyle w:val="Compact"/>
+                    <w:jc w:val="left"/>
+                    <w:jc w:val="center"/>
+                  </w:pPr>
+                  <w:r>
+                    <w:t xml:space="preserve">lcover_water_seasonal_frac_t0 (+)</w:t>
+                  </w:r>
+                </w:p>
+              </w:tc>
+              <w:tc>
+                <w:tcPr/>
+                <w:p>
+                  <w:pPr>
+                    <w:pStyle w:val="Compact"/>
+                    <w:jc w:val="left"/>
+                    <w:jc w:val="center"/>
+                  </w:pPr>
+                  <w:r>
+                    <w:t xml:space="preserve">wdist_coast_km_mean (+)</w:t>
                   </w:r>
                 </w:p>
               </w:tc>
@@ -20564,72 +20594,72 @@
                     <w:jc w:val="center"/>
                   </w:pPr>
                   <w:r>
-                    <w:t xml:space="preserve">ihme_wastingprevalence (+)</w:t>
-                  </w:r>
-                </w:p>
-              </w:tc>
-              <w:tc>
-                <w:tcPr/>
-                <w:p>
-                  <w:pPr>
-                    <w:pStyle w:val="Compact"/>
-                    <w:jc w:val="left"/>
-                    <w:jc w:val="center"/>
-                  </w:pPr>
-                  <w:r>
-                    <w:t xml:space="preserve">dhs_w_edu_years_mean (-*)</w:t>
-                  </w:r>
-                </w:p>
-              </w:tc>
-              <w:tc>
-                <w:tcPr/>
-                <w:p>
-                  <w:pPr>
-                    <w:pStyle w:val="Compact"/>
-                    <w:jc w:val="left"/>
-                    <w:jc w:val="center"/>
-                  </w:pPr>
-                  <w:r>
-                    <w:t xml:space="preserve">map_sy_pf_incidence_rate (-*)</w:t>
-                  </w:r>
-                </w:p>
-              </w:tc>
-              <w:tc>
-                <w:tcPr/>
-                <w:p>
-                  <w:pPr>
-                    <w:pStyle w:val="Compact"/>
-                    <w:jc w:val="left"/>
-                    <w:jc w:val="center"/>
-                  </w:pPr>
-                  <w:r>
-                    <w:t xml:space="preserve">glw_sheep_km2 (+)</w:t>
-                  </w:r>
-                </w:p>
-              </w:tc>
-              <w:tc>
-                <w:tcPr/>
-                <w:p>
-                  <w:pPr>
-                    <w:pStyle w:val="Compact"/>
-                    <w:jc w:val="left"/>
-                    <w:jc w:val="center"/>
-                  </w:pPr>
-                  <w:r>
-                    <w:t xml:space="preserve">wdist_any_km_mean (-)</w:t>
-                  </w:r>
-                </w:p>
-              </w:tc>
-              <w:tc>
-                <w:tcPr/>
-                <w:p>
-                  <w:pPr>
-                    <w:pStyle w:val="Compact"/>
-                    <w:jc w:val="left"/>
-                    <w:jc w:val="center"/>
-                  </w:pPr>
-                  <w:r>
-                    <w:t xml:space="preserve">dhs_CN_NUTS_C_HA2 (+)</w:t>
+                    <w:t xml:space="preserve">glw_ruminant_share (+)</w:t>
+                  </w:r>
+                </w:p>
+              </w:tc>
+              <w:tc>
+                <w:tcPr/>
+                <w:p>
+                  <w:pPr>
+                    <w:pStyle w:val="Compact"/>
+                    <w:jc w:val="left"/>
+                    <w:jc w:val="center"/>
+                  </w:pPr>
+                  <w:r>
+                    <w:t xml:space="preserve">dhs_ML_NETP_H_IT2 (-*)</w:t>
+                  </w:r>
+                </w:p>
+              </w:tc>
+              <w:tc>
+                <w:tcPr/>
+                <w:p>
+                  <w:pPr>
+                    <w:pStyle w:val="Compact"/>
+                    <w:jc w:val="left"/>
+                    <w:jc w:val="center"/>
+                  </w:pPr>
+                  <w:r>
+                    <w:t xml:space="preserve">npp_gpp_t0 (-)</w:t>
+                  </w:r>
+                </w:p>
+              </w:tc>
+              <w:tc>
+                <w:tcPr/>
+                <w:p>
+                  <w:pPr>
+                    <w:pStyle w:val="Compact"/>
+                    <w:jc w:val="left"/>
+                    <w:jc w:val="center"/>
+                  </w:pPr>
+                  <w:r>
+                    <w:t xml:space="preserve">dhs_hh_mean_hhsize (+)</w:t>
+                  </w:r>
+                </w:p>
+              </w:tc>
+              <w:tc>
+                <w:tcPr/>
+                <w:p>
+                  <w:pPr>
+                    <w:pStyle w:val="Compact"/>
+                    <w:jc w:val="left"/>
+                    <w:jc w:val="center"/>
+                  </w:pPr>
+                  <w:r>
+                    <w:t xml:space="preserve">ihme_moderateanemia (+)</w:t>
+                  </w:r>
+                </w:p>
+              </w:tc>
+              <w:tc>
+                <w:tcPr/>
+                <w:p>
+                  <w:pPr>
+                    <w:pStyle w:val="Compact"/>
+                    <w:jc w:val="left"/>
+                    <w:jc w:val="center"/>
+                  </w:pPr>
+                  <w:r>
+                    <w:t xml:space="preserve">npp_gpp_t0 (-)</w:t>
                   </w:r>
                 </w:p>
               </w:tc>
@@ -20657,72 +20687,72 @@
                     <w:jc w:val="center"/>
                   </w:pPr>
                   <w:r>
-                    <w:t xml:space="preserve">glw_ruminant_share (+)</w:t>
-                  </w:r>
-                </w:p>
-              </w:tc>
-              <w:tc>
-                <w:tcPr/>
-                <w:p>
-                  <w:pPr>
-                    <w:pStyle w:val="Compact"/>
-                    <w:jc w:val="left"/>
-                    <w:jc w:val="center"/>
-                  </w:pPr>
-                  <w:r>
-                    <w:t xml:space="preserve">aef_A24 (+)</w:t>
-                  </w:r>
-                </w:p>
-              </w:tc>
-              <w:tc>
-                <w:tcPr/>
-                <w:p>
-                  <w:pPr>
-                    <w:pStyle w:val="Compact"/>
-                    <w:jc w:val="left"/>
-                    <w:jc w:val="center"/>
-                  </w:pPr>
-                  <w:r>
-                    <w:t xml:space="preserve">wdist_coast_km_mean (+*)</w:t>
-                  </w:r>
-                </w:p>
-              </w:tc>
-              <w:tc>
-                <w:tcPr/>
-                <w:p>
-                  <w:pPr>
-                    <w:pStyle w:val="Compact"/>
-                    <w:jc w:val="left"/>
-                    <w:jc w:val="center"/>
-                  </w:pPr>
-                  <w:r>
-                    <w:t xml:space="preserve">map_blooddisorders201201globalsicklehaemoglobinhbsallelefrequency (+*)</w:t>
-                  </w:r>
-                </w:p>
-              </w:tc>
-              <w:tc>
-                <w:tcPr/>
-                <w:p>
-                  <w:pPr>
-                    <w:pStyle w:val="Compact"/>
-                    <w:jc w:val="left"/>
-                    <w:jc w:val="center"/>
-                  </w:pPr>
-                  <w:r>
-                    <w:t xml:space="preserve">soil_sulfur_stdev_20_50 (-)</w:t>
-                  </w:r>
-                </w:p>
-              </w:tc>
-              <w:tc>
-                <w:tcPr/>
-                <w:p>
-                  <w:pPr>
-                    <w:pStyle w:val="Compact"/>
-                    <w:jc w:val="left"/>
-                    <w:jc w:val="center"/>
-                  </w:pPr>
-                  <w:r>
-                    <w:t xml:space="preserve">ihme_prevalence (+)</w:t>
+                    <w:t xml:space="preserve">aef_A54 (-)</w:t>
+                  </w:r>
+                </w:p>
+              </w:tc>
+              <w:tc>
+                <w:tcPr/>
+                <w:p>
+                  <w:pPr>
+                    <w:pStyle w:val="Compact"/>
+                    <w:jc w:val="left"/>
+                    <w:jc w:val="center"/>
+                  </w:pPr>
+                  <w:r>
+                    <w:t xml:space="preserve">ihme_wastingprevalence (+*)</w:t>
+                  </w:r>
+                </w:p>
+              </w:tc>
+              <w:tc>
+                <w:tcPr/>
+                <w:p>
+                  <w:pPr>
+                    <w:pStyle w:val="Compact"/>
+                    <w:jc w:val="left"/>
+                    <w:jc w:val="center"/>
+                  </w:pPr>
+                  <w:r>
+                    <w:t xml:space="preserve">dhs_w_bmi_low (+*)</w:t>
+                  </w:r>
+                </w:p>
+              </w:tc>
+              <w:tc>
+                <w:tcPr/>
+                <w:p>
+                  <w:pPr>
+                    <w:pStyle w:val="Compact"/>
+                    <w:jc w:val="left"/>
+                    <w:jc w:val="center"/>
+                  </w:pPr>
+                  <w:r>
+                    <w:t xml:space="preserve">glw_sheep_km2 (+)</w:t>
+                  </w:r>
+                </w:p>
+              </w:tc>
+              <w:tc>
+                <w:tcPr/>
+                <w:p>
+                  <w:pPr>
+                    <w:pStyle w:val="Compact"/>
+                    <w:jc w:val="left"/>
+                    <w:jc w:val="center"/>
+                  </w:pPr>
+                  <w:r>
+                    <w:t xml:space="preserve">elevation (-*)</w:t>
+                  </w:r>
+                </w:p>
+              </w:tc>
+              <w:tc>
+                <w:tcPr/>
+                <w:p>
+                  <w:pPr>
+                    <w:pStyle w:val="Compact"/>
+                    <w:jc w:val="left"/>
+                    <w:jc w:val="center"/>
+                  </w:pPr>
+                  <w:r>
+                    <w:t xml:space="preserve">fprice_staple_rel (-*)</w:t>
                   </w:r>
                 </w:p>
               </w:tc>
@@ -20750,59 +20780,59 @@
                     <w:jc w:val="center"/>
                   </w:pPr>
                   <w:r>
-                    <w:t xml:space="preserve">dhs_w_bmi_overweight (-)</w:t>
-                  </w:r>
-                </w:p>
-              </w:tc>
-              <w:tc>
-                <w:tcPr/>
-                <w:p>
-                  <w:pPr>
-                    <w:pStyle w:val="Compact"/>
-                    <w:jc w:val="left"/>
-                    <w:jc w:val="center"/>
-                  </w:pPr>
-                  <w:r>
-                    <w:t xml:space="preserve">glw_goats_km2 (+)</w:t>
-                  </w:r>
-                </w:p>
-              </w:tc>
-              <w:tc>
-                <w:tcPr/>
-                <w:p>
-                  <w:pPr>
-                    <w:pStyle w:val="Compact"/>
-                    <w:jc w:val="left"/>
-                    <w:jc w:val="center"/>
-                  </w:pPr>
-                  <w:r>
-                    <w:t xml:space="preserve">lcover_crops_frac_t0 (+*)</w:t>
-                  </w:r>
-                </w:p>
-              </w:tc>
-              <w:tc>
-                <w:tcPr/>
-                <w:p>
-                  <w:pPr>
-                    <w:pStyle w:val="Compact"/>
-                    <w:jc w:val="left"/>
-                    <w:jc w:val="center"/>
-                  </w:pPr>
-                  <w:r>
-                    <w:t xml:space="preserve">map_sy_pf_mortality_rate (-)</w:t>
-                  </w:r>
-                </w:p>
-              </w:tc>
-              <w:tc>
-                <w:tcPr/>
-                <w:p>
-                  <w:pPr>
-                    <w:pStyle w:val="Compact"/>
-                    <w:jc w:val="left"/>
-                    <w:jc w:val="center"/>
-                  </w:pPr>
-                  <w:r>
-                    <w:t xml:space="preserve">spam_prod_oilcrops (-)</w:t>
+                    <w:t xml:space="preserve">glw_tlu_per_capita (+*)</w:t>
+                  </w:r>
+                </w:p>
+              </w:tc>
+              <w:tc>
+                <w:tcPr/>
+                <w:p>
+                  <w:pPr>
+                    <w:pStyle w:val="Compact"/>
+                    <w:jc w:val="left"/>
+                    <w:jc w:val="center"/>
+                  </w:pPr>
+                  <w:r>
+                    <w:t xml:space="preserve">dhs_hh_horses_any (+*)</w:t>
+                  </w:r>
+                </w:p>
+              </w:tc>
+              <w:tc>
+                <w:tcPr/>
+                <w:p>
+                  <w:pPr>
+                    <w:pStyle w:val="Compact"/>
+                    <w:jc w:val="left"/>
+                    <w:jc w:val="center"/>
+                  </w:pPr>
+                  <w:r>
+                    <w:t xml:space="preserve">dhs_AN_NUTS_W_THN (+*)</w:t>
+                  </w:r>
+                </w:p>
+              </w:tc>
+              <w:tc>
+                <w:tcPr/>
+                <w:p>
+                  <w:pPr>
+                    <w:pStyle w:val="Compact"/>
+                    <w:jc w:val="left"/>
+                    <w:jc w:val="center"/>
+                  </w:pPr>
+                  <w:r>
+                    <w:t xml:space="preserve">map_blooddisorders201201globalsicklehaemoglobinhbsallelefrequency (+*)</w:t>
+                  </w:r>
+                </w:p>
+              </w:tc>
+              <w:tc>
+                <w:tcPr/>
+                <w:p>
+                  <w:pPr>
+                    <w:pStyle w:val="Compact"/>
+                    <w:jc w:val="left"/>
+                    <w:jc w:val="center"/>
+                  </w:pPr>
+                  <w:r>
+                    <w:t xml:space="preserve">wdist_any_km_mean (-)</w:t>
                   </w:r>
                 </w:p>
               </w:tc>
@@ -20843,72 +20873,72 @@
                     <w:jc w:val="center"/>
                   </w:pPr>
                   <w:r>
-                    <w:t xml:space="preserve">aef_A54 (-)</w:t>
-                  </w:r>
-                </w:p>
-              </w:tc>
-              <w:tc>
-                <w:tcPr/>
-                <w:p>
-                  <w:pPr>
-                    <w:pStyle w:val="Compact"/>
-                    <w:jc w:val="left"/>
-                    <w:jc w:val="center"/>
-                  </w:pPr>
-                  <w:r>
-                    <w:t xml:space="preserve">ihme_allanemia (+*)</w:t>
-                  </w:r>
-                </w:p>
-              </w:tc>
-              <w:tc>
-                <w:tcPr/>
-                <w:p>
-                  <w:pPr>
-                    <w:pStyle w:val="Compact"/>
-                    <w:jc w:val="left"/>
-                    <w:jc w:val="center"/>
-                  </w:pPr>
-                  <w:r>
-                    <w:t xml:space="preserve">wdist_coast_km_min (+*)</w:t>
-                  </w:r>
-                </w:p>
-              </w:tc>
-              <w:tc>
-                <w:tcPr/>
-                <w:p>
-                  <w:pPr>
-                    <w:pStyle w:val="Compact"/>
-                    <w:jc w:val="left"/>
-                    <w:jc w:val="center"/>
-                  </w:pPr>
-                  <w:r>
-                    <w:t xml:space="preserve">dhs_hh_mean_hhsize (+)</w:t>
-                  </w:r>
-                </w:p>
-              </w:tc>
-              <w:tc>
-                <w:tcPr/>
-                <w:p>
-                  <w:pPr>
-                    <w:pStyle w:val="Compact"/>
-                    <w:jc w:val="left"/>
-                    <w:jc w:val="center"/>
-                  </w:pPr>
-                  <w:r>
-                    <w:t xml:space="preserve">soilgrids_silt (+)</w:t>
-                  </w:r>
-                </w:p>
-              </w:tc>
-              <w:tc>
-                <w:tcPr/>
-                <w:p>
-                  <w:pPr>
-                    <w:pStyle w:val="Compact"/>
-                    <w:jc w:val="left"/>
-                    <w:jc w:val="center"/>
-                  </w:pPr>
-                  <w:r>
-                    <w:t xml:space="preserve">lcover_grass_frac_t0 (+)</w:t>
+                    <w:t xml:space="preserve">lcover_crops_frac_t0 (+)</w:t>
+                  </w:r>
+                </w:p>
+              </w:tc>
+              <w:tc>
+                <w:tcPr/>
+                <w:p>
+                  <w:pPr>
+                    <w:pStyle w:val="Compact"/>
+                    <w:jc w:val="left"/>
+                    <w:jc w:val="center"/>
+                  </w:pPr>
+                  <w:r>
+                    <w:t xml:space="preserve">dhs_c_fg_legumes (+*)</w:t>
+                  </w:r>
+                </w:p>
+              </w:tc>
+              <w:tc>
+                <w:tcPr/>
+                <w:p>
+                  <w:pPr>
+                    <w:pStyle w:val="Compact"/>
+                    <w:jc w:val="left"/>
+                    <w:jc w:val="center"/>
+                  </w:pPr>
+                  <w:r>
+                    <w:t xml:space="preserve">map_sy_pf_parasite_rate (-*)</w:t>
+                  </w:r>
+                </w:p>
+              </w:tc>
+              <w:tc>
+                <w:tcPr/>
+                <w:p>
+                  <w:pPr>
+                    <w:pStyle w:val="Compact"/>
+                    <w:jc w:val="left"/>
+                    <w:jc w:val="center"/>
+                  </w:pPr>
+                  <w:r>
+                    <w:t xml:space="preserve">map_sy_pf_mortality_rate (-)</w:t>
+                  </w:r>
+                </w:p>
+              </w:tc>
+              <w:tc>
+                <w:tcPr/>
+                <w:p>
+                  <w:pPr>
+                    <w:pStyle w:val="Compact"/>
+                    <w:jc w:val="left"/>
+                    <w:jc w:val="center"/>
+                  </w:pPr>
+                  <w:r>
+                    <w:t xml:space="preserve">soil_sulfur_stdev_20_50 (-)</w:t>
+                  </w:r>
+                </w:p>
+              </w:tc>
+              <w:tc>
+                <w:tcPr/>
+                <w:p>
+                  <w:pPr>
+                    <w:pStyle w:val="Compact"/>
+                    <w:jc w:val="left"/>
+                    <w:jc w:val="center"/>
+                  </w:pPr>
+                  <w:r>
+                    <w:t xml:space="preserve">ihme_wastingprevalence (+*)</w:t>
                   </w:r>
                 </w:p>
               </w:tc>
@@ -20936,72 +20966,72 @@
                     <w:jc w:val="center"/>
                   </w:pPr>
                   <w:r>
-                    <w:t xml:space="preserve">glw_tlu_per_capita (+*)</w:t>
-                  </w:r>
-                </w:p>
-              </w:tc>
-              <w:tc>
-                <w:tcPr/>
-                <w:p>
-                  <w:pPr>
-                    <w:pStyle w:val="Compact"/>
-                    <w:jc w:val="left"/>
-                    <w:jc w:val="center"/>
-                  </w:pPr>
-                  <w:r>
-                    <w:t xml:space="preserve">glw_ruminant_share (+*)</w:t>
-                  </w:r>
-                </w:p>
-              </w:tc>
-              <w:tc>
-                <w:tcPr/>
-                <w:p>
-                  <w:pPr>
-                    <w:pStyle w:val="Compact"/>
-                    <w:jc w:val="left"/>
-                    <w:jc w:val="center"/>
-                  </w:pPr>
-                  <w:r>
-                    <w:t xml:space="preserve">dhs_hh_improved_water (+)</w:t>
-                  </w:r>
-                </w:p>
-              </w:tc>
-              <w:tc>
-                <w:tcPr/>
-                <w:p>
-                  <w:pPr>
-                    <w:pStyle w:val="Compact"/>
-                    <w:jc w:val="left"/>
-                    <w:jc w:val="center"/>
-                  </w:pPr>
-                  <w:r>
-                    <w:t xml:space="preserve">soil_aluminium_mean_20_50 (-)</w:t>
-                  </w:r>
-                </w:p>
-              </w:tc>
-              <w:tc>
-                <w:tcPr/>
-                <w:p>
-                  <w:pPr>
-                    <w:pStyle w:val="Compact"/>
-                    <w:jc w:val="left"/>
-                    <w:jc w:val="center"/>
-                  </w:pPr>
-                  <w:r>
-                    <w:t xml:space="preserve">ihme_mildanemia (+)</w:t>
-                  </w:r>
-                </w:p>
-              </w:tc>
-              <w:tc>
-                <w:tcPr/>
-                <w:p>
-                  <w:pPr>
-                    <w:pStyle w:val="Compact"/>
-                    <w:jc w:val="left"/>
-                    <w:jc w:val="center"/>
-                  </w:pPr>
-                  <w:r>
-                    <w:t xml:space="preserve">aef_A58 (-)</w:t>
+                    <w:t xml:space="preserve">dhs_c_fg_dairy (-*)</w:t>
+                  </w:r>
+                </w:p>
+              </w:tc>
+              <w:tc>
+                <w:tcPr/>
+                <w:p>
+                  <w:pPr>
+                    <w:pStyle w:val="Compact"/>
+                    <w:jc w:val="left"/>
+                    <w:jc w:val="center"/>
+                  </w:pPr>
+                  <w:r>
+                    <w:t xml:space="preserve">dhs_c_underweight (+)</w:t>
+                  </w:r>
+                </w:p>
+              </w:tc>
+              <w:tc>
+                <w:tcPr/>
+                <w:p>
+                  <w:pPr>
+                    <w:pStyle w:val="Compact"/>
+                    <w:jc w:val="left"/>
+                    <w:jc w:val="center"/>
+                  </w:pPr>
+                  <w:r>
+                    <w:t xml:space="preserve">dhs_hh_cows_any (+)</w:t>
+                  </w:r>
+                </w:p>
+              </w:tc>
+              <w:tc>
+                <w:tcPr/>
+                <w:p>
+                  <w:pPr>
+                    <w:pStyle w:val="Compact"/>
+                    <w:jc w:val="left"/>
+                    <w:jc w:val="center"/>
+                  </w:pPr>
+                  <w:r>
+                    <w:t xml:space="preserve">dhs_hh_improved_water (+*)</w:t>
+                  </w:r>
+                </w:p>
+              </w:tc>
+              <w:tc>
+                <w:tcPr/>
+                <w:p>
+                  <w:pPr>
+                    <w:pStyle w:val="Compact"/>
+                    <w:jc w:val="left"/>
+                    <w:jc w:val="center"/>
+                  </w:pPr>
+                  <w:r>
+                    <w:t xml:space="preserve">soilgrids_silt (+)</w:t>
+                  </w:r>
+                </w:p>
+              </w:tc>
+              <w:tc>
+                <w:tcPr/>
+                <w:p>
+                  <w:pPr>
+                    <w:pStyle w:val="Compact"/>
+                    <w:jc w:val="left"/>
+                    <w:jc w:val="center"/>
+                  </w:pPr>
+                  <w:r>
+                    <w:t xml:space="preserve">glw_cattle_km2 (+)</w:t>
                   </w:r>
                 </w:p>
               </w:tc>
@@ -21029,72 +21059,72 @@
                     <w:jc w:val="center"/>
                   </w:pPr>
                   <w:r>
-                    <w:t xml:space="preserve">dhs_CN_NUTS_C_HA2 (+*)</w:t>
-                  </w:r>
-                </w:p>
-              </w:tc>
-              <w:tc>
-                <w:tcPr/>
-                <w:p>
-                  <w:pPr>
-                    <w:pStyle w:val="Compact"/>
-                    <w:jc w:val="left"/>
-                    <w:jc w:val="center"/>
-                  </w:pPr>
-                  <w:r>
-                    <w:t xml:space="preserve">ihme_moderateanemia (+*)</w:t>
-                  </w:r>
-                </w:p>
-              </w:tc>
-              <w:tc>
-                <w:tcPr/>
-                <w:p>
-                  <w:pPr>
-                    <w:pStyle w:val="Compact"/>
-                    <w:jc w:val="left"/>
-                    <w:jc w:val="center"/>
-                  </w:pPr>
-                  <w:r>
-                    <w:t xml:space="preserve">dhs_FP_CUSA_W_MOD (-)</w:t>
-                  </w:r>
-                </w:p>
-              </w:tc>
-              <w:tc>
-                <w:tcPr/>
-                <w:p>
-                  <w:pPr>
-                    <w:pStyle w:val="Compact"/>
-                    <w:jc w:val="left"/>
-                    <w:jc w:val="center"/>
-                  </w:pPr>
-                  <w:r>
-                    <w:t xml:space="preserve">soil_phosphorus_stdev_20_50 (+*)</w:t>
-                  </w:r>
-                </w:p>
-              </w:tc>
-              <w:tc>
-                <w:tcPr/>
-                <w:p>
-                  <w:pPr>
-                    <w:pStyle w:val="Compact"/>
-                    <w:jc w:val="left"/>
-                    <w:jc w:val="center"/>
-                  </w:pPr>
-                  <w:r>
-                    <w:t xml:space="preserve">aef_A13 (+)</w:t>
-                  </w:r>
-                </w:p>
-              </w:tc>
-              <w:tc>
-                <w:tcPr/>
-                <w:p>
-                  <w:pPr>
-                    <w:pStyle w:val="Compact"/>
-                    <w:jc w:val="left"/>
-                    <w:jc w:val="center"/>
-                  </w:pPr>
-                  <w:r>
-                    <w:t xml:space="preserve">dhs_CN_BRFS_C_EXB (+)</w:t>
+                    <w:t xml:space="preserve">dhs_w_bmi_overweight (-)</w:t>
+                  </w:r>
+                </w:p>
+              </w:tc>
+              <w:tc>
+                <w:tcPr/>
+                <w:p>
+                  <w:pPr>
+                    <w:pStyle w:val="Compact"/>
+                    <w:jc w:val="left"/>
+                    <w:jc w:val="center"/>
+                  </w:pPr>
+                  <w:r>
+                    <w:t xml:space="preserve">dhs_w_barrier_distance (+)</w:t>
+                  </w:r>
+                </w:p>
+              </w:tc>
+              <w:tc>
+                <w:tcPr/>
+                <w:p>
+                  <w:pPr>
+                    <w:pStyle w:val="Compact"/>
+                    <w:jc w:val="left"/>
+                    <w:jc w:val="center"/>
+                  </w:pPr>
+                  <w:r>
+                    <w:t xml:space="preserve">spam_share_roots (-)</w:t>
+                  </w:r>
+                </w:p>
+              </w:tc>
+              <w:tc>
+                <w:tcPr/>
+                <w:p>
+                  <w:pPr>
+                    <w:pStyle w:val="Compact"/>
+                    <w:jc w:val="left"/>
+                    <w:jc w:val="center"/>
+                  </w:pPr>
+                  <w:r>
+                    <w:t xml:space="preserve">dhs_w_unmet_fp (+*)</w:t>
+                  </w:r>
+                </w:p>
+              </w:tc>
+              <w:tc>
+                <w:tcPr/>
+                <w:p>
+                  <w:pPr>
+                    <w:pStyle w:val="Compact"/>
+                    <w:jc w:val="left"/>
+                    <w:jc w:val="center"/>
+                  </w:pPr>
+                  <w:r>
+                    <w:t xml:space="preserve">ihme_mildanemia (+)</w:t>
+                  </w:r>
+                </w:p>
+              </w:tc>
+              <w:tc>
+                <w:tcPr/>
+                <w:p>
+                  <w:pPr>
+                    <w:pStyle w:val="Compact"/>
+                    <w:jc w:val="left"/>
+                    <w:jc w:val="center"/>
+                  </w:pPr>
+                  <w:r>
+                    <w:t xml:space="preserve">wdist_coast_km_min (+)</w:t>
                   </w:r>
                 </w:p>
               </w:tc>

--- a/docs/manuscript_mcn_v2.docx
+++ b/docs/manuscript_mcn_v2.docx
@@ -6154,7 +6154,19 @@
         <w:t xml:space="preserve"> </w:t>
       </w:r>
       <w:r>
-        <w:t xml:space="preserve">beat it under any of four meta-learner losses (Supplement S1).</w:t>
+        <w:t xml:space="preserve">beat it under any of four meta-learner losses; the closest, an ensemble tuned</w:t>
+      </w:r>
+      <w:r>
+        <w:t xml:space="preserve"> </w:t>
+      </w:r>
+      <w:r>
+        <w:t xml:space="preserve">on a rank loss, ties it (0.30 against 0.31 on prevalence over the 17 cells</w:t>
+      </w:r>
+      <w:r>
+        <w:t xml:space="preserve"> </w:t>
+      </w:r>
+      <w:r>
+        <w:t xml:space="preserve">both scored) (Supplement S1).</w:t>
       </w:r>
     </w:p>
     <w:bookmarkEnd w:id="31"/>
@@ -10980,25 +10992,25 @@
         <w:t xml:space="preserve"> </w:t>
       </w:r>
       <w:r>
-        <w:t xml:space="preserve">ridge by 0.04 to 0.05 on the concentration in-fill, the elastic net and</w:t>
-      </w:r>
-      <w:r>
-        <w:t xml:space="preserve"> </w:t>
-      </w:r>
-      <w:r>
-        <w:t xml:space="preserve">lasso by 0.08, the one-standard-error penalty rule by 0.2 because it returns</w:t>
-      </w:r>
-      <w:r>
-        <w:t xml:space="preserve"> </w:t>
-      </w:r>
-      <w:r>
-        <w:t xml:space="preserve">the null model in a third of cells, and a highly adaptive ridge on the</w:t>
-      </w:r>
-      <w:r>
-        <w:t xml:space="preserve"> </w:t>
-      </w:r>
-      <w:r>
-        <w:t xml:space="preserve">components by 0.09 (Supplement S1). One variant ties the index exactly</w:t>
+        <w:t xml:space="preserve">ridge by 0.05 on the concentration in-fill, the elastic net and lasso by</w:t>
+      </w:r>
+      <w:r>
+        <w:t xml:space="preserve"> </w:t>
+      </w:r>
+      <w:r>
+        <w:t xml:space="preserve">0.06, the one-standard-error penalty rule by 0.2 because it returns the null</w:t>
+      </w:r>
+      <w:r>
+        <w:t xml:space="preserve"> </w:t>
+      </w:r>
+      <w:r>
+        <w:t xml:space="preserve">model in a third of cells, and a highly adaptive ridge on the components by</w:t>
+      </w:r>
+      <w:r>
+        <w:t xml:space="preserve"> </w:t>
+      </w:r>
+      <w:r>
+        <w:t xml:space="preserve">0.06 on prevalence (Supplement S1). One variant ties the index exactly</w:t>
       </w:r>
       <w:r>
         <w:t xml:space="preserve"> </w:t>

--- a/docs/manuscript_mcn_v2.docx
+++ b/docs/manuscript_mcn_v2.docx
@@ -23,7 +23,7 @@
         <w:pStyle w:val="Date"/>
       </w:pPr>
       <w:r>
-        <w:t xml:space="preserve">2026-09-10</w:t>
+        <w:t xml:space="preserve">2026-09-11</w:t>
       </w:r>
     </w:p>
     <w:p>
@@ -638,7 +638,7 @@
         <w:t xml:space="preserve"> </w:t>
       </w:r>
       <w:r>
-        <w:t xml:space="preserve">contributing to anaemia, impaired growth, immune dysfunction and adverse</w:t>
+        <w:t xml:space="preserve">and contribute to anaemia, impaired growth, immune dysfunction and adverse</w:t>
       </w:r>
       <w:r>
         <w:t xml:space="preserve"> </w:t>
@@ -914,7 +914,7 @@
         <w:t xml:space="preserve"> </w:t>
       </w:r>
       <w:r>
-        <w:t xml:space="preserve">scored against the cheapest alternative a programme actually has, against a</w:t>
+        <w:t xml:space="preserve">scored against the cheapest alternative a programme has, against a</w:t>
       </w:r>
       <w:r>
         <w:t xml:space="preserve"> </w:t>
@@ -3215,19 +3215,13 @@
         <w:t xml:space="preserve"> </w:t>
       </w:r>
       <w:r>
-        <w:t xml:space="preserve">unit. The precision of the district target, not the number of districts, is</w:t>
-      </w:r>
-      <w:r>
-        <w:t xml:space="preserve"> </w:t>
-      </w:r>
-      <w:r>
-        <w:t xml:space="preserve">the binding constraint on everything that follows, and Section 3 and Section</w:t>
-      </w:r>
-      <w:r>
-        <w:t xml:space="preserve"> </w:t>
-      </w:r>
-      <w:r>
-        <w:t xml:space="preserve">4.5 treat it explicitly.</w:t>
+        <w:t xml:space="preserve">unit. The precision of the district target is the binding constraint on</w:t>
+      </w:r>
+      <w:r>
+        <w:t xml:space="preserve"> </w:t>
+      </w:r>
+      <w:r>
+        <w:t xml:space="preserve">everything that follows; Sections 3 and 4.5 treat it explicitly.</w:t>
       </w:r>
     </w:p>
     <w:bookmarkEnd w:id="25"/>
@@ -3245,13 +3239,13 @@
         <w:pStyle w:val="FirstParagraph"/>
       </w:pPr>
       <w:r>
-        <w:t xml:space="preserve">Every predictor available at district resolution was assembled, not Earth</w:t>
-      </w:r>
-      <w:r>
-        <w:t xml:space="preserve"> </w:t>
-      </w:r>
-      <w:r>
-        <w:t xml:space="preserve">observation alone. The vocabulary in this version holds</w:t>
+        <w:t xml:space="preserve">We assembled every predictor available at district resolution, whatever its</w:t>
+      </w:r>
+      <w:r>
+        <w:t xml:space="preserve"> </w:t>
+      </w:r>
+      <w:r>
+        <w:t xml:space="preserve">source. The vocabulary in this version holds</w:t>
       </w:r>
       <w:r>
         <w:t xml:space="preserve"> </w:t>
@@ -5411,7 +5405,7 @@
         <w:t xml:space="preserve"> </w:t>
       </w:r>
       <w:r>
-        <w:t xml:space="preserve">mean, the only sub-national alternative a programme actually has, the domain</w:t>
+        <w:t xml:space="preserve">mean, the only sub-national alternative a programme has, the domain</w:t>
       </w:r>
       <w:r>
         <w:t xml:space="preserve"> </w:t>
@@ -7914,13 +7908,13 @@
         <w:t xml:space="preserve"> </w:t>
       </w:r>
       <w:r>
-        <w:t xml:space="preserve">that cost the index across borders in RR-10. The two importances answer different questions and</w:t>
-      </w:r>
-      <w:r>
-        <w:t xml:space="preserve"> </w:t>
-      </w:r>
-      <w:r>
-        <w:t xml:space="preserve">part where they should. The back-projection says what the fitted index</w:t>
+        <w:t xml:space="preserve">that cost the index across borders in RR-10. The two importances answer</w:t>
+      </w:r>
+      <w:r>
+        <w:t xml:space="preserve"> </w:t>
+      </w:r>
+      <w:r>
+        <w:t xml:space="preserve">different questions. The back-projection says what the fitted index</w:t>
       </w:r>
       <w:r>
         <w:t xml:space="preserve"> </w:t>
@@ -9416,13 +9410,13 @@
         <w:t xml:space="preserve"> </w:t>
       </w:r>
       <w:r>
-        <w:t xml:space="preserve">districts that a survey measures precisely, so the design is a level</w:t>
-      </w:r>
-      <w:r>
-        <w:t xml:space="preserve"> </w:t>
-      </w:r>
-      <w:r>
-        <w:t xml:space="preserve">calibration for a ranking, not a substitute for a survey.</w:t>
+        <w:t xml:space="preserve">districts that a survey measures precisely, so the design calibrates the</w:t>
+      </w:r>
+      <w:r>
+        <w:t xml:space="preserve"> </w:t>
+      </w:r>
+      <w:r>
+        <w:t xml:space="preserve">level of a ranking and does not substitute for a survey.</w:t>
       </w:r>
     </w:p>
     <w:tbl>
@@ -12524,13 +12518,13 @@
         <w:t xml:space="preserve"> </w:t>
       </w:r>
       <w:r>
-        <w:t xml:space="preserve">Sierra Leone vanished. Per-country coverage and per-country cell counts, not</w:t>
-      </w:r>
-      <w:r>
-        <w:t xml:space="preserve"> </w:t>
-      </w:r>
-      <w:r>
-        <w:t xml:space="preserve">totals, are the checks that found them.</w:t>
+        <w:t xml:space="preserve">Sierra Leone vanished. The checks that found them were per-country coverage</w:t>
+      </w:r>
+      <w:r>
+        <w:t xml:space="preserve"> </w:t>
+      </w:r>
+      <w:r>
+        <w:t xml:space="preserve">and per-country cell counts.</w:t>
       </w:r>
     </w:p>
     <w:bookmarkEnd w:id="51"/>
@@ -12560,7 +12554,7 @@
         <w:t xml:space="preserve"> </w:t>
       </w:r>
       <w:r>
-        <w:t xml:space="preserve">deliverable is a ranking, not a level: absolute prevalence differs between</w:t>
+        <w:t xml:space="preserve">deliverable is a ranking without a level: absolute prevalence differs between</w:t>
       </w:r>
       <w:r>
         <w:t xml:space="preserve"> </w:t>
